--- a/ACPOS_SOC-01_社群發布_Mother_Basic_Design_OPTIMIZED.docx
+++ b/ACPOS_SOC-01_社群發布_Mother_Basic_Design_OPTIMIZED.docx
@@ -12628,11 +12628,17 @@
     </w:p>
     <w:p>
       <w:pPr>
+        <w:pStyle w:val="Heading1"/>
+      </w:pPr>
+      <w:r>
+        <w:t>2026-09-21 Machine Authority Construction Closure / 機器權威施工綁定封板</w:t>
+      </w:r>
+    </w:p>
+    <w:p>
+      <w:pPr>
         <w:sectPr>
-          <w:headerReference w:type="default" r:id="rId9"/>
-          <w:footerReference w:type="default" r:id="rId10"/>
-          <w:pgSz w:w="11906" w:h="16838"/>
-          <w:pgMar w:top="737" w:right="709" w:bottom="680" w:left="709" w:header="283" w:footer="283" w:gutter="0"/>
+          <w:pgSz w:w="16838" w:h="11906" w:orient="landscape"/>
+          <w:pgMar w:top="576" w:right="504" w:bottom="576" w:left="504" w:header="283" w:footer="283" w:gutter="0"/>
           <w:cols w:space="720"/>
           <w:docGrid w:linePitch="360"/>
         </w:sectPr>
@@ -12651,7 +12657,7 @@
         <w:rPr>
           <w:b/>
         </w:rPr>
-        <w:t xml:space="preserve">[ACPOS-20260921-SOURCE-GROUNDED-CONSTRUCTION-CLOSURE-V1] </w:t>
+        <w:t xml:space="preserve">[ACPOS-20260921-SOURCE-GROUNDED-CONSTRUCTION-CLOSURE-V2] </w:t>
       </w:r>
       <w:r>
         <w:t>Source-grounded only. Existing Current source wins; missing source values remain blocked/decision-required. This closure supersedes the prior generic 2026-09-21 V1/V3 annex only, not the original domain logic or human visual review gates.</w:t>
@@ -12672,8 +12678,8 @@
         <w:tblLook w:firstColumn="1" w:firstRow="1" w:lastColumn="0" w:lastRow="0" w:noHBand="0" w:noVBand="1" w:val="04A0"/>
       </w:tblPr>
       <w:tblGrid>
-        <w:gridCol w:w="7915"/>
-        <w:gridCol w:w="7915"/>
+        <w:gridCol w:w="5449"/>
+        <w:gridCol w:w="5449"/>
       </w:tblGrid>
       <w:tr>
         <w:trPr>
@@ -12681,7 +12687,7 @@
         </w:trPr>
         <w:tc>
           <w:tcPr>
-            <w:tcW w:type="dxa" w:w="7915"/>
+            <w:tcW w:type="dxa" w:w="5449"/>
             <w:shd w:fill="EDE9FE"/>
           </w:tcPr>
           <w:p>
@@ -12695,7 +12701,7 @@
         </w:tc>
         <w:tc>
           <w:tcPr>
-            <w:tcW w:type="dxa" w:w="7915"/>
+            <w:tcW w:type="dxa" w:w="5449"/>
             <w:shd w:fill="EDE9FE"/>
           </w:tcPr>
           <w:p>
@@ -12711,7 +12717,7 @@
       <w:tr>
         <w:tc>
           <w:tcPr>
-            <w:tcW w:type="dxa" w:w="7915"/>
+            <w:tcW w:type="dxa" w:w="5449"/>
           </w:tcPr>
           <w:p>
             <w:r>
@@ -12724,7 +12730,7 @@
         </w:tc>
         <w:tc>
           <w:tcPr>
-            <w:tcW w:type="dxa" w:w="7915"/>
+            <w:tcW w:type="dxa" w:w="5449"/>
           </w:tcPr>
           <w:p>
             <w:r>
@@ -12739,7 +12745,7 @@
       <w:tr>
         <w:tc>
           <w:tcPr>
-            <w:tcW w:type="dxa" w:w="7915"/>
+            <w:tcW w:type="dxa" w:w="5449"/>
           </w:tcPr>
           <w:p>
             <w:r>
@@ -12752,7 +12758,7 @@
         </w:tc>
         <w:tc>
           <w:tcPr>
-            <w:tcW w:type="dxa" w:w="7915"/>
+            <w:tcW w:type="dxa" w:w="5449"/>
           </w:tcPr>
           <w:p>
             <w:r>
@@ -12767,7 +12773,7 @@
       <w:tr>
         <w:tc>
           <w:tcPr>
-            <w:tcW w:type="dxa" w:w="7915"/>
+            <w:tcW w:type="dxa" w:w="5449"/>
           </w:tcPr>
           <w:p>
             <w:r>
@@ -12780,7 +12786,7 @@
         </w:tc>
         <w:tc>
           <w:tcPr>
-            <w:tcW w:type="dxa" w:w="7915"/>
+            <w:tcW w:type="dxa" w:w="5449"/>
           </w:tcPr>
           <w:p>
             <w:r>
@@ -12795,7 +12801,7 @@
       <w:tr>
         <w:tc>
           <w:tcPr>
-            <w:tcW w:type="dxa" w:w="7915"/>
+            <w:tcW w:type="dxa" w:w="5449"/>
           </w:tcPr>
           <w:p>
             <w:r>
@@ -12808,7 +12814,7 @@
         </w:tc>
         <w:tc>
           <w:tcPr>
-            <w:tcW w:type="dxa" w:w="7915"/>
+            <w:tcW w:type="dxa" w:w="5449"/>
           </w:tcPr>
           <w:p>
             <w:r>
@@ -12823,7 +12829,7 @@
       <w:tr>
         <w:tc>
           <w:tcPr>
-            <w:tcW w:type="dxa" w:w="7915"/>
+            <w:tcW w:type="dxa" w:w="5449"/>
           </w:tcPr>
           <w:p>
             <w:r>
@@ -12836,7 +12842,7 @@
         </w:tc>
         <w:tc>
           <w:tcPr>
-            <w:tcW w:type="dxa" w:w="7915"/>
+            <w:tcW w:type="dxa" w:w="5449"/>
           </w:tcPr>
           <w:p>
             <w:r>
@@ -12851,7 +12857,7 @@
       <w:tr>
         <w:tc>
           <w:tcPr>
-            <w:tcW w:type="dxa" w:w="7915"/>
+            <w:tcW w:type="dxa" w:w="5449"/>
           </w:tcPr>
           <w:p>
             <w:r>
@@ -12864,7 +12870,7 @@
         </w:tc>
         <w:tc>
           <w:tcPr>
-            <w:tcW w:type="dxa" w:w="7915"/>
+            <w:tcW w:type="dxa" w:w="5449"/>
           </w:tcPr>
           <w:p>
             <w:r>
@@ -12884,19 +12890,19 @@
         <w:tblLook w:firstColumn="1" w:firstRow="1" w:lastColumn="0" w:lastRow="0" w:noHBand="0" w:noVBand="1" w:val="04A0"/>
       </w:tblPr>
       <w:tblGrid>
-        <w:gridCol w:w="1218"/>
-        <w:gridCol w:w="1218"/>
-        <w:gridCol w:w="1218"/>
-        <w:gridCol w:w="1218"/>
-        <w:gridCol w:w="1218"/>
-        <w:gridCol w:w="1218"/>
-        <w:gridCol w:w="1218"/>
-        <w:gridCol w:w="1218"/>
-        <w:gridCol w:w="1218"/>
-        <w:gridCol w:w="1218"/>
-        <w:gridCol w:w="1218"/>
-        <w:gridCol w:w="1218"/>
-        <w:gridCol w:w="1218"/>
+        <w:gridCol w:w="838"/>
+        <w:gridCol w:w="838"/>
+        <w:gridCol w:w="838"/>
+        <w:gridCol w:w="838"/>
+        <w:gridCol w:w="838"/>
+        <w:gridCol w:w="838"/>
+        <w:gridCol w:w="838"/>
+        <w:gridCol w:w="838"/>
+        <w:gridCol w:w="838"/>
+        <w:gridCol w:w="838"/>
+        <w:gridCol w:w="838"/>
+        <w:gridCol w:w="838"/>
+        <w:gridCol w:w="838"/>
       </w:tblGrid>
       <w:tr>
         <w:trPr>
@@ -12904,7 +12910,7 @@
         </w:trPr>
         <w:tc>
           <w:tcPr>
-            <w:tcW w:type="dxa" w:w="1218"/>
+            <w:tcW w:type="dxa" w:w="838"/>
             <w:shd w:fill="EDE9FE"/>
           </w:tcPr>
           <w:p>
@@ -12918,7 +12924,7 @@
         </w:tc>
         <w:tc>
           <w:tcPr>
-            <w:tcW w:type="dxa" w:w="1218"/>
+            <w:tcW w:type="dxa" w:w="838"/>
             <w:shd w:fill="EDE9FE"/>
           </w:tcPr>
           <w:p>
@@ -12932,7 +12938,7 @@
         </w:tc>
         <w:tc>
           <w:tcPr>
-            <w:tcW w:type="dxa" w:w="1218"/>
+            <w:tcW w:type="dxa" w:w="838"/>
             <w:shd w:fill="EDE9FE"/>
           </w:tcPr>
           <w:p>
@@ -12946,7 +12952,7 @@
         </w:tc>
         <w:tc>
           <w:tcPr>
-            <w:tcW w:type="dxa" w:w="1218"/>
+            <w:tcW w:type="dxa" w:w="838"/>
             <w:shd w:fill="EDE9FE"/>
           </w:tcPr>
           <w:p>
@@ -12960,7 +12966,7 @@
         </w:tc>
         <w:tc>
           <w:tcPr>
-            <w:tcW w:type="dxa" w:w="1218"/>
+            <w:tcW w:type="dxa" w:w="838"/>
             <w:shd w:fill="EDE9FE"/>
           </w:tcPr>
           <w:p>
@@ -12974,7 +12980,7 @@
         </w:tc>
         <w:tc>
           <w:tcPr>
-            <w:tcW w:type="dxa" w:w="1218"/>
+            <w:tcW w:type="dxa" w:w="838"/>
             <w:shd w:fill="EDE9FE"/>
           </w:tcPr>
           <w:p>
@@ -12988,7 +12994,7 @@
         </w:tc>
         <w:tc>
           <w:tcPr>
-            <w:tcW w:type="dxa" w:w="1218"/>
+            <w:tcW w:type="dxa" w:w="838"/>
             <w:shd w:fill="EDE9FE"/>
           </w:tcPr>
           <w:p>
@@ -13002,7 +13008,7 @@
         </w:tc>
         <w:tc>
           <w:tcPr>
-            <w:tcW w:type="dxa" w:w="1218"/>
+            <w:tcW w:type="dxa" w:w="838"/>
             <w:shd w:fill="EDE9FE"/>
           </w:tcPr>
           <w:p>
@@ -13016,7 +13022,7 @@
         </w:tc>
         <w:tc>
           <w:tcPr>
-            <w:tcW w:type="dxa" w:w="1218"/>
+            <w:tcW w:type="dxa" w:w="838"/>
             <w:shd w:fill="EDE9FE"/>
           </w:tcPr>
           <w:p>
@@ -13030,7 +13036,7 @@
         </w:tc>
         <w:tc>
           <w:tcPr>
-            <w:tcW w:type="dxa" w:w="1218"/>
+            <w:tcW w:type="dxa" w:w="838"/>
             <w:shd w:fill="EDE9FE"/>
           </w:tcPr>
           <w:p>
@@ -13044,7 +13050,7 @@
         </w:tc>
         <w:tc>
           <w:tcPr>
-            <w:tcW w:type="dxa" w:w="1218"/>
+            <w:tcW w:type="dxa" w:w="838"/>
             <w:shd w:fill="EDE9FE"/>
           </w:tcPr>
           <w:p>
@@ -13058,7 +13064,7 @@
         </w:tc>
         <w:tc>
           <w:tcPr>
-            <w:tcW w:type="dxa" w:w="1218"/>
+            <w:tcW w:type="dxa" w:w="838"/>
             <w:shd w:fill="EDE9FE"/>
           </w:tcPr>
           <w:p>
@@ -13072,7 +13078,7 @@
         </w:tc>
         <w:tc>
           <w:tcPr>
-            <w:tcW w:type="dxa" w:w="1218"/>
+            <w:tcW w:type="dxa" w:w="838"/>
             <w:shd w:fill="EDE9FE"/>
           </w:tcPr>
           <w:p>
@@ -13088,7 +13094,7 @@
       <w:tr>
         <w:tc>
           <w:tcPr>
-            <w:tcW w:type="dxa" w:w="1218"/>
+            <w:tcW w:type="dxa" w:w="838"/>
           </w:tcPr>
           <w:p>
             <w:r>
@@ -13101,7 +13107,7 @@
         </w:tc>
         <w:tc>
           <w:tcPr>
-            <w:tcW w:type="dxa" w:w="1218"/>
+            <w:tcW w:type="dxa" w:w="838"/>
           </w:tcPr>
           <w:p>
             <w:r>
@@ -13114,7 +13120,7 @@
         </w:tc>
         <w:tc>
           <w:tcPr>
-            <w:tcW w:type="dxa" w:w="1218"/>
+            <w:tcW w:type="dxa" w:w="838"/>
           </w:tcPr>
           <w:p>
             <w:r>
@@ -13127,7 +13133,7 @@
         </w:tc>
         <w:tc>
           <w:tcPr>
-            <w:tcW w:type="dxa" w:w="1218"/>
+            <w:tcW w:type="dxa" w:w="838"/>
           </w:tcPr>
           <w:p>
             <w:r>
@@ -13140,7 +13146,7 @@
         </w:tc>
         <w:tc>
           <w:tcPr>
-            <w:tcW w:type="dxa" w:w="1218"/>
+            <w:tcW w:type="dxa" w:w="838"/>
           </w:tcPr>
           <w:p>
             <w:r>
@@ -13153,7 +13159,7 @@
         </w:tc>
         <w:tc>
           <w:tcPr>
-            <w:tcW w:type="dxa" w:w="1218"/>
+            <w:tcW w:type="dxa" w:w="838"/>
           </w:tcPr>
           <w:p>
             <w:r>
@@ -13166,7 +13172,7 @@
         </w:tc>
         <w:tc>
           <w:tcPr>
-            <w:tcW w:type="dxa" w:w="1218"/>
+            <w:tcW w:type="dxa" w:w="838"/>
           </w:tcPr>
           <w:p>
             <w:r>
@@ -13179,7 +13185,7 @@
         </w:tc>
         <w:tc>
           <w:tcPr>
-            <w:tcW w:type="dxa" w:w="1218"/>
+            <w:tcW w:type="dxa" w:w="838"/>
           </w:tcPr>
           <w:p>
             <w:r>
@@ -13192,7 +13198,7 @@
         </w:tc>
         <w:tc>
           <w:tcPr>
-            <w:tcW w:type="dxa" w:w="1218"/>
+            <w:tcW w:type="dxa" w:w="838"/>
           </w:tcPr>
           <w:p>
             <w:r>
@@ -13205,7 +13211,7 @@
         </w:tc>
         <w:tc>
           <w:tcPr>
-            <w:tcW w:type="dxa" w:w="1218"/>
+            <w:tcW w:type="dxa" w:w="838"/>
           </w:tcPr>
           <w:p>
             <w:r>
@@ -13218,7 +13224,7 @@
         </w:tc>
         <w:tc>
           <w:tcPr>
-            <w:tcW w:type="dxa" w:w="1218"/>
+            <w:tcW w:type="dxa" w:w="838"/>
           </w:tcPr>
           <w:p>
             <w:r>
@@ -13231,7 +13237,7 @@
         </w:tc>
         <w:tc>
           <w:tcPr>
-            <w:tcW w:type="dxa" w:w="1218"/>
+            <w:tcW w:type="dxa" w:w="838"/>
           </w:tcPr>
           <w:p>
             <w:r>
@@ -13244,7 +13250,7 @@
         </w:tc>
         <w:tc>
           <w:tcPr>
-            <w:tcW w:type="dxa" w:w="1218"/>
+            <w:tcW w:type="dxa" w:w="838"/>
           </w:tcPr>
           <w:p>
             <w:r>
@@ -13259,7 +13265,7 @@
       <w:tr>
         <w:tc>
           <w:tcPr>
-            <w:tcW w:type="dxa" w:w="1218"/>
+            <w:tcW w:type="dxa" w:w="838"/>
           </w:tcPr>
           <w:p>
             <w:r>
@@ -13272,7 +13278,7 @@
         </w:tc>
         <w:tc>
           <w:tcPr>
-            <w:tcW w:type="dxa" w:w="1218"/>
+            <w:tcW w:type="dxa" w:w="838"/>
           </w:tcPr>
           <w:p>
             <w:r>
@@ -13285,7 +13291,7 @@
         </w:tc>
         <w:tc>
           <w:tcPr>
-            <w:tcW w:type="dxa" w:w="1218"/>
+            <w:tcW w:type="dxa" w:w="838"/>
           </w:tcPr>
           <w:p>
             <w:r>
@@ -13298,7 +13304,7 @@
         </w:tc>
         <w:tc>
           <w:tcPr>
-            <w:tcW w:type="dxa" w:w="1218"/>
+            <w:tcW w:type="dxa" w:w="838"/>
           </w:tcPr>
           <w:p>
             <w:r>
@@ -13311,7 +13317,7 @@
         </w:tc>
         <w:tc>
           <w:tcPr>
-            <w:tcW w:type="dxa" w:w="1218"/>
+            <w:tcW w:type="dxa" w:w="838"/>
           </w:tcPr>
           <w:p>
             <w:r>
@@ -13324,7 +13330,7 @@
         </w:tc>
         <w:tc>
           <w:tcPr>
-            <w:tcW w:type="dxa" w:w="1218"/>
+            <w:tcW w:type="dxa" w:w="838"/>
           </w:tcPr>
           <w:p>
             <w:r>
@@ -13337,7 +13343,7 @@
         </w:tc>
         <w:tc>
           <w:tcPr>
-            <w:tcW w:type="dxa" w:w="1218"/>
+            <w:tcW w:type="dxa" w:w="838"/>
           </w:tcPr>
           <w:p>
             <w:r>
@@ -13350,7 +13356,7 @@
         </w:tc>
         <w:tc>
           <w:tcPr>
-            <w:tcW w:type="dxa" w:w="1218"/>
+            <w:tcW w:type="dxa" w:w="838"/>
           </w:tcPr>
           <w:p>
             <w:r>
@@ -13363,7 +13369,7 @@
         </w:tc>
         <w:tc>
           <w:tcPr>
-            <w:tcW w:type="dxa" w:w="1218"/>
+            <w:tcW w:type="dxa" w:w="838"/>
           </w:tcPr>
           <w:p>
             <w:r>
@@ -13376,7 +13382,7 @@
         </w:tc>
         <w:tc>
           <w:tcPr>
-            <w:tcW w:type="dxa" w:w="1218"/>
+            <w:tcW w:type="dxa" w:w="838"/>
           </w:tcPr>
           <w:p>
             <w:r>
@@ -13389,7 +13395,7 @@
         </w:tc>
         <w:tc>
           <w:tcPr>
-            <w:tcW w:type="dxa" w:w="1218"/>
+            <w:tcW w:type="dxa" w:w="838"/>
           </w:tcPr>
           <w:p>
             <w:r>
@@ -13402,7 +13408,7 @@
         </w:tc>
         <w:tc>
           <w:tcPr>
-            <w:tcW w:type="dxa" w:w="1218"/>
+            <w:tcW w:type="dxa" w:w="838"/>
           </w:tcPr>
           <w:p>
             <w:r>
@@ -13415,7 +13421,7 @@
         </w:tc>
         <w:tc>
           <w:tcPr>
-            <w:tcW w:type="dxa" w:w="1218"/>
+            <w:tcW w:type="dxa" w:w="838"/>
           </w:tcPr>
           <w:p>
             <w:r>
@@ -13430,7 +13436,7 @@
       <w:tr>
         <w:tc>
           <w:tcPr>
-            <w:tcW w:type="dxa" w:w="1218"/>
+            <w:tcW w:type="dxa" w:w="838"/>
           </w:tcPr>
           <w:p>
             <w:r>
@@ -13443,7 +13449,7 @@
         </w:tc>
         <w:tc>
           <w:tcPr>
-            <w:tcW w:type="dxa" w:w="1218"/>
+            <w:tcW w:type="dxa" w:w="838"/>
           </w:tcPr>
           <w:p>
             <w:r>
@@ -13456,7 +13462,7 @@
         </w:tc>
         <w:tc>
           <w:tcPr>
-            <w:tcW w:type="dxa" w:w="1218"/>
+            <w:tcW w:type="dxa" w:w="838"/>
           </w:tcPr>
           <w:p>
             <w:r>
@@ -13469,7 +13475,7 @@
         </w:tc>
         <w:tc>
           <w:tcPr>
-            <w:tcW w:type="dxa" w:w="1218"/>
+            <w:tcW w:type="dxa" w:w="838"/>
           </w:tcPr>
           <w:p>
             <w:r>
@@ -13482,7 +13488,7 @@
         </w:tc>
         <w:tc>
           <w:tcPr>
-            <w:tcW w:type="dxa" w:w="1218"/>
+            <w:tcW w:type="dxa" w:w="838"/>
           </w:tcPr>
           <w:p>
             <w:r>
@@ -13495,7 +13501,7 @@
         </w:tc>
         <w:tc>
           <w:tcPr>
-            <w:tcW w:type="dxa" w:w="1218"/>
+            <w:tcW w:type="dxa" w:w="838"/>
           </w:tcPr>
           <w:p>
             <w:r>
@@ -13508,7 +13514,7 @@
         </w:tc>
         <w:tc>
           <w:tcPr>
-            <w:tcW w:type="dxa" w:w="1218"/>
+            <w:tcW w:type="dxa" w:w="838"/>
           </w:tcPr>
           <w:p>
             <w:r>
@@ -13521,7 +13527,7 @@
         </w:tc>
         <w:tc>
           <w:tcPr>
-            <w:tcW w:type="dxa" w:w="1218"/>
+            <w:tcW w:type="dxa" w:w="838"/>
           </w:tcPr>
           <w:p>
             <w:r>
@@ -13534,7 +13540,7 @@
         </w:tc>
         <w:tc>
           <w:tcPr>
-            <w:tcW w:type="dxa" w:w="1218"/>
+            <w:tcW w:type="dxa" w:w="838"/>
           </w:tcPr>
           <w:p>
             <w:r>
@@ -13547,7 +13553,7 @@
         </w:tc>
         <w:tc>
           <w:tcPr>
-            <w:tcW w:type="dxa" w:w="1218"/>
+            <w:tcW w:type="dxa" w:w="838"/>
           </w:tcPr>
           <w:p>
             <w:r>
@@ -13560,7 +13566,7 @@
         </w:tc>
         <w:tc>
           <w:tcPr>
-            <w:tcW w:type="dxa" w:w="1218"/>
+            <w:tcW w:type="dxa" w:w="838"/>
           </w:tcPr>
           <w:p>
             <w:r>
@@ -13573,7 +13579,7 @@
         </w:tc>
         <w:tc>
           <w:tcPr>
-            <w:tcW w:type="dxa" w:w="1218"/>
+            <w:tcW w:type="dxa" w:w="838"/>
           </w:tcPr>
           <w:p>
             <w:r>
@@ -13586,7 +13592,7 @@
         </w:tc>
         <w:tc>
           <w:tcPr>
-            <w:tcW w:type="dxa" w:w="1218"/>
+            <w:tcW w:type="dxa" w:w="838"/>
           </w:tcPr>
           <w:p>
             <w:r>
@@ -13601,7 +13607,7 @@
       <w:tr>
         <w:tc>
           <w:tcPr>
-            <w:tcW w:type="dxa" w:w="1218"/>
+            <w:tcW w:type="dxa" w:w="838"/>
           </w:tcPr>
           <w:p>
             <w:r>
@@ -13614,7 +13620,7 @@
         </w:tc>
         <w:tc>
           <w:tcPr>
-            <w:tcW w:type="dxa" w:w="1218"/>
+            <w:tcW w:type="dxa" w:w="838"/>
           </w:tcPr>
           <w:p>
             <w:r>
@@ -13627,7 +13633,7 @@
         </w:tc>
         <w:tc>
           <w:tcPr>
-            <w:tcW w:type="dxa" w:w="1218"/>
+            <w:tcW w:type="dxa" w:w="838"/>
           </w:tcPr>
           <w:p>
             <w:r>
@@ -13640,7 +13646,7 @@
         </w:tc>
         <w:tc>
           <w:tcPr>
-            <w:tcW w:type="dxa" w:w="1218"/>
+            <w:tcW w:type="dxa" w:w="838"/>
           </w:tcPr>
           <w:p>
             <w:r>
@@ -13653,7 +13659,7 @@
         </w:tc>
         <w:tc>
           <w:tcPr>
-            <w:tcW w:type="dxa" w:w="1218"/>
+            <w:tcW w:type="dxa" w:w="838"/>
           </w:tcPr>
           <w:p>
             <w:r>
@@ -13666,7 +13672,7 @@
         </w:tc>
         <w:tc>
           <w:tcPr>
-            <w:tcW w:type="dxa" w:w="1218"/>
+            <w:tcW w:type="dxa" w:w="838"/>
           </w:tcPr>
           <w:p>
             <w:r>
@@ -13679,7 +13685,7 @@
         </w:tc>
         <w:tc>
           <w:tcPr>
-            <w:tcW w:type="dxa" w:w="1218"/>
+            <w:tcW w:type="dxa" w:w="838"/>
           </w:tcPr>
           <w:p>
             <w:r>
@@ -13692,7 +13698,7 @@
         </w:tc>
         <w:tc>
           <w:tcPr>
-            <w:tcW w:type="dxa" w:w="1218"/>
+            <w:tcW w:type="dxa" w:w="838"/>
           </w:tcPr>
           <w:p>
             <w:r>
@@ -13705,7 +13711,7 @@
         </w:tc>
         <w:tc>
           <w:tcPr>
-            <w:tcW w:type="dxa" w:w="1218"/>
+            <w:tcW w:type="dxa" w:w="838"/>
           </w:tcPr>
           <w:p>
             <w:r>
@@ -13718,7 +13724,7 @@
         </w:tc>
         <w:tc>
           <w:tcPr>
-            <w:tcW w:type="dxa" w:w="1218"/>
+            <w:tcW w:type="dxa" w:w="838"/>
           </w:tcPr>
           <w:p>
             <w:r>
@@ -13731,7 +13737,7 @@
         </w:tc>
         <w:tc>
           <w:tcPr>
-            <w:tcW w:type="dxa" w:w="1218"/>
+            <w:tcW w:type="dxa" w:w="838"/>
           </w:tcPr>
           <w:p>
             <w:r>
@@ -13744,7 +13750,7 @@
         </w:tc>
         <w:tc>
           <w:tcPr>
-            <w:tcW w:type="dxa" w:w="1218"/>
+            <w:tcW w:type="dxa" w:w="838"/>
           </w:tcPr>
           <w:p>
             <w:r>
@@ -13757,7 +13763,7 @@
         </w:tc>
         <w:tc>
           <w:tcPr>
-            <w:tcW w:type="dxa" w:w="1218"/>
+            <w:tcW w:type="dxa" w:w="838"/>
           </w:tcPr>
           <w:p>
             <w:r>
@@ -13772,7 +13778,7 @@
       <w:tr>
         <w:tc>
           <w:tcPr>
-            <w:tcW w:type="dxa" w:w="1218"/>
+            <w:tcW w:type="dxa" w:w="838"/>
           </w:tcPr>
           <w:p>
             <w:r>
@@ -13785,7 +13791,7 @@
         </w:tc>
         <w:tc>
           <w:tcPr>
-            <w:tcW w:type="dxa" w:w="1218"/>
+            <w:tcW w:type="dxa" w:w="838"/>
           </w:tcPr>
           <w:p>
             <w:r>
@@ -13798,7 +13804,7 @@
         </w:tc>
         <w:tc>
           <w:tcPr>
-            <w:tcW w:type="dxa" w:w="1218"/>
+            <w:tcW w:type="dxa" w:w="838"/>
           </w:tcPr>
           <w:p>
             <w:r>
@@ -13811,7 +13817,7 @@
         </w:tc>
         <w:tc>
           <w:tcPr>
-            <w:tcW w:type="dxa" w:w="1218"/>
+            <w:tcW w:type="dxa" w:w="838"/>
           </w:tcPr>
           <w:p>
             <w:r>
@@ -13824,7 +13830,7 @@
         </w:tc>
         <w:tc>
           <w:tcPr>
-            <w:tcW w:type="dxa" w:w="1218"/>
+            <w:tcW w:type="dxa" w:w="838"/>
           </w:tcPr>
           <w:p>
             <w:r>
@@ -13837,7 +13843,7 @@
         </w:tc>
         <w:tc>
           <w:tcPr>
-            <w:tcW w:type="dxa" w:w="1218"/>
+            <w:tcW w:type="dxa" w:w="838"/>
           </w:tcPr>
           <w:p>
             <w:r>
@@ -13850,7 +13856,7 @@
         </w:tc>
         <w:tc>
           <w:tcPr>
-            <w:tcW w:type="dxa" w:w="1218"/>
+            <w:tcW w:type="dxa" w:w="838"/>
           </w:tcPr>
           <w:p>
             <w:r>
@@ -13863,7 +13869,7 @@
         </w:tc>
         <w:tc>
           <w:tcPr>
-            <w:tcW w:type="dxa" w:w="1218"/>
+            <w:tcW w:type="dxa" w:w="838"/>
           </w:tcPr>
           <w:p>
             <w:r>
@@ -13876,7 +13882,7 @@
         </w:tc>
         <w:tc>
           <w:tcPr>
-            <w:tcW w:type="dxa" w:w="1218"/>
+            <w:tcW w:type="dxa" w:w="838"/>
           </w:tcPr>
           <w:p>
             <w:r>
@@ -13889,7 +13895,7 @@
         </w:tc>
         <w:tc>
           <w:tcPr>
-            <w:tcW w:type="dxa" w:w="1218"/>
+            <w:tcW w:type="dxa" w:w="838"/>
           </w:tcPr>
           <w:p>
             <w:r>
@@ -13902,7 +13908,7 @@
         </w:tc>
         <w:tc>
           <w:tcPr>
-            <w:tcW w:type="dxa" w:w="1218"/>
+            <w:tcW w:type="dxa" w:w="838"/>
           </w:tcPr>
           <w:p>
             <w:r>
@@ -13915,7 +13921,7 @@
         </w:tc>
         <w:tc>
           <w:tcPr>
-            <w:tcW w:type="dxa" w:w="1218"/>
+            <w:tcW w:type="dxa" w:w="838"/>
           </w:tcPr>
           <w:p>
             <w:r>
@@ -13928,7 +13934,7 @@
         </w:tc>
         <w:tc>
           <w:tcPr>
-            <w:tcW w:type="dxa" w:w="1218"/>
+            <w:tcW w:type="dxa" w:w="838"/>
           </w:tcPr>
           <w:p>
             <w:r>
@@ -13943,7 +13949,7 @@
       <w:tr>
         <w:tc>
           <w:tcPr>
-            <w:tcW w:type="dxa" w:w="1218"/>
+            <w:tcW w:type="dxa" w:w="838"/>
           </w:tcPr>
           <w:p>
             <w:r>
@@ -13956,7 +13962,7 @@
         </w:tc>
         <w:tc>
           <w:tcPr>
-            <w:tcW w:type="dxa" w:w="1218"/>
+            <w:tcW w:type="dxa" w:w="838"/>
           </w:tcPr>
           <w:p>
             <w:r>
@@ -13969,7 +13975,7 @@
         </w:tc>
         <w:tc>
           <w:tcPr>
-            <w:tcW w:type="dxa" w:w="1218"/>
+            <w:tcW w:type="dxa" w:w="838"/>
           </w:tcPr>
           <w:p>
             <w:r>
@@ -13982,7 +13988,7 @@
         </w:tc>
         <w:tc>
           <w:tcPr>
-            <w:tcW w:type="dxa" w:w="1218"/>
+            <w:tcW w:type="dxa" w:w="838"/>
           </w:tcPr>
           <w:p>
             <w:r>
@@ -13995,7 +14001,7 @@
         </w:tc>
         <w:tc>
           <w:tcPr>
-            <w:tcW w:type="dxa" w:w="1218"/>
+            <w:tcW w:type="dxa" w:w="838"/>
           </w:tcPr>
           <w:p>
             <w:r>
@@ -14008,7 +14014,7 @@
         </w:tc>
         <w:tc>
           <w:tcPr>
-            <w:tcW w:type="dxa" w:w="1218"/>
+            <w:tcW w:type="dxa" w:w="838"/>
           </w:tcPr>
           <w:p>
             <w:r>
@@ -14021,7 +14027,7 @@
         </w:tc>
         <w:tc>
           <w:tcPr>
-            <w:tcW w:type="dxa" w:w="1218"/>
+            <w:tcW w:type="dxa" w:w="838"/>
           </w:tcPr>
           <w:p>
             <w:r>
@@ -14034,7 +14040,7 @@
         </w:tc>
         <w:tc>
           <w:tcPr>
-            <w:tcW w:type="dxa" w:w="1218"/>
+            <w:tcW w:type="dxa" w:w="838"/>
           </w:tcPr>
           <w:p>
             <w:r>
@@ -14047,7 +14053,7 @@
         </w:tc>
         <w:tc>
           <w:tcPr>
-            <w:tcW w:type="dxa" w:w="1218"/>
+            <w:tcW w:type="dxa" w:w="838"/>
           </w:tcPr>
           <w:p>
             <w:r>
@@ -14060,7 +14066,7 @@
         </w:tc>
         <w:tc>
           <w:tcPr>
-            <w:tcW w:type="dxa" w:w="1218"/>
+            <w:tcW w:type="dxa" w:w="838"/>
           </w:tcPr>
           <w:p>
             <w:r>
@@ -14073,7 +14079,7 @@
         </w:tc>
         <w:tc>
           <w:tcPr>
-            <w:tcW w:type="dxa" w:w="1218"/>
+            <w:tcW w:type="dxa" w:w="838"/>
           </w:tcPr>
           <w:p>
             <w:r>
@@ -14086,7 +14092,7 @@
         </w:tc>
         <w:tc>
           <w:tcPr>
-            <w:tcW w:type="dxa" w:w="1218"/>
+            <w:tcW w:type="dxa" w:w="838"/>
           </w:tcPr>
           <w:p>
             <w:r>
@@ -14099,7 +14105,7 @@
         </w:tc>
         <w:tc>
           <w:tcPr>
-            <w:tcW w:type="dxa" w:w="1218"/>
+            <w:tcW w:type="dxa" w:w="838"/>
           </w:tcPr>
           <w:p>
             <w:r>
@@ -14114,7 +14120,7 @@
       <w:tr>
         <w:tc>
           <w:tcPr>
-            <w:tcW w:type="dxa" w:w="1218"/>
+            <w:tcW w:type="dxa" w:w="838"/>
           </w:tcPr>
           <w:p>
             <w:r>
@@ -14127,7 +14133,7 @@
         </w:tc>
         <w:tc>
           <w:tcPr>
-            <w:tcW w:type="dxa" w:w="1218"/>
+            <w:tcW w:type="dxa" w:w="838"/>
           </w:tcPr>
           <w:p>
             <w:r>
@@ -14140,7 +14146,7 @@
         </w:tc>
         <w:tc>
           <w:tcPr>
-            <w:tcW w:type="dxa" w:w="1218"/>
+            <w:tcW w:type="dxa" w:w="838"/>
           </w:tcPr>
           <w:p>
             <w:r>
@@ -14153,7 +14159,7 @@
         </w:tc>
         <w:tc>
           <w:tcPr>
-            <w:tcW w:type="dxa" w:w="1218"/>
+            <w:tcW w:type="dxa" w:w="838"/>
           </w:tcPr>
           <w:p>
             <w:r>
@@ -14166,7 +14172,7 @@
         </w:tc>
         <w:tc>
           <w:tcPr>
-            <w:tcW w:type="dxa" w:w="1218"/>
+            <w:tcW w:type="dxa" w:w="838"/>
           </w:tcPr>
           <w:p>
             <w:r>
@@ -14179,7 +14185,7 @@
         </w:tc>
         <w:tc>
           <w:tcPr>
-            <w:tcW w:type="dxa" w:w="1218"/>
+            <w:tcW w:type="dxa" w:w="838"/>
           </w:tcPr>
           <w:p>
             <w:r>
@@ -14192,7 +14198,7 @@
         </w:tc>
         <w:tc>
           <w:tcPr>
-            <w:tcW w:type="dxa" w:w="1218"/>
+            <w:tcW w:type="dxa" w:w="838"/>
           </w:tcPr>
           <w:p>
             <w:r>
@@ -14205,7 +14211,7 @@
         </w:tc>
         <w:tc>
           <w:tcPr>
-            <w:tcW w:type="dxa" w:w="1218"/>
+            <w:tcW w:type="dxa" w:w="838"/>
           </w:tcPr>
           <w:p>
             <w:r>
@@ -14218,7 +14224,7 @@
         </w:tc>
         <w:tc>
           <w:tcPr>
-            <w:tcW w:type="dxa" w:w="1218"/>
+            <w:tcW w:type="dxa" w:w="838"/>
           </w:tcPr>
           <w:p>
             <w:r>
@@ -14231,7 +14237,7 @@
         </w:tc>
         <w:tc>
           <w:tcPr>
-            <w:tcW w:type="dxa" w:w="1218"/>
+            <w:tcW w:type="dxa" w:w="838"/>
           </w:tcPr>
           <w:p>
             <w:r>
@@ -14244,7 +14250,7 @@
         </w:tc>
         <w:tc>
           <w:tcPr>
-            <w:tcW w:type="dxa" w:w="1218"/>
+            <w:tcW w:type="dxa" w:w="838"/>
           </w:tcPr>
           <w:p>
             <w:r>
@@ -14257,7 +14263,7 @@
         </w:tc>
         <w:tc>
           <w:tcPr>
-            <w:tcW w:type="dxa" w:w="1218"/>
+            <w:tcW w:type="dxa" w:w="838"/>
           </w:tcPr>
           <w:p>
             <w:r>
@@ -14270,7 +14276,7 @@
         </w:tc>
         <w:tc>
           <w:tcPr>
-            <w:tcW w:type="dxa" w:w="1218"/>
+            <w:tcW w:type="dxa" w:w="838"/>
           </w:tcPr>
           <w:p>
             <w:r>
@@ -14285,7 +14291,7 @@
       <w:tr>
         <w:tc>
           <w:tcPr>
-            <w:tcW w:type="dxa" w:w="1218"/>
+            <w:tcW w:type="dxa" w:w="838"/>
           </w:tcPr>
           <w:p>
             <w:r>
@@ -14298,7 +14304,7 @@
         </w:tc>
         <w:tc>
           <w:tcPr>
-            <w:tcW w:type="dxa" w:w="1218"/>
+            <w:tcW w:type="dxa" w:w="838"/>
           </w:tcPr>
           <w:p>
             <w:r>
@@ -14311,7 +14317,7 @@
         </w:tc>
         <w:tc>
           <w:tcPr>
-            <w:tcW w:type="dxa" w:w="1218"/>
+            <w:tcW w:type="dxa" w:w="838"/>
           </w:tcPr>
           <w:p>
             <w:r>
@@ -14324,7 +14330,7 @@
         </w:tc>
         <w:tc>
           <w:tcPr>
-            <w:tcW w:type="dxa" w:w="1218"/>
+            <w:tcW w:type="dxa" w:w="838"/>
           </w:tcPr>
           <w:p>
             <w:r>
@@ -14337,7 +14343,7 @@
         </w:tc>
         <w:tc>
           <w:tcPr>
-            <w:tcW w:type="dxa" w:w="1218"/>
+            <w:tcW w:type="dxa" w:w="838"/>
           </w:tcPr>
           <w:p>
             <w:r>
@@ -14350,7 +14356,7 @@
         </w:tc>
         <w:tc>
           <w:tcPr>
-            <w:tcW w:type="dxa" w:w="1218"/>
+            <w:tcW w:type="dxa" w:w="838"/>
           </w:tcPr>
           <w:p>
             <w:r>
@@ -14363,7 +14369,7 @@
         </w:tc>
         <w:tc>
           <w:tcPr>
-            <w:tcW w:type="dxa" w:w="1218"/>
+            <w:tcW w:type="dxa" w:w="838"/>
           </w:tcPr>
           <w:p>
             <w:r>
@@ -14376,7 +14382,7 @@
         </w:tc>
         <w:tc>
           <w:tcPr>
-            <w:tcW w:type="dxa" w:w="1218"/>
+            <w:tcW w:type="dxa" w:w="838"/>
           </w:tcPr>
           <w:p>
             <w:r>
@@ -14389,7 +14395,7 @@
         </w:tc>
         <w:tc>
           <w:tcPr>
-            <w:tcW w:type="dxa" w:w="1218"/>
+            <w:tcW w:type="dxa" w:w="838"/>
           </w:tcPr>
           <w:p>
             <w:r>
@@ -14402,7 +14408,7 @@
         </w:tc>
         <w:tc>
           <w:tcPr>
-            <w:tcW w:type="dxa" w:w="1218"/>
+            <w:tcW w:type="dxa" w:w="838"/>
           </w:tcPr>
           <w:p>
             <w:r>
@@ -14415,7 +14421,7 @@
         </w:tc>
         <w:tc>
           <w:tcPr>
-            <w:tcW w:type="dxa" w:w="1218"/>
+            <w:tcW w:type="dxa" w:w="838"/>
           </w:tcPr>
           <w:p>
             <w:r>
@@ -14428,7 +14434,7 @@
         </w:tc>
         <w:tc>
           <w:tcPr>
-            <w:tcW w:type="dxa" w:w="1218"/>
+            <w:tcW w:type="dxa" w:w="838"/>
           </w:tcPr>
           <w:p>
             <w:r>
@@ -14441,7 +14447,7 @@
         </w:tc>
         <w:tc>
           <w:tcPr>
-            <w:tcW w:type="dxa" w:w="1218"/>
+            <w:tcW w:type="dxa" w:w="838"/>
           </w:tcPr>
           <w:p>
             <w:r>
@@ -14456,7 +14462,7 @@
       <w:tr>
         <w:tc>
           <w:tcPr>
-            <w:tcW w:type="dxa" w:w="1218"/>
+            <w:tcW w:type="dxa" w:w="838"/>
           </w:tcPr>
           <w:p>
             <w:r>
@@ -14469,7 +14475,7 @@
         </w:tc>
         <w:tc>
           <w:tcPr>
-            <w:tcW w:type="dxa" w:w="1218"/>
+            <w:tcW w:type="dxa" w:w="838"/>
           </w:tcPr>
           <w:p>
             <w:r>
@@ -14482,7 +14488,7 @@
         </w:tc>
         <w:tc>
           <w:tcPr>
-            <w:tcW w:type="dxa" w:w="1218"/>
+            <w:tcW w:type="dxa" w:w="838"/>
           </w:tcPr>
           <w:p>
             <w:r>
@@ -14495,7 +14501,7 @@
         </w:tc>
         <w:tc>
           <w:tcPr>
-            <w:tcW w:type="dxa" w:w="1218"/>
+            <w:tcW w:type="dxa" w:w="838"/>
           </w:tcPr>
           <w:p>
             <w:r>
@@ -14508,7 +14514,7 @@
         </w:tc>
         <w:tc>
           <w:tcPr>
-            <w:tcW w:type="dxa" w:w="1218"/>
+            <w:tcW w:type="dxa" w:w="838"/>
           </w:tcPr>
           <w:p>
             <w:r>
@@ -14521,7 +14527,7 @@
         </w:tc>
         <w:tc>
           <w:tcPr>
-            <w:tcW w:type="dxa" w:w="1218"/>
+            <w:tcW w:type="dxa" w:w="838"/>
           </w:tcPr>
           <w:p>
             <w:r>
@@ -14534,7 +14540,7 @@
         </w:tc>
         <w:tc>
           <w:tcPr>
-            <w:tcW w:type="dxa" w:w="1218"/>
+            <w:tcW w:type="dxa" w:w="838"/>
           </w:tcPr>
           <w:p>
             <w:r>
@@ -14547,7 +14553,7 @@
         </w:tc>
         <w:tc>
           <w:tcPr>
-            <w:tcW w:type="dxa" w:w="1218"/>
+            <w:tcW w:type="dxa" w:w="838"/>
           </w:tcPr>
           <w:p>
             <w:r>
@@ -14560,7 +14566,7 @@
         </w:tc>
         <w:tc>
           <w:tcPr>
-            <w:tcW w:type="dxa" w:w="1218"/>
+            <w:tcW w:type="dxa" w:w="838"/>
           </w:tcPr>
           <w:p>
             <w:r>
@@ -14573,7 +14579,7 @@
         </w:tc>
         <w:tc>
           <w:tcPr>
-            <w:tcW w:type="dxa" w:w="1218"/>
+            <w:tcW w:type="dxa" w:w="838"/>
           </w:tcPr>
           <w:p>
             <w:r>
@@ -14586,7 +14592,7 @@
         </w:tc>
         <w:tc>
           <w:tcPr>
-            <w:tcW w:type="dxa" w:w="1218"/>
+            <w:tcW w:type="dxa" w:w="838"/>
           </w:tcPr>
           <w:p>
             <w:r>
@@ -14599,7 +14605,7 @@
         </w:tc>
         <w:tc>
           <w:tcPr>
-            <w:tcW w:type="dxa" w:w="1218"/>
+            <w:tcW w:type="dxa" w:w="838"/>
           </w:tcPr>
           <w:p>
             <w:r>
@@ -14612,7 +14618,7 @@
         </w:tc>
         <w:tc>
           <w:tcPr>
-            <w:tcW w:type="dxa" w:w="1218"/>
+            <w:tcW w:type="dxa" w:w="838"/>
           </w:tcPr>
           <w:p>
             <w:r>
@@ -14627,7 +14633,7 @@
       <w:tr>
         <w:tc>
           <w:tcPr>
-            <w:tcW w:type="dxa" w:w="1218"/>
+            <w:tcW w:type="dxa" w:w="838"/>
           </w:tcPr>
           <w:p>
             <w:r>
@@ -14640,7 +14646,7 @@
         </w:tc>
         <w:tc>
           <w:tcPr>
-            <w:tcW w:type="dxa" w:w="1218"/>
+            <w:tcW w:type="dxa" w:w="838"/>
           </w:tcPr>
           <w:p>
             <w:r>
@@ -14653,7 +14659,7 @@
         </w:tc>
         <w:tc>
           <w:tcPr>
-            <w:tcW w:type="dxa" w:w="1218"/>
+            <w:tcW w:type="dxa" w:w="838"/>
           </w:tcPr>
           <w:p>
             <w:r>
@@ -14666,7 +14672,7 @@
         </w:tc>
         <w:tc>
           <w:tcPr>
-            <w:tcW w:type="dxa" w:w="1218"/>
+            <w:tcW w:type="dxa" w:w="838"/>
           </w:tcPr>
           <w:p>
             <w:r>
@@ -14679,7 +14685,7 @@
         </w:tc>
         <w:tc>
           <w:tcPr>
-            <w:tcW w:type="dxa" w:w="1218"/>
+            <w:tcW w:type="dxa" w:w="838"/>
           </w:tcPr>
           <w:p>
             <w:r>
@@ -14692,7 +14698,7 @@
         </w:tc>
         <w:tc>
           <w:tcPr>
-            <w:tcW w:type="dxa" w:w="1218"/>
+            <w:tcW w:type="dxa" w:w="838"/>
           </w:tcPr>
           <w:p>
             <w:r>
@@ -14705,7 +14711,7 @@
         </w:tc>
         <w:tc>
           <w:tcPr>
-            <w:tcW w:type="dxa" w:w="1218"/>
+            <w:tcW w:type="dxa" w:w="838"/>
           </w:tcPr>
           <w:p>
             <w:r>
@@ -14718,7 +14724,7 @@
         </w:tc>
         <w:tc>
           <w:tcPr>
-            <w:tcW w:type="dxa" w:w="1218"/>
+            <w:tcW w:type="dxa" w:w="838"/>
           </w:tcPr>
           <w:p>
             <w:r>
@@ -14731,7 +14737,7 @@
         </w:tc>
         <w:tc>
           <w:tcPr>
-            <w:tcW w:type="dxa" w:w="1218"/>
+            <w:tcW w:type="dxa" w:w="838"/>
           </w:tcPr>
           <w:p>
             <w:r>
@@ -14744,7 +14750,7 @@
         </w:tc>
         <w:tc>
           <w:tcPr>
-            <w:tcW w:type="dxa" w:w="1218"/>
+            <w:tcW w:type="dxa" w:w="838"/>
           </w:tcPr>
           <w:p>
             <w:r>
@@ -14757,7 +14763,7 @@
         </w:tc>
         <w:tc>
           <w:tcPr>
-            <w:tcW w:type="dxa" w:w="1218"/>
+            <w:tcW w:type="dxa" w:w="838"/>
           </w:tcPr>
           <w:p>
             <w:r>
@@ -14770,7 +14776,7 @@
         </w:tc>
         <w:tc>
           <w:tcPr>
-            <w:tcW w:type="dxa" w:w="1218"/>
+            <w:tcW w:type="dxa" w:w="838"/>
           </w:tcPr>
           <w:p>
             <w:r>
@@ -14783,7 +14789,7 @@
         </w:tc>
         <w:tc>
           <w:tcPr>
-            <w:tcW w:type="dxa" w:w="1218"/>
+            <w:tcW w:type="dxa" w:w="838"/>
           </w:tcPr>
           <w:p>
             <w:r>
@@ -14798,7 +14804,7 @@
       <w:tr>
         <w:tc>
           <w:tcPr>
-            <w:tcW w:type="dxa" w:w="1218"/>
+            <w:tcW w:type="dxa" w:w="838"/>
           </w:tcPr>
           <w:p>
             <w:r>
@@ -14811,7 +14817,7 @@
         </w:tc>
         <w:tc>
           <w:tcPr>
-            <w:tcW w:type="dxa" w:w="1218"/>
+            <w:tcW w:type="dxa" w:w="838"/>
           </w:tcPr>
           <w:p>
             <w:r>
@@ -14824,7 +14830,7 @@
         </w:tc>
         <w:tc>
           <w:tcPr>
-            <w:tcW w:type="dxa" w:w="1218"/>
+            <w:tcW w:type="dxa" w:w="838"/>
           </w:tcPr>
           <w:p>
             <w:r>
@@ -14837,7 +14843,7 @@
         </w:tc>
         <w:tc>
           <w:tcPr>
-            <w:tcW w:type="dxa" w:w="1218"/>
+            <w:tcW w:type="dxa" w:w="838"/>
           </w:tcPr>
           <w:p>
             <w:r>
@@ -14850,7 +14856,7 @@
         </w:tc>
         <w:tc>
           <w:tcPr>
-            <w:tcW w:type="dxa" w:w="1218"/>
+            <w:tcW w:type="dxa" w:w="838"/>
           </w:tcPr>
           <w:p>
             <w:r>
@@ -14863,7 +14869,7 @@
         </w:tc>
         <w:tc>
           <w:tcPr>
-            <w:tcW w:type="dxa" w:w="1218"/>
+            <w:tcW w:type="dxa" w:w="838"/>
           </w:tcPr>
           <w:p>
             <w:r>
@@ -14876,7 +14882,7 @@
         </w:tc>
         <w:tc>
           <w:tcPr>
-            <w:tcW w:type="dxa" w:w="1218"/>
+            <w:tcW w:type="dxa" w:w="838"/>
           </w:tcPr>
           <w:p>
             <w:r>
@@ -14889,7 +14895,7 @@
         </w:tc>
         <w:tc>
           <w:tcPr>
-            <w:tcW w:type="dxa" w:w="1218"/>
+            <w:tcW w:type="dxa" w:w="838"/>
           </w:tcPr>
           <w:p>
             <w:r>
@@ -14902,7 +14908,7 @@
         </w:tc>
         <w:tc>
           <w:tcPr>
-            <w:tcW w:type="dxa" w:w="1218"/>
+            <w:tcW w:type="dxa" w:w="838"/>
           </w:tcPr>
           <w:p>
             <w:r>
@@ -14915,7 +14921,7 @@
         </w:tc>
         <w:tc>
           <w:tcPr>
-            <w:tcW w:type="dxa" w:w="1218"/>
+            <w:tcW w:type="dxa" w:w="838"/>
           </w:tcPr>
           <w:p>
             <w:r>
@@ -14928,7 +14934,7 @@
         </w:tc>
         <w:tc>
           <w:tcPr>
-            <w:tcW w:type="dxa" w:w="1218"/>
+            <w:tcW w:type="dxa" w:w="838"/>
           </w:tcPr>
           <w:p>
             <w:r>
@@ -14941,7 +14947,7 @@
         </w:tc>
         <w:tc>
           <w:tcPr>
-            <w:tcW w:type="dxa" w:w="1218"/>
+            <w:tcW w:type="dxa" w:w="838"/>
           </w:tcPr>
           <w:p>
             <w:r>
@@ -14954,7 +14960,7 @@
         </w:tc>
         <w:tc>
           <w:tcPr>
-            <w:tcW w:type="dxa" w:w="1218"/>
+            <w:tcW w:type="dxa" w:w="838"/>
           </w:tcPr>
           <w:p>
             <w:r>
@@ -14969,7 +14975,7 @@
       <w:tr>
         <w:tc>
           <w:tcPr>
-            <w:tcW w:type="dxa" w:w="1218"/>
+            <w:tcW w:type="dxa" w:w="838"/>
           </w:tcPr>
           <w:p>
             <w:r>
@@ -14982,7 +14988,7 @@
         </w:tc>
         <w:tc>
           <w:tcPr>
-            <w:tcW w:type="dxa" w:w="1218"/>
+            <w:tcW w:type="dxa" w:w="838"/>
           </w:tcPr>
           <w:p>
             <w:r>
@@ -14995,7 +15001,7 @@
         </w:tc>
         <w:tc>
           <w:tcPr>
-            <w:tcW w:type="dxa" w:w="1218"/>
+            <w:tcW w:type="dxa" w:w="838"/>
           </w:tcPr>
           <w:p>
             <w:r>
@@ -15008,7 +15014,7 @@
         </w:tc>
         <w:tc>
           <w:tcPr>
-            <w:tcW w:type="dxa" w:w="1218"/>
+            <w:tcW w:type="dxa" w:w="838"/>
           </w:tcPr>
           <w:p>
             <w:r>
@@ -15021,7 +15027,7 @@
         </w:tc>
         <w:tc>
           <w:tcPr>
-            <w:tcW w:type="dxa" w:w="1218"/>
+            <w:tcW w:type="dxa" w:w="838"/>
           </w:tcPr>
           <w:p>
             <w:r>
@@ -15034,7 +15040,7 @@
         </w:tc>
         <w:tc>
           <w:tcPr>
-            <w:tcW w:type="dxa" w:w="1218"/>
+            <w:tcW w:type="dxa" w:w="838"/>
           </w:tcPr>
           <w:p>
             <w:r>
@@ -15047,7 +15053,7 @@
         </w:tc>
         <w:tc>
           <w:tcPr>
-            <w:tcW w:type="dxa" w:w="1218"/>
+            <w:tcW w:type="dxa" w:w="838"/>
           </w:tcPr>
           <w:p>
             <w:r>
@@ -15060,7 +15066,7 @@
         </w:tc>
         <w:tc>
           <w:tcPr>
-            <w:tcW w:type="dxa" w:w="1218"/>
+            <w:tcW w:type="dxa" w:w="838"/>
           </w:tcPr>
           <w:p>
             <w:r>
@@ -15073,7 +15079,7 @@
         </w:tc>
         <w:tc>
           <w:tcPr>
-            <w:tcW w:type="dxa" w:w="1218"/>
+            <w:tcW w:type="dxa" w:w="838"/>
           </w:tcPr>
           <w:p>
             <w:r>
@@ -15086,7 +15092,7 @@
         </w:tc>
         <w:tc>
           <w:tcPr>
-            <w:tcW w:type="dxa" w:w="1218"/>
+            <w:tcW w:type="dxa" w:w="838"/>
           </w:tcPr>
           <w:p>
             <w:r>
@@ -15099,7 +15105,7 @@
         </w:tc>
         <w:tc>
           <w:tcPr>
-            <w:tcW w:type="dxa" w:w="1218"/>
+            <w:tcW w:type="dxa" w:w="838"/>
           </w:tcPr>
           <w:p>
             <w:r>
@@ -15112,7 +15118,7 @@
         </w:tc>
         <w:tc>
           <w:tcPr>
-            <w:tcW w:type="dxa" w:w="1218"/>
+            <w:tcW w:type="dxa" w:w="838"/>
           </w:tcPr>
           <w:p>
             <w:r>
@@ -15125,7 +15131,7 @@
         </w:tc>
         <w:tc>
           <w:tcPr>
-            <w:tcW w:type="dxa" w:w="1218"/>
+            <w:tcW w:type="dxa" w:w="838"/>
           </w:tcPr>
           <w:p>
             <w:r>
@@ -15140,7 +15146,7 @@
       <w:tr>
         <w:tc>
           <w:tcPr>
-            <w:tcW w:type="dxa" w:w="1218"/>
+            <w:tcW w:type="dxa" w:w="838"/>
           </w:tcPr>
           <w:p>
             <w:r>
@@ -15153,7 +15159,7 @@
         </w:tc>
         <w:tc>
           <w:tcPr>
-            <w:tcW w:type="dxa" w:w="1218"/>
+            <w:tcW w:type="dxa" w:w="838"/>
           </w:tcPr>
           <w:p>
             <w:r>
@@ -15166,7 +15172,7 @@
         </w:tc>
         <w:tc>
           <w:tcPr>
-            <w:tcW w:type="dxa" w:w="1218"/>
+            <w:tcW w:type="dxa" w:w="838"/>
           </w:tcPr>
           <w:p>
             <w:r>
@@ -15179,7 +15185,7 @@
         </w:tc>
         <w:tc>
           <w:tcPr>
-            <w:tcW w:type="dxa" w:w="1218"/>
+            <w:tcW w:type="dxa" w:w="838"/>
           </w:tcPr>
           <w:p>
             <w:r>
@@ -15192,7 +15198,7 @@
         </w:tc>
         <w:tc>
           <w:tcPr>
-            <w:tcW w:type="dxa" w:w="1218"/>
+            <w:tcW w:type="dxa" w:w="838"/>
           </w:tcPr>
           <w:p>
             <w:r>
@@ -15205,7 +15211,7 @@
         </w:tc>
         <w:tc>
           <w:tcPr>
-            <w:tcW w:type="dxa" w:w="1218"/>
+            <w:tcW w:type="dxa" w:w="838"/>
           </w:tcPr>
           <w:p>
             <w:r>
@@ -15218,7 +15224,7 @@
         </w:tc>
         <w:tc>
           <w:tcPr>
-            <w:tcW w:type="dxa" w:w="1218"/>
+            <w:tcW w:type="dxa" w:w="838"/>
           </w:tcPr>
           <w:p>
             <w:r>
@@ -15231,7 +15237,7 @@
         </w:tc>
         <w:tc>
           <w:tcPr>
-            <w:tcW w:type="dxa" w:w="1218"/>
+            <w:tcW w:type="dxa" w:w="838"/>
           </w:tcPr>
           <w:p>
             <w:r>
@@ -15244,7 +15250,7 @@
         </w:tc>
         <w:tc>
           <w:tcPr>
-            <w:tcW w:type="dxa" w:w="1218"/>
+            <w:tcW w:type="dxa" w:w="838"/>
           </w:tcPr>
           <w:p>
             <w:r>
@@ -15257,7 +15263,7 @@
         </w:tc>
         <w:tc>
           <w:tcPr>
-            <w:tcW w:type="dxa" w:w="1218"/>
+            <w:tcW w:type="dxa" w:w="838"/>
           </w:tcPr>
           <w:p>
             <w:r>
@@ -15270,7 +15276,7 @@
         </w:tc>
         <w:tc>
           <w:tcPr>
-            <w:tcW w:type="dxa" w:w="1218"/>
+            <w:tcW w:type="dxa" w:w="838"/>
           </w:tcPr>
           <w:p>
             <w:r>
@@ -15283,7 +15289,7 @@
         </w:tc>
         <w:tc>
           <w:tcPr>
-            <w:tcW w:type="dxa" w:w="1218"/>
+            <w:tcW w:type="dxa" w:w="838"/>
           </w:tcPr>
           <w:p>
             <w:r>
@@ -15296,7 +15302,7 @@
         </w:tc>
         <w:tc>
           <w:tcPr>
-            <w:tcW w:type="dxa" w:w="1218"/>
+            <w:tcW w:type="dxa" w:w="838"/>
           </w:tcPr>
           <w:p>
             <w:r>
@@ -15311,7 +15317,7 @@
       <w:tr>
         <w:tc>
           <w:tcPr>
-            <w:tcW w:type="dxa" w:w="1218"/>
+            <w:tcW w:type="dxa" w:w="838"/>
           </w:tcPr>
           <w:p>
             <w:r>
@@ -15324,7 +15330,7 @@
         </w:tc>
         <w:tc>
           <w:tcPr>
-            <w:tcW w:type="dxa" w:w="1218"/>
+            <w:tcW w:type="dxa" w:w="838"/>
           </w:tcPr>
           <w:p>
             <w:r>
@@ -15337,7 +15343,7 @@
         </w:tc>
         <w:tc>
           <w:tcPr>
-            <w:tcW w:type="dxa" w:w="1218"/>
+            <w:tcW w:type="dxa" w:w="838"/>
           </w:tcPr>
           <w:p>
             <w:r>
@@ -15350,7 +15356,7 @@
         </w:tc>
         <w:tc>
           <w:tcPr>
-            <w:tcW w:type="dxa" w:w="1218"/>
+            <w:tcW w:type="dxa" w:w="838"/>
           </w:tcPr>
           <w:p>
             <w:r>
@@ -15363,7 +15369,7 @@
         </w:tc>
         <w:tc>
           <w:tcPr>
-            <w:tcW w:type="dxa" w:w="1218"/>
+            <w:tcW w:type="dxa" w:w="838"/>
           </w:tcPr>
           <w:p>
             <w:r>
@@ -15376,7 +15382,7 @@
         </w:tc>
         <w:tc>
           <w:tcPr>
-            <w:tcW w:type="dxa" w:w="1218"/>
+            <w:tcW w:type="dxa" w:w="838"/>
           </w:tcPr>
           <w:p>
             <w:r>
@@ -15389,7 +15395,7 @@
         </w:tc>
         <w:tc>
           <w:tcPr>
-            <w:tcW w:type="dxa" w:w="1218"/>
+            <w:tcW w:type="dxa" w:w="838"/>
           </w:tcPr>
           <w:p>
             <w:r>
@@ -15402,7 +15408,7 @@
         </w:tc>
         <w:tc>
           <w:tcPr>
-            <w:tcW w:type="dxa" w:w="1218"/>
+            <w:tcW w:type="dxa" w:w="838"/>
           </w:tcPr>
           <w:p>
             <w:r>
@@ -15415,7 +15421,7 @@
         </w:tc>
         <w:tc>
           <w:tcPr>
-            <w:tcW w:type="dxa" w:w="1218"/>
+            <w:tcW w:type="dxa" w:w="838"/>
           </w:tcPr>
           <w:p>
             <w:r>
@@ -15428,7 +15434,7 @@
         </w:tc>
         <w:tc>
           <w:tcPr>
-            <w:tcW w:type="dxa" w:w="1218"/>
+            <w:tcW w:type="dxa" w:w="838"/>
           </w:tcPr>
           <w:p>
             <w:r>
@@ -15441,7 +15447,7 @@
         </w:tc>
         <w:tc>
           <w:tcPr>
-            <w:tcW w:type="dxa" w:w="1218"/>
+            <w:tcW w:type="dxa" w:w="838"/>
           </w:tcPr>
           <w:p>
             <w:r>
@@ -15454,7 +15460,7 @@
         </w:tc>
         <w:tc>
           <w:tcPr>
-            <w:tcW w:type="dxa" w:w="1218"/>
+            <w:tcW w:type="dxa" w:w="838"/>
           </w:tcPr>
           <w:p>
             <w:r>
@@ -15467,7 +15473,7 @@
         </w:tc>
         <w:tc>
           <w:tcPr>
-            <w:tcW w:type="dxa" w:w="1218"/>
+            <w:tcW w:type="dxa" w:w="838"/>
           </w:tcPr>
           <w:p>
             <w:r>
@@ -15482,7 +15488,7 @@
       <w:tr>
         <w:tc>
           <w:tcPr>
-            <w:tcW w:type="dxa" w:w="1218"/>
+            <w:tcW w:type="dxa" w:w="838"/>
           </w:tcPr>
           <w:p>
             <w:r>
@@ -15495,7 +15501,7 @@
         </w:tc>
         <w:tc>
           <w:tcPr>
-            <w:tcW w:type="dxa" w:w="1218"/>
+            <w:tcW w:type="dxa" w:w="838"/>
           </w:tcPr>
           <w:p>
             <w:r>
@@ -15508,7 +15514,7 @@
         </w:tc>
         <w:tc>
           <w:tcPr>
-            <w:tcW w:type="dxa" w:w="1218"/>
+            <w:tcW w:type="dxa" w:w="838"/>
           </w:tcPr>
           <w:p>
             <w:r>
@@ -15521,7 +15527,7 @@
         </w:tc>
         <w:tc>
           <w:tcPr>
-            <w:tcW w:type="dxa" w:w="1218"/>
+            <w:tcW w:type="dxa" w:w="838"/>
           </w:tcPr>
           <w:p>
             <w:r>
@@ -15534,7 +15540,7 @@
         </w:tc>
         <w:tc>
           <w:tcPr>
-            <w:tcW w:type="dxa" w:w="1218"/>
+            <w:tcW w:type="dxa" w:w="838"/>
           </w:tcPr>
           <w:p>
             <w:r>
@@ -15547,7 +15553,7 @@
         </w:tc>
         <w:tc>
           <w:tcPr>
-            <w:tcW w:type="dxa" w:w="1218"/>
+            <w:tcW w:type="dxa" w:w="838"/>
           </w:tcPr>
           <w:p>
             <w:r>
@@ -15560,7 +15566,7 @@
         </w:tc>
         <w:tc>
           <w:tcPr>
-            <w:tcW w:type="dxa" w:w="1218"/>
+            <w:tcW w:type="dxa" w:w="838"/>
           </w:tcPr>
           <w:p>
             <w:r>
@@ -15573,7 +15579,7 @@
         </w:tc>
         <w:tc>
           <w:tcPr>
-            <w:tcW w:type="dxa" w:w="1218"/>
+            <w:tcW w:type="dxa" w:w="838"/>
           </w:tcPr>
           <w:p>
             <w:r>
@@ -15586,7 +15592,7 @@
         </w:tc>
         <w:tc>
           <w:tcPr>
-            <w:tcW w:type="dxa" w:w="1218"/>
+            <w:tcW w:type="dxa" w:w="838"/>
           </w:tcPr>
           <w:p>
             <w:r>
@@ -15599,7 +15605,7 @@
         </w:tc>
         <w:tc>
           <w:tcPr>
-            <w:tcW w:type="dxa" w:w="1218"/>
+            <w:tcW w:type="dxa" w:w="838"/>
           </w:tcPr>
           <w:p>
             <w:r>
@@ -15612,7 +15618,7 @@
         </w:tc>
         <w:tc>
           <w:tcPr>
-            <w:tcW w:type="dxa" w:w="1218"/>
+            <w:tcW w:type="dxa" w:w="838"/>
           </w:tcPr>
           <w:p>
             <w:r>
@@ -15625,7 +15631,7 @@
         </w:tc>
         <w:tc>
           <w:tcPr>
-            <w:tcW w:type="dxa" w:w="1218"/>
+            <w:tcW w:type="dxa" w:w="838"/>
           </w:tcPr>
           <w:p>
             <w:r>
@@ -15638,7 +15644,7 @@
         </w:tc>
         <w:tc>
           <w:tcPr>
-            <w:tcW w:type="dxa" w:w="1218"/>
+            <w:tcW w:type="dxa" w:w="838"/>
           </w:tcPr>
           <w:p>
             <w:r>
@@ -15653,7 +15659,7 @@
       <w:tr>
         <w:tc>
           <w:tcPr>
-            <w:tcW w:type="dxa" w:w="1218"/>
+            <w:tcW w:type="dxa" w:w="838"/>
           </w:tcPr>
           <w:p>
             <w:r>
@@ -15666,7 +15672,7 @@
         </w:tc>
         <w:tc>
           <w:tcPr>
-            <w:tcW w:type="dxa" w:w="1218"/>
+            <w:tcW w:type="dxa" w:w="838"/>
           </w:tcPr>
           <w:p>
             <w:r>
@@ -15679,7 +15685,7 @@
         </w:tc>
         <w:tc>
           <w:tcPr>
-            <w:tcW w:type="dxa" w:w="1218"/>
+            <w:tcW w:type="dxa" w:w="838"/>
           </w:tcPr>
           <w:p>
             <w:r>
@@ -15692,7 +15698,7 @@
         </w:tc>
         <w:tc>
           <w:tcPr>
-            <w:tcW w:type="dxa" w:w="1218"/>
+            <w:tcW w:type="dxa" w:w="838"/>
           </w:tcPr>
           <w:p>
             <w:r>
@@ -15705,7 +15711,7 @@
         </w:tc>
         <w:tc>
           <w:tcPr>
-            <w:tcW w:type="dxa" w:w="1218"/>
+            <w:tcW w:type="dxa" w:w="838"/>
           </w:tcPr>
           <w:p>
             <w:r>
@@ -15718,7 +15724,7 @@
         </w:tc>
         <w:tc>
           <w:tcPr>
-            <w:tcW w:type="dxa" w:w="1218"/>
+            <w:tcW w:type="dxa" w:w="838"/>
           </w:tcPr>
           <w:p>
             <w:r>
@@ -15731,7 +15737,7 @@
         </w:tc>
         <w:tc>
           <w:tcPr>
-            <w:tcW w:type="dxa" w:w="1218"/>
+            <w:tcW w:type="dxa" w:w="838"/>
           </w:tcPr>
           <w:p>
             <w:r>
@@ -15744,7 +15750,7 @@
         </w:tc>
         <w:tc>
           <w:tcPr>
-            <w:tcW w:type="dxa" w:w="1218"/>
+            <w:tcW w:type="dxa" w:w="838"/>
           </w:tcPr>
           <w:p>
             <w:r>
@@ -15757,7 +15763,7 @@
         </w:tc>
         <w:tc>
           <w:tcPr>
-            <w:tcW w:type="dxa" w:w="1218"/>
+            <w:tcW w:type="dxa" w:w="838"/>
           </w:tcPr>
           <w:p>
             <w:r>
@@ -15770,7 +15776,7 @@
         </w:tc>
         <w:tc>
           <w:tcPr>
-            <w:tcW w:type="dxa" w:w="1218"/>
+            <w:tcW w:type="dxa" w:w="838"/>
           </w:tcPr>
           <w:p>
             <w:r>
@@ -15783,7 +15789,7 @@
         </w:tc>
         <w:tc>
           <w:tcPr>
-            <w:tcW w:type="dxa" w:w="1218"/>
+            <w:tcW w:type="dxa" w:w="838"/>
           </w:tcPr>
           <w:p>
             <w:r>
@@ -15796,7 +15802,7 @@
         </w:tc>
         <w:tc>
           <w:tcPr>
-            <w:tcW w:type="dxa" w:w="1218"/>
+            <w:tcW w:type="dxa" w:w="838"/>
           </w:tcPr>
           <w:p>
             <w:r>
@@ -15809,7 +15815,7 @@
         </w:tc>
         <w:tc>
           <w:tcPr>
-            <w:tcW w:type="dxa" w:w="1218"/>
+            <w:tcW w:type="dxa" w:w="838"/>
           </w:tcPr>
           <w:p>
             <w:r>
@@ -15824,7 +15830,7 @@
       <w:tr>
         <w:tc>
           <w:tcPr>
-            <w:tcW w:type="dxa" w:w="1218"/>
+            <w:tcW w:type="dxa" w:w="838"/>
           </w:tcPr>
           <w:p>
             <w:r>
@@ -15837,7 +15843,7 @@
         </w:tc>
         <w:tc>
           <w:tcPr>
-            <w:tcW w:type="dxa" w:w="1218"/>
+            <w:tcW w:type="dxa" w:w="838"/>
           </w:tcPr>
           <w:p>
             <w:r>
@@ -15850,7 +15856,7 @@
         </w:tc>
         <w:tc>
           <w:tcPr>
-            <w:tcW w:type="dxa" w:w="1218"/>
+            <w:tcW w:type="dxa" w:w="838"/>
           </w:tcPr>
           <w:p>
             <w:r>
@@ -15863,7 +15869,7 @@
         </w:tc>
         <w:tc>
           <w:tcPr>
-            <w:tcW w:type="dxa" w:w="1218"/>
+            <w:tcW w:type="dxa" w:w="838"/>
           </w:tcPr>
           <w:p>
             <w:r>
@@ -15876,7 +15882,7 @@
         </w:tc>
         <w:tc>
           <w:tcPr>
-            <w:tcW w:type="dxa" w:w="1218"/>
+            <w:tcW w:type="dxa" w:w="838"/>
           </w:tcPr>
           <w:p>
             <w:r>
@@ -15889,7 +15895,7 @@
         </w:tc>
         <w:tc>
           <w:tcPr>
-            <w:tcW w:type="dxa" w:w="1218"/>
+            <w:tcW w:type="dxa" w:w="838"/>
           </w:tcPr>
           <w:p>
             <w:r>
@@ -15902,7 +15908,7 @@
         </w:tc>
         <w:tc>
           <w:tcPr>
-            <w:tcW w:type="dxa" w:w="1218"/>
+            <w:tcW w:type="dxa" w:w="838"/>
           </w:tcPr>
           <w:p>
             <w:r>
@@ -15915,7 +15921,7 @@
         </w:tc>
         <w:tc>
           <w:tcPr>
-            <w:tcW w:type="dxa" w:w="1218"/>
+            <w:tcW w:type="dxa" w:w="838"/>
           </w:tcPr>
           <w:p>
             <w:r>
@@ -15928,7 +15934,7 @@
         </w:tc>
         <w:tc>
           <w:tcPr>
-            <w:tcW w:type="dxa" w:w="1218"/>
+            <w:tcW w:type="dxa" w:w="838"/>
           </w:tcPr>
           <w:p>
             <w:r>
@@ -15941,7 +15947,7 @@
         </w:tc>
         <w:tc>
           <w:tcPr>
-            <w:tcW w:type="dxa" w:w="1218"/>
+            <w:tcW w:type="dxa" w:w="838"/>
           </w:tcPr>
           <w:p>
             <w:r>
@@ -15954,7 +15960,7 @@
         </w:tc>
         <w:tc>
           <w:tcPr>
-            <w:tcW w:type="dxa" w:w="1218"/>
+            <w:tcW w:type="dxa" w:w="838"/>
           </w:tcPr>
           <w:p>
             <w:r>
@@ -15967,7 +15973,7 @@
         </w:tc>
         <w:tc>
           <w:tcPr>
-            <w:tcW w:type="dxa" w:w="1218"/>
+            <w:tcW w:type="dxa" w:w="838"/>
           </w:tcPr>
           <w:p>
             <w:r>
@@ -15980,7 +15986,7 @@
         </w:tc>
         <w:tc>
           <w:tcPr>
-            <w:tcW w:type="dxa" w:w="1218"/>
+            <w:tcW w:type="dxa" w:w="838"/>
           </w:tcPr>
           <w:p>
             <w:r>
@@ -15995,7 +16001,7 @@
       <w:tr>
         <w:tc>
           <w:tcPr>
-            <w:tcW w:type="dxa" w:w="1218"/>
+            <w:tcW w:type="dxa" w:w="838"/>
           </w:tcPr>
           <w:p>
             <w:r>
@@ -16008,7 +16014,7 @@
         </w:tc>
         <w:tc>
           <w:tcPr>
-            <w:tcW w:type="dxa" w:w="1218"/>
+            <w:tcW w:type="dxa" w:w="838"/>
           </w:tcPr>
           <w:p>
             <w:r>
@@ -16021,7 +16027,7 @@
         </w:tc>
         <w:tc>
           <w:tcPr>
-            <w:tcW w:type="dxa" w:w="1218"/>
+            <w:tcW w:type="dxa" w:w="838"/>
           </w:tcPr>
           <w:p>
             <w:r>
@@ -16034,7 +16040,7 @@
         </w:tc>
         <w:tc>
           <w:tcPr>
-            <w:tcW w:type="dxa" w:w="1218"/>
+            <w:tcW w:type="dxa" w:w="838"/>
           </w:tcPr>
           <w:p>
             <w:r>
@@ -16047,7 +16053,7 @@
         </w:tc>
         <w:tc>
           <w:tcPr>
-            <w:tcW w:type="dxa" w:w="1218"/>
+            <w:tcW w:type="dxa" w:w="838"/>
           </w:tcPr>
           <w:p>
             <w:r>
@@ -16060,7 +16066,7 @@
         </w:tc>
         <w:tc>
           <w:tcPr>
-            <w:tcW w:type="dxa" w:w="1218"/>
+            <w:tcW w:type="dxa" w:w="838"/>
           </w:tcPr>
           <w:p>
             <w:r>
@@ -16073,7 +16079,7 @@
         </w:tc>
         <w:tc>
           <w:tcPr>
-            <w:tcW w:type="dxa" w:w="1218"/>
+            <w:tcW w:type="dxa" w:w="838"/>
           </w:tcPr>
           <w:p>
             <w:r>
@@ -16086,7 +16092,7 @@
         </w:tc>
         <w:tc>
           <w:tcPr>
-            <w:tcW w:type="dxa" w:w="1218"/>
+            <w:tcW w:type="dxa" w:w="838"/>
           </w:tcPr>
           <w:p>
             <w:r>
@@ -16099,7 +16105,7 @@
         </w:tc>
         <w:tc>
           <w:tcPr>
-            <w:tcW w:type="dxa" w:w="1218"/>
+            <w:tcW w:type="dxa" w:w="838"/>
           </w:tcPr>
           <w:p>
             <w:r>
@@ -16112,7 +16118,7 @@
         </w:tc>
         <w:tc>
           <w:tcPr>
-            <w:tcW w:type="dxa" w:w="1218"/>
+            <w:tcW w:type="dxa" w:w="838"/>
           </w:tcPr>
           <w:p>
             <w:r>
@@ -16125,7 +16131,7 @@
         </w:tc>
         <w:tc>
           <w:tcPr>
-            <w:tcW w:type="dxa" w:w="1218"/>
+            <w:tcW w:type="dxa" w:w="838"/>
           </w:tcPr>
           <w:p>
             <w:r>
@@ -16138,7 +16144,7 @@
         </w:tc>
         <w:tc>
           <w:tcPr>
-            <w:tcW w:type="dxa" w:w="1218"/>
+            <w:tcW w:type="dxa" w:w="838"/>
           </w:tcPr>
           <w:p>
             <w:r>
@@ -16151,7 +16157,7 @@
         </w:tc>
         <w:tc>
           <w:tcPr>
-            <w:tcW w:type="dxa" w:w="1218"/>
+            <w:tcW w:type="dxa" w:w="838"/>
           </w:tcPr>
           <w:p>
             <w:r>
@@ -16166,7 +16172,7 @@
       <w:tr>
         <w:tc>
           <w:tcPr>
-            <w:tcW w:type="dxa" w:w="1218"/>
+            <w:tcW w:type="dxa" w:w="838"/>
           </w:tcPr>
           <w:p>
             <w:r>
@@ -16179,7 +16185,7 @@
         </w:tc>
         <w:tc>
           <w:tcPr>
-            <w:tcW w:type="dxa" w:w="1218"/>
+            <w:tcW w:type="dxa" w:w="838"/>
           </w:tcPr>
           <w:p>
             <w:r>
@@ -16192,7 +16198,7 @@
         </w:tc>
         <w:tc>
           <w:tcPr>
-            <w:tcW w:type="dxa" w:w="1218"/>
+            <w:tcW w:type="dxa" w:w="838"/>
           </w:tcPr>
           <w:p>
             <w:r>
@@ -16205,7 +16211,7 @@
         </w:tc>
         <w:tc>
           <w:tcPr>
-            <w:tcW w:type="dxa" w:w="1218"/>
+            <w:tcW w:type="dxa" w:w="838"/>
           </w:tcPr>
           <w:p>
             <w:r>
@@ -16218,7 +16224,7 @@
         </w:tc>
         <w:tc>
           <w:tcPr>
-            <w:tcW w:type="dxa" w:w="1218"/>
+            <w:tcW w:type="dxa" w:w="838"/>
           </w:tcPr>
           <w:p>
             <w:r>
@@ -16231,7 +16237,7 @@
         </w:tc>
         <w:tc>
           <w:tcPr>
-            <w:tcW w:type="dxa" w:w="1218"/>
+            <w:tcW w:type="dxa" w:w="838"/>
           </w:tcPr>
           <w:p>
             <w:r>
@@ -16244,7 +16250,7 @@
         </w:tc>
         <w:tc>
           <w:tcPr>
-            <w:tcW w:type="dxa" w:w="1218"/>
+            <w:tcW w:type="dxa" w:w="838"/>
           </w:tcPr>
           <w:p>
             <w:r>
@@ -16257,7 +16263,7 @@
         </w:tc>
         <w:tc>
           <w:tcPr>
-            <w:tcW w:type="dxa" w:w="1218"/>
+            <w:tcW w:type="dxa" w:w="838"/>
           </w:tcPr>
           <w:p>
             <w:r>
@@ -16270,7 +16276,7 @@
         </w:tc>
         <w:tc>
           <w:tcPr>
-            <w:tcW w:type="dxa" w:w="1218"/>
+            <w:tcW w:type="dxa" w:w="838"/>
           </w:tcPr>
           <w:p>
             <w:r>
@@ -16283,7 +16289,7 @@
         </w:tc>
         <w:tc>
           <w:tcPr>
-            <w:tcW w:type="dxa" w:w="1218"/>
+            <w:tcW w:type="dxa" w:w="838"/>
           </w:tcPr>
           <w:p>
             <w:r>
@@ -16296,7 +16302,7 @@
         </w:tc>
         <w:tc>
           <w:tcPr>
-            <w:tcW w:type="dxa" w:w="1218"/>
+            <w:tcW w:type="dxa" w:w="838"/>
           </w:tcPr>
           <w:p>
             <w:r>
@@ -16309,7 +16315,7 @@
         </w:tc>
         <w:tc>
           <w:tcPr>
-            <w:tcW w:type="dxa" w:w="1218"/>
+            <w:tcW w:type="dxa" w:w="838"/>
           </w:tcPr>
           <w:p>
             <w:r>
@@ -16322,7 +16328,7 @@
         </w:tc>
         <w:tc>
           <w:tcPr>
-            <w:tcW w:type="dxa" w:w="1218"/>
+            <w:tcW w:type="dxa" w:w="838"/>
           </w:tcPr>
           <w:p>
             <w:r>
@@ -16337,7 +16343,7 @@
       <w:tr>
         <w:tc>
           <w:tcPr>
-            <w:tcW w:type="dxa" w:w="1218"/>
+            <w:tcW w:type="dxa" w:w="838"/>
           </w:tcPr>
           <w:p>
             <w:r>
@@ -16350,7 +16356,7 @@
         </w:tc>
         <w:tc>
           <w:tcPr>
-            <w:tcW w:type="dxa" w:w="1218"/>
+            <w:tcW w:type="dxa" w:w="838"/>
           </w:tcPr>
           <w:p>
             <w:r>
@@ -16363,7 +16369,7 @@
         </w:tc>
         <w:tc>
           <w:tcPr>
-            <w:tcW w:type="dxa" w:w="1218"/>
+            <w:tcW w:type="dxa" w:w="838"/>
           </w:tcPr>
           <w:p>
             <w:r>
@@ -16376,7 +16382,7 @@
         </w:tc>
         <w:tc>
           <w:tcPr>
-            <w:tcW w:type="dxa" w:w="1218"/>
+            <w:tcW w:type="dxa" w:w="838"/>
           </w:tcPr>
           <w:p>
             <w:r>
@@ -16389,7 +16395,7 @@
         </w:tc>
         <w:tc>
           <w:tcPr>
-            <w:tcW w:type="dxa" w:w="1218"/>
+            <w:tcW w:type="dxa" w:w="838"/>
           </w:tcPr>
           <w:p>
             <w:r>
@@ -16402,7 +16408,7 @@
         </w:tc>
         <w:tc>
           <w:tcPr>
-            <w:tcW w:type="dxa" w:w="1218"/>
+            <w:tcW w:type="dxa" w:w="838"/>
           </w:tcPr>
           <w:p>
             <w:r>
@@ -16415,7 +16421,7 @@
         </w:tc>
         <w:tc>
           <w:tcPr>
-            <w:tcW w:type="dxa" w:w="1218"/>
+            <w:tcW w:type="dxa" w:w="838"/>
           </w:tcPr>
           <w:p>
             <w:r>
@@ -16428,7 +16434,7 @@
         </w:tc>
         <w:tc>
           <w:tcPr>
-            <w:tcW w:type="dxa" w:w="1218"/>
+            <w:tcW w:type="dxa" w:w="838"/>
           </w:tcPr>
           <w:p>
             <w:r>
@@ -16441,7 +16447,7 @@
         </w:tc>
         <w:tc>
           <w:tcPr>
-            <w:tcW w:type="dxa" w:w="1218"/>
+            <w:tcW w:type="dxa" w:w="838"/>
           </w:tcPr>
           <w:p>
             <w:r>
@@ -16454,7 +16460,7 @@
         </w:tc>
         <w:tc>
           <w:tcPr>
-            <w:tcW w:type="dxa" w:w="1218"/>
+            <w:tcW w:type="dxa" w:w="838"/>
           </w:tcPr>
           <w:p>
             <w:r>
@@ -16467,7 +16473,7 @@
         </w:tc>
         <w:tc>
           <w:tcPr>
-            <w:tcW w:type="dxa" w:w="1218"/>
+            <w:tcW w:type="dxa" w:w="838"/>
           </w:tcPr>
           <w:p>
             <w:r>
@@ -16480,7 +16486,7 @@
         </w:tc>
         <w:tc>
           <w:tcPr>
-            <w:tcW w:type="dxa" w:w="1218"/>
+            <w:tcW w:type="dxa" w:w="838"/>
           </w:tcPr>
           <w:p>
             <w:r>
@@ -16493,7 +16499,7 @@
         </w:tc>
         <w:tc>
           <w:tcPr>
-            <w:tcW w:type="dxa" w:w="1218"/>
+            <w:tcW w:type="dxa" w:w="838"/>
           </w:tcPr>
           <w:p>
             <w:r>
@@ -16508,7 +16514,7 @@
       <w:tr>
         <w:tc>
           <w:tcPr>
-            <w:tcW w:type="dxa" w:w="1218"/>
+            <w:tcW w:type="dxa" w:w="838"/>
           </w:tcPr>
           <w:p>
             <w:r>
@@ -16521,7 +16527,7 @@
         </w:tc>
         <w:tc>
           <w:tcPr>
-            <w:tcW w:type="dxa" w:w="1218"/>
+            <w:tcW w:type="dxa" w:w="838"/>
           </w:tcPr>
           <w:p>
             <w:r>
@@ -16534,7 +16540,7 @@
         </w:tc>
         <w:tc>
           <w:tcPr>
-            <w:tcW w:type="dxa" w:w="1218"/>
+            <w:tcW w:type="dxa" w:w="838"/>
           </w:tcPr>
           <w:p>
             <w:r>
@@ -16547,7 +16553,7 @@
         </w:tc>
         <w:tc>
           <w:tcPr>
-            <w:tcW w:type="dxa" w:w="1218"/>
+            <w:tcW w:type="dxa" w:w="838"/>
           </w:tcPr>
           <w:p>
             <w:r>
@@ -16560,7 +16566,7 @@
         </w:tc>
         <w:tc>
           <w:tcPr>
-            <w:tcW w:type="dxa" w:w="1218"/>
+            <w:tcW w:type="dxa" w:w="838"/>
           </w:tcPr>
           <w:p>
             <w:r>
@@ -16573,7 +16579,7 @@
         </w:tc>
         <w:tc>
           <w:tcPr>
-            <w:tcW w:type="dxa" w:w="1218"/>
+            <w:tcW w:type="dxa" w:w="838"/>
           </w:tcPr>
           <w:p>
             <w:r>
@@ -16586,7 +16592,7 @@
         </w:tc>
         <w:tc>
           <w:tcPr>
-            <w:tcW w:type="dxa" w:w="1218"/>
+            <w:tcW w:type="dxa" w:w="838"/>
           </w:tcPr>
           <w:p>
             <w:r>
@@ -16599,7 +16605,7 @@
         </w:tc>
         <w:tc>
           <w:tcPr>
-            <w:tcW w:type="dxa" w:w="1218"/>
+            <w:tcW w:type="dxa" w:w="838"/>
           </w:tcPr>
           <w:p>
             <w:r>
@@ -16612,7 +16618,7 @@
         </w:tc>
         <w:tc>
           <w:tcPr>
-            <w:tcW w:type="dxa" w:w="1218"/>
+            <w:tcW w:type="dxa" w:w="838"/>
           </w:tcPr>
           <w:p>
             <w:r>
@@ -16625,7 +16631,7 @@
         </w:tc>
         <w:tc>
           <w:tcPr>
-            <w:tcW w:type="dxa" w:w="1218"/>
+            <w:tcW w:type="dxa" w:w="838"/>
           </w:tcPr>
           <w:p>
             <w:r>
@@ -16638,7 +16644,7 @@
         </w:tc>
         <w:tc>
           <w:tcPr>
-            <w:tcW w:type="dxa" w:w="1218"/>
+            <w:tcW w:type="dxa" w:w="838"/>
           </w:tcPr>
           <w:p>
             <w:r>
@@ -16651,7 +16657,7 @@
         </w:tc>
         <w:tc>
           <w:tcPr>
-            <w:tcW w:type="dxa" w:w="1218"/>
+            <w:tcW w:type="dxa" w:w="838"/>
           </w:tcPr>
           <w:p>
             <w:r>
@@ -16664,7 +16670,7 @@
         </w:tc>
         <w:tc>
           <w:tcPr>
-            <w:tcW w:type="dxa" w:w="1218"/>
+            <w:tcW w:type="dxa" w:w="838"/>
           </w:tcPr>
           <w:p>
             <w:r>
@@ -16679,7 +16685,7 @@
       <w:tr>
         <w:tc>
           <w:tcPr>
-            <w:tcW w:type="dxa" w:w="1218"/>
+            <w:tcW w:type="dxa" w:w="838"/>
           </w:tcPr>
           <w:p>
             <w:r>
@@ -16692,7 +16698,7 @@
         </w:tc>
         <w:tc>
           <w:tcPr>
-            <w:tcW w:type="dxa" w:w="1218"/>
+            <w:tcW w:type="dxa" w:w="838"/>
           </w:tcPr>
           <w:p>
             <w:r>
@@ -16705,7 +16711,7 @@
         </w:tc>
         <w:tc>
           <w:tcPr>
-            <w:tcW w:type="dxa" w:w="1218"/>
+            <w:tcW w:type="dxa" w:w="838"/>
           </w:tcPr>
           <w:p>
             <w:r>
@@ -16718,7 +16724,7 @@
         </w:tc>
         <w:tc>
           <w:tcPr>
-            <w:tcW w:type="dxa" w:w="1218"/>
+            <w:tcW w:type="dxa" w:w="838"/>
           </w:tcPr>
           <w:p>
             <w:r>
@@ -16731,7 +16737,7 @@
         </w:tc>
         <w:tc>
           <w:tcPr>
-            <w:tcW w:type="dxa" w:w="1218"/>
+            <w:tcW w:type="dxa" w:w="838"/>
           </w:tcPr>
           <w:p>
             <w:r>
@@ -16744,7 +16750,7 @@
         </w:tc>
         <w:tc>
           <w:tcPr>
-            <w:tcW w:type="dxa" w:w="1218"/>
+            <w:tcW w:type="dxa" w:w="838"/>
           </w:tcPr>
           <w:p>
             <w:r>
@@ -16757,7 +16763,7 @@
         </w:tc>
         <w:tc>
           <w:tcPr>
-            <w:tcW w:type="dxa" w:w="1218"/>
+            <w:tcW w:type="dxa" w:w="838"/>
           </w:tcPr>
           <w:p>
             <w:r>
@@ -16770,7 +16776,7 @@
         </w:tc>
         <w:tc>
           <w:tcPr>
-            <w:tcW w:type="dxa" w:w="1218"/>
+            <w:tcW w:type="dxa" w:w="838"/>
           </w:tcPr>
           <w:p>
             <w:r>
@@ -16783,7 +16789,7 @@
         </w:tc>
         <w:tc>
           <w:tcPr>
-            <w:tcW w:type="dxa" w:w="1218"/>
+            <w:tcW w:type="dxa" w:w="838"/>
           </w:tcPr>
           <w:p>
             <w:r>
@@ -16796,7 +16802,7 @@
         </w:tc>
         <w:tc>
           <w:tcPr>
-            <w:tcW w:type="dxa" w:w="1218"/>
+            <w:tcW w:type="dxa" w:w="838"/>
           </w:tcPr>
           <w:p>
             <w:r>
@@ -16809,7 +16815,7 @@
         </w:tc>
         <w:tc>
           <w:tcPr>
-            <w:tcW w:type="dxa" w:w="1218"/>
+            <w:tcW w:type="dxa" w:w="838"/>
           </w:tcPr>
           <w:p>
             <w:r>
@@ -16822,7 +16828,7 @@
         </w:tc>
         <w:tc>
           <w:tcPr>
-            <w:tcW w:type="dxa" w:w="1218"/>
+            <w:tcW w:type="dxa" w:w="838"/>
           </w:tcPr>
           <w:p>
             <w:r>
@@ -16835,7 +16841,7 @@
         </w:tc>
         <w:tc>
           <w:tcPr>
-            <w:tcW w:type="dxa" w:w="1218"/>
+            <w:tcW w:type="dxa" w:w="838"/>
           </w:tcPr>
           <w:p>
             <w:r>
@@ -16850,7 +16856,7 @@
       <w:tr>
         <w:tc>
           <w:tcPr>
-            <w:tcW w:type="dxa" w:w="1218"/>
+            <w:tcW w:type="dxa" w:w="838"/>
           </w:tcPr>
           <w:p>
             <w:r>
@@ -16863,7 +16869,7 @@
         </w:tc>
         <w:tc>
           <w:tcPr>
-            <w:tcW w:type="dxa" w:w="1218"/>
+            <w:tcW w:type="dxa" w:w="838"/>
           </w:tcPr>
           <w:p>
             <w:r>
@@ -16876,7 +16882,7 @@
         </w:tc>
         <w:tc>
           <w:tcPr>
-            <w:tcW w:type="dxa" w:w="1218"/>
+            <w:tcW w:type="dxa" w:w="838"/>
           </w:tcPr>
           <w:p>
             <w:r>
@@ -16889,7 +16895,7 @@
         </w:tc>
         <w:tc>
           <w:tcPr>
-            <w:tcW w:type="dxa" w:w="1218"/>
+            <w:tcW w:type="dxa" w:w="838"/>
           </w:tcPr>
           <w:p>
             <w:r>
@@ -16902,7 +16908,7 @@
         </w:tc>
         <w:tc>
           <w:tcPr>
-            <w:tcW w:type="dxa" w:w="1218"/>
+            <w:tcW w:type="dxa" w:w="838"/>
           </w:tcPr>
           <w:p>
             <w:r>
@@ -16915,7 +16921,7 @@
         </w:tc>
         <w:tc>
           <w:tcPr>
-            <w:tcW w:type="dxa" w:w="1218"/>
+            <w:tcW w:type="dxa" w:w="838"/>
           </w:tcPr>
           <w:p>
             <w:r>
@@ -16928,7 +16934,7 @@
         </w:tc>
         <w:tc>
           <w:tcPr>
-            <w:tcW w:type="dxa" w:w="1218"/>
+            <w:tcW w:type="dxa" w:w="838"/>
           </w:tcPr>
           <w:p>
             <w:r>
@@ -16941,7 +16947,7 @@
         </w:tc>
         <w:tc>
           <w:tcPr>
-            <w:tcW w:type="dxa" w:w="1218"/>
+            <w:tcW w:type="dxa" w:w="838"/>
           </w:tcPr>
           <w:p>
             <w:r>
@@ -16954,7 +16960,7 @@
         </w:tc>
         <w:tc>
           <w:tcPr>
-            <w:tcW w:type="dxa" w:w="1218"/>
+            <w:tcW w:type="dxa" w:w="838"/>
           </w:tcPr>
           <w:p>
             <w:r>
@@ -16967,7 +16973,7 @@
         </w:tc>
         <w:tc>
           <w:tcPr>
-            <w:tcW w:type="dxa" w:w="1218"/>
+            <w:tcW w:type="dxa" w:w="838"/>
           </w:tcPr>
           <w:p>
             <w:r>
@@ -16980,7 +16986,7 @@
         </w:tc>
         <w:tc>
           <w:tcPr>
-            <w:tcW w:type="dxa" w:w="1218"/>
+            <w:tcW w:type="dxa" w:w="838"/>
           </w:tcPr>
           <w:p>
             <w:r>
@@ -16993,7 +16999,7 @@
         </w:tc>
         <w:tc>
           <w:tcPr>
-            <w:tcW w:type="dxa" w:w="1218"/>
+            <w:tcW w:type="dxa" w:w="838"/>
           </w:tcPr>
           <w:p>
             <w:r>
@@ -17006,7 +17012,7 @@
         </w:tc>
         <w:tc>
           <w:tcPr>
-            <w:tcW w:type="dxa" w:w="1218"/>
+            <w:tcW w:type="dxa" w:w="838"/>
           </w:tcPr>
           <w:p>
             <w:r>
@@ -17021,7 +17027,7 @@
       <w:tr>
         <w:tc>
           <w:tcPr>
-            <w:tcW w:type="dxa" w:w="1218"/>
+            <w:tcW w:type="dxa" w:w="838"/>
           </w:tcPr>
           <w:p>
             <w:r>
@@ -17034,7 +17040,7 @@
         </w:tc>
         <w:tc>
           <w:tcPr>
-            <w:tcW w:type="dxa" w:w="1218"/>
+            <w:tcW w:type="dxa" w:w="838"/>
           </w:tcPr>
           <w:p>
             <w:r>
@@ -17047,7 +17053,7 @@
         </w:tc>
         <w:tc>
           <w:tcPr>
-            <w:tcW w:type="dxa" w:w="1218"/>
+            <w:tcW w:type="dxa" w:w="838"/>
           </w:tcPr>
           <w:p>
             <w:r>
@@ -17060,7 +17066,7 @@
         </w:tc>
         <w:tc>
           <w:tcPr>
-            <w:tcW w:type="dxa" w:w="1218"/>
+            <w:tcW w:type="dxa" w:w="838"/>
           </w:tcPr>
           <w:p>
             <w:r>
@@ -17073,7 +17079,7 @@
         </w:tc>
         <w:tc>
           <w:tcPr>
-            <w:tcW w:type="dxa" w:w="1218"/>
+            <w:tcW w:type="dxa" w:w="838"/>
           </w:tcPr>
           <w:p>
             <w:r>
@@ -17086,7 +17092,7 @@
         </w:tc>
         <w:tc>
           <w:tcPr>
-            <w:tcW w:type="dxa" w:w="1218"/>
+            <w:tcW w:type="dxa" w:w="838"/>
           </w:tcPr>
           <w:p>
             <w:r>
@@ -17099,7 +17105,7 @@
         </w:tc>
         <w:tc>
           <w:tcPr>
-            <w:tcW w:type="dxa" w:w="1218"/>
+            <w:tcW w:type="dxa" w:w="838"/>
           </w:tcPr>
           <w:p>
             <w:r>
@@ -17112,7 +17118,7 @@
         </w:tc>
         <w:tc>
           <w:tcPr>
-            <w:tcW w:type="dxa" w:w="1218"/>
+            <w:tcW w:type="dxa" w:w="838"/>
           </w:tcPr>
           <w:p>
             <w:r>
@@ -17125,7 +17131,7 @@
         </w:tc>
         <w:tc>
           <w:tcPr>
-            <w:tcW w:type="dxa" w:w="1218"/>
+            <w:tcW w:type="dxa" w:w="838"/>
           </w:tcPr>
           <w:p>
             <w:r>
@@ -17138,7 +17144,7 @@
         </w:tc>
         <w:tc>
           <w:tcPr>
-            <w:tcW w:type="dxa" w:w="1218"/>
+            <w:tcW w:type="dxa" w:w="838"/>
           </w:tcPr>
           <w:p>
             <w:r>
@@ -17151,7 +17157,7 @@
         </w:tc>
         <w:tc>
           <w:tcPr>
-            <w:tcW w:type="dxa" w:w="1218"/>
+            <w:tcW w:type="dxa" w:w="838"/>
           </w:tcPr>
           <w:p>
             <w:r>
@@ -17164,7 +17170,7 @@
         </w:tc>
         <w:tc>
           <w:tcPr>
-            <w:tcW w:type="dxa" w:w="1218"/>
+            <w:tcW w:type="dxa" w:w="838"/>
           </w:tcPr>
           <w:p>
             <w:r>
@@ -17177,7 +17183,7 @@
         </w:tc>
         <w:tc>
           <w:tcPr>
-            <w:tcW w:type="dxa" w:w="1218"/>
+            <w:tcW w:type="dxa" w:w="838"/>
           </w:tcPr>
           <w:p>
             <w:r>
@@ -17192,7 +17198,7 @@
       <w:tr>
         <w:tc>
           <w:tcPr>
-            <w:tcW w:type="dxa" w:w="1218"/>
+            <w:tcW w:type="dxa" w:w="838"/>
           </w:tcPr>
           <w:p>
             <w:r>
@@ -17205,7 +17211,7 @@
         </w:tc>
         <w:tc>
           <w:tcPr>
-            <w:tcW w:type="dxa" w:w="1218"/>
+            <w:tcW w:type="dxa" w:w="838"/>
           </w:tcPr>
           <w:p>
             <w:r>
@@ -17218,7 +17224,7 @@
         </w:tc>
         <w:tc>
           <w:tcPr>
-            <w:tcW w:type="dxa" w:w="1218"/>
+            <w:tcW w:type="dxa" w:w="838"/>
           </w:tcPr>
           <w:p>
             <w:r>
@@ -17231,7 +17237,7 @@
         </w:tc>
         <w:tc>
           <w:tcPr>
-            <w:tcW w:type="dxa" w:w="1218"/>
+            <w:tcW w:type="dxa" w:w="838"/>
           </w:tcPr>
           <w:p>
             <w:r>
@@ -17244,7 +17250,7 @@
         </w:tc>
         <w:tc>
           <w:tcPr>
-            <w:tcW w:type="dxa" w:w="1218"/>
+            <w:tcW w:type="dxa" w:w="838"/>
           </w:tcPr>
           <w:p>
             <w:r>
@@ -17257,7 +17263,7 @@
         </w:tc>
         <w:tc>
           <w:tcPr>
-            <w:tcW w:type="dxa" w:w="1218"/>
+            <w:tcW w:type="dxa" w:w="838"/>
           </w:tcPr>
           <w:p>
             <w:r>
@@ -17270,7 +17276,7 @@
         </w:tc>
         <w:tc>
           <w:tcPr>
-            <w:tcW w:type="dxa" w:w="1218"/>
+            <w:tcW w:type="dxa" w:w="838"/>
           </w:tcPr>
           <w:p>
             <w:r>
@@ -17283,7 +17289,7 @@
         </w:tc>
         <w:tc>
           <w:tcPr>
-            <w:tcW w:type="dxa" w:w="1218"/>
+            <w:tcW w:type="dxa" w:w="838"/>
           </w:tcPr>
           <w:p>
             <w:r>
@@ -17296,7 +17302,7 @@
         </w:tc>
         <w:tc>
           <w:tcPr>
-            <w:tcW w:type="dxa" w:w="1218"/>
+            <w:tcW w:type="dxa" w:w="838"/>
           </w:tcPr>
           <w:p>
             <w:r>
@@ -17309,7 +17315,7 @@
         </w:tc>
         <w:tc>
           <w:tcPr>
-            <w:tcW w:type="dxa" w:w="1218"/>
+            <w:tcW w:type="dxa" w:w="838"/>
           </w:tcPr>
           <w:p>
             <w:r>
@@ -17322,7 +17328,7 @@
         </w:tc>
         <w:tc>
           <w:tcPr>
-            <w:tcW w:type="dxa" w:w="1218"/>
+            <w:tcW w:type="dxa" w:w="838"/>
           </w:tcPr>
           <w:p>
             <w:r>
@@ -17335,7 +17341,7 @@
         </w:tc>
         <w:tc>
           <w:tcPr>
-            <w:tcW w:type="dxa" w:w="1218"/>
+            <w:tcW w:type="dxa" w:w="838"/>
           </w:tcPr>
           <w:p>
             <w:r>
@@ -17348,7 +17354,7 @@
         </w:tc>
         <w:tc>
           <w:tcPr>
-            <w:tcW w:type="dxa" w:w="1218"/>
+            <w:tcW w:type="dxa" w:w="838"/>
           </w:tcPr>
           <w:p>
             <w:r>
@@ -17363,7 +17369,7 @@
       <w:tr>
         <w:tc>
           <w:tcPr>
-            <w:tcW w:type="dxa" w:w="1218"/>
+            <w:tcW w:type="dxa" w:w="838"/>
           </w:tcPr>
           <w:p>
             <w:r>
@@ -17376,7 +17382,7 @@
         </w:tc>
         <w:tc>
           <w:tcPr>
-            <w:tcW w:type="dxa" w:w="1218"/>
+            <w:tcW w:type="dxa" w:w="838"/>
           </w:tcPr>
           <w:p>
             <w:r>
@@ -17389,7 +17395,7 @@
         </w:tc>
         <w:tc>
           <w:tcPr>
-            <w:tcW w:type="dxa" w:w="1218"/>
+            <w:tcW w:type="dxa" w:w="838"/>
           </w:tcPr>
           <w:p>
             <w:r>
@@ -17402,7 +17408,7 @@
         </w:tc>
         <w:tc>
           <w:tcPr>
-            <w:tcW w:type="dxa" w:w="1218"/>
+            <w:tcW w:type="dxa" w:w="838"/>
           </w:tcPr>
           <w:p>
             <w:r>
@@ -17415,7 +17421,7 @@
         </w:tc>
         <w:tc>
           <w:tcPr>
-            <w:tcW w:type="dxa" w:w="1218"/>
+            <w:tcW w:type="dxa" w:w="838"/>
           </w:tcPr>
           <w:p>
             <w:r>
@@ -17428,7 +17434,7 @@
         </w:tc>
         <w:tc>
           <w:tcPr>
-            <w:tcW w:type="dxa" w:w="1218"/>
+            <w:tcW w:type="dxa" w:w="838"/>
           </w:tcPr>
           <w:p>
             <w:r>
@@ -17441,7 +17447,7 @@
         </w:tc>
         <w:tc>
           <w:tcPr>
-            <w:tcW w:type="dxa" w:w="1218"/>
+            <w:tcW w:type="dxa" w:w="838"/>
           </w:tcPr>
           <w:p>
             <w:r>
@@ -17454,7 +17460,7 @@
         </w:tc>
         <w:tc>
           <w:tcPr>
-            <w:tcW w:type="dxa" w:w="1218"/>
+            <w:tcW w:type="dxa" w:w="838"/>
           </w:tcPr>
           <w:p>
             <w:r>
@@ -17467,7 +17473,7 @@
         </w:tc>
         <w:tc>
           <w:tcPr>
-            <w:tcW w:type="dxa" w:w="1218"/>
+            <w:tcW w:type="dxa" w:w="838"/>
           </w:tcPr>
           <w:p>
             <w:r>
@@ -17480,7 +17486,7 @@
         </w:tc>
         <w:tc>
           <w:tcPr>
-            <w:tcW w:type="dxa" w:w="1218"/>
+            <w:tcW w:type="dxa" w:w="838"/>
           </w:tcPr>
           <w:p>
             <w:r>
@@ -17493,7 +17499,7 @@
         </w:tc>
         <w:tc>
           <w:tcPr>
-            <w:tcW w:type="dxa" w:w="1218"/>
+            <w:tcW w:type="dxa" w:w="838"/>
           </w:tcPr>
           <w:p>
             <w:r>
@@ -17506,7 +17512,7 @@
         </w:tc>
         <w:tc>
           <w:tcPr>
-            <w:tcW w:type="dxa" w:w="1218"/>
+            <w:tcW w:type="dxa" w:w="838"/>
           </w:tcPr>
           <w:p>
             <w:r>
@@ -17519,7 +17525,7 @@
         </w:tc>
         <w:tc>
           <w:tcPr>
-            <w:tcW w:type="dxa" w:w="1218"/>
+            <w:tcW w:type="dxa" w:w="838"/>
           </w:tcPr>
           <w:p>
             <w:r>
@@ -17534,7 +17540,7 @@
       <w:tr>
         <w:tc>
           <w:tcPr>
-            <w:tcW w:type="dxa" w:w="1218"/>
+            <w:tcW w:type="dxa" w:w="838"/>
           </w:tcPr>
           <w:p>
             <w:r>
@@ -17547,7 +17553,7 @@
         </w:tc>
         <w:tc>
           <w:tcPr>
-            <w:tcW w:type="dxa" w:w="1218"/>
+            <w:tcW w:type="dxa" w:w="838"/>
           </w:tcPr>
           <w:p>
             <w:r>
@@ -17560,7 +17566,7 @@
         </w:tc>
         <w:tc>
           <w:tcPr>
-            <w:tcW w:type="dxa" w:w="1218"/>
+            <w:tcW w:type="dxa" w:w="838"/>
           </w:tcPr>
           <w:p>
             <w:r>
@@ -17573,7 +17579,7 @@
         </w:tc>
         <w:tc>
           <w:tcPr>
-            <w:tcW w:type="dxa" w:w="1218"/>
+            <w:tcW w:type="dxa" w:w="838"/>
           </w:tcPr>
           <w:p>
             <w:r>
@@ -17586,7 +17592,7 @@
         </w:tc>
         <w:tc>
           <w:tcPr>
-            <w:tcW w:type="dxa" w:w="1218"/>
+            <w:tcW w:type="dxa" w:w="838"/>
           </w:tcPr>
           <w:p>
             <w:r>
@@ -17599,7 +17605,7 @@
         </w:tc>
         <w:tc>
           <w:tcPr>
-            <w:tcW w:type="dxa" w:w="1218"/>
+            <w:tcW w:type="dxa" w:w="838"/>
           </w:tcPr>
           <w:p>
             <w:r>
@@ -17612,7 +17618,7 @@
         </w:tc>
         <w:tc>
           <w:tcPr>
-            <w:tcW w:type="dxa" w:w="1218"/>
+            <w:tcW w:type="dxa" w:w="838"/>
           </w:tcPr>
           <w:p>
             <w:r>
@@ -17625,7 +17631,7 @@
         </w:tc>
         <w:tc>
           <w:tcPr>
-            <w:tcW w:type="dxa" w:w="1218"/>
+            <w:tcW w:type="dxa" w:w="838"/>
           </w:tcPr>
           <w:p>
             <w:r>
@@ -17638,7 +17644,7 @@
         </w:tc>
         <w:tc>
           <w:tcPr>
-            <w:tcW w:type="dxa" w:w="1218"/>
+            <w:tcW w:type="dxa" w:w="838"/>
           </w:tcPr>
           <w:p>
             <w:r>
@@ -17651,7 +17657,7 @@
         </w:tc>
         <w:tc>
           <w:tcPr>
-            <w:tcW w:type="dxa" w:w="1218"/>
+            <w:tcW w:type="dxa" w:w="838"/>
           </w:tcPr>
           <w:p>
             <w:r>
@@ -17664,7 +17670,7 @@
         </w:tc>
         <w:tc>
           <w:tcPr>
-            <w:tcW w:type="dxa" w:w="1218"/>
+            <w:tcW w:type="dxa" w:w="838"/>
           </w:tcPr>
           <w:p>
             <w:r>
@@ -17677,7 +17683,7 @@
         </w:tc>
         <w:tc>
           <w:tcPr>
-            <w:tcW w:type="dxa" w:w="1218"/>
+            <w:tcW w:type="dxa" w:w="838"/>
           </w:tcPr>
           <w:p>
             <w:r>
@@ -17690,7 +17696,7 @@
         </w:tc>
         <w:tc>
           <w:tcPr>
-            <w:tcW w:type="dxa" w:w="1218"/>
+            <w:tcW w:type="dxa" w:w="838"/>
           </w:tcPr>
           <w:p>
             <w:r>
@@ -17705,7 +17711,7 @@
       <w:tr>
         <w:tc>
           <w:tcPr>
-            <w:tcW w:type="dxa" w:w="1218"/>
+            <w:tcW w:type="dxa" w:w="838"/>
           </w:tcPr>
           <w:p>
             <w:r>
@@ -17718,7 +17724,7 @@
         </w:tc>
         <w:tc>
           <w:tcPr>
-            <w:tcW w:type="dxa" w:w="1218"/>
+            <w:tcW w:type="dxa" w:w="838"/>
           </w:tcPr>
           <w:p>
             <w:r>
@@ -17731,7 +17737,7 @@
         </w:tc>
         <w:tc>
           <w:tcPr>
-            <w:tcW w:type="dxa" w:w="1218"/>
+            <w:tcW w:type="dxa" w:w="838"/>
           </w:tcPr>
           <w:p>
             <w:r>
@@ -17744,7 +17750,7 @@
         </w:tc>
         <w:tc>
           <w:tcPr>
-            <w:tcW w:type="dxa" w:w="1218"/>
+            <w:tcW w:type="dxa" w:w="838"/>
           </w:tcPr>
           <w:p>
             <w:r>
@@ -17757,7 +17763,7 @@
         </w:tc>
         <w:tc>
           <w:tcPr>
-            <w:tcW w:type="dxa" w:w="1218"/>
+            <w:tcW w:type="dxa" w:w="838"/>
           </w:tcPr>
           <w:p>
             <w:r>
@@ -17770,7 +17776,7 @@
         </w:tc>
         <w:tc>
           <w:tcPr>
-            <w:tcW w:type="dxa" w:w="1218"/>
+            <w:tcW w:type="dxa" w:w="838"/>
           </w:tcPr>
           <w:p>
             <w:r>
@@ -17783,7 +17789,7 @@
         </w:tc>
         <w:tc>
           <w:tcPr>
-            <w:tcW w:type="dxa" w:w="1218"/>
+            <w:tcW w:type="dxa" w:w="838"/>
           </w:tcPr>
           <w:p>
             <w:r>
@@ -17796,7 +17802,7 @@
         </w:tc>
         <w:tc>
           <w:tcPr>
-            <w:tcW w:type="dxa" w:w="1218"/>
+            <w:tcW w:type="dxa" w:w="838"/>
           </w:tcPr>
           <w:p>
             <w:r>
@@ -17809,7 +17815,7 @@
         </w:tc>
         <w:tc>
           <w:tcPr>
-            <w:tcW w:type="dxa" w:w="1218"/>
+            <w:tcW w:type="dxa" w:w="838"/>
           </w:tcPr>
           <w:p>
             <w:r>
@@ -17822,7 +17828,7 @@
         </w:tc>
         <w:tc>
           <w:tcPr>
-            <w:tcW w:type="dxa" w:w="1218"/>
+            <w:tcW w:type="dxa" w:w="838"/>
           </w:tcPr>
           <w:p>
             <w:r>
@@ -17835,7 +17841,7 @@
         </w:tc>
         <w:tc>
           <w:tcPr>
-            <w:tcW w:type="dxa" w:w="1218"/>
+            <w:tcW w:type="dxa" w:w="838"/>
           </w:tcPr>
           <w:p>
             <w:r>
@@ -17848,7 +17854,7 @@
         </w:tc>
         <w:tc>
           <w:tcPr>
-            <w:tcW w:type="dxa" w:w="1218"/>
+            <w:tcW w:type="dxa" w:w="838"/>
           </w:tcPr>
           <w:p>
             <w:r>
@@ -17861,7 +17867,7 @@
         </w:tc>
         <w:tc>
           <w:tcPr>
-            <w:tcW w:type="dxa" w:w="1218"/>
+            <w:tcW w:type="dxa" w:w="838"/>
           </w:tcPr>
           <w:p>
             <w:r>
@@ -17876,7 +17882,7 @@
       <w:tr>
         <w:tc>
           <w:tcPr>
-            <w:tcW w:type="dxa" w:w="1218"/>
+            <w:tcW w:type="dxa" w:w="838"/>
           </w:tcPr>
           <w:p>
             <w:r>
@@ -17889,7 +17895,7 @@
         </w:tc>
         <w:tc>
           <w:tcPr>
-            <w:tcW w:type="dxa" w:w="1218"/>
+            <w:tcW w:type="dxa" w:w="838"/>
           </w:tcPr>
           <w:p>
             <w:r>
@@ -17902,7 +17908,7 @@
         </w:tc>
         <w:tc>
           <w:tcPr>
-            <w:tcW w:type="dxa" w:w="1218"/>
+            <w:tcW w:type="dxa" w:w="838"/>
           </w:tcPr>
           <w:p>
             <w:r>
@@ -17915,7 +17921,7 @@
         </w:tc>
         <w:tc>
           <w:tcPr>
-            <w:tcW w:type="dxa" w:w="1218"/>
+            <w:tcW w:type="dxa" w:w="838"/>
           </w:tcPr>
           <w:p>
             <w:r>
@@ -17928,7 +17934,7 @@
         </w:tc>
         <w:tc>
           <w:tcPr>
-            <w:tcW w:type="dxa" w:w="1218"/>
+            <w:tcW w:type="dxa" w:w="838"/>
           </w:tcPr>
           <w:p>
             <w:r>
@@ -17941,7 +17947,7 @@
         </w:tc>
         <w:tc>
           <w:tcPr>
-            <w:tcW w:type="dxa" w:w="1218"/>
+            <w:tcW w:type="dxa" w:w="838"/>
           </w:tcPr>
           <w:p>
             <w:r>
@@ -17954,7 +17960,7 @@
         </w:tc>
         <w:tc>
           <w:tcPr>
-            <w:tcW w:type="dxa" w:w="1218"/>
+            <w:tcW w:type="dxa" w:w="838"/>
           </w:tcPr>
           <w:p>
             <w:r>
@@ -17967,7 +17973,7 @@
         </w:tc>
         <w:tc>
           <w:tcPr>
-            <w:tcW w:type="dxa" w:w="1218"/>
+            <w:tcW w:type="dxa" w:w="838"/>
           </w:tcPr>
           <w:p>
             <w:r>
@@ -17980,7 +17986,7 @@
         </w:tc>
         <w:tc>
           <w:tcPr>
-            <w:tcW w:type="dxa" w:w="1218"/>
+            <w:tcW w:type="dxa" w:w="838"/>
           </w:tcPr>
           <w:p>
             <w:r>
@@ -17993,7 +17999,7 @@
         </w:tc>
         <w:tc>
           <w:tcPr>
-            <w:tcW w:type="dxa" w:w="1218"/>
+            <w:tcW w:type="dxa" w:w="838"/>
           </w:tcPr>
           <w:p>
             <w:r>
@@ -18006,7 +18012,7 @@
         </w:tc>
         <w:tc>
           <w:tcPr>
-            <w:tcW w:type="dxa" w:w="1218"/>
+            <w:tcW w:type="dxa" w:w="838"/>
           </w:tcPr>
           <w:p>
             <w:r>
@@ -18019,7 +18025,7 @@
         </w:tc>
         <w:tc>
           <w:tcPr>
-            <w:tcW w:type="dxa" w:w="1218"/>
+            <w:tcW w:type="dxa" w:w="838"/>
           </w:tcPr>
           <w:p>
             <w:r>
@@ -18032,7 +18038,7 @@
         </w:tc>
         <w:tc>
           <w:tcPr>
-            <w:tcW w:type="dxa" w:w="1218"/>
+            <w:tcW w:type="dxa" w:w="838"/>
           </w:tcPr>
           <w:p>
             <w:r>
@@ -18047,7 +18053,7 @@
       <w:tr>
         <w:tc>
           <w:tcPr>
-            <w:tcW w:type="dxa" w:w="1218"/>
+            <w:tcW w:type="dxa" w:w="838"/>
           </w:tcPr>
           <w:p>
             <w:r>
@@ -18060,7 +18066,7 @@
         </w:tc>
         <w:tc>
           <w:tcPr>
-            <w:tcW w:type="dxa" w:w="1218"/>
+            <w:tcW w:type="dxa" w:w="838"/>
           </w:tcPr>
           <w:p>
             <w:r>
@@ -18073,7 +18079,7 @@
         </w:tc>
         <w:tc>
           <w:tcPr>
-            <w:tcW w:type="dxa" w:w="1218"/>
+            <w:tcW w:type="dxa" w:w="838"/>
           </w:tcPr>
           <w:p>
             <w:r>
@@ -18086,7 +18092,7 @@
         </w:tc>
         <w:tc>
           <w:tcPr>
-            <w:tcW w:type="dxa" w:w="1218"/>
+            <w:tcW w:type="dxa" w:w="838"/>
           </w:tcPr>
           <w:p>
             <w:r>
@@ -18099,7 +18105,7 @@
         </w:tc>
         <w:tc>
           <w:tcPr>
-            <w:tcW w:type="dxa" w:w="1218"/>
+            <w:tcW w:type="dxa" w:w="838"/>
           </w:tcPr>
           <w:p>
             <w:r>
@@ -18112,7 +18118,7 @@
         </w:tc>
         <w:tc>
           <w:tcPr>
-            <w:tcW w:type="dxa" w:w="1218"/>
+            <w:tcW w:type="dxa" w:w="838"/>
           </w:tcPr>
           <w:p>
             <w:r>
@@ -18125,7 +18131,7 @@
         </w:tc>
         <w:tc>
           <w:tcPr>
-            <w:tcW w:type="dxa" w:w="1218"/>
+            <w:tcW w:type="dxa" w:w="838"/>
           </w:tcPr>
           <w:p>
             <w:r>
@@ -18138,7 +18144,7 @@
         </w:tc>
         <w:tc>
           <w:tcPr>
-            <w:tcW w:type="dxa" w:w="1218"/>
+            <w:tcW w:type="dxa" w:w="838"/>
           </w:tcPr>
           <w:p>
             <w:r>
@@ -18151,7 +18157,7 @@
         </w:tc>
         <w:tc>
           <w:tcPr>
-            <w:tcW w:type="dxa" w:w="1218"/>
+            <w:tcW w:type="dxa" w:w="838"/>
           </w:tcPr>
           <w:p>
             <w:r>
@@ -18164,7 +18170,7 @@
         </w:tc>
         <w:tc>
           <w:tcPr>
-            <w:tcW w:type="dxa" w:w="1218"/>
+            <w:tcW w:type="dxa" w:w="838"/>
           </w:tcPr>
           <w:p>
             <w:r>
@@ -18177,7 +18183,7 @@
         </w:tc>
         <w:tc>
           <w:tcPr>
-            <w:tcW w:type="dxa" w:w="1218"/>
+            <w:tcW w:type="dxa" w:w="838"/>
           </w:tcPr>
           <w:p>
             <w:r>
@@ -18190,7 +18196,7 @@
         </w:tc>
         <w:tc>
           <w:tcPr>
-            <w:tcW w:type="dxa" w:w="1218"/>
+            <w:tcW w:type="dxa" w:w="838"/>
           </w:tcPr>
           <w:p>
             <w:r>
@@ -18203,7 +18209,7 @@
         </w:tc>
         <w:tc>
           <w:tcPr>
-            <w:tcW w:type="dxa" w:w="1218"/>
+            <w:tcW w:type="dxa" w:w="838"/>
           </w:tcPr>
           <w:p>
             <w:r>
@@ -18218,7 +18224,7 @@
       <w:tr>
         <w:tc>
           <w:tcPr>
-            <w:tcW w:type="dxa" w:w="1218"/>
+            <w:tcW w:type="dxa" w:w="838"/>
           </w:tcPr>
           <w:p>
             <w:r>
@@ -18231,7 +18237,7 @@
         </w:tc>
         <w:tc>
           <w:tcPr>
-            <w:tcW w:type="dxa" w:w="1218"/>
+            <w:tcW w:type="dxa" w:w="838"/>
           </w:tcPr>
           <w:p>
             <w:r>
@@ -18244,7 +18250,7 @@
         </w:tc>
         <w:tc>
           <w:tcPr>
-            <w:tcW w:type="dxa" w:w="1218"/>
+            <w:tcW w:type="dxa" w:w="838"/>
           </w:tcPr>
           <w:p>
             <w:r>
@@ -18257,7 +18263,7 @@
         </w:tc>
         <w:tc>
           <w:tcPr>
-            <w:tcW w:type="dxa" w:w="1218"/>
+            <w:tcW w:type="dxa" w:w="838"/>
           </w:tcPr>
           <w:p>
             <w:r>
@@ -18270,7 +18276,7 @@
         </w:tc>
         <w:tc>
           <w:tcPr>
-            <w:tcW w:type="dxa" w:w="1218"/>
+            <w:tcW w:type="dxa" w:w="838"/>
           </w:tcPr>
           <w:p>
             <w:r>
@@ -18283,7 +18289,7 @@
         </w:tc>
         <w:tc>
           <w:tcPr>
-            <w:tcW w:type="dxa" w:w="1218"/>
+            <w:tcW w:type="dxa" w:w="838"/>
           </w:tcPr>
           <w:p>
             <w:r>
@@ -18296,7 +18302,7 @@
         </w:tc>
         <w:tc>
           <w:tcPr>
-            <w:tcW w:type="dxa" w:w="1218"/>
+            <w:tcW w:type="dxa" w:w="838"/>
           </w:tcPr>
           <w:p>
             <w:r>
@@ -18309,7 +18315,7 @@
         </w:tc>
         <w:tc>
           <w:tcPr>
-            <w:tcW w:type="dxa" w:w="1218"/>
+            <w:tcW w:type="dxa" w:w="838"/>
           </w:tcPr>
           <w:p>
             <w:r>
@@ -18322,7 +18328,7 @@
         </w:tc>
         <w:tc>
           <w:tcPr>
-            <w:tcW w:type="dxa" w:w="1218"/>
+            <w:tcW w:type="dxa" w:w="838"/>
           </w:tcPr>
           <w:p>
             <w:r>
@@ -18335,7 +18341,7 @@
         </w:tc>
         <w:tc>
           <w:tcPr>
-            <w:tcW w:type="dxa" w:w="1218"/>
+            <w:tcW w:type="dxa" w:w="838"/>
           </w:tcPr>
           <w:p>
             <w:r>
@@ -18348,7 +18354,7 @@
         </w:tc>
         <w:tc>
           <w:tcPr>
-            <w:tcW w:type="dxa" w:w="1218"/>
+            <w:tcW w:type="dxa" w:w="838"/>
           </w:tcPr>
           <w:p>
             <w:r>
@@ -18361,7 +18367,7 @@
         </w:tc>
         <w:tc>
           <w:tcPr>
-            <w:tcW w:type="dxa" w:w="1218"/>
+            <w:tcW w:type="dxa" w:w="838"/>
           </w:tcPr>
           <w:p>
             <w:r>
@@ -18374,7 +18380,7 @@
         </w:tc>
         <w:tc>
           <w:tcPr>
-            <w:tcW w:type="dxa" w:w="1218"/>
+            <w:tcW w:type="dxa" w:w="838"/>
           </w:tcPr>
           <w:p>
             <w:r>
@@ -18389,7 +18395,7 @@
       <w:tr>
         <w:tc>
           <w:tcPr>
-            <w:tcW w:type="dxa" w:w="1218"/>
+            <w:tcW w:type="dxa" w:w="838"/>
           </w:tcPr>
           <w:p>
             <w:r>
@@ -18402,7 +18408,7 @@
         </w:tc>
         <w:tc>
           <w:tcPr>
-            <w:tcW w:type="dxa" w:w="1218"/>
+            <w:tcW w:type="dxa" w:w="838"/>
           </w:tcPr>
           <w:p>
             <w:r>
@@ -18415,7 +18421,7 @@
         </w:tc>
         <w:tc>
           <w:tcPr>
-            <w:tcW w:type="dxa" w:w="1218"/>
+            <w:tcW w:type="dxa" w:w="838"/>
           </w:tcPr>
           <w:p>
             <w:r>
@@ -18428,7 +18434,7 @@
         </w:tc>
         <w:tc>
           <w:tcPr>
-            <w:tcW w:type="dxa" w:w="1218"/>
+            <w:tcW w:type="dxa" w:w="838"/>
           </w:tcPr>
           <w:p>
             <w:r>
@@ -18441,7 +18447,7 @@
         </w:tc>
         <w:tc>
           <w:tcPr>
-            <w:tcW w:type="dxa" w:w="1218"/>
+            <w:tcW w:type="dxa" w:w="838"/>
           </w:tcPr>
           <w:p>
             <w:r>
@@ -18454,7 +18460,7 @@
         </w:tc>
         <w:tc>
           <w:tcPr>
-            <w:tcW w:type="dxa" w:w="1218"/>
+            <w:tcW w:type="dxa" w:w="838"/>
           </w:tcPr>
           <w:p>
             <w:r>
@@ -18467,7 +18473,7 @@
         </w:tc>
         <w:tc>
           <w:tcPr>
-            <w:tcW w:type="dxa" w:w="1218"/>
+            <w:tcW w:type="dxa" w:w="838"/>
           </w:tcPr>
           <w:p>
             <w:r>
@@ -18480,7 +18486,7 @@
         </w:tc>
         <w:tc>
           <w:tcPr>
-            <w:tcW w:type="dxa" w:w="1218"/>
+            <w:tcW w:type="dxa" w:w="838"/>
           </w:tcPr>
           <w:p>
             <w:r>
@@ -18493,7 +18499,7 @@
         </w:tc>
         <w:tc>
           <w:tcPr>
-            <w:tcW w:type="dxa" w:w="1218"/>
+            <w:tcW w:type="dxa" w:w="838"/>
           </w:tcPr>
           <w:p>
             <w:r>
@@ -18506,7 +18512,7 @@
         </w:tc>
         <w:tc>
           <w:tcPr>
-            <w:tcW w:type="dxa" w:w="1218"/>
+            <w:tcW w:type="dxa" w:w="838"/>
           </w:tcPr>
           <w:p>
             <w:r>
@@ -18519,7 +18525,7 @@
         </w:tc>
         <w:tc>
           <w:tcPr>
-            <w:tcW w:type="dxa" w:w="1218"/>
+            <w:tcW w:type="dxa" w:w="838"/>
           </w:tcPr>
           <w:p>
             <w:r>
@@ -18532,7 +18538,7 @@
         </w:tc>
         <w:tc>
           <w:tcPr>
-            <w:tcW w:type="dxa" w:w="1218"/>
+            <w:tcW w:type="dxa" w:w="838"/>
           </w:tcPr>
           <w:p>
             <w:r>
@@ -18545,7 +18551,7 @@
         </w:tc>
         <w:tc>
           <w:tcPr>
-            <w:tcW w:type="dxa" w:w="1218"/>
+            <w:tcW w:type="dxa" w:w="838"/>
           </w:tcPr>
           <w:p>
             <w:r>
@@ -18560,7 +18566,7 @@
       <w:tr>
         <w:tc>
           <w:tcPr>
-            <w:tcW w:type="dxa" w:w="1218"/>
+            <w:tcW w:type="dxa" w:w="838"/>
           </w:tcPr>
           <w:p>
             <w:r>
@@ -18573,7 +18579,7 @@
         </w:tc>
         <w:tc>
           <w:tcPr>
-            <w:tcW w:type="dxa" w:w="1218"/>
+            <w:tcW w:type="dxa" w:w="838"/>
           </w:tcPr>
           <w:p>
             <w:r>
@@ -18586,7 +18592,7 @@
         </w:tc>
         <w:tc>
           <w:tcPr>
-            <w:tcW w:type="dxa" w:w="1218"/>
+            <w:tcW w:type="dxa" w:w="838"/>
           </w:tcPr>
           <w:p>
             <w:r>
@@ -18599,7 +18605,7 @@
         </w:tc>
         <w:tc>
           <w:tcPr>
-            <w:tcW w:type="dxa" w:w="1218"/>
+            <w:tcW w:type="dxa" w:w="838"/>
           </w:tcPr>
           <w:p>
             <w:r>
@@ -18612,7 +18618,7 @@
         </w:tc>
         <w:tc>
           <w:tcPr>
-            <w:tcW w:type="dxa" w:w="1218"/>
+            <w:tcW w:type="dxa" w:w="838"/>
           </w:tcPr>
           <w:p>
             <w:r>
@@ -18625,7 +18631,7 @@
         </w:tc>
         <w:tc>
           <w:tcPr>
-            <w:tcW w:type="dxa" w:w="1218"/>
+            <w:tcW w:type="dxa" w:w="838"/>
           </w:tcPr>
           <w:p>
             <w:r>
@@ -18638,7 +18644,7 @@
         </w:tc>
         <w:tc>
           <w:tcPr>
-            <w:tcW w:type="dxa" w:w="1218"/>
+            <w:tcW w:type="dxa" w:w="838"/>
           </w:tcPr>
           <w:p>
             <w:r>
@@ -18651,7 +18657,7 @@
         </w:tc>
         <w:tc>
           <w:tcPr>
-            <w:tcW w:type="dxa" w:w="1218"/>
+            <w:tcW w:type="dxa" w:w="838"/>
           </w:tcPr>
           <w:p>
             <w:r>
@@ -18664,7 +18670,7 @@
         </w:tc>
         <w:tc>
           <w:tcPr>
-            <w:tcW w:type="dxa" w:w="1218"/>
+            <w:tcW w:type="dxa" w:w="838"/>
           </w:tcPr>
           <w:p>
             <w:r>
@@ -18677,7 +18683,7 @@
         </w:tc>
         <w:tc>
           <w:tcPr>
-            <w:tcW w:type="dxa" w:w="1218"/>
+            <w:tcW w:type="dxa" w:w="838"/>
           </w:tcPr>
           <w:p>
             <w:r>
@@ -18690,7 +18696,7 @@
         </w:tc>
         <w:tc>
           <w:tcPr>
-            <w:tcW w:type="dxa" w:w="1218"/>
+            <w:tcW w:type="dxa" w:w="838"/>
           </w:tcPr>
           <w:p>
             <w:r>
@@ -18703,7 +18709,7 @@
         </w:tc>
         <w:tc>
           <w:tcPr>
-            <w:tcW w:type="dxa" w:w="1218"/>
+            <w:tcW w:type="dxa" w:w="838"/>
           </w:tcPr>
           <w:p>
             <w:r>
@@ -18716,7 +18722,7 @@
         </w:tc>
         <w:tc>
           <w:tcPr>
-            <w:tcW w:type="dxa" w:w="1218"/>
+            <w:tcW w:type="dxa" w:w="838"/>
           </w:tcPr>
           <w:p>
             <w:r>
@@ -18731,7 +18737,7 @@
       <w:tr>
         <w:tc>
           <w:tcPr>
-            <w:tcW w:type="dxa" w:w="1218"/>
+            <w:tcW w:type="dxa" w:w="838"/>
           </w:tcPr>
           <w:p>
             <w:r>
@@ -18744,7 +18750,7 @@
         </w:tc>
         <w:tc>
           <w:tcPr>
-            <w:tcW w:type="dxa" w:w="1218"/>
+            <w:tcW w:type="dxa" w:w="838"/>
           </w:tcPr>
           <w:p>
             <w:r>
@@ -18757,7 +18763,7 @@
         </w:tc>
         <w:tc>
           <w:tcPr>
-            <w:tcW w:type="dxa" w:w="1218"/>
+            <w:tcW w:type="dxa" w:w="838"/>
           </w:tcPr>
           <w:p>
             <w:r>
@@ -18770,7 +18776,7 @@
         </w:tc>
         <w:tc>
           <w:tcPr>
-            <w:tcW w:type="dxa" w:w="1218"/>
+            <w:tcW w:type="dxa" w:w="838"/>
           </w:tcPr>
           <w:p>
             <w:r>
@@ -18783,7 +18789,7 @@
         </w:tc>
         <w:tc>
           <w:tcPr>
-            <w:tcW w:type="dxa" w:w="1218"/>
+            <w:tcW w:type="dxa" w:w="838"/>
           </w:tcPr>
           <w:p>
             <w:r>
@@ -18796,7 +18802,7 @@
         </w:tc>
         <w:tc>
           <w:tcPr>
-            <w:tcW w:type="dxa" w:w="1218"/>
+            <w:tcW w:type="dxa" w:w="838"/>
           </w:tcPr>
           <w:p>
             <w:r>
@@ -18809,7 +18815,7 @@
         </w:tc>
         <w:tc>
           <w:tcPr>
-            <w:tcW w:type="dxa" w:w="1218"/>
+            <w:tcW w:type="dxa" w:w="838"/>
           </w:tcPr>
           <w:p>
             <w:r>
@@ -18822,7 +18828,7 @@
         </w:tc>
         <w:tc>
           <w:tcPr>
-            <w:tcW w:type="dxa" w:w="1218"/>
+            <w:tcW w:type="dxa" w:w="838"/>
           </w:tcPr>
           <w:p>
             <w:r>
@@ -18835,7 +18841,7 @@
         </w:tc>
         <w:tc>
           <w:tcPr>
-            <w:tcW w:type="dxa" w:w="1218"/>
+            <w:tcW w:type="dxa" w:w="838"/>
           </w:tcPr>
           <w:p>
             <w:r>
@@ -18848,7 +18854,7 @@
         </w:tc>
         <w:tc>
           <w:tcPr>
-            <w:tcW w:type="dxa" w:w="1218"/>
+            <w:tcW w:type="dxa" w:w="838"/>
           </w:tcPr>
           <w:p>
             <w:r>
@@ -18861,7 +18867,7 @@
         </w:tc>
         <w:tc>
           <w:tcPr>
-            <w:tcW w:type="dxa" w:w="1218"/>
+            <w:tcW w:type="dxa" w:w="838"/>
           </w:tcPr>
           <w:p>
             <w:r>
@@ -18874,7 +18880,7 @@
         </w:tc>
         <w:tc>
           <w:tcPr>
-            <w:tcW w:type="dxa" w:w="1218"/>
+            <w:tcW w:type="dxa" w:w="838"/>
           </w:tcPr>
           <w:p>
             <w:r>
@@ -18887,7 +18893,7 @@
         </w:tc>
         <w:tc>
           <w:tcPr>
-            <w:tcW w:type="dxa" w:w="1218"/>
+            <w:tcW w:type="dxa" w:w="838"/>
           </w:tcPr>
           <w:p>
             <w:r>
@@ -18902,7 +18908,7 @@
       <w:tr>
         <w:tc>
           <w:tcPr>
-            <w:tcW w:type="dxa" w:w="1218"/>
+            <w:tcW w:type="dxa" w:w="838"/>
           </w:tcPr>
           <w:p>
             <w:r>
@@ -18915,7 +18921,7 @@
         </w:tc>
         <w:tc>
           <w:tcPr>
-            <w:tcW w:type="dxa" w:w="1218"/>
+            <w:tcW w:type="dxa" w:w="838"/>
           </w:tcPr>
           <w:p>
             <w:r>
@@ -18928,7 +18934,7 @@
         </w:tc>
         <w:tc>
           <w:tcPr>
-            <w:tcW w:type="dxa" w:w="1218"/>
+            <w:tcW w:type="dxa" w:w="838"/>
           </w:tcPr>
           <w:p>
             <w:r>
@@ -18941,7 +18947,7 @@
         </w:tc>
         <w:tc>
           <w:tcPr>
-            <w:tcW w:type="dxa" w:w="1218"/>
+            <w:tcW w:type="dxa" w:w="838"/>
           </w:tcPr>
           <w:p>
             <w:r>
@@ -18954,7 +18960,7 @@
         </w:tc>
         <w:tc>
           <w:tcPr>
-            <w:tcW w:type="dxa" w:w="1218"/>
+            <w:tcW w:type="dxa" w:w="838"/>
           </w:tcPr>
           <w:p>
             <w:r>
@@ -18967,7 +18973,7 @@
         </w:tc>
         <w:tc>
           <w:tcPr>
-            <w:tcW w:type="dxa" w:w="1218"/>
+            <w:tcW w:type="dxa" w:w="838"/>
           </w:tcPr>
           <w:p>
             <w:r>
@@ -18980,7 +18986,7 @@
         </w:tc>
         <w:tc>
           <w:tcPr>
-            <w:tcW w:type="dxa" w:w="1218"/>
+            <w:tcW w:type="dxa" w:w="838"/>
           </w:tcPr>
           <w:p>
             <w:r>
@@ -18993,7 +18999,7 @@
         </w:tc>
         <w:tc>
           <w:tcPr>
-            <w:tcW w:type="dxa" w:w="1218"/>
+            <w:tcW w:type="dxa" w:w="838"/>
           </w:tcPr>
           <w:p>
             <w:r>
@@ -19006,7 +19012,7 @@
         </w:tc>
         <w:tc>
           <w:tcPr>
-            <w:tcW w:type="dxa" w:w="1218"/>
+            <w:tcW w:type="dxa" w:w="838"/>
           </w:tcPr>
           <w:p>
             <w:r>
@@ -19019,7 +19025,7 @@
         </w:tc>
         <w:tc>
           <w:tcPr>
-            <w:tcW w:type="dxa" w:w="1218"/>
+            <w:tcW w:type="dxa" w:w="838"/>
           </w:tcPr>
           <w:p>
             <w:r>
@@ -19032,7 +19038,7 @@
         </w:tc>
         <w:tc>
           <w:tcPr>
-            <w:tcW w:type="dxa" w:w="1218"/>
+            <w:tcW w:type="dxa" w:w="838"/>
           </w:tcPr>
           <w:p>
             <w:r>
@@ -19045,7 +19051,7 @@
         </w:tc>
         <w:tc>
           <w:tcPr>
-            <w:tcW w:type="dxa" w:w="1218"/>
+            <w:tcW w:type="dxa" w:w="838"/>
           </w:tcPr>
           <w:p>
             <w:r>
@@ -19058,7 +19064,7 @@
         </w:tc>
         <w:tc>
           <w:tcPr>
-            <w:tcW w:type="dxa" w:w="1218"/>
+            <w:tcW w:type="dxa" w:w="838"/>
           </w:tcPr>
           <w:p>
             <w:r>
@@ -19073,7 +19079,7 @@
       <w:tr>
         <w:tc>
           <w:tcPr>
-            <w:tcW w:type="dxa" w:w="1218"/>
+            <w:tcW w:type="dxa" w:w="838"/>
           </w:tcPr>
           <w:p>
             <w:r>
@@ -19086,7 +19092,7 @@
         </w:tc>
         <w:tc>
           <w:tcPr>
-            <w:tcW w:type="dxa" w:w="1218"/>
+            <w:tcW w:type="dxa" w:w="838"/>
           </w:tcPr>
           <w:p>
             <w:r>
@@ -19099,7 +19105,7 @@
         </w:tc>
         <w:tc>
           <w:tcPr>
-            <w:tcW w:type="dxa" w:w="1218"/>
+            <w:tcW w:type="dxa" w:w="838"/>
           </w:tcPr>
           <w:p>
             <w:r>
@@ -19112,7 +19118,7 @@
         </w:tc>
         <w:tc>
           <w:tcPr>
-            <w:tcW w:type="dxa" w:w="1218"/>
+            <w:tcW w:type="dxa" w:w="838"/>
           </w:tcPr>
           <w:p>
             <w:r>
@@ -19125,7 +19131,7 @@
         </w:tc>
         <w:tc>
           <w:tcPr>
-            <w:tcW w:type="dxa" w:w="1218"/>
+            <w:tcW w:type="dxa" w:w="838"/>
           </w:tcPr>
           <w:p>
             <w:r>
@@ -19138,7 +19144,7 @@
         </w:tc>
         <w:tc>
           <w:tcPr>
-            <w:tcW w:type="dxa" w:w="1218"/>
+            <w:tcW w:type="dxa" w:w="838"/>
           </w:tcPr>
           <w:p>
             <w:r>
@@ -19151,7 +19157,7 @@
         </w:tc>
         <w:tc>
           <w:tcPr>
-            <w:tcW w:type="dxa" w:w="1218"/>
+            <w:tcW w:type="dxa" w:w="838"/>
           </w:tcPr>
           <w:p>
             <w:r>
@@ -19164,7 +19170,7 @@
         </w:tc>
         <w:tc>
           <w:tcPr>
-            <w:tcW w:type="dxa" w:w="1218"/>
+            <w:tcW w:type="dxa" w:w="838"/>
           </w:tcPr>
           <w:p>
             <w:r>
@@ -19177,7 +19183,7 @@
         </w:tc>
         <w:tc>
           <w:tcPr>
-            <w:tcW w:type="dxa" w:w="1218"/>
+            <w:tcW w:type="dxa" w:w="838"/>
           </w:tcPr>
           <w:p>
             <w:r>
@@ -19190,7 +19196,7 @@
         </w:tc>
         <w:tc>
           <w:tcPr>
-            <w:tcW w:type="dxa" w:w="1218"/>
+            <w:tcW w:type="dxa" w:w="838"/>
           </w:tcPr>
           <w:p>
             <w:r>
@@ -19203,7 +19209,7 @@
         </w:tc>
         <w:tc>
           <w:tcPr>
-            <w:tcW w:type="dxa" w:w="1218"/>
+            <w:tcW w:type="dxa" w:w="838"/>
           </w:tcPr>
           <w:p>
             <w:r>
@@ -19216,7 +19222,7 @@
         </w:tc>
         <w:tc>
           <w:tcPr>
-            <w:tcW w:type="dxa" w:w="1218"/>
+            <w:tcW w:type="dxa" w:w="838"/>
           </w:tcPr>
           <w:p>
             <w:r>
@@ -19229,7 +19235,7 @@
         </w:tc>
         <w:tc>
           <w:tcPr>
-            <w:tcW w:type="dxa" w:w="1218"/>
+            <w:tcW w:type="dxa" w:w="838"/>
           </w:tcPr>
           <w:p>
             <w:r>
@@ -19244,7 +19250,7 @@
       <w:tr>
         <w:tc>
           <w:tcPr>
-            <w:tcW w:type="dxa" w:w="1218"/>
+            <w:tcW w:type="dxa" w:w="838"/>
           </w:tcPr>
           <w:p>
             <w:r>
@@ -19257,7 +19263,7 @@
         </w:tc>
         <w:tc>
           <w:tcPr>
-            <w:tcW w:type="dxa" w:w="1218"/>
+            <w:tcW w:type="dxa" w:w="838"/>
           </w:tcPr>
           <w:p>
             <w:r>
@@ -19270,7 +19276,7 @@
         </w:tc>
         <w:tc>
           <w:tcPr>
-            <w:tcW w:type="dxa" w:w="1218"/>
+            <w:tcW w:type="dxa" w:w="838"/>
           </w:tcPr>
           <w:p>
             <w:r>
@@ -19283,7 +19289,7 @@
         </w:tc>
         <w:tc>
           <w:tcPr>
-            <w:tcW w:type="dxa" w:w="1218"/>
+            <w:tcW w:type="dxa" w:w="838"/>
           </w:tcPr>
           <w:p>
             <w:r>
@@ -19296,7 +19302,7 @@
         </w:tc>
         <w:tc>
           <w:tcPr>
-            <w:tcW w:type="dxa" w:w="1218"/>
+            <w:tcW w:type="dxa" w:w="838"/>
           </w:tcPr>
           <w:p>
             <w:r>
@@ -19309,7 +19315,7 @@
         </w:tc>
         <w:tc>
           <w:tcPr>
-            <w:tcW w:type="dxa" w:w="1218"/>
+            <w:tcW w:type="dxa" w:w="838"/>
           </w:tcPr>
           <w:p>
             <w:r>
@@ -19322,7 +19328,7 @@
         </w:tc>
         <w:tc>
           <w:tcPr>
-            <w:tcW w:type="dxa" w:w="1218"/>
+            <w:tcW w:type="dxa" w:w="838"/>
           </w:tcPr>
           <w:p>
             <w:r>
@@ -19335,7 +19341,7 @@
         </w:tc>
         <w:tc>
           <w:tcPr>
-            <w:tcW w:type="dxa" w:w="1218"/>
+            <w:tcW w:type="dxa" w:w="838"/>
           </w:tcPr>
           <w:p>
             <w:r>
@@ -19348,7 +19354,7 @@
         </w:tc>
         <w:tc>
           <w:tcPr>
-            <w:tcW w:type="dxa" w:w="1218"/>
+            <w:tcW w:type="dxa" w:w="838"/>
           </w:tcPr>
           <w:p>
             <w:r>
@@ -19361,7 +19367,7 @@
         </w:tc>
         <w:tc>
           <w:tcPr>
-            <w:tcW w:type="dxa" w:w="1218"/>
+            <w:tcW w:type="dxa" w:w="838"/>
           </w:tcPr>
           <w:p>
             <w:r>
@@ -19374,7 +19380,7 @@
         </w:tc>
         <w:tc>
           <w:tcPr>
-            <w:tcW w:type="dxa" w:w="1218"/>
+            <w:tcW w:type="dxa" w:w="838"/>
           </w:tcPr>
           <w:p>
             <w:r>
@@ -19387,7 +19393,7 @@
         </w:tc>
         <w:tc>
           <w:tcPr>
-            <w:tcW w:type="dxa" w:w="1218"/>
+            <w:tcW w:type="dxa" w:w="838"/>
           </w:tcPr>
           <w:p>
             <w:r>
@@ -19400,7 +19406,7 @@
         </w:tc>
         <w:tc>
           <w:tcPr>
-            <w:tcW w:type="dxa" w:w="1218"/>
+            <w:tcW w:type="dxa" w:w="838"/>
           </w:tcPr>
           <w:p>
             <w:r>
@@ -19415,7 +19421,7 @@
       <w:tr>
         <w:tc>
           <w:tcPr>
-            <w:tcW w:type="dxa" w:w="1218"/>
+            <w:tcW w:type="dxa" w:w="838"/>
           </w:tcPr>
           <w:p>
             <w:r>
@@ -19428,7 +19434,7 @@
         </w:tc>
         <w:tc>
           <w:tcPr>
-            <w:tcW w:type="dxa" w:w="1218"/>
+            <w:tcW w:type="dxa" w:w="838"/>
           </w:tcPr>
           <w:p>
             <w:r>
@@ -19441,7 +19447,7 @@
         </w:tc>
         <w:tc>
           <w:tcPr>
-            <w:tcW w:type="dxa" w:w="1218"/>
+            <w:tcW w:type="dxa" w:w="838"/>
           </w:tcPr>
           <w:p>
             <w:r>
@@ -19454,7 +19460,7 @@
         </w:tc>
         <w:tc>
           <w:tcPr>
-            <w:tcW w:type="dxa" w:w="1218"/>
+            <w:tcW w:type="dxa" w:w="838"/>
           </w:tcPr>
           <w:p>
             <w:r>
@@ -19467,7 +19473,7 @@
         </w:tc>
         <w:tc>
           <w:tcPr>
-            <w:tcW w:type="dxa" w:w="1218"/>
+            <w:tcW w:type="dxa" w:w="838"/>
           </w:tcPr>
           <w:p>
             <w:r>
@@ -19480,7 +19486,7 @@
         </w:tc>
         <w:tc>
           <w:tcPr>
-            <w:tcW w:type="dxa" w:w="1218"/>
+            <w:tcW w:type="dxa" w:w="838"/>
           </w:tcPr>
           <w:p>
             <w:r>
@@ -19493,7 +19499,7 @@
         </w:tc>
         <w:tc>
           <w:tcPr>
-            <w:tcW w:type="dxa" w:w="1218"/>
+            <w:tcW w:type="dxa" w:w="838"/>
           </w:tcPr>
           <w:p>
             <w:r>
@@ -19506,7 +19512,7 @@
         </w:tc>
         <w:tc>
           <w:tcPr>
-            <w:tcW w:type="dxa" w:w="1218"/>
+            <w:tcW w:type="dxa" w:w="838"/>
           </w:tcPr>
           <w:p>
             <w:r>
@@ -19519,7 +19525,7 @@
         </w:tc>
         <w:tc>
           <w:tcPr>
-            <w:tcW w:type="dxa" w:w="1218"/>
+            <w:tcW w:type="dxa" w:w="838"/>
           </w:tcPr>
           <w:p>
             <w:r>
@@ -19532,7 +19538,7 @@
         </w:tc>
         <w:tc>
           <w:tcPr>
-            <w:tcW w:type="dxa" w:w="1218"/>
+            <w:tcW w:type="dxa" w:w="838"/>
           </w:tcPr>
           <w:p>
             <w:r>
@@ -19545,7 +19551,7 @@
         </w:tc>
         <w:tc>
           <w:tcPr>
-            <w:tcW w:type="dxa" w:w="1218"/>
+            <w:tcW w:type="dxa" w:w="838"/>
           </w:tcPr>
           <w:p>
             <w:r>
@@ -19558,7 +19564,7 @@
         </w:tc>
         <w:tc>
           <w:tcPr>
-            <w:tcW w:type="dxa" w:w="1218"/>
+            <w:tcW w:type="dxa" w:w="838"/>
           </w:tcPr>
           <w:p>
             <w:r>
@@ -19571,7 +19577,7 @@
         </w:tc>
         <w:tc>
           <w:tcPr>
-            <w:tcW w:type="dxa" w:w="1218"/>
+            <w:tcW w:type="dxa" w:w="838"/>
           </w:tcPr>
           <w:p>
             <w:r>
@@ -19586,7 +19592,7 @@
       <w:tr>
         <w:tc>
           <w:tcPr>
-            <w:tcW w:type="dxa" w:w="1218"/>
+            <w:tcW w:type="dxa" w:w="838"/>
           </w:tcPr>
           <w:p>
             <w:r>
@@ -19599,7 +19605,7 @@
         </w:tc>
         <w:tc>
           <w:tcPr>
-            <w:tcW w:type="dxa" w:w="1218"/>
+            <w:tcW w:type="dxa" w:w="838"/>
           </w:tcPr>
           <w:p>
             <w:r>
@@ -19612,7 +19618,7 @@
         </w:tc>
         <w:tc>
           <w:tcPr>
-            <w:tcW w:type="dxa" w:w="1218"/>
+            <w:tcW w:type="dxa" w:w="838"/>
           </w:tcPr>
           <w:p>
             <w:r>
@@ -19625,7 +19631,7 @@
         </w:tc>
         <w:tc>
           <w:tcPr>
-            <w:tcW w:type="dxa" w:w="1218"/>
+            <w:tcW w:type="dxa" w:w="838"/>
           </w:tcPr>
           <w:p>
             <w:r>
@@ -19638,7 +19644,7 @@
         </w:tc>
         <w:tc>
           <w:tcPr>
-            <w:tcW w:type="dxa" w:w="1218"/>
+            <w:tcW w:type="dxa" w:w="838"/>
           </w:tcPr>
           <w:p>
             <w:r>
@@ -19651,7 +19657,7 @@
         </w:tc>
         <w:tc>
           <w:tcPr>
-            <w:tcW w:type="dxa" w:w="1218"/>
+            <w:tcW w:type="dxa" w:w="838"/>
           </w:tcPr>
           <w:p>
             <w:r>
@@ -19664,7 +19670,7 @@
         </w:tc>
         <w:tc>
           <w:tcPr>
-            <w:tcW w:type="dxa" w:w="1218"/>
+            <w:tcW w:type="dxa" w:w="838"/>
           </w:tcPr>
           <w:p>
             <w:r>
@@ -19677,7 +19683,7 @@
         </w:tc>
         <w:tc>
           <w:tcPr>
-            <w:tcW w:type="dxa" w:w="1218"/>
+            <w:tcW w:type="dxa" w:w="838"/>
           </w:tcPr>
           <w:p>
             <w:r>
@@ -19690,7 +19696,7 @@
         </w:tc>
         <w:tc>
           <w:tcPr>
-            <w:tcW w:type="dxa" w:w="1218"/>
+            <w:tcW w:type="dxa" w:w="838"/>
           </w:tcPr>
           <w:p>
             <w:r>
@@ -19703,7 +19709,7 @@
         </w:tc>
         <w:tc>
           <w:tcPr>
-            <w:tcW w:type="dxa" w:w="1218"/>
+            <w:tcW w:type="dxa" w:w="838"/>
           </w:tcPr>
           <w:p>
             <w:r>
@@ -19716,7 +19722,7 @@
         </w:tc>
         <w:tc>
           <w:tcPr>
-            <w:tcW w:type="dxa" w:w="1218"/>
+            <w:tcW w:type="dxa" w:w="838"/>
           </w:tcPr>
           <w:p>
             <w:r>
@@ -19729,7 +19735,7 @@
         </w:tc>
         <w:tc>
           <w:tcPr>
-            <w:tcW w:type="dxa" w:w="1218"/>
+            <w:tcW w:type="dxa" w:w="838"/>
           </w:tcPr>
           <w:p>
             <w:r>
@@ -19742,7 +19748,7 @@
         </w:tc>
         <w:tc>
           <w:tcPr>
-            <w:tcW w:type="dxa" w:w="1218"/>
+            <w:tcW w:type="dxa" w:w="838"/>
           </w:tcPr>
           <w:p>
             <w:r>
@@ -19757,7 +19763,7 @@
       <w:tr>
         <w:tc>
           <w:tcPr>
-            <w:tcW w:type="dxa" w:w="1218"/>
+            <w:tcW w:type="dxa" w:w="838"/>
           </w:tcPr>
           <w:p>
             <w:r>
@@ -19770,7 +19776,7 @@
         </w:tc>
         <w:tc>
           <w:tcPr>
-            <w:tcW w:type="dxa" w:w="1218"/>
+            <w:tcW w:type="dxa" w:w="838"/>
           </w:tcPr>
           <w:p>
             <w:r>
@@ -19783,7 +19789,7 @@
         </w:tc>
         <w:tc>
           <w:tcPr>
-            <w:tcW w:type="dxa" w:w="1218"/>
+            <w:tcW w:type="dxa" w:w="838"/>
           </w:tcPr>
           <w:p>
             <w:r>
@@ -19796,7 +19802,7 @@
         </w:tc>
         <w:tc>
           <w:tcPr>
-            <w:tcW w:type="dxa" w:w="1218"/>
+            <w:tcW w:type="dxa" w:w="838"/>
           </w:tcPr>
           <w:p>
             <w:r>
@@ -19809,7 +19815,7 @@
         </w:tc>
         <w:tc>
           <w:tcPr>
-            <w:tcW w:type="dxa" w:w="1218"/>
+            <w:tcW w:type="dxa" w:w="838"/>
           </w:tcPr>
           <w:p>
             <w:r>
@@ -19822,7 +19828,7 @@
         </w:tc>
         <w:tc>
           <w:tcPr>
-            <w:tcW w:type="dxa" w:w="1218"/>
+            <w:tcW w:type="dxa" w:w="838"/>
           </w:tcPr>
           <w:p>
             <w:r>
@@ -19835,7 +19841,7 @@
         </w:tc>
         <w:tc>
           <w:tcPr>
-            <w:tcW w:type="dxa" w:w="1218"/>
+            <w:tcW w:type="dxa" w:w="838"/>
           </w:tcPr>
           <w:p>
             <w:r>
@@ -19848,7 +19854,7 @@
         </w:tc>
         <w:tc>
           <w:tcPr>
-            <w:tcW w:type="dxa" w:w="1218"/>
+            <w:tcW w:type="dxa" w:w="838"/>
           </w:tcPr>
           <w:p>
             <w:r>
@@ -19861,7 +19867,7 @@
         </w:tc>
         <w:tc>
           <w:tcPr>
-            <w:tcW w:type="dxa" w:w="1218"/>
+            <w:tcW w:type="dxa" w:w="838"/>
           </w:tcPr>
           <w:p>
             <w:r>
@@ -19874,7 +19880,7 @@
         </w:tc>
         <w:tc>
           <w:tcPr>
-            <w:tcW w:type="dxa" w:w="1218"/>
+            <w:tcW w:type="dxa" w:w="838"/>
           </w:tcPr>
           <w:p>
             <w:r>
@@ -19887,7 +19893,7 @@
         </w:tc>
         <w:tc>
           <w:tcPr>
-            <w:tcW w:type="dxa" w:w="1218"/>
+            <w:tcW w:type="dxa" w:w="838"/>
           </w:tcPr>
           <w:p>
             <w:r>
@@ -19900,7 +19906,7 @@
         </w:tc>
         <w:tc>
           <w:tcPr>
-            <w:tcW w:type="dxa" w:w="1218"/>
+            <w:tcW w:type="dxa" w:w="838"/>
           </w:tcPr>
           <w:p>
             <w:r>
@@ -19913,7 +19919,7 @@
         </w:tc>
         <w:tc>
           <w:tcPr>
-            <w:tcW w:type="dxa" w:w="1218"/>
+            <w:tcW w:type="dxa" w:w="838"/>
           </w:tcPr>
           <w:p>
             <w:r>
@@ -19928,7 +19934,7 @@
       <w:tr>
         <w:tc>
           <w:tcPr>
-            <w:tcW w:type="dxa" w:w="1218"/>
+            <w:tcW w:type="dxa" w:w="838"/>
           </w:tcPr>
           <w:p>
             <w:r>
@@ -19941,7 +19947,7 @@
         </w:tc>
         <w:tc>
           <w:tcPr>
-            <w:tcW w:type="dxa" w:w="1218"/>
+            <w:tcW w:type="dxa" w:w="838"/>
           </w:tcPr>
           <w:p>
             <w:r>
@@ -19954,7 +19960,7 @@
         </w:tc>
         <w:tc>
           <w:tcPr>
-            <w:tcW w:type="dxa" w:w="1218"/>
+            <w:tcW w:type="dxa" w:w="838"/>
           </w:tcPr>
           <w:p>
             <w:r>
@@ -19967,7 +19973,7 @@
         </w:tc>
         <w:tc>
           <w:tcPr>
-            <w:tcW w:type="dxa" w:w="1218"/>
+            <w:tcW w:type="dxa" w:w="838"/>
           </w:tcPr>
           <w:p>
             <w:r>
@@ -19980,7 +19986,7 @@
         </w:tc>
         <w:tc>
           <w:tcPr>
-            <w:tcW w:type="dxa" w:w="1218"/>
+            <w:tcW w:type="dxa" w:w="838"/>
           </w:tcPr>
           <w:p>
             <w:r>
@@ -19993,7 +19999,7 @@
         </w:tc>
         <w:tc>
           <w:tcPr>
-            <w:tcW w:type="dxa" w:w="1218"/>
+            <w:tcW w:type="dxa" w:w="838"/>
           </w:tcPr>
           <w:p>
             <w:r>
@@ -20006,7 +20012,7 @@
         </w:tc>
         <w:tc>
           <w:tcPr>
-            <w:tcW w:type="dxa" w:w="1218"/>
+            <w:tcW w:type="dxa" w:w="838"/>
           </w:tcPr>
           <w:p>
             <w:r>
@@ -20019,7 +20025,7 @@
         </w:tc>
         <w:tc>
           <w:tcPr>
-            <w:tcW w:type="dxa" w:w="1218"/>
+            <w:tcW w:type="dxa" w:w="838"/>
           </w:tcPr>
           <w:p>
             <w:r>
@@ -20032,7 +20038,7 @@
         </w:tc>
         <w:tc>
           <w:tcPr>
-            <w:tcW w:type="dxa" w:w="1218"/>
+            <w:tcW w:type="dxa" w:w="838"/>
           </w:tcPr>
           <w:p>
             <w:r>
@@ -20045,7 +20051,7 @@
         </w:tc>
         <w:tc>
           <w:tcPr>
-            <w:tcW w:type="dxa" w:w="1218"/>
+            <w:tcW w:type="dxa" w:w="838"/>
           </w:tcPr>
           <w:p>
             <w:r>
@@ -20058,7 +20064,7 @@
         </w:tc>
         <w:tc>
           <w:tcPr>
-            <w:tcW w:type="dxa" w:w="1218"/>
+            <w:tcW w:type="dxa" w:w="838"/>
           </w:tcPr>
           <w:p>
             <w:r>
@@ -20071,7 +20077,7 @@
         </w:tc>
         <w:tc>
           <w:tcPr>
-            <w:tcW w:type="dxa" w:w="1218"/>
+            <w:tcW w:type="dxa" w:w="838"/>
           </w:tcPr>
           <w:p>
             <w:r>
@@ -20084,7 +20090,7 @@
         </w:tc>
         <w:tc>
           <w:tcPr>
-            <w:tcW w:type="dxa" w:w="1218"/>
+            <w:tcW w:type="dxa" w:w="838"/>
           </w:tcPr>
           <w:p>
             <w:r>
@@ -20099,7 +20105,7 @@
       <w:tr>
         <w:tc>
           <w:tcPr>
-            <w:tcW w:type="dxa" w:w="1218"/>
+            <w:tcW w:type="dxa" w:w="838"/>
           </w:tcPr>
           <w:p>
             <w:r>
@@ -20112,7 +20118,7 @@
         </w:tc>
         <w:tc>
           <w:tcPr>
-            <w:tcW w:type="dxa" w:w="1218"/>
+            <w:tcW w:type="dxa" w:w="838"/>
           </w:tcPr>
           <w:p>
             <w:r>
@@ -20125,7 +20131,7 @@
         </w:tc>
         <w:tc>
           <w:tcPr>
-            <w:tcW w:type="dxa" w:w="1218"/>
+            <w:tcW w:type="dxa" w:w="838"/>
           </w:tcPr>
           <w:p>
             <w:r>
@@ -20138,7 +20144,7 @@
         </w:tc>
         <w:tc>
           <w:tcPr>
-            <w:tcW w:type="dxa" w:w="1218"/>
+            <w:tcW w:type="dxa" w:w="838"/>
           </w:tcPr>
           <w:p>
             <w:r>
@@ -20151,7 +20157,7 @@
         </w:tc>
         <w:tc>
           <w:tcPr>
-            <w:tcW w:type="dxa" w:w="1218"/>
+            <w:tcW w:type="dxa" w:w="838"/>
           </w:tcPr>
           <w:p>
             <w:r>
@@ -20164,7 +20170,7 @@
         </w:tc>
         <w:tc>
           <w:tcPr>
-            <w:tcW w:type="dxa" w:w="1218"/>
+            <w:tcW w:type="dxa" w:w="838"/>
           </w:tcPr>
           <w:p>
             <w:r>
@@ -20177,7 +20183,7 @@
         </w:tc>
         <w:tc>
           <w:tcPr>
-            <w:tcW w:type="dxa" w:w="1218"/>
+            <w:tcW w:type="dxa" w:w="838"/>
           </w:tcPr>
           <w:p>
             <w:r>
@@ -20190,7 +20196,7 @@
         </w:tc>
         <w:tc>
           <w:tcPr>
-            <w:tcW w:type="dxa" w:w="1218"/>
+            <w:tcW w:type="dxa" w:w="838"/>
           </w:tcPr>
           <w:p>
             <w:r>
@@ -20203,7 +20209,7 @@
         </w:tc>
         <w:tc>
           <w:tcPr>
-            <w:tcW w:type="dxa" w:w="1218"/>
+            <w:tcW w:type="dxa" w:w="838"/>
           </w:tcPr>
           <w:p>
             <w:r>
@@ -20216,7 +20222,7 @@
         </w:tc>
         <w:tc>
           <w:tcPr>
-            <w:tcW w:type="dxa" w:w="1218"/>
+            <w:tcW w:type="dxa" w:w="838"/>
           </w:tcPr>
           <w:p>
             <w:r>
@@ -20229,7 +20235,7 @@
         </w:tc>
         <w:tc>
           <w:tcPr>
-            <w:tcW w:type="dxa" w:w="1218"/>
+            <w:tcW w:type="dxa" w:w="838"/>
           </w:tcPr>
           <w:p>
             <w:r>
@@ -20242,7 +20248,7 @@
         </w:tc>
         <w:tc>
           <w:tcPr>
-            <w:tcW w:type="dxa" w:w="1218"/>
+            <w:tcW w:type="dxa" w:w="838"/>
           </w:tcPr>
           <w:p>
             <w:r>
@@ -20255,7 +20261,7 @@
         </w:tc>
         <w:tc>
           <w:tcPr>
-            <w:tcW w:type="dxa" w:w="1218"/>
+            <w:tcW w:type="dxa" w:w="838"/>
           </w:tcPr>
           <w:p>
             <w:r>
@@ -20270,7 +20276,7 @@
       <w:tr>
         <w:tc>
           <w:tcPr>
-            <w:tcW w:type="dxa" w:w="1218"/>
+            <w:tcW w:type="dxa" w:w="838"/>
           </w:tcPr>
           <w:p>
             <w:r>
@@ -20283,7 +20289,7 @@
         </w:tc>
         <w:tc>
           <w:tcPr>
-            <w:tcW w:type="dxa" w:w="1218"/>
+            <w:tcW w:type="dxa" w:w="838"/>
           </w:tcPr>
           <w:p>
             <w:r>
@@ -20296,7 +20302,7 @@
         </w:tc>
         <w:tc>
           <w:tcPr>
-            <w:tcW w:type="dxa" w:w="1218"/>
+            <w:tcW w:type="dxa" w:w="838"/>
           </w:tcPr>
           <w:p>
             <w:r>
@@ -20309,7 +20315,7 @@
         </w:tc>
         <w:tc>
           <w:tcPr>
-            <w:tcW w:type="dxa" w:w="1218"/>
+            <w:tcW w:type="dxa" w:w="838"/>
           </w:tcPr>
           <w:p>
             <w:r>
@@ -20322,7 +20328,7 @@
         </w:tc>
         <w:tc>
           <w:tcPr>
-            <w:tcW w:type="dxa" w:w="1218"/>
+            <w:tcW w:type="dxa" w:w="838"/>
           </w:tcPr>
           <w:p>
             <w:r>
@@ -20335,7 +20341,7 @@
         </w:tc>
         <w:tc>
           <w:tcPr>
-            <w:tcW w:type="dxa" w:w="1218"/>
+            <w:tcW w:type="dxa" w:w="838"/>
           </w:tcPr>
           <w:p>
             <w:r>
@@ -20348,7 +20354,7 @@
         </w:tc>
         <w:tc>
           <w:tcPr>
-            <w:tcW w:type="dxa" w:w="1218"/>
+            <w:tcW w:type="dxa" w:w="838"/>
           </w:tcPr>
           <w:p>
             <w:r>
@@ -20361,7 +20367,7 @@
         </w:tc>
         <w:tc>
           <w:tcPr>
-            <w:tcW w:type="dxa" w:w="1218"/>
+            <w:tcW w:type="dxa" w:w="838"/>
           </w:tcPr>
           <w:p>
             <w:r>
@@ -20374,7 +20380,7 @@
         </w:tc>
         <w:tc>
           <w:tcPr>
-            <w:tcW w:type="dxa" w:w="1218"/>
+            <w:tcW w:type="dxa" w:w="838"/>
           </w:tcPr>
           <w:p>
             <w:r>
@@ -20387,7 +20393,7 @@
         </w:tc>
         <w:tc>
           <w:tcPr>
-            <w:tcW w:type="dxa" w:w="1218"/>
+            <w:tcW w:type="dxa" w:w="838"/>
           </w:tcPr>
           <w:p>
             <w:r>
@@ -20400,7 +20406,7 @@
         </w:tc>
         <w:tc>
           <w:tcPr>
-            <w:tcW w:type="dxa" w:w="1218"/>
+            <w:tcW w:type="dxa" w:w="838"/>
           </w:tcPr>
           <w:p>
             <w:r>
@@ -20413,7 +20419,7 @@
         </w:tc>
         <w:tc>
           <w:tcPr>
-            <w:tcW w:type="dxa" w:w="1218"/>
+            <w:tcW w:type="dxa" w:w="838"/>
           </w:tcPr>
           <w:p>
             <w:r>
@@ -20426,7 +20432,7 @@
         </w:tc>
         <w:tc>
           <w:tcPr>
-            <w:tcW w:type="dxa" w:w="1218"/>
+            <w:tcW w:type="dxa" w:w="838"/>
           </w:tcPr>
           <w:p>
             <w:r>
@@ -20441,7 +20447,7 @@
       <w:tr>
         <w:tc>
           <w:tcPr>
-            <w:tcW w:type="dxa" w:w="1218"/>
+            <w:tcW w:type="dxa" w:w="838"/>
           </w:tcPr>
           <w:p>
             <w:r>
@@ -20454,7 +20460,7 @@
         </w:tc>
         <w:tc>
           <w:tcPr>
-            <w:tcW w:type="dxa" w:w="1218"/>
+            <w:tcW w:type="dxa" w:w="838"/>
           </w:tcPr>
           <w:p>
             <w:r>
@@ -20467,7 +20473,7 @@
         </w:tc>
         <w:tc>
           <w:tcPr>
-            <w:tcW w:type="dxa" w:w="1218"/>
+            <w:tcW w:type="dxa" w:w="838"/>
           </w:tcPr>
           <w:p>
             <w:r>
@@ -20480,7 +20486,7 @@
         </w:tc>
         <w:tc>
           <w:tcPr>
-            <w:tcW w:type="dxa" w:w="1218"/>
+            <w:tcW w:type="dxa" w:w="838"/>
           </w:tcPr>
           <w:p>
             <w:r>
@@ -20493,7 +20499,7 @@
         </w:tc>
         <w:tc>
           <w:tcPr>
-            <w:tcW w:type="dxa" w:w="1218"/>
+            <w:tcW w:type="dxa" w:w="838"/>
           </w:tcPr>
           <w:p>
             <w:r>
@@ -20506,7 +20512,7 @@
         </w:tc>
         <w:tc>
           <w:tcPr>
-            <w:tcW w:type="dxa" w:w="1218"/>
+            <w:tcW w:type="dxa" w:w="838"/>
           </w:tcPr>
           <w:p>
             <w:r>
@@ -20519,7 +20525,7 @@
         </w:tc>
         <w:tc>
           <w:tcPr>
-            <w:tcW w:type="dxa" w:w="1218"/>
+            <w:tcW w:type="dxa" w:w="838"/>
           </w:tcPr>
           <w:p>
             <w:r>
@@ -20532,7 +20538,7 @@
         </w:tc>
         <w:tc>
           <w:tcPr>
-            <w:tcW w:type="dxa" w:w="1218"/>
+            <w:tcW w:type="dxa" w:w="838"/>
           </w:tcPr>
           <w:p>
             <w:r>
@@ -20545,7 +20551,7 @@
         </w:tc>
         <w:tc>
           <w:tcPr>
-            <w:tcW w:type="dxa" w:w="1218"/>
+            <w:tcW w:type="dxa" w:w="838"/>
           </w:tcPr>
           <w:p>
             <w:r>
@@ -20558,7 +20564,7 @@
         </w:tc>
         <w:tc>
           <w:tcPr>
-            <w:tcW w:type="dxa" w:w="1218"/>
+            <w:tcW w:type="dxa" w:w="838"/>
           </w:tcPr>
           <w:p>
             <w:r>
@@ -20571,7 +20577,7 @@
         </w:tc>
         <w:tc>
           <w:tcPr>
-            <w:tcW w:type="dxa" w:w="1218"/>
+            <w:tcW w:type="dxa" w:w="838"/>
           </w:tcPr>
           <w:p>
             <w:r>
@@ -20584,7 +20590,7 @@
         </w:tc>
         <w:tc>
           <w:tcPr>
-            <w:tcW w:type="dxa" w:w="1218"/>
+            <w:tcW w:type="dxa" w:w="838"/>
           </w:tcPr>
           <w:p>
             <w:r>
@@ -20597,7 +20603,7 @@
         </w:tc>
         <w:tc>
           <w:tcPr>
-            <w:tcW w:type="dxa" w:w="1218"/>
+            <w:tcW w:type="dxa" w:w="838"/>
           </w:tcPr>
           <w:p>
             <w:r>
@@ -20612,7 +20618,7 @@
       <w:tr>
         <w:tc>
           <w:tcPr>
-            <w:tcW w:type="dxa" w:w="1218"/>
+            <w:tcW w:type="dxa" w:w="838"/>
           </w:tcPr>
           <w:p>
             <w:r>
@@ -20625,7 +20631,7 @@
         </w:tc>
         <w:tc>
           <w:tcPr>
-            <w:tcW w:type="dxa" w:w="1218"/>
+            <w:tcW w:type="dxa" w:w="838"/>
           </w:tcPr>
           <w:p>
             <w:r>
@@ -20638,7 +20644,7 @@
         </w:tc>
         <w:tc>
           <w:tcPr>
-            <w:tcW w:type="dxa" w:w="1218"/>
+            <w:tcW w:type="dxa" w:w="838"/>
           </w:tcPr>
           <w:p>
             <w:r>
@@ -20651,7 +20657,7 @@
         </w:tc>
         <w:tc>
           <w:tcPr>
-            <w:tcW w:type="dxa" w:w="1218"/>
+            <w:tcW w:type="dxa" w:w="838"/>
           </w:tcPr>
           <w:p>
             <w:r>
@@ -20664,7 +20670,7 @@
         </w:tc>
         <w:tc>
           <w:tcPr>
-            <w:tcW w:type="dxa" w:w="1218"/>
+            <w:tcW w:type="dxa" w:w="838"/>
           </w:tcPr>
           <w:p>
             <w:r>
@@ -20677,7 +20683,7 @@
         </w:tc>
         <w:tc>
           <w:tcPr>
-            <w:tcW w:type="dxa" w:w="1218"/>
+            <w:tcW w:type="dxa" w:w="838"/>
           </w:tcPr>
           <w:p>
             <w:r>
@@ -20690,7 +20696,7 @@
         </w:tc>
         <w:tc>
           <w:tcPr>
-            <w:tcW w:type="dxa" w:w="1218"/>
+            <w:tcW w:type="dxa" w:w="838"/>
           </w:tcPr>
           <w:p>
             <w:r>
@@ -20703,7 +20709,7 @@
         </w:tc>
         <w:tc>
           <w:tcPr>
-            <w:tcW w:type="dxa" w:w="1218"/>
+            <w:tcW w:type="dxa" w:w="838"/>
           </w:tcPr>
           <w:p>
             <w:r>
@@ -20716,7 +20722,7 @@
         </w:tc>
         <w:tc>
           <w:tcPr>
-            <w:tcW w:type="dxa" w:w="1218"/>
+            <w:tcW w:type="dxa" w:w="838"/>
           </w:tcPr>
           <w:p>
             <w:r>
@@ -20729,7 +20735,7 @@
         </w:tc>
         <w:tc>
           <w:tcPr>
-            <w:tcW w:type="dxa" w:w="1218"/>
+            <w:tcW w:type="dxa" w:w="838"/>
           </w:tcPr>
           <w:p>
             <w:r>
@@ -20742,7 +20748,7 @@
         </w:tc>
         <w:tc>
           <w:tcPr>
-            <w:tcW w:type="dxa" w:w="1218"/>
+            <w:tcW w:type="dxa" w:w="838"/>
           </w:tcPr>
           <w:p>
             <w:r>
@@ -20755,7 +20761,7 @@
         </w:tc>
         <w:tc>
           <w:tcPr>
-            <w:tcW w:type="dxa" w:w="1218"/>
+            <w:tcW w:type="dxa" w:w="838"/>
           </w:tcPr>
           <w:p>
             <w:r>
@@ -20768,7 +20774,7 @@
         </w:tc>
         <w:tc>
           <w:tcPr>
-            <w:tcW w:type="dxa" w:w="1218"/>
+            <w:tcW w:type="dxa" w:w="838"/>
           </w:tcPr>
           <w:p>
             <w:r>
@@ -20783,7 +20789,7 @@
       <w:tr>
         <w:tc>
           <w:tcPr>
-            <w:tcW w:type="dxa" w:w="1218"/>
+            <w:tcW w:type="dxa" w:w="838"/>
           </w:tcPr>
           <w:p>
             <w:r>
@@ -20796,7 +20802,7 @@
         </w:tc>
         <w:tc>
           <w:tcPr>
-            <w:tcW w:type="dxa" w:w="1218"/>
+            <w:tcW w:type="dxa" w:w="838"/>
           </w:tcPr>
           <w:p>
             <w:r>
@@ -20809,7 +20815,7 @@
         </w:tc>
         <w:tc>
           <w:tcPr>
-            <w:tcW w:type="dxa" w:w="1218"/>
+            <w:tcW w:type="dxa" w:w="838"/>
           </w:tcPr>
           <w:p>
             <w:r>
@@ -20822,7 +20828,7 @@
         </w:tc>
         <w:tc>
           <w:tcPr>
-            <w:tcW w:type="dxa" w:w="1218"/>
+            <w:tcW w:type="dxa" w:w="838"/>
           </w:tcPr>
           <w:p>
             <w:r>
@@ -20835,7 +20841,7 @@
         </w:tc>
         <w:tc>
           <w:tcPr>
-            <w:tcW w:type="dxa" w:w="1218"/>
+            <w:tcW w:type="dxa" w:w="838"/>
           </w:tcPr>
           <w:p>
             <w:r>
@@ -20848,7 +20854,7 @@
         </w:tc>
         <w:tc>
           <w:tcPr>
-            <w:tcW w:type="dxa" w:w="1218"/>
+            <w:tcW w:type="dxa" w:w="838"/>
           </w:tcPr>
           <w:p>
             <w:r>
@@ -20861,7 +20867,7 @@
         </w:tc>
         <w:tc>
           <w:tcPr>
-            <w:tcW w:type="dxa" w:w="1218"/>
+            <w:tcW w:type="dxa" w:w="838"/>
           </w:tcPr>
           <w:p>
             <w:r>
@@ -20874,7 +20880,7 @@
         </w:tc>
         <w:tc>
           <w:tcPr>
-            <w:tcW w:type="dxa" w:w="1218"/>
+            <w:tcW w:type="dxa" w:w="838"/>
           </w:tcPr>
           <w:p>
             <w:r>
@@ -20887,7 +20893,7 @@
         </w:tc>
         <w:tc>
           <w:tcPr>
-            <w:tcW w:type="dxa" w:w="1218"/>
+            <w:tcW w:type="dxa" w:w="838"/>
           </w:tcPr>
           <w:p>
             <w:r>
@@ -20900,7 +20906,7 @@
         </w:tc>
         <w:tc>
           <w:tcPr>
-            <w:tcW w:type="dxa" w:w="1218"/>
+            <w:tcW w:type="dxa" w:w="838"/>
           </w:tcPr>
           <w:p>
             <w:r>
@@ -20913,7 +20919,7 @@
         </w:tc>
         <w:tc>
           <w:tcPr>
-            <w:tcW w:type="dxa" w:w="1218"/>
+            <w:tcW w:type="dxa" w:w="838"/>
           </w:tcPr>
           <w:p>
             <w:r>
@@ -20926,7 +20932,7 @@
         </w:tc>
         <w:tc>
           <w:tcPr>
-            <w:tcW w:type="dxa" w:w="1218"/>
+            <w:tcW w:type="dxa" w:w="838"/>
           </w:tcPr>
           <w:p>
             <w:r>
@@ -20939,7 +20945,7 @@
         </w:tc>
         <w:tc>
           <w:tcPr>
-            <w:tcW w:type="dxa" w:w="1218"/>
+            <w:tcW w:type="dxa" w:w="838"/>
           </w:tcPr>
           <w:p>
             <w:r>
@@ -20954,7 +20960,7 @@
       <w:tr>
         <w:tc>
           <w:tcPr>
-            <w:tcW w:type="dxa" w:w="1218"/>
+            <w:tcW w:type="dxa" w:w="838"/>
           </w:tcPr>
           <w:p>
             <w:r>
@@ -20967,7 +20973,7 @@
         </w:tc>
         <w:tc>
           <w:tcPr>
-            <w:tcW w:type="dxa" w:w="1218"/>
+            <w:tcW w:type="dxa" w:w="838"/>
           </w:tcPr>
           <w:p>
             <w:r>
@@ -20980,7 +20986,7 @@
         </w:tc>
         <w:tc>
           <w:tcPr>
-            <w:tcW w:type="dxa" w:w="1218"/>
+            <w:tcW w:type="dxa" w:w="838"/>
           </w:tcPr>
           <w:p>
             <w:r>
@@ -20993,7 +20999,7 @@
         </w:tc>
         <w:tc>
           <w:tcPr>
-            <w:tcW w:type="dxa" w:w="1218"/>
+            <w:tcW w:type="dxa" w:w="838"/>
           </w:tcPr>
           <w:p>
             <w:r>
@@ -21006,7 +21012,7 @@
         </w:tc>
         <w:tc>
           <w:tcPr>
-            <w:tcW w:type="dxa" w:w="1218"/>
+            <w:tcW w:type="dxa" w:w="838"/>
           </w:tcPr>
           <w:p>
             <w:r>
@@ -21019,7 +21025,7 @@
         </w:tc>
         <w:tc>
           <w:tcPr>
-            <w:tcW w:type="dxa" w:w="1218"/>
+            <w:tcW w:type="dxa" w:w="838"/>
           </w:tcPr>
           <w:p>
             <w:r>
@@ -21032,7 +21038,7 @@
         </w:tc>
         <w:tc>
           <w:tcPr>
-            <w:tcW w:type="dxa" w:w="1218"/>
+            <w:tcW w:type="dxa" w:w="838"/>
           </w:tcPr>
           <w:p>
             <w:r>
@@ -21045,7 +21051,7 @@
         </w:tc>
         <w:tc>
           <w:tcPr>
-            <w:tcW w:type="dxa" w:w="1218"/>
+            <w:tcW w:type="dxa" w:w="838"/>
           </w:tcPr>
           <w:p>
             <w:r>
@@ -21058,7 +21064,7 @@
         </w:tc>
         <w:tc>
           <w:tcPr>
-            <w:tcW w:type="dxa" w:w="1218"/>
+            <w:tcW w:type="dxa" w:w="838"/>
           </w:tcPr>
           <w:p>
             <w:r>
@@ -21071,7 +21077,7 @@
         </w:tc>
         <w:tc>
           <w:tcPr>
-            <w:tcW w:type="dxa" w:w="1218"/>
+            <w:tcW w:type="dxa" w:w="838"/>
           </w:tcPr>
           <w:p>
             <w:r>
@@ -21084,7 +21090,7 @@
         </w:tc>
         <w:tc>
           <w:tcPr>
-            <w:tcW w:type="dxa" w:w="1218"/>
+            <w:tcW w:type="dxa" w:w="838"/>
           </w:tcPr>
           <w:p>
             <w:r>
@@ -21097,7 +21103,7 @@
         </w:tc>
         <w:tc>
           <w:tcPr>
-            <w:tcW w:type="dxa" w:w="1218"/>
+            <w:tcW w:type="dxa" w:w="838"/>
           </w:tcPr>
           <w:p>
             <w:r>
@@ -21110,7 +21116,7 @@
         </w:tc>
         <w:tc>
           <w:tcPr>
-            <w:tcW w:type="dxa" w:w="1218"/>
+            <w:tcW w:type="dxa" w:w="838"/>
           </w:tcPr>
           <w:p>
             <w:r>
@@ -21125,7 +21131,7 @@
       <w:tr>
         <w:tc>
           <w:tcPr>
-            <w:tcW w:type="dxa" w:w="1218"/>
+            <w:tcW w:type="dxa" w:w="838"/>
           </w:tcPr>
           <w:p>
             <w:r>
@@ -21138,7 +21144,7 @@
         </w:tc>
         <w:tc>
           <w:tcPr>
-            <w:tcW w:type="dxa" w:w="1218"/>
+            <w:tcW w:type="dxa" w:w="838"/>
           </w:tcPr>
           <w:p>
             <w:r>
@@ -21151,7 +21157,7 @@
         </w:tc>
         <w:tc>
           <w:tcPr>
-            <w:tcW w:type="dxa" w:w="1218"/>
+            <w:tcW w:type="dxa" w:w="838"/>
           </w:tcPr>
           <w:p>
             <w:r>
@@ -21164,7 +21170,7 @@
         </w:tc>
         <w:tc>
           <w:tcPr>
-            <w:tcW w:type="dxa" w:w="1218"/>
+            <w:tcW w:type="dxa" w:w="838"/>
           </w:tcPr>
           <w:p>
             <w:r>
@@ -21177,7 +21183,7 @@
         </w:tc>
         <w:tc>
           <w:tcPr>
-            <w:tcW w:type="dxa" w:w="1218"/>
+            <w:tcW w:type="dxa" w:w="838"/>
           </w:tcPr>
           <w:p>
             <w:r>
@@ -21190,7 +21196,7 @@
         </w:tc>
         <w:tc>
           <w:tcPr>
-            <w:tcW w:type="dxa" w:w="1218"/>
+            <w:tcW w:type="dxa" w:w="838"/>
           </w:tcPr>
           <w:p>
             <w:r>
@@ -21203,7 +21209,7 @@
         </w:tc>
         <w:tc>
           <w:tcPr>
-            <w:tcW w:type="dxa" w:w="1218"/>
+            <w:tcW w:type="dxa" w:w="838"/>
           </w:tcPr>
           <w:p>
             <w:r>
@@ -21216,7 +21222,7 @@
         </w:tc>
         <w:tc>
           <w:tcPr>
-            <w:tcW w:type="dxa" w:w="1218"/>
+            <w:tcW w:type="dxa" w:w="838"/>
           </w:tcPr>
           <w:p>
             <w:r>
@@ -21229,7 +21235,7 @@
         </w:tc>
         <w:tc>
           <w:tcPr>
-            <w:tcW w:type="dxa" w:w="1218"/>
+            <w:tcW w:type="dxa" w:w="838"/>
           </w:tcPr>
           <w:p>
             <w:r>
@@ -21242,7 +21248,7 @@
         </w:tc>
         <w:tc>
           <w:tcPr>
-            <w:tcW w:type="dxa" w:w="1218"/>
+            <w:tcW w:type="dxa" w:w="838"/>
           </w:tcPr>
           <w:p>
             <w:r>
@@ -21255,7 +21261,7 @@
         </w:tc>
         <w:tc>
           <w:tcPr>
-            <w:tcW w:type="dxa" w:w="1218"/>
+            <w:tcW w:type="dxa" w:w="838"/>
           </w:tcPr>
           <w:p>
             <w:r>
@@ -21268,7 +21274,7 @@
         </w:tc>
         <w:tc>
           <w:tcPr>
-            <w:tcW w:type="dxa" w:w="1218"/>
+            <w:tcW w:type="dxa" w:w="838"/>
           </w:tcPr>
           <w:p>
             <w:r>
@@ -21281,7 +21287,7 @@
         </w:tc>
         <w:tc>
           <w:tcPr>
-            <w:tcW w:type="dxa" w:w="1218"/>
+            <w:tcW w:type="dxa" w:w="838"/>
           </w:tcPr>
           <w:p>
             <w:r>
@@ -21296,7 +21302,7 @@
       <w:tr>
         <w:tc>
           <w:tcPr>
-            <w:tcW w:type="dxa" w:w="1218"/>
+            <w:tcW w:type="dxa" w:w="838"/>
           </w:tcPr>
           <w:p>
             <w:r>
@@ -21309,7 +21315,7 @@
         </w:tc>
         <w:tc>
           <w:tcPr>
-            <w:tcW w:type="dxa" w:w="1218"/>
+            <w:tcW w:type="dxa" w:w="838"/>
           </w:tcPr>
           <w:p>
             <w:r>
@@ -21322,7 +21328,7 @@
         </w:tc>
         <w:tc>
           <w:tcPr>
-            <w:tcW w:type="dxa" w:w="1218"/>
+            <w:tcW w:type="dxa" w:w="838"/>
           </w:tcPr>
           <w:p>
             <w:r>
@@ -21335,7 +21341,7 @@
         </w:tc>
         <w:tc>
           <w:tcPr>
-            <w:tcW w:type="dxa" w:w="1218"/>
+            <w:tcW w:type="dxa" w:w="838"/>
           </w:tcPr>
           <w:p>
             <w:r>
@@ -21348,7 +21354,7 @@
         </w:tc>
         <w:tc>
           <w:tcPr>
-            <w:tcW w:type="dxa" w:w="1218"/>
+            <w:tcW w:type="dxa" w:w="838"/>
           </w:tcPr>
           <w:p>
             <w:r>
@@ -21361,7 +21367,7 @@
         </w:tc>
         <w:tc>
           <w:tcPr>
-            <w:tcW w:type="dxa" w:w="1218"/>
+            <w:tcW w:type="dxa" w:w="838"/>
           </w:tcPr>
           <w:p>
             <w:r>
@@ -21374,7 +21380,7 @@
         </w:tc>
         <w:tc>
           <w:tcPr>
-            <w:tcW w:type="dxa" w:w="1218"/>
+            <w:tcW w:type="dxa" w:w="838"/>
           </w:tcPr>
           <w:p>
             <w:r>
@@ -21387,7 +21393,7 @@
         </w:tc>
         <w:tc>
           <w:tcPr>
-            <w:tcW w:type="dxa" w:w="1218"/>
+            <w:tcW w:type="dxa" w:w="838"/>
           </w:tcPr>
           <w:p>
             <w:r>
@@ -21400,7 +21406,7 @@
         </w:tc>
         <w:tc>
           <w:tcPr>
-            <w:tcW w:type="dxa" w:w="1218"/>
+            <w:tcW w:type="dxa" w:w="838"/>
           </w:tcPr>
           <w:p>
             <w:r>
@@ -21413,7 +21419,7 @@
         </w:tc>
         <w:tc>
           <w:tcPr>
-            <w:tcW w:type="dxa" w:w="1218"/>
+            <w:tcW w:type="dxa" w:w="838"/>
           </w:tcPr>
           <w:p>
             <w:r>
@@ -21426,7 +21432,7 @@
         </w:tc>
         <w:tc>
           <w:tcPr>
-            <w:tcW w:type="dxa" w:w="1218"/>
+            <w:tcW w:type="dxa" w:w="838"/>
           </w:tcPr>
           <w:p>
             <w:r>
@@ -21439,7 +21445,7 @@
         </w:tc>
         <w:tc>
           <w:tcPr>
-            <w:tcW w:type="dxa" w:w="1218"/>
+            <w:tcW w:type="dxa" w:w="838"/>
           </w:tcPr>
           <w:p>
             <w:r>
@@ -21452,7 +21458,7 @@
         </w:tc>
         <w:tc>
           <w:tcPr>
-            <w:tcW w:type="dxa" w:w="1218"/>
+            <w:tcW w:type="dxa" w:w="838"/>
           </w:tcPr>
           <w:p>
             <w:r>
@@ -21467,7 +21473,7 @@
       <w:tr>
         <w:tc>
           <w:tcPr>
-            <w:tcW w:type="dxa" w:w="1218"/>
+            <w:tcW w:type="dxa" w:w="838"/>
           </w:tcPr>
           <w:p>
             <w:r>
@@ -21480,7 +21486,7 @@
         </w:tc>
         <w:tc>
           <w:tcPr>
-            <w:tcW w:type="dxa" w:w="1218"/>
+            <w:tcW w:type="dxa" w:w="838"/>
           </w:tcPr>
           <w:p>
             <w:r>
@@ -21493,7 +21499,7 @@
         </w:tc>
         <w:tc>
           <w:tcPr>
-            <w:tcW w:type="dxa" w:w="1218"/>
+            <w:tcW w:type="dxa" w:w="838"/>
           </w:tcPr>
           <w:p>
             <w:r>
@@ -21506,7 +21512,7 @@
         </w:tc>
         <w:tc>
           <w:tcPr>
-            <w:tcW w:type="dxa" w:w="1218"/>
+            <w:tcW w:type="dxa" w:w="838"/>
           </w:tcPr>
           <w:p>
             <w:r>
@@ -21519,7 +21525,7 @@
         </w:tc>
         <w:tc>
           <w:tcPr>
-            <w:tcW w:type="dxa" w:w="1218"/>
+            <w:tcW w:type="dxa" w:w="838"/>
           </w:tcPr>
           <w:p>
             <w:r>
@@ -21532,7 +21538,7 @@
         </w:tc>
         <w:tc>
           <w:tcPr>
-            <w:tcW w:type="dxa" w:w="1218"/>
+            <w:tcW w:type="dxa" w:w="838"/>
           </w:tcPr>
           <w:p>
             <w:r>
@@ -21545,7 +21551,7 @@
         </w:tc>
         <w:tc>
           <w:tcPr>
-            <w:tcW w:type="dxa" w:w="1218"/>
+            <w:tcW w:type="dxa" w:w="838"/>
           </w:tcPr>
           <w:p>
             <w:r>
@@ -21558,7 +21564,7 @@
         </w:tc>
         <w:tc>
           <w:tcPr>
-            <w:tcW w:type="dxa" w:w="1218"/>
+            <w:tcW w:type="dxa" w:w="838"/>
           </w:tcPr>
           <w:p>
             <w:r>
@@ -21571,7 +21577,7 @@
         </w:tc>
         <w:tc>
           <w:tcPr>
-            <w:tcW w:type="dxa" w:w="1218"/>
+            <w:tcW w:type="dxa" w:w="838"/>
           </w:tcPr>
           <w:p>
             <w:r>
@@ -21584,7 +21590,7 @@
         </w:tc>
         <w:tc>
           <w:tcPr>
-            <w:tcW w:type="dxa" w:w="1218"/>
+            <w:tcW w:type="dxa" w:w="838"/>
           </w:tcPr>
           <w:p>
             <w:r>
@@ -21597,7 +21603,7 @@
         </w:tc>
         <w:tc>
           <w:tcPr>
-            <w:tcW w:type="dxa" w:w="1218"/>
+            <w:tcW w:type="dxa" w:w="838"/>
           </w:tcPr>
           <w:p>
             <w:r>
@@ -21610,7 +21616,7 @@
         </w:tc>
         <w:tc>
           <w:tcPr>
-            <w:tcW w:type="dxa" w:w="1218"/>
+            <w:tcW w:type="dxa" w:w="838"/>
           </w:tcPr>
           <w:p>
             <w:r>
@@ -21623,7 +21629,7 @@
         </w:tc>
         <w:tc>
           <w:tcPr>
-            <w:tcW w:type="dxa" w:w="1218"/>
+            <w:tcW w:type="dxa" w:w="838"/>
           </w:tcPr>
           <w:p>
             <w:r>
@@ -21638,7 +21644,7 @@
       <w:tr>
         <w:tc>
           <w:tcPr>
-            <w:tcW w:type="dxa" w:w="1218"/>
+            <w:tcW w:type="dxa" w:w="838"/>
           </w:tcPr>
           <w:p>
             <w:r>
@@ -21651,7 +21657,7 @@
         </w:tc>
         <w:tc>
           <w:tcPr>
-            <w:tcW w:type="dxa" w:w="1218"/>
+            <w:tcW w:type="dxa" w:w="838"/>
           </w:tcPr>
           <w:p>
             <w:r>
@@ -21664,7 +21670,7 @@
         </w:tc>
         <w:tc>
           <w:tcPr>
-            <w:tcW w:type="dxa" w:w="1218"/>
+            <w:tcW w:type="dxa" w:w="838"/>
           </w:tcPr>
           <w:p>
             <w:r>
@@ -21677,7 +21683,7 @@
         </w:tc>
         <w:tc>
           <w:tcPr>
-            <w:tcW w:type="dxa" w:w="1218"/>
+            <w:tcW w:type="dxa" w:w="838"/>
           </w:tcPr>
           <w:p>
             <w:r>
@@ -21690,7 +21696,7 @@
         </w:tc>
         <w:tc>
           <w:tcPr>
-            <w:tcW w:type="dxa" w:w="1218"/>
+            <w:tcW w:type="dxa" w:w="838"/>
           </w:tcPr>
           <w:p>
             <w:r>
@@ -21703,7 +21709,7 @@
         </w:tc>
         <w:tc>
           <w:tcPr>
-            <w:tcW w:type="dxa" w:w="1218"/>
+            <w:tcW w:type="dxa" w:w="838"/>
           </w:tcPr>
           <w:p>
             <w:r>
@@ -21716,7 +21722,7 @@
         </w:tc>
         <w:tc>
           <w:tcPr>
-            <w:tcW w:type="dxa" w:w="1218"/>
+            <w:tcW w:type="dxa" w:w="838"/>
           </w:tcPr>
           <w:p>
             <w:r>
@@ -21729,7 +21735,7 @@
         </w:tc>
         <w:tc>
           <w:tcPr>
-            <w:tcW w:type="dxa" w:w="1218"/>
+            <w:tcW w:type="dxa" w:w="838"/>
           </w:tcPr>
           <w:p>
             <w:r>
@@ -21742,7 +21748,7 @@
         </w:tc>
         <w:tc>
           <w:tcPr>
-            <w:tcW w:type="dxa" w:w="1218"/>
+            <w:tcW w:type="dxa" w:w="838"/>
           </w:tcPr>
           <w:p>
             <w:r>
@@ -21755,7 +21761,7 @@
         </w:tc>
         <w:tc>
           <w:tcPr>
-            <w:tcW w:type="dxa" w:w="1218"/>
+            <w:tcW w:type="dxa" w:w="838"/>
           </w:tcPr>
           <w:p>
             <w:r>
@@ -21768,7 +21774,7 @@
         </w:tc>
         <w:tc>
           <w:tcPr>
-            <w:tcW w:type="dxa" w:w="1218"/>
+            <w:tcW w:type="dxa" w:w="838"/>
           </w:tcPr>
           <w:p>
             <w:r>
@@ -21781,7 +21787,7 @@
         </w:tc>
         <w:tc>
           <w:tcPr>
-            <w:tcW w:type="dxa" w:w="1218"/>
+            <w:tcW w:type="dxa" w:w="838"/>
           </w:tcPr>
           <w:p>
             <w:r>
@@ -21794,7 +21800,7 @@
         </w:tc>
         <w:tc>
           <w:tcPr>
-            <w:tcW w:type="dxa" w:w="1218"/>
+            <w:tcW w:type="dxa" w:w="838"/>
           </w:tcPr>
           <w:p>
             <w:r>
@@ -21809,7 +21815,7 @@
       <w:tr>
         <w:tc>
           <w:tcPr>
-            <w:tcW w:type="dxa" w:w="1218"/>
+            <w:tcW w:type="dxa" w:w="838"/>
           </w:tcPr>
           <w:p>
             <w:r>
@@ -21822,7 +21828,7 @@
         </w:tc>
         <w:tc>
           <w:tcPr>
-            <w:tcW w:type="dxa" w:w="1218"/>
+            <w:tcW w:type="dxa" w:w="838"/>
           </w:tcPr>
           <w:p>
             <w:r>
@@ -21835,7 +21841,7 @@
         </w:tc>
         <w:tc>
           <w:tcPr>
-            <w:tcW w:type="dxa" w:w="1218"/>
+            <w:tcW w:type="dxa" w:w="838"/>
           </w:tcPr>
           <w:p>
             <w:r>
@@ -21848,7 +21854,7 @@
         </w:tc>
         <w:tc>
           <w:tcPr>
-            <w:tcW w:type="dxa" w:w="1218"/>
+            <w:tcW w:type="dxa" w:w="838"/>
           </w:tcPr>
           <w:p>
             <w:r>
@@ -21861,7 +21867,7 @@
         </w:tc>
         <w:tc>
           <w:tcPr>
-            <w:tcW w:type="dxa" w:w="1218"/>
+            <w:tcW w:type="dxa" w:w="838"/>
           </w:tcPr>
           <w:p>
             <w:r>
@@ -21874,7 +21880,7 @@
         </w:tc>
         <w:tc>
           <w:tcPr>
-            <w:tcW w:type="dxa" w:w="1218"/>
+            <w:tcW w:type="dxa" w:w="838"/>
           </w:tcPr>
           <w:p>
             <w:r>
@@ -21887,7 +21893,7 @@
         </w:tc>
         <w:tc>
           <w:tcPr>
-            <w:tcW w:type="dxa" w:w="1218"/>
+            <w:tcW w:type="dxa" w:w="838"/>
           </w:tcPr>
           <w:p>
             <w:r>
@@ -21900,7 +21906,7 @@
         </w:tc>
         <w:tc>
           <w:tcPr>
-            <w:tcW w:type="dxa" w:w="1218"/>
+            <w:tcW w:type="dxa" w:w="838"/>
           </w:tcPr>
           <w:p>
             <w:r>
@@ -21913,7 +21919,7 @@
         </w:tc>
         <w:tc>
           <w:tcPr>
-            <w:tcW w:type="dxa" w:w="1218"/>
+            <w:tcW w:type="dxa" w:w="838"/>
           </w:tcPr>
           <w:p>
             <w:r>
@@ -21926,7 +21932,7 @@
         </w:tc>
         <w:tc>
           <w:tcPr>
-            <w:tcW w:type="dxa" w:w="1218"/>
+            <w:tcW w:type="dxa" w:w="838"/>
           </w:tcPr>
           <w:p>
             <w:r>
@@ -21939,7 +21945,7 @@
         </w:tc>
         <w:tc>
           <w:tcPr>
-            <w:tcW w:type="dxa" w:w="1218"/>
+            <w:tcW w:type="dxa" w:w="838"/>
           </w:tcPr>
           <w:p>
             <w:r>
@@ -21952,7 +21958,7 @@
         </w:tc>
         <w:tc>
           <w:tcPr>
-            <w:tcW w:type="dxa" w:w="1218"/>
+            <w:tcW w:type="dxa" w:w="838"/>
           </w:tcPr>
           <w:p>
             <w:r>
@@ -21965,7 +21971,7 @@
         </w:tc>
         <w:tc>
           <w:tcPr>
-            <w:tcW w:type="dxa" w:w="1218"/>
+            <w:tcW w:type="dxa" w:w="838"/>
           </w:tcPr>
           <w:p>
             <w:r>
@@ -21980,7 +21986,7 @@
       <w:tr>
         <w:tc>
           <w:tcPr>
-            <w:tcW w:type="dxa" w:w="1218"/>
+            <w:tcW w:type="dxa" w:w="838"/>
           </w:tcPr>
           <w:p>
             <w:r>
@@ -21993,7 +21999,7 @@
         </w:tc>
         <w:tc>
           <w:tcPr>
-            <w:tcW w:type="dxa" w:w="1218"/>
+            <w:tcW w:type="dxa" w:w="838"/>
           </w:tcPr>
           <w:p>
             <w:r>
@@ -22006,7 +22012,7 @@
         </w:tc>
         <w:tc>
           <w:tcPr>
-            <w:tcW w:type="dxa" w:w="1218"/>
+            <w:tcW w:type="dxa" w:w="838"/>
           </w:tcPr>
           <w:p>
             <w:r>
@@ -22019,7 +22025,7 @@
         </w:tc>
         <w:tc>
           <w:tcPr>
-            <w:tcW w:type="dxa" w:w="1218"/>
+            <w:tcW w:type="dxa" w:w="838"/>
           </w:tcPr>
           <w:p>
             <w:r>
@@ -22032,7 +22038,7 @@
         </w:tc>
         <w:tc>
           <w:tcPr>
-            <w:tcW w:type="dxa" w:w="1218"/>
+            <w:tcW w:type="dxa" w:w="838"/>
           </w:tcPr>
           <w:p>
             <w:r>
@@ -22045,7 +22051,7 @@
         </w:tc>
         <w:tc>
           <w:tcPr>
-            <w:tcW w:type="dxa" w:w="1218"/>
+            <w:tcW w:type="dxa" w:w="838"/>
           </w:tcPr>
           <w:p>
             <w:r>
@@ -22058,7 +22064,7 @@
         </w:tc>
         <w:tc>
           <w:tcPr>
-            <w:tcW w:type="dxa" w:w="1218"/>
+            <w:tcW w:type="dxa" w:w="838"/>
           </w:tcPr>
           <w:p>
             <w:r>
@@ -22071,7 +22077,7 @@
         </w:tc>
         <w:tc>
           <w:tcPr>
-            <w:tcW w:type="dxa" w:w="1218"/>
+            <w:tcW w:type="dxa" w:w="838"/>
           </w:tcPr>
           <w:p>
             <w:r>
@@ -22084,7 +22090,7 @@
         </w:tc>
         <w:tc>
           <w:tcPr>
-            <w:tcW w:type="dxa" w:w="1218"/>
+            <w:tcW w:type="dxa" w:w="838"/>
           </w:tcPr>
           <w:p>
             <w:r>
@@ -22097,7 +22103,7 @@
         </w:tc>
         <w:tc>
           <w:tcPr>
-            <w:tcW w:type="dxa" w:w="1218"/>
+            <w:tcW w:type="dxa" w:w="838"/>
           </w:tcPr>
           <w:p>
             <w:r>
@@ -22110,7 +22116,7 @@
         </w:tc>
         <w:tc>
           <w:tcPr>
-            <w:tcW w:type="dxa" w:w="1218"/>
+            <w:tcW w:type="dxa" w:w="838"/>
           </w:tcPr>
           <w:p>
             <w:r>
@@ -22123,7 +22129,7 @@
         </w:tc>
         <w:tc>
           <w:tcPr>
-            <w:tcW w:type="dxa" w:w="1218"/>
+            <w:tcW w:type="dxa" w:w="838"/>
           </w:tcPr>
           <w:p>
             <w:r>
@@ -22136,7 +22142,7 @@
         </w:tc>
         <w:tc>
           <w:tcPr>
-            <w:tcW w:type="dxa" w:w="1218"/>
+            <w:tcW w:type="dxa" w:w="838"/>
           </w:tcPr>
           <w:p>
             <w:r>
@@ -22151,7 +22157,7 @@
       <w:tr>
         <w:tc>
           <w:tcPr>
-            <w:tcW w:type="dxa" w:w="1218"/>
+            <w:tcW w:type="dxa" w:w="838"/>
           </w:tcPr>
           <w:p>
             <w:r>
@@ -22164,7 +22170,7 @@
         </w:tc>
         <w:tc>
           <w:tcPr>
-            <w:tcW w:type="dxa" w:w="1218"/>
+            <w:tcW w:type="dxa" w:w="838"/>
           </w:tcPr>
           <w:p>
             <w:r>
@@ -22177,7 +22183,7 @@
         </w:tc>
         <w:tc>
           <w:tcPr>
-            <w:tcW w:type="dxa" w:w="1218"/>
+            <w:tcW w:type="dxa" w:w="838"/>
           </w:tcPr>
           <w:p>
             <w:r>
@@ -22190,7 +22196,7 @@
         </w:tc>
         <w:tc>
           <w:tcPr>
-            <w:tcW w:type="dxa" w:w="1218"/>
+            <w:tcW w:type="dxa" w:w="838"/>
           </w:tcPr>
           <w:p>
             <w:r>
@@ -22203,7 +22209,7 @@
         </w:tc>
         <w:tc>
           <w:tcPr>
-            <w:tcW w:type="dxa" w:w="1218"/>
+            <w:tcW w:type="dxa" w:w="838"/>
           </w:tcPr>
           <w:p>
             <w:r>
@@ -22216,7 +22222,7 @@
         </w:tc>
         <w:tc>
           <w:tcPr>
-            <w:tcW w:type="dxa" w:w="1218"/>
+            <w:tcW w:type="dxa" w:w="838"/>
           </w:tcPr>
           <w:p>
             <w:r>
@@ -22229,7 +22235,7 @@
         </w:tc>
         <w:tc>
           <w:tcPr>
-            <w:tcW w:type="dxa" w:w="1218"/>
+            <w:tcW w:type="dxa" w:w="838"/>
           </w:tcPr>
           <w:p>
             <w:r>
@@ -22242,7 +22248,7 @@
         </w:tc>
         <w:tc>
           <w:tcPr>
-            <w:tcW w:type="dxa" w:w="1218"/>
+            <w:tcW w:type="dxa" w:w="838"/>
           </w:tcPr>
           <w:p>
             <w:r>
@@ -22255,7 +22261,7 @@
         </w:tc>
         <w:tc>
           <w:tcPr>
-            <w:tcW w:type="dxa" w:w="1218"/>
+            <w:tcW w:type="dxa" w:w="838"/>
           </w:tcPr>
           <w:p>
             <w:r>
@@ -22268,7 +22274,7 @@
         </w:tc>
         <w:tc>
           <w:tcPr>
-            <w:tcW w:type="dxa" w:w="1218"/>
+            <w:tcW w:type="dxa" w:w="838"/>
           </w:tcPr>
           <w:p>
             <w:r>
@@ -22281,7 +22287,7 @@
         </w:tc>
         <w:tc>
           <w:tcPr>
-            <w:tcW w:type="dxa" w:w="1218"/>
+            <w:tcW w:type="dxa" w:w="838"/>
           </w:tcPr>
           <w:p>
             <w:r>
@@ -22294,7 +22300,7 @@
         </w:tc>
         <w:tc>
           <w:tcPr>
-            <w:tcW w:type="dxa" w:w="1218"/>
+            <w:tcW w:type="dxa" w:w="838"/>
           </w:tcPr>
           <w:p>
             <w:r>
@@ -22307,7 +22313,7 @@
         </w:tc>
         <w:tc>
           <w:tcPr>
-            <w:tcW w:type="dxa" w:w="1218"/>
+            <w:tcW w:type="dxa" w:w="838"/>
           </w:tcPr>
           <w:p>
             <w:r>
@@ -22322,7 +22328,7 @@
       <w:tr>
         <w:tc>
           <w:tcPr>
-            <w:tcW w:type="dxa" w:w="1218"/>
+            <w:tcW w:type="dxa" w:w="838"/>
           </w:tcPr>
           <w:p>
             <w:r>
@@ -22335,7 +22341,7 @@
         </w:tc>
         <w:tc>
           <w:tcPr>
-            <w:tcW w:type="dxa" w:w="1218"/>
+            <w:tcW w:type="dxa" w:w="838"/>
           </w:tcPr>
           <w:p>
             <w:r>
@@ -22348,7 +22354,7 @@
         </w:tc>
         <w:tc>
           <w:tcPr>
-            <w:tcW w:type="dxa" w:w="1218"/>
+            <w:tcW w:type="dxa" w:w="838"/>
           </w:tcPr>
           <w:p>
             <w:r>
@@ -22361,7 +22367,7 @@
         </w:tc>
         <w:tc>
           <w:tcPr>
-            <w:tcW w:type="dxa" w:w="1218"/>
+            <w:tcW w:type="dxa" w:w="838"/>
           </w:tcPr>
           <w:p>
             <w:r>
@@ -22374,7 +22380,7 @@
         </w:tc>
         <w:tc>
           <w:tcPr>
-            <w:tcW w:type="dxa" w:w="1218"/>
+            <w:tcW w:type="dxa" w:w="838"/>
           </w:tcPr>
           <w:p>
             <w:r>
@@ -22387,7 +22393,7 @@
         </w:tc>
         <w:tc>
           <w:tcPr>
-            <w:tcW w:type="dxa" w:w="1218"/>
+            <w:tcW w:type="dxa" w:w="838"/>
           </w:tcPr>
           <w:p>
             <w:r>
@@ -22400,7 +22406,7 @@
         </w:tc>
         <w:tc>
           <w:tcPr>
-            <w:tcW w:type="dxa" w:w="1218"/>
+            <w:tcW w:type="dxa" w:w="838"/>
           </w:tcPr>
           <w:p>
             <w:r>
@@ -22413,7 +22419,7 @@
         </w:tc>
         <w:tc>
           <w:tcPr>
-            <w:tcW w:type="dxa" w:w="1218"/>
+            <w:tcW w:type="dxa" w:w="838"/>
           </w:tcPr>
           <w:p>
             <w:r>
@@ -22426,7 +22432,7 @@
         </w:tc>
         <w:tc>
           <w:tcPr>
-            <w:tcW w:type="dxa" w:w="1218"/>
+            <w:tcW w:type="dxa" w:w="838"/>
           </w:tcPr>
           <w:p>
             <w:r>
@@ -22439,7 +22445,7 @@
         </w:tc>
         <w:tc>
           <w:tcPr>
-            <w:tcW w:type="dxa" w:w="1218"/>
+            <w:tcW w:type="dxa" w:w="838"/>
           </w:tcPr>
           <w:p>
             <w:r>
@@ -22452,7 +22458,7 @@
         </w:tc>
         <w:tc>
           <w:tcPr>
-            <w:tcW w:type="dxa" w:w="1218"/>
+            <w:tcW w:type="dxa" w:w="838"/>
           </w:tcPr>
           <w:p>
             <w:r>
@@ -22465,7 +22471,7 @@
         </w:tc>
         <w:tc>
           <w:tcPr>
-            <w:tcW w:type="dxa" w:w="1218"/>
+            <w:tcW w:type="dxa" w:w="838"/>
           </w:tcPr>
           <w:p>
             <w:r>
@@ -22478,7 +22484,7 @@
         </w:tc>
         <w:tc>
           <w:tcPr>
-            <w:tcW w:type="dxa" w:w="1218"/>
+            <w:tcW w:type="dxa" w:w="838"/>
           </w:tcPr>
           <w:p>
             <w:r>
@@ -22493,7 +22499,7 @@
       <w:tr>
         <w:tc>
           <w:tcPr>
-            <w:tcW w:type="dxa" w:w="1218"/>
+            <w:tcW w:type="dxa" w:w="838"/>
           </w:tcPr>
           <w:p>
             <w:r>
@@ -22506,7 +22512,7 @@
         </w:tc>
         <w:tc>
           <w:tcPr>
-            <w:tcW w:type="dxa" w:w="1218"/>
+            <w:tcW w:type="dxa" w:w="838"/>
           </w:tcPr>
           <w:p>
             <w:r>
@@ -22519,7 +22525,7 @@
         </w:tc>
         <w:tc>
           <w:tcPr>
-            <w:tcW w:type="dxa" w:w="1218"/>
+            <w:tcW w:type="dxa" w:w="838"/>
           </w:tcPr>
           <w:p>
             <w:r>
@@ -22532,7 +22538,7 @@
         </w:tc>
         <w:tc>
           <w:tcPr>
-            <w:tcW w:type="dxa" w:w="1218"/>
+            <w:tcW w:type="dxa" w:w="838"/>
           </w:tcPr>
           <w:p>
             <w:r>
@@ -22545,7 +22551,7 @@
         </w:tc>
         <w:tc>
           <w:tcPr>
-            <w:tcW w:type="dxa" w:w="1218"/>
+            <w:tcW w:type="dxa" w:w="838"/>
           </w:tcPr>
           <w:p>
             <w:r>
@@ -22558,7 +22564,7 @@
         </w:tc>
         <w:tc>
           <w:tcPr>
-            <w:tcW w:type="dxa" w:w="1218"/>
+            <w:tcW w:type="dxa" w:w="838"/>
           </w:tcPr>
           <w:p>
             <w:r>
@@ -22571,7 +22577,7 @@
         </w:tc>
         <w:tc>
           <w:tcPr>
-            <w:tcW w:type="dxa" w:w="1218"/>
+            <w:tcW w:type="dxa" w:w="838"/>
           </w:tcPr>
           <w:p>
             <w:r>
@@ -22584,7 +22590,7 @@
         </w:tc>
         <w:tc>
           <w:tcPr>
-            <w:tcW w:type="dxa" w:w="1218"/>
+            <w:tcW w:type="dxa" w:w="838"/>
           </w:tcPr>
           <w:p>
             <w:r>
@@ -22597,7 +22603,7 @@
         </w:tc>
         <w:tc>
           <w:tcPr>
-            <w:tcW w:type="dxa" w:w="1218"/>
+            <w:tcW w:type="dxa" w:w="838"/>
           </w:tcPr>
           <w:p>
             <w:r>
@@ -22610,7 +22616,7 @@
         </w:tc>
         <w:tc>
           <w:tcPr>
-            <w:tcW w:type="dxa" w:w="1218"/>
+            <w:tcW w:type="dxa" w:w="838"/>
           </w:tcPr>
           <w:p>
             <w:r>
@@ -22623,7 +22629,7 @@
         </w:tc>
         <w:tc>
           <w:tcPr>
-            <w:tcW w:type="dxa" w:w="1218"/>
+            <w:tcW w:type="dxa" w:w="838"/>
           </w:tcPr>
           <w:p>
             <w:r>
@@ -22636,7 +22642,7 @@
         </w:tc>
         <w:tc>
           <w:tcPr>
-            <w:tcW w:type="dxa" w:w="1218"/>
+            <w:tcW w:type="dxa" w:w="838"/>
           </w:tcPr>
           <w:p>
             <w:r>
@@ -22649,7 +22655,7 @@
         </w:tc>
         <w:tc>
           <w:tcPr>
-            <w:tcW w:type="dxa" w:w="1218"/>
+            <w:tcW w:type="dxa" w:w="838"/>
           </w:tcPr>
           <w:p>
             <w:r>
@@ -22664,7 +22670,7 @@
       <w:tr>
         <w:tc>
           <w:tcPr>
-            <w:tcW w:type="dxa" w:w="1218"/>
+            <w:tcW w:type="dxa" w:w="838"/>
           </w:tcPr>
           <w:p>
             <w:r>
@@ -22677,7 +22683,7 @@
         </w:tc>
         <w:tc>
           <w:tcPr>
-            <w:tcW w:type="dxa" w:w="1218"/>
+            <w:tcW w:type="dxa" w:w="838"/>
           </w:tcPr>
           <w:p>
             <w:r>
@@ -22690,7 +22696,7 @@
         </w:tc>
         <w:tc>
           <w:tcPr>
-            <w:tcW w:type="dxa" w:w="1218"/>
+            <w:tcW w:type="dxa" w:w="838"/>
           </w:tcPr>
           <w:p>
             <w:r>
@@ -22703,7 +22709,7 @@
         </w:tc>
         <w:tc>
           <w:tcPr>
-            <w:tcW w:type="dxa" w:w="1218"/>
+            <w:tcW w:type="dxa" w:w="838"/>
           </w:tcPr>
           <w:p>
             <w:r>
@@ -22716,7 +22722,7 @@
         </w:tc>
         <w:tc>
           <w:tcPr>
-            <w:tcW w:type="dxa" w:w="1218"/>
+            <w:tcW w:type="dxa" w:w="838"/>
           </w:tcPr>
           <w:p>
             <w:r>
@@ -22729,7 +22735,7 @@
         </w:tc>
         <w:tc>
           <w:tcPr>
-            <w:tcW w:type="dxa" w:w="1218"/>
+            <w:tcW w:type="dxa" w:w="838"/>
           </w:tcPr>
           <w:p>
             <w:r>
@@ -22742,7 +22748,7 @@
         </w:tc>
         <w:tc>
           <w:tcPr>
-            <w:tcW w:type="dxa" w:w="1218"/>
+            <w:tcW w:type="dxa" w:w="838"/>
           </w:tcPr>
           <w:p>
             <w:r>
@@ -22755,7 +22761,7 @@
         </w:tc>
         <w:tc>
           <w:tcPr>
-            <w:tcW w:type="dxa" w:w="1218"/>
+            <w:tcW w:type="dxa" w:w="838"/>
           </w:tcPr>
           <w:p>
             <w:r>
@@ -22768,7 +22774,7 @@
         </w:tc>
         <w:tc>
           <w:tcPr>
-            <w:tcW w:type="dxa" w:w="1218"/>
+            <w:tcW w:type="dxa" w:w="838"/>
           </w:tcPr>
           <w:p>
             <w:r>
@@ -22781,7 +22787,7 @@
         </w:tc>
         <w:tc>
           <w:tcPr>
-            <w:tcW w:type="dxa" w:w="1218"/>
+            <w:tcW w:type="dxa" w:w="838"/>
           </w:tcPr>
           <w:p>
             <w:r>
@@ -22794,7 +22800,7 @@
         </w:tc>
         <w:tc>
           <w:tcPr>
-            <w:tcW w:type="dxa" w:w="1218"/>
+            <w:tcW w:type="dxa" w:w="838"/>
           </w:tcPr>
           <w:p>
             <w:r>
@@ -22807,7 +22813,7 @@
         </w:tc>
         <w:tc>
           <w:tcPr>
-            <w:tcW w:type="dxa" w:w="1218"/>
+            <w:tcW w:type="dxa" w:w="838"/>
           </w:tcPr>
           <w:p>
             <w:r>
@@ -22820,7 +22826,7 @@
         </w:tc>
         <w:tc>
           <w:tcPr>
-            <w:tcW w:type="dxa" w:w="1218"/>
+            <w:tcW w:type="dxa" w:w="838"/>
           </w:tcPr>
           <w:p>
             <w:r>
@@ -22835,7 +22841,7 @@
       <w:tr>
         <w:tc>
           <w:tcPr>
-            <w:tcW w:type="dxa" w:w="1218"/>
+            <w:tcW w:type="dxa" w:w="838"/>
           </w:tcPr>
           <w:p>
             <w:r>
@@ -22848,7 +22854,7 @@
         </w:tc>
         <w:tc>
           <w:tcPr>
-            <w:tcW w:type="dxa" w:w="1218"/>
+            <w:tcW w:type="dxa" w:w="838"/>
           </w:tcPr>
           <w:p>
             <w:r>
@@ -22861,7 +22867,7 @@
         </w:tc>
         <w:tc>
           <w:tcPr>
-            <w:tcW w:type="dxa" w:w="1218"/>
+            <w:tcW w:type="dxa" w:w="838"/>
           </w:tcPr>
           <w:p>
             <w:r>
@@ -22874,7 +22880,7 @@
         </w:tc>
         <w:tc>
           <w:tcPr>
-            <w:tcW w:type="dxa" w:w="1218"/>
+            <w:tcW w:type="dxa" w:w="838"/>
           </w:tcPr>
           <w:p>
             <w:r>
@@ -22887,7 +22893,7 @@
         </w:tc>
         <w:tc>
           <w:tcPr>
-            <w:tcW w:type="dxa" w:w="1218"/>
+            <w:tcW w:type="dxa" w:w="838"/>
           </w:tcPr>
           <w:p>
             <w:r>
@@ -22900,7 +22906,7 @@
         </w:tc>
         <w:tc>
           <w:tcPr>
-            <w:tcW w:type="dxa" w:w="1218"/>
+            <w:tcW w:type="dxa" w:w="838"/>
           </w:tcPr>
           <w:p>
             <w:r>
@@ -22913,7 +22919,7 @@
         </w:tc>
         <w:tc>
           <w:tcPr>
-            <w:tcW w:type="dxa" w:w="1218"/>
+            <w:tcW w:type="dxa" w:w="838"/>
           </w:tcPr>
           <w:p>
             <w:r>
@@ -22926,7 +22932,7 @@
         </w:tc>
         <w:tc>
           <w:tcPr>
-            <w:tcW w:type="dxa" w:w="1218"/>
+            <w:tcW w:type="dxa" w:w="838"/>
           </w:tcPr>
           <w:p>
             <w:r>
@@ -22939,7 +22945,7 @@
         </w:tc>
         <w:tc>
           <w:tcPr>
-            <w:tcW w:type="dxa" w:w="1218"/>
+            <w:tcW w:type="dxa" w:w="838"/>
           </w:tcPr>
           <w:p>
             <w:r>
@@ -22952,7 +22958,7 @@
         </w:tc>
         <w:tc>
           <w:tcPr>
-            <w:tcW w:type="dxa" w:w="1218"/>
+            <w:tcW w:type="dxa" w:w="838"/>
           </w:tcPr>
           <w:p>
             <w:r>
@@ -22965,7 +22971,7 @@
         </w:tc>
         <w:tc>
           <w:tcPr>
-            <w:tcW w:type="dxa" w:w="1218"/>
+            <w:tcW w:type="dxa" w:w="838"/>
           </w:tcPr>
           <w:p>
             <w:r>
@@ -22978,7 +22984,7 @@
         </w:tc>
         <w:tc>
           <w:tcPr>
-            <w:tcW w:type="dxa" w:w="1218"/>
+            <w:tcW w:type="dxa" w:w="838"/>
           </w:tcPr>
           <w:p>
             <w:r>
@@ -22991,7 +22997,7 @@
         </w:tc>
         <w:tc>
           <w:tcPr>
-            <w:tcW w:type="dxa" w:w="1218"/>
+            <w:tcW w:type="dxa" w:w="838"/>
           </w:tcPr>
           <w:p>
             <w:r>
@@ -23006,7 +23012,7 @@
       <w:tr>
         <w:tc>
           <w:tcPr>
-            <w:tcW w:type="dxa" w:w="1218"/>
+            <w:tcW w:type="dxa" w:w="838"/>
           </w:tcPr>
           <w:p>
             <w:r>
@@ -23019,7 +23025,7 @@
         </w:tc>
         <w:tc>
           <w:tcPr>
-            <w:tcW w:type="dxa" w:w="1218"/>
+            <w:tcW w:type="dxa" w:w="838"/>
           </w:tcPr>
           <w:p>
             <w:r>
@@ -23032,7 +23038,7 @@
         </w:tc>
         <w:tc>
           <w:tcPr>
-            <w:tcW w:type="dxa" w:w="1218"/>
+            <w:tcW w:type="dxa" w:w="838"/>
           </w:tcPr>
           <w:p>
             <w:r>
@@ -23045,7 +23051,7 @@
         </w:tc>
         <w:tc>
           <w:tcPr>
-            <w:tcW w:type="dxa" w:w="1218"/>
+            <w:tcW w:type="dxa" w:w="838"/>
           </w:tcPr>
           <w:p>
             <w:r>
@@ -23058,7 +23064,7 @@
         </w:tc>
         <w:tc>
           <w:tcPr>
-            <w:tcW w:type="dxa" w:w="1218"/>
+            <w:tcW w:type="dxa" w:w="838"/>
           </w:tcPr>
           <w:p>
             <w:r>
@@ -23071,7 +23077,7 @@
         </w:tc>
         <w:tc>
           <w:tcPr>
-            <w:tcW w:type="dxa" w:w="1218"/>
+            <w:tcW w:type="dxa" w:w="838"/>
           </w:tcPr>
           <w:p>
             <w:r>
@@ -23084,7 +23090,7 @@
         </w:tc>
         <w:tc>
           <w:tcPr>
-            <w:tcW w:type="dxa" w:w="1218"/>
+            <w:tcW w:type="dxa" w:w="838"/>
           </w:tcPr>
           <w:p>
             <w:r>
@@ -23097,7 +23103,7 @@
         </w:tc>
         <w:tc>
           <w:tcPr>
-            <w:tcW w:type="dxa" w:w="1218"/>
+            <w:tcW w:type="dxa" w:w="838"/>
           </w:tcPr>
           <w:p>
             <w:r>
@@ -23110,7 +23116,7 @@
         </w:tc>
         <w:tc>
           <w:tcPr>
-            <w:tcW w:type="dxa" w:w="1218"/>
+            <w:tcW w:type="dxa" w:w="838"/>
           </w:tcPr>
           <w:p>
             <w:r>
@@ -23123,7 +23129,7 @@
         </w:tc>
         <w:tc>
           <w:tcPr>
-            <w:tcW w:type="dxa" w:w="1218"/>
+            <w:tcW w:type="dxa" w:w="838"/>
           </w:tcPr>
           <w:p>
             <w:r>
@@ -23136,7 +23142,7 @@
         </w:tc>
         <w:tc>
           <w:tcPr>
-            <w:tcW w:type="dxa" w:w="1218"/>
+            <w:tcW w:type="dxa" w:w="838"/>
           </w:tcPr>
           <w:p>
             <w:r>
@@ -23149,7 +23155,7 @@
         </w:tc>
         <w:tc>
           <w:tcPr>
-            <w:tcW w:type="dxa" w:w="1218"/>
+            <w:tcW w:type="dxa" w:w="838"/>
           </w:tcPr>
           <w:p>
             <w:r>
@@ -23162,7 +23168,7 @@
         </w:tc>
         <w:tc>
           <w:tcPr>
-            <w:tcW w:type="dxa" w:w="1218"/>
+            <w:tcW w:type="dxa" w:w="838"/>
           </w:tcPr>
           <w:p>
             <w:r>
@@ -23177,7 +23183,7 @@
       <w:tr>
         <w:tc>
           <w:tcPr>
-            <w:tcW w:type="dxa" w:w="1218"/>
+            <w:tcW w:type="dxa" w:w="838"/>
           </w:tcPr>
           <w:p>
             <w:r>
@@ -23190,7 +23196,7 @@
         </w:tc>
         <w:tc>
           <w:tcPr>
-            <w:tcW w:type="dxa" w:w="1218"/>
+            <w:tcW w:type="dxa" w:w="838"/>
           </w:tcPr>
           <w:p>
             <w:r>
@@ -23203,7 +23209,7 @@
         </w:tc>
         <w:tc>
           <w:tcPr>
-            <w:tcW w:type="dxa" w:w="1218"/>
+            <w:tcW w:type="dxa" w:w="838"/>
           </w:tcPr>
           <w:p>
             <w:r>
@@ -23216,7 +23222,7 @@
         </w:tc>
         <w:tc>
           <w:tcPr>
-            <w:tcW w:type="dxa" w:w="1218"/>
+            <w:tcW w:type="dxa" w:w="838"/>
           </w:tcPr>
           <w:p>
             <w:r>
@@ -23229,7 +23235,7 @@
         </w:tc>
         <w:tc>
           <w:tcPr>
-            <w:tcW w:type="dxa" w:w="1218"/>
+            <w:tcW w:type="dxa" w:w="838"/>
           </w:tcPr>
           <w:p>
             <w:r>
@@ -23242,7 +23248,7 @@
         </w:tc>
         <w:tc>
           <w:tcPr>
-            <w:tcW w:type="dxa" w:w="1218"/>
+            <w:tcW w:type="dxa" w:w="838"/>
           </w:tcPr>
           <w:p>
             <w:r>
@@ -23255,7 +23261,7 @@
         </w:tc>
         <w:tc>
           <w:tcPr>
-            <w:tcW w:type="dxa" w:w="1218"/>
+            <w:tcW w:type="dxa" w:w="838"/>
           </w:tcPr>
           <w:p>
             <w:r>
@@ -23268,7 +23274,7 @@
         </w:tc>
         <w:tc>
           <w:tcPr>
-            <w:tcW w:type="dxa" w:w="1218"/>
+            <w:tcW w:type="dxa" w:w="838"/>
           </w:tcPr>
           <w:p>
             <w:r>
@@ -23281,7 +23287,7 @@
         </w:tc>
         <w:tc>
           <w:tcPr>
-            <w:tcW w:type="dxa" w:w="1218"/>
+            <w:tcW w:type="dxa" w:w="838"/>
           </w:tcPr>
           <w:p>
             <w:r>
@@ -23294,7 +23300,7 @@
         </w:tc>
         <w:tc>
           <w:tcPr>
-            <w:tcW w:type="dxa" w:w="1218"/>
+            <w:tcW w:type="dxa" w:w="838"/>
           </w:tcPr>
           <w:p>
             <w:r>
@@ -23307,7 +23313,7 @@
         </w:tc>
         <w:tc>
           <w:tcPr>
-            <w:tcW w:type="dxa" w:w="1218"/>
+            <w:tcW w:type="dxa" w:w="838"/>
           </w:tcPr>
           <w:p>
             <w:r>
@@ -23320,7 +23326,7 @@
         </w:tc>
         <w:tc>
           <w:tcPr>
-            <w:tcW w:type="dxa" w:w="1218"/>
+            <w:tcW w:type="dxa" w:w="838"/>
           </w:tcPr>
           <w:p>
             <w:r>
@@ -23333,7 +23339,7 @@
         </w:tc>
         <w:tc>
           <w:tcPr>
-            <w:tcW w:type="dxa" w:w="1218"/>
+            <w:tcW w:type="dxa" w:w="838"/>
           </w:tcPr>
           <w:p>
             <w:r>
@@ -23348,7 +23354,7 @@
       <w:tr>
         <w:tc>
           <w:tcPr>
-            <w:tcW w:type="dxa" w:w="1218"/>
+            <w:tcW w:type="dxa" w:w="838"/>
           </w:tcPr>
           <w:p>
             <w:r>
@@ -23361,7 +23367,7 @@
         </w:tc>
         <w:tc>
           <w:tcPr>
-            <w:tcW w:type="dxa" w:w="1218"/>
+            <w:tcW w:type="dxa" w:w="838"/>
           </w:tcPr>
           <w:p>
             <w:r>
@@ -23374,7 +23380,7 @@
         </w:tc>
         <w:tc>
           <w:tcPr>
-            <w:tcW w:type="dxa" w:w="1218"/>
+            <w:tcW w:type="dxa" w:w="838"/>
           </w:tcPr>
           <w:p>
             <w:r>
@@ -23387,7 +23393,7 @@
         </w:tc>
         <w:tc>
           <w:tcPr>
-            <w:tcW w:type="dxa" w:w="1218"/>
+            <w:tcW w:type="dxa" w:w="838"/>
           </w:tcPr>
           <w:p>
             <w:r>
@@ -23400,7 +23406,7 @@
         </w:tc>
         <w:tc>
           <w:tcPr>
-            <w:tcW w:type="dxa" w:w="1218"/>
+            <w:tcW w:type="dxa" w:w="838"/>
           </w:tcPr>
           <w:p>
             <w:r>
@@ -23413,7 +23419,7 @@
         </w:tc>
         <w:tc>
           <w:tcPr>
-            <w:tcW w:type="dxa" w:w="1218"/>
+            <w:tcW w:type="dxa" w:w="838"/>
           </w:tcPr>
           <w:p>
             <w:r>
@@ -23426,7 +23432,7 @@
         </w:tc>
         <w:tc>
           <w:tcPr>
-            <w:tcW w:type="dxa" w:w="1218"/>
+            <w:tcW w:type="dxa" w:w="838"/>
           </w:tcPr>
           <w:p>
             <w:r>
@@ -23439,7 +23445,7 @@
         </w:tc>
         <w:tc>
           <w:tcPr>
-            <w:tcW w:type="dxa" w:w="1218"/>
+            <w:tcW w:type="dxa" w:w="838"/>
           </w:tcPr>
           <w:p>
             <w:r>
@@ -23452,7 +23458,7 @@
         </w:tc>
         <w:tc>
           <w:tcPr>
-            <w:tcW w:type="dxa" w:w="1218"/>
+            <w:tcW w:type="dxa" w:w="838"/>
           </w:tcPr>
           <w:p>
             <w:r>
@@ -23465,7 +23471,7 @@
         </w:tc>
         <w:tc>
           <w:tcPr>
-            <w:tcW w:type="dxa" w:w="1218"/>
+            <w:tcW w:type="dxa" w:w="838"/>
           </w:tcPr>
           <w:p>
             <w:r>
@@ -23478,7 +23484,7 @@
         </w:tc>
         <w:tc>
           <w:tcPr>
-            <w:tcW w:type="dxa" w:w="1218"/>
+            <w:tcW w:type="dxa" w:w="838"/>
           </w:tcPr>
           <w:p>
             <w:r>
@@ -23491,7 +23497,7 @@
         </w:tc>
         <w:tc>
           <w:tcPr>
-            <w:tcW w:type="dxa" w:w="1218"/>
+            <w:tcW w:type="dxa" w:w="838"/>
           </w:tcPr>
           <w:p>
             <w:r>
@@ -23504,7 +23510,7 @@
         </w:tc>
         <w:tc>
           <w:tcPr>
-            <w:tcW w:type="dxa" w:w="1218"/>
+            <w:tcW w:type="dxa" w:w="838"/>
           </w:tcPr>
           <w:p>
             <w:r>
@@ -23519,7 +23525,7 @@
       <w:tr>
         <w:tc>
           <w:tcPr>
-            <w:tcW w:type="dxa" w:w="1218"/>
+            <w:tcW w:type="dxa" w:w="838"/>
           </w:tcPr>
           <w:p>
             <w:r>
@@ -23532,7 +23538,7 @@
         </w:tc>
         <w:tc>
           <w:tcPr>
-            <w:tcW w:type="dxa" w:w="1218"/>
+            <w:tcW w:type="dxa" w:w="838"/>
           </w:tcPr>
           <w:p>
             <w:r>
@@ -23545,7 +23551,7 @@
         </w:tc>
         <w:tc>
           <w:tcPr>
-            <w:tcW w:type="dxa" w:w="1218"/>
+            <w:tcW w:type="dxa" w:w="838"/>
           </w:tcPr>
           <w:p>
             <w:r>
@@ -23558,7 +23564,7 @@
         </w:tc>
         <w:tc>
           <w:tcPr>
-            <w:tcW w:type="dxa" w:w="1218"/>
+            <w:tcW w:type="dxa" w:w="838"/>
           </w:tcPr>
           <w:p>
             <w:r>
@@ -23571,7 +23577,7 @@
         </w:tc>
         <w:tc>
           <w:tcPr>
-            <w:tcW w:type="dxa" w:w="1218"/>
+            <w:tcW w:type="dxa" w:w="838"/>
           </w:tcPr>
           <w:p>
             <w:r>
@@ -23584,7 +23590,7 @@
         </w:tc>
         <w:tc>
           <w:tcPr>
-            <w:tcW w:type="dxa" w:w="1218"/>
+            <w:tcW w:type="dxa" w:w="838"/>
           </w:tcPr>
           <w:p>
             <w:r>
@@ -23597,7 +23603,7 @@
         </w:tc>
         <w:tc>
           <w:tcPr>
-            <w:tcW w:type="dxa" w:w="1218"/>
+            <w:tcW w:type="dxa" w:w="838"/>
           </w:tcPr>
           <w:p>
             <w:r>
@@ -23610,7 +23616,7 @@
         </w:tc>
         <w:tc>
           <w:tcPr>
-            <w:tcW w:type="dxa" w:w="1218"/>
+            <w:tcW w:type="dxa" w:w="838"/>
           </w:tcPr>
           <w:p>
             <w:r>
@@ -23623,7 +23629,7 @@
         </w:tc>
         <w:tc>
           <w:tcPr>
-            <w:tcW w:type="dxa" w:w="1218"/>
+            <w:tcW w:type="dxa" w:w="838"/>
           </w:tcPr>
           <w:p>
             <w:r>
@@ -23636,7 +23642,7 @@
         </w:tc>
         <w:tc>
           <w:tcPr>
-            <w:tcW w:type="dxa" w:w="1218"/>
+            <w:tcW w:type="dxa" w:w="838"/>
           </w:tcPr>
           <w:p>
             <w:r>
@@ -23649,7 +23655,7 @@
         </w:tc>
         <w:tc>
           <w:tcPr>
-            <w:tcW w:type="dxa" w:w="1218"/>
+            <w:tcW w:type="dxa" w:w="838"/>
           </w:tcPr>
           <w:p>
             <w:r>
@@ -23662,7 +23668,7 @@
         </w:tc>
         <w:tc>
           <w:tcPr>
-            <w:tcW w:type="dxa" w:w="1218"/>
+            <w:tcW w:type="dxa" w:w="838"/>
           </w:tcPr>
           <w:p>
             <w:r>
@@ -23675,7 +23681,7 @@
         </w:tc>
         <w:tc>
           <w:tcPr>
-            <w:tcW w:type="dxa" w:w="1218"/>
+            <w:tcW w:type="dxa" w:w="838"/>
           </w:tcPr>
           <w:p>
             <w:r>
@@ -23690,7 +23696,7 @@
       <w:tr>
         <w:tc>
           <w:tcPr>
-            <w:tcW w:type="dxa" w:w="1218"/>
+            <w:tcW w:type="dxa" w:w="838"/>
           </w:tcPr>
           <w:p>
             <w:r>
@@ -23703,7 +23709,7 @@
         </w:tc>
         <w:tc>
           <w:tcPr>
-            <w:tcW w:type="dxa" w:w="1218"/>
+            <w:tcW w:type="dxa" w:w="838"/>
           </w:tcPr>
           <w:p>
             <w:r>
@@ -23716,7 +23722,7 @@
         </w:tc>
         <w:tc>
           <w:tcPr>
-            <w:tcW w:type="dxa" w:w="1218"/>
+            <w:tcW w:type="dxa" w:w="838"/>
           </w:tcPr>
           <w:p>
             <w:r>
@@ -23729,7 +23735,7 @@
         </w:tc>
         <w:tc>
           <w:tcPr>
-            <w:tcW w:type="dxa" w:w="1218"/>
+            <w:tcW w:type="dxa" w:w="838"/>
           </w:tcPr>
           <w:p>
             <w:r>
@@ -23742,7 +23748,7 @@
         </w:tc>
         <w:tc>
           <w:tcPr>
-            <w:tcW w:type="dxa" w:w="1218"/>
+            <w:tcW w:type="dxa" w:w="838"/>
           </w:tcPr>
           <w:p>
             <w:r>
@@ -23755,7 +23761,7 @@
         </w:tc>
         <w:tc>
           <w:tcPr>
-            <w:tcW w:type="dxa" w:w="1218"/>
+            <w:tcW w:type="dxa" w:w="838"/>
           </w:tcPr>
           <w:p>
             <w:r>
@@ -23768,7 +23774,7 @@
         </w:tc>
         <w:tc>
           <w:tcPr>
-            <w:tcW w:type="dxa" w:w="1218"/>
+            <w:tcW w:type="dxa" w:w="838"/>
           </w:tcPr>
           <w:p>
             <w:r>
@@ -23781,7 +23787,7 @@
         </w:tc>
         <w:tc>
           <w:tcPr>
-            <w:tcW w:type="dxa" w:w="1218"/>
+            <w:tcW w:type="dxa" w:w="838"/>
           </w:tcPr>
           <w:p>
             <w:r>
@@ -23794,7 +23800,7 @@
         </w:tc>
         <w:tc>
           <w:tcPr>
-            <w:tcW w:type="dxa" w:w="1218"/>
+            <w:tcW w:type="dxa" w:w="838"/>
           </w:tcPr>
           <w:p>
             <w:r>
@@ -23807,7 +23813,7 @@
         </w:tc>
         <w:tc>
           <w:tcPr>
-            <w:tcW w:type="dxa" w:w="1218"/>
+            <w:tcW w:type="dxa" w:w="838"/>
           </w:tcPr>
           <w:p>
             <w:r>
@@ -23820,7 +23826,7 @@
         </w:tc>
         <w:tc>
           <w:tcPr>
-            <w:tcW w:type="dxa" w:w="1218"/>
+            <w:tcW w:type="dxa" w:w="838"/>
           </w:tcPr>
           <w:p>
             <w:r>
@@ -23833,7 +23839,7 @@
         </w:tc>
         <w:tc>
           <w:tcPr>
-            <w:tcW w:type="dxa" w:w="1218"/>
+            <w:tcW w:type="dxa" w:w="838"/>
           </w:tcPr>
           <w:p>
             <w:r>
@@ -23846,7 +23852,7 @@
         </w:tc>
         <w:tc>
           <w:tcPr>
-            <w:tcW w:type="dxa" w:w="1218"/>
+            <w:tcW w:type="dxa" w:w="838"/>
           </w:tcPr>
           <w:p>
             <w:r>
@@ -23861,7 +23867,7 @@
       <w:tr>
         <w:tc>
           <w:tcPr>
-            <w:tcW w:type="dxa" w:w="1218"/>
+            <w:tcW w:type="dxa" w:w="838"/>
           </w:tcPr>
           <w:p>
             <w:r>
@@ -23874,7 +23880,7 @@
         </w:tc>
         <w:tc>
           <w:tcPr>
-            <w:tcW w:type="dxa" w:w="1218"/>
+            <w:tcW w:type="dxa" w:w="838"/>
           </w:tcPr>
           <w:p>
             <w:r>
@@ -23887,7 +23893,7 @@
         </w:tc>
         <w:tc>
           <w:tcPr>
-            <w:tcW w:type="dxa" w:w="1218"/>
+            <w:tcW w:type="dxa" w:w="838"/>
           </w:tcPr>
           <w:p>
             <w:r>
@@ -23900,7 +23906,7 @@
         </w:tc>
         <w:tc>
           <w:tcPr>
-            <w:tcW w:type="dxa" w:w="1218"/>
+            <w:tcW w:type="dxa" w:w="838"/>
           </w:tcPr>
           <w:p>
             <w:r>
@@ -23913,7 +23919,7 @@
         </w:tc>
         <w:tc>
           <w:tcPr>
-            <w:tcW w:type="dxa" w:w="1218"/>
+            <w:tcW w:type="dxa" w:w="838"/>
           </w:tcPr>
           <w:p>
             <w:r>
@@ -23926,7 +23932,7 @@
         </w:tc>
         <w:tc>
           <w:tcPr>
-            <w:tcW w:type="dxa" w:w="1218"/>
+            <w:tcW w:type="dxa" w:w="838"/>
           </w:tcPr>
           <w:p>
             <w:r>
@@ -23939,7 +23945,7 @@
         </w:tc>
         <w:tc>
           <w:tcPr>
-            <w:tcW w:type="dxa" w:w="1218"/>
+            <w:tcW w:type="dxa" w:w="838"/>
           </w:tcPr>
           <w:p>
             <w:r>
@@ -23952,7 +23958,7 @@
         </w:tc>
         <w:tc>
           <w:tcPr>
-            <w:tcW w:type="dxa" w:w="1218"/>
+            <w:tcW w:type="dxa" w:w="838"/>
           </w:tcPr>
           <w:p>
             <w:r>
@@ -23965,7 +23971,7 @@
         </w:tc>
         <w:tc>
           <w:tcPr>
-            <w:tcW w:type="dxa" w:w="1218"/>
+            <w:tcW w:type="dxa" w:w="838"/>
           </w:tcPr>
           <w:p>
             <w:r>
@@ -23978,7 +23984,7 @@
         </w:tc>
         <w:tc>
           <w:tcPr>
-            <w:tcW w:type="dxa" w:w="1218"/>
+            <w:tcW w:type="dxa" w:w="838"/>
           </w:tcPr>
           <w:p>
             <w:r>
@@ -23991,7 +23997,7 @@
         </w:tc>
         <w:tc>
           <w:tcPr>
-            <w:tcW w:type="dxa" w:w="1218"/>
+            <w:tcW w:type="dxa" w:w="838"/>
           </w:tcPr>
           <w:p>
             <w:r>
@@ -24004,7 +24010,7 @@
         </w:tc>
         <w:tc>
           <w:tcPr>
-            <w:tcW w:type="dxa" w:w="1218"/>
+            <w:tcW w:type="dxa" w:w="838"/>
           </w:tcPr>
           <w:p>
             <w:r>
@@ -24017,7 +24023,7 @@
         </w:tc>
         <w:tc>
           <w:tcPr>
-            <w:tcW w:type="dxa" w:w="1218"/>
+            <w:tcW w:type="dxa" w:w="838"/>
           </w:tcPr>
           <w:p>
             <w:r>
@@ -24032,7 +24038,7 @@
       <w:tr>
         <w:tc>
           <w:tcPr>
-            <w:tcW w:type="dxa" w:w="1218"/>
+            <w:tcW w:type="dxa" w:w="838"/>
           </w:tcPr>
           <w:p>
             <w:r>
@@ -24045,7 +24051,7 @@
         </w:tc>
         <w:tc>
           <w:tcPr>
-            <w:tcW w:type="dxa" w:w="1218"/>
+            <w:tcW w:type="dxa" w:w="838"/>
           </w:tcPr>
           <w:p>
             <w:r>
@@ -24058,7 +24064,7 @@
         </w:tc>
         <w:tc>
           <w:tcPr>
-            <w:tcW w:type="dxa" w:w="1218"/>
+            <w:tcW w:type="dxa" w:w="838"/>
           </w:tcPr>
           <w:p>
             <w:r>
@@ -24071,7 +24077,7 @@
         </w:tc>
         <w:tc>
           <w:tcPr>
-            <w:tcW w:type="dxa" w:w="1218"/>
+            <w:tcW w:type="dxa" w:w="838"/>
           </w:tcPr>
           <w:p>
             <w:r>
@@ -24084,7 +24090,7 @@
         </w:tc>
         <w:tc>
           <w:tcPr>
-            <w:tcW w:type="dxa" w:w="1218"/>
+            <w:tcW w:type="dxa" w:w="838"/>
           </w:tcPr>
           <w:p>
             <w:r>
@@ -24097,7 +24103,7 @@
         </w:tc>
         <w:tc>
           <w:tcPr>
-            <w:tcW w:type="dxa" w:w="1218"/>
+            <w:tcW w:type="dxa" w:w="838"/>
           </w:tcPr>
           <w:p>
             <w:r>
@@ -24110,7 +24116,7 @@
         </w:tc>
         <w:tc>
           <w:tcPr>
-            <w:tcW w:type="dxa" w:w="1218"/>
+            <w:tcW w:type="dxa" w:w="838"/>
           </w:tcPr>
           <w:p>
             <w:r>
@@ -24123,7 +24129,7 @@
         </w:tc>
         <w:tc>
           <w:tcPr>
-            <w:tcW w:type="dxa" w:w="1218"/>
+            <w:tcW w:type="dxa" w:w="838"/>
           </w:tcPr>
           <w:p>
             <w:r>
@@ -24136,7 +24142,7 @@
         </w:tc>
         <w:tc>
           <w:tcPr>
-            <w:tcW w:type="dxa" w:w="1218"/>
+            <w:tcW w:type="dxa" w:w="838"/>
           </w:tcPr>
           <w:p>
             <w:r>
@@ -24149,7 +24155,7 @@
         </w:tc>
         <w:tc>
           <w:tcPr>
-            <w:tcW w:type="dxa" w:w="1218"/>
+            <w:tcW w:type="dxa" w:w="838"/>
           </w:tcPr>
           <w:p>
             <w:r>
@@ -24162,7 +24168,7 @@
         </w:tc>
         <w:tc>
           <w:tcPr>
-            <w:tcW w:type="dxa" w:w="1218"/>
+            <w:tcW w:type="dxa" w:w="838"/>
           </w:tcPr>
           <w:p>
             <w:r>
@@ -24175,7 +24181,7 @@
         </w:tc>
         <w:tc>
           <w:tcPr>
-            <w:tcW w:type="dxa" w:w="1218"/>
+            <w:tcW w:type="dxa" w:w="838"/>
           </w:tcPr>
           <w:p>
             <w:r>
@@ -24188,7 +24194,7 @@
         </w:tc>
         <w:tc>
           <w:tcPr>
-            <w:tcW w:type="dxa" w:w="1218"/>
+            <w:tcW w:type="dxa" w:w="838"/>
           </w:tcPr>
           <w:p>
             <w:r>
@@ -24203,7 +24209,7 @@
       <w:tr>
         <w:tc>
           <w:tcPr>
-            <w:tcW w:type="dxa" w:w="1218"/>
+            <w:tcW w:type="dxa" w:w="838"/>
           </w:tcPr>
           <w:p>
             <w:r>
@@ -24216,7 +24222,7 @@
         </w:tc>
         <w:tc>
           <w:tcPr>
-            <w:tcW w:type="dxa" w:w="1218"/>
+            <w:tcW w:type="dxa" w:w="838"/>
           </w:tcPr>
           <w:p>
             <w:r>
@@ -24229,7 +24235,7 @@
         </w:tc>
         <w:tc>
           <w:tcPr>
-            <w:tcW w:type="dxa" w:w="1218"/>
+            <w:tcW w:type="dxa" w:w="838"/>
           </w:tcPr>
           <w:p>
             <w:r>
@@ -24242,7 +24248,7 @@
         </w:tc>
         <w:tc>
           <w:tcPr>
-            <w:tcW w:type="dxa" w:w="1218"/>
+            <w:tcW w:type="dxa" w:w="838"/>
           </w:tcPr>
           <w:p>
             <w:r>
@@ -24255,7 +24261,7 @@
         </w:tc>
         <w:tc>
           <w:tcPr>
-            <w:tcW w:type="dxa" w:w="1218"/>
+            <w:tcW w:type="dxa" w:w="838"/>
           </w:tcPr>
           <w:p>
             <w:r>
@@ -24268,7 +24274,7 @@
         </w:tc>
         <w:tc>
           <w:tcPr>
-            <w:tcW w:type="dxa" w:w="1218"/>
+            <w:tcW w:type="dxa" w:w="838"/>
           </w:tcPr>
           <w:p>
             <w:r>
@@ -24281,7 +24287,7 @@
         </w:tc>
         <w:tc>
           <w:tcPr>
-            <w:tcW w:type="dxa" w:w="1218"/>
+            <w:tcW w:type="dxa" w:w="838"/>
           </w:tcPr>
           <w:p>
             <w:r>
@@ -24294,7 +24300,7 @@
         </w:tc>
         <w:tc>
           <w:tcPr>
-            <w:tcW w:type="dxa" w:w="1218"/>
+            <w:tcW w:type="dxa" w:w="838"/>
           </w:tcPr>
           <w:p>
             <w:r>
@@ -24307,7 +24313,7 @@
         </w:tc>
         <w:tc>
           <w:tcPr>
-            <w:tcW w:type="dxa" w:w="1218"/>
+            <w:tcW w:type="dxa" w:w="838"/>
           </w:tcPr>
           <w:p>
             <w:r>
@@ -24320,7 +24326,7 @@
         </w:tc>
         <w:tc>
           <w:tcPr>
-            <w:tcW w:type="dxa" w:w="1218"/>
+            <w:tcW w:type="dxa" w:w="838"/>
           </w:tcPr>
           <w:p>
             <w:r>
@@ -24333,7 +24339,7 @@
         </w:tc>
         <w:tc>
           <w:tcPr>
-            <w:tcW w:type="dxa" w:w="1218"/>
+            <w:tcW w:type="dxa" w:w="838"/>
           </w:tcPr>
           <w:p>
             <w:r>
@@ -24346,7 +24352,7 @@
         </w:tc>
         <w:tc>
           <w:tcPr>
-            <w:tcW w:type="dxa" w:w="1218"/>
+            <w:tcW w:type="dxa" w:w="838"/>
           </w:tcPr>
           <w:p>
             <w:r>
@@ -24359,7 +24365,7 @@
         </w:tc>
         <w:tc>
           <w:tcPr>
-            <w:tcW w:type="dxa" w:w="1218"/>
+            <w:tcW w:type="dxa" w:w="838"/>
           </w:tcPr>
           <w:p>
             <w:r>
@@ -24374,7 +24380,7 @@
       <w:tr>
         <w:tc>
           <w:tcPr>
-            <w:tcW w:type="dxa" w:w="1218"/>
+            <w:tcW w:type="dxa" w:w="838"/>
           </w:tcPr>
           <w:p>
             <w:r>
@@ -24387,7 +24393,7 @@
         </w:tc>
         <w:tc>
           <w:tcPr>
-            <w:tcW w:type="dxa" w:w="1218"/>
+            <w:tcW w:type="dxa" w:w="838"/>
           </w:tcPr>
           <w:p>
             <w:r>
@@ -24400,7 +24406,7 @@
         </w:tc>
         <w:tc>
           <w:tcPr>
-            <w:tcW w:type="dxa" w:w="1218"/>
+            <w:tcW w:type="dxa" w:w="838"/>
           </w:tcPr>
           <w:p>
             <w:r>
@@ -24413,7 +24419,7 @@
         </w:tc>
         <w:tc>
           <w:tcPr>
-            <w:tcW w:type="dxa" w:w="1218"/>
+            <w:tcW w:type="dxa" w:w="838"/>
           </w:tcPr>
           <w:p>
             <w:r>
@@ -24426,7 +24432,7 @@
         </w:tc>
         <w:tc>
           <w:tcPr>
-            <w:tcW w:type="dxa" w:w="1218"/>
+            <w:tcW w:type="dxa" w:w="838"/>
           </w:tcPr>
           <w:p>
             <w:r>
@@ -24439,7 +24445,7 @@
         </w:tc>
         <w:tc>
           <w:tcPr>
-            <w:tcW w:type="dxa" w:w="1218"/>
+            <w:tcW w:type="dxa" w:w="838"/>
           </w:tcPr>
           <w:p>
             <w:r>
@@ -24452,7 +24458,7 @@
         </w:tc>
         <w:tc>
           <w:tcPr>
-            <w:tcW w:type="dxa" w:w="1218"/>
+            <w:tcW w:type="dxa" w:w="838"/>
           </w:tcPr>
           <w:p>
             <w:r>
@@ -24465,7 +24471,7 @@
         </w:tc>
         <w:tc>
           <w:tcPr>
-            <w:tcW w:type="dxa" w:w="1218"/>
+            <w:tcW w:type="dxa" w:w="838"/>
           </w:tcPr>
           <w:p>
             <w:r>
@@ -24478,7 +24484,7 @@
         </w:tc>
         <w:tc>
           <w:tcPr>
-            <w:tcW w:type="dxa" w:w="1218"/>
+            <w:tcW w:type="dxa" w:w="838"/>
           </w:tcPr>
           <w:p>
             <w:r>
@@ -24491,7 +24497,7 @@
         </w:tc>
         <w:tc>
           <w:tcPr>
-            <w:tcW w:type="dxa" w:w="1218"/>
+            <w:tcW w:type="dxa" w:w="838"/>
           </w:tcPr>
           <w:p>
             <w:r>
@@ -24504,7 +24510,7 @@
         </w:tc>
         <w:tc>
           <w:tcPr>
-            <w:tcW w:type="dxa" w:w="1218"/>
+            <w:tcW w:type="dxa" w:w="838"/>
           </w:tcPr>
           <w:p>
             <w:r>
@@ -24517,7 +24523,7 @@
         </w:tc>
         <w:tc>
           <w:tcPr>
-            <w:tcW w:type="dxa" w:w="1218"/>
+            <w:tcW w:type="dxa" w:w="838"/>
           </w:tcPr>
           <w:p>
             <w:r>
@@ -24530,7 +24536,7 @@
         </w:tc>
         <w:tc>
           <w:tcPr>
-            <w:tcW w:type="dxa" w:w="1218"/>
+            <w:tcW w:type="dxa" w:w="838"/>
           </w:tcPr>
           <w:p>
             <w:r>
@@ -24557,7 +24563,7 @@
       </w:r>
     </w:p>
     <w:sectPr>
-      <w:pgSz w:w="16838" w:h="11906" w:orient="landscape"/>
+      <w:pgSz w:w="11906" w:h="16838" w:orient="landscape"/>
       <w:pgMar w:top="576" w:right="504" w:bottom="576" w:left="504" w:header="283" w:footer="283" w:gutter="0"/>
       <w:cols w:space="720"/>
       <w:docGrid w:linePitch="360"/>

--- a/ACPOS_SOC-01_社群發布_Mother_Basic_Design_OPTIMIZED.docx
+++ b/ACPOS_SOC-01_社群發布_Mother_Basic_Design_OPTIMIZED.docx
@@ -12628,16 +12628,8 @@
     </w:p>
     <w:p>
       <w:pPr>
-        <w:pStyle w:val="Heading1"/>
-      </w:pPr>
-      <w:r>
-        <w:t>2026-09-21 Machine Authority Construction Closure / 機器權威施工綁定封板</w:t>
-      </w:r>
-    </w:p>
-    <w:p>
-      <w:pPr>
         <w:sectPr>
-          <w:pgSz w:w="16838" w:h="11906" w:orient="landscape"/>
+          <w:pgSz w:w="11906" w:h="16838" w:orient="landscape"/>
           <w:pgMar w:top="576" w:right="504" w:bottom="576" w:left="504" w:header="283" w:footer="283" w:gutter="0"/>
           <w:cols w:space="720"/>
           <w:docGrid w:linePitch="360"/>
@@ -12678,8 +12670,8 @@
         <w:tblLook w:firstColumn="1" w:firstRow="1" w:lastColumn="0" w:lastRow="0" w:noHBand="0" w:noVBand="1" w:val="04A0"/>
       </w:tblPr>
       <w:tblGrid>
-        <w:gridCol w:w="5449"/>
-        <w:gridCol w:w="5449"/>
+        <w:gridCol w:w="7915"/>
+        <w:gridCol w:w="7915"/>
       </w:tblGrid>
       <w:tr>
         <w:trPr>
@@ -12687,7 +12679,7 @@
         </w:trPr>
         <w:tc>
           <w:tcPr>
-            <w:tcW w:type="dxa" w:w="5449"/>
+            <w:tcW w:type="dxa" w:w="7915"/>
             <w:shd w:fill="EDE9FE"/>
           </w:tcPr>
           <w:p>
@@ -12701,7 +12693,7 @@
         </w:tc>
         <w:tc>
           <w:tcPr>
-            <w:tcW w:type="dxa" w:w="5449"/>
+            <w:tcW w:type="dxa" w:w="7915"/>
             <w:shd w:fill="EDE9FE"/>
           </w:tcPr>
           <w:p>
@@ -12717,7 +12709,7 @@
       <w:tr>
         <w:tc>
           <w:tcPr>
-            <w:tcW w:type="dxa" w:w="5449"/>
+            <w:tcW w:type="dxa" w:w="7915"/>
           </w:tcPr>
           <w:p>
             <w:r>
@@ -12730,7 +12722,7 @@
         </w:tc>
         <w:tc>
           <w:tcPr>
-            <w:tcW w:type="dxa" w:w="5449"/>
+            <w:tcW w:type="dxa" w:w="7915"/>
           </w:tcPr>
           <w:p>
             <w:r>
@@ -12745,7 +12737,7 @@
       <w:tr>
         <w:tc>
           <w:tcPr>
-            <w:tcW w:type="dxa" w:w="5449"/>
+            <w:tcW w:type="dxa" w:w="7915"/>
           </w:tcPr>
           <w:p>
             <w:r>
@@ -12758,7 +12750,7 @@
         </w:tc>
         <w:tc>
           <w:tcPr>
-            <w:tcW w:type="dxa" w:w="5449"/>
+            <w:tcW w:type="dxa" w:w="7915"/>
           </w:tcPr>
           <w:p>
             <w:r>
@@ -12773,7 +12765,7 @@
       <w:tr>
         <w:tc>
           <w:tcPr>
-            <w:tcW w:type="dxa" w:w="5449"/>
+            <w:tcW w:type="dxa" w:w="7915"/>
           </w:tcPr>
           <w:p>
             <w:r>
@@ -12786,7 +12778,7 @@
         </w:tc>
         <w:tc>
           <w:tcPr>
-            <w:tcW w:type="dxa" w:w="5449"/>
+            <w:tcW w:type="dxa" w:w="7915"/>
           </w:tcPr>
           <w:p>
             <w:r>
@@ -12801,7 +12793,7 @@
       <w:tr>
         <w:tc>
           <w:tcPr>
-            <w:tcW w:type="dxa" w:w="5449"/>
+            <w:tcW w:type="dxa" w:w="7915"/>
           </w:tcPr>
           <w:p>
             <w:r>
@@ -12814,7 +12806,7 @@
         </w:tc>
         <w:tc>
           <w:tcPr>
-            <w:tcW w:type="dxa" w:w="5449"/>
+            <w:tcW w:type="dxa" w:w="7915"/>
           </w:tcPr>
           <w:p>
             <w:r>
@@ -12829,7 +12821,7 @@
       <w:tr>
         <w:tc>
           <w:tcPr>
-            <w:tcW w:type="dxa" w:w="5449"/>
+            <w:tcW w:type="dxa" w:w="7915"/>
           </w:tcPr>
           <w:p>
             <w:r>
@@ -12842,7 +12834,7 @@
         </w:tc>
         <w:tc>
           <w:tcPr>
-            <w:tcW w:type="dxa" w:w="5449"/>
+            <w:tcW w:type="dxa" w:w="7915"/>
           </w:tcPr>
           <w:p>
             <w:r>
@@ -12857,7 +12849,7 @@
       <w:tr>
         <w:tc>
           <w:tcPr>
-            <w:tcW w:type="dxa" w:w="5449"/>
+            <w:tcW w:type="dxa" w:w="7915"/>
           </w:tcPr>
           <w:p>
             <w:r>
@@ -12870,7 +12862,7 @@
         </w:tc>
         <w:tc>
           <w:tcPr>
-            <w:tcW w:type="dxa" w:w="5449"/>
+            <w:tcW w:type="dxa" w:w="7915"/>
           </w:tcPr>
           <w:p>
             <w:r>
@@ -12890,19 +12882,19 @@
         <w:tblLook w:firstColumn="1" w:firstRow="1" w:lastColumn="0" w:lastRow="0" w:noHBand="0" w:noVBand="1" w:val="04A0"/>
       </w:tblPr>
       <w:tblGrid>
-        <w:gridCol w:w="838"/>
-        <w:gridCol w:w="838"/>
-        <w:gridCol w:w="838"/>
-        <w:gridCol w:w="838"/>
-        <w:gridCol w:w="838"/>
-        <w:gridCol w:w="838"/>
-        <w:gridCol w:w="838"/>
-        <w:gridCol w:w="838"/>
-        <w:gridCol w:w="838"/>
-        <w:gridCol w:w="838"/>
-        <w:gridCol w:w="838"/>
-        <w:gridCol w:w="838"/>
-        <w:gridCol w:w="838"/>
+        <w:gridCol w:w="1218"/>
+        <w:gridCol w:w="1218"/>
+        <w:gridCol w:w="1218"/>
+        <w:gridCol w:w="1218"/>
+        <w:gridCol w:w="1218"/>
+        <w:gridCol w:w="1218"/>
+        <w:gridCol w:w="1218"/>
+        <w:gridCol w:w="1218"/>
+        <w:gridCol w:w="1218"/>
+        <w:gridCol w:w="1218"/>
+        <w:gridCol w:w="1218"/>
+        <w:gridCol w:w="1218"/>
+        <w:gridCol w:w="1218"/>
       </w:tblGrid>
       <w:tr>
         <w:trPr>
@@ -12910,7 +12902,7 @@
         </w:trPr>
         <w:tc>
           <w:tcPr>
-            <w:tcW w:type="dxa" w:w="838"/>
+            <w:tcW w:type="dxa" w:w="1218"/>
             <w:shd w:fill="EDE9FE"/>
           </w:tcPr>
           <w:p>
@@ -12924,7 +12916,7 @@
         </w:tc>
         <w:tc>
           <w:tcPr>
-            <w:tcW w:type="dxa" w:w="838"/>
+            <w:tcW w:type="dxa" w:w="1218"/>
             <w:shd w:fill="EDE9FE"/>
           </w:tcPr>
           <w:p>
@@ -12938,7 +12930,7 @@
         </w:tc>
         <w:tc>
           <w:tcPr>
-            <w:tcW w:type="dxa" w:w="838"/>
+            <w:tcW w:type="dxa" w:w="1218"/>
             <w:shd w:fill="EDE9FE"/>
           </w:tcPr>
           <w:p>
@@ -12952,7 +12944,7 @@
         </w:tc>
         <w:tc>
           <w:tcPr>
-            <w:tcW w:type="dxa" w:w="838"/>
+            <w:tcW w:type="dxa" w:w="1218"/>
             <w:shd w:fill="EDE9FE"/>
           </w:tcPr>
           <w:p>
@@ -12966,7 +12958,7 @@
         </w:tc>
         <w:tc>
           <w:tcPr>
-            <w:tcW w:type="dxa" w:w="838"/>
+            <w:tcW w:type="dxa" w:w="1218"/>
             <w:shd w:fill="EDE9FE"/>
           </w:tcPr>
           <w:p>
@@ -12980,7 +12972,7 @@
         </w:tc>
         <w:tc>
           <w:tcPr>
-            <w:tcW w:type="dxa" w:w="838"/>
+            <w:tcW w:type="dxa" w:w="1218"/>
             <w:shd w:fill="EDE9FE"/>
           </w:tcPr>
           <w:p>
@@ -12994,7 +12986,7 @@
         </w:tc>
         <w:tc>
           <w:tcPr>
-            <w:tcW w:type="dxa" w:w="838"/>
+            <w:tcW w:type="dxa" w:w="1218"/>
             <w:shd w:fill="EDE9FE"/>
           </w:tcPr>
           <w:p>
@@ -13008,7 +13000,7 @@
         </w:tc>
         <w:tc>
           <w:tcPr>
-            <w:tcW w:type="dxa" w:w="838"/>
+            <w:tcW w:type="dxa" w:w="1218"/>
             <w:shd w:fill="EDE9FE"/>
           </w:tcPr>
           <w:p>
@@ -13022,7 +13014,7 @@
         </w:tc>
         <w:tc>
           <w:tcPr>
-            <w:tcW w:type="dxa" w:w="838"/>
+            <w:tcW w:type="dxa" w:w="1218"/>
             <w:shd w:fill="EDE9FE"/>
           </w:tcPr>
           <w:p>
@@ -13036,7 +13028,7 @@
         </w:tc>
         <w:tc>
           <w:tcPr>
-            <w:tcW w:type="dxa" w:w="838"/>
+            <w:tcW w:type="dxa" w:w="1218"/>
             <w:shd w:fill="EDE9FE"/>
           </w:tcPr>
           <w:p>
@@ -13050,7 +13042,7 @@
         </w:tc>
         <w:tc>
           <w:tcPr>
-            <w:tcW w:type="dxa" w:w="838"/>
+            <w:tcW w:type="dxa" w:w="1218"/>
             <w:shd w:fill="EDE9FE"/>
           </w:tcPr>
           <w:p>
@@ -13064,7 +13056,7 @@
         </w:tc>
         <w:tc>
           <w:tcPr>
-            <w:tcW w:type="dxa" w:w="838"/>
+            <w:tcW w:type="dxa" w:w="1218"/>
             <w:shd w:fill="EDE9FE"/>
           </w:tcPr>
           <w:p>
@@ -13078,7 +13070,7 @@
         </w:tc>
         <w:tc>
           <w:tcPr>
-            <w:tcW w:type="dxa" w:w="838"/>
+            <w:tcW w:type="dxa" w:w="1218"/>
             <w:shd w:fill="EDE9FE"/>
           </w:tcPr>
           <w:p>
@@ -13094,7 +13086,7 @@
       <w:tr>
         <w:tc>
           <w:tcPr>
-            <w:tcW w:type="dxa" w:w="838"/>
+            <w:tcW w:type="dxa" w:w="1218"/>
           </w:tcPr>
           <w:p>
             <w:r>
@@ -13107,7 +13099,7 @@
         </w:tc>
         <w:tc>
           <w:tcPr>
-            <w:tcW w:type="dxa" w:w="838"/>
+            <w:tcW w:type="dxa" w:w="1218"/>
           </w:tcPr>
           <w:p>
             <w:r>
@@ -13120,7 +13112,7 @@
         </w:tc>
         <w:tc>
           <w:tcPr>
-            <w:tcW w:type="dxa" w:w="838"/>
+            <w:tcW w:type="dxa" w:w="1218"/>
           </w:tcPr>
           <w:p>
             <w:r>
@@ -13133,7 +13125,7 @@
         </w:tc>
         <w:tc>
           <w:tcPr>
-            <w:tcW w:type="dxa" w:w="838"/>
+            <w:tcW w:type="dxa" w:w="1218"/>
           </w:tcPr>
           <w:p>
             <w:r>
@@ -13146,7 +13138,7 @@
         </w:tc>
         <w:tc>
           <w:tcPr>
-            <w:tcW w:type="dxa" w:w="838"/>
+            <w:tcW w:type="dxa" w:w="1218"/>
           </w:tcPr>
           <w:p>
             <w:r>
@@ -13159,7 +13151,7 @@
         </w:tc>
         <w:tc>
           <w:tcPr>
-            <w:tcW w:type="dxa" w:w="838"/>
+            <w:tcW w:type="dxa" w:w="1218"/>
           </w:tcPr>
           <w:p>
             <w:r>
@@ -13172,7 +13164,7 @@
         </w:tc>
         <w:tc>
           <w:tcPr>
-            <w:tcW w:type="dxa" w:w="838"/>
+            <w:tcW w:type="dxa" w:w="1218"/>
           </w:tcPr>
           <w:p>
             <w:r>
@@ -13185,7 +13177,7 @@
         </w:tc>
         <w:tc>
           <w:tcPr>
-            <w:tcW w:type="dxa" w:w="838"/>
+            <w:tcW w:type="dxa" w:w="1218"/>
           </w:tcPr>
           <w:p>
             <w:r>
@@ -13198,7 +13190,7 @@
         </w:tc>
         <w:tc>
           <w:tcPr>
-            <w:tcW w:type="dxa" w:w="838"/>
+            <w:tcW w:type="dxa" w:w="1218"/>
           </w:tcPr>
           <w:p>
             <w:r>
@@ -13211,7 +13203,7 @@
         </w:tc>
         <w:tc>
           <w:tcPr>
-            <w:tcW w:type="dxa" w:w="838"/>
+            <w:tcW w:type="dxa" w:w="1218"/>
           </w:tcPr>
           <w:p>
             <w:r>
@@ -13224,7 +13216,7 @@
         </w:tc>
         <w:tc>
           <w:tcPr>
-            <w:tcW w:type="dxa" w:w="838"/>
+            <w:tcW w:type="dxa" w:w="1218"/>
           </w:tcPr>
           <w:p>
             <w:r>
@@ -13237,7 +13229,7 @@
         </w:tc>
         <w:tc>
           <w:tcPr>
-            <w:tcW w:type="dxa" w:w="838"/>
+            <w:tcW w:type="dxa" w:w="1218"/>
           </w:tcPr>
           <w:p>
             <w:r>
@@ -13250,7 +13242,7 @@
         </w:tc>
         <w:tc>
           <w:tcPr>
-            <w:tcW w:type="dxa" w:w="838"/>
+            <w:tcW w:type="dxa" w:w="1218"/>
           </w:tcPr>
           <w:p>
             <w:r>
@@ -13265,7 +13257,7 @@
       <w:tr>
         <w:tc>
           <w:tcPr>
-            <w:tcW w:type="dxa" w:w="838"/>
+            <w:tcW w:type="dxa" w:w="1218"/>
           </w:tcPr>
           <w:p>
             <w:r>
@@ -13278,7 +13270,7 @@
         </w:tc>
         <w:tc>
           <w:tcPr>
-            <w:tcW w:type="dxa" w:w="838"/>
+            <w:tcW w:type="dxa" w:w="1218"/>
           </w:tcPr>
           <w:p>
             <w:r>
@@ -13291,7 +13283,7 @@
         </w:tc>
         <w:tc>
           <w:tcPr>
-            <w:tcW w:type="dxa" w:w="838"/>
+            <w:tcW w:type="dxa" w:w="1218"/>
           </w:tcPr>
           <w:p>
             <w:r>
@@ -13304,7 +13296,7 @@
         </w:tc>
         <w:tc>
           <w:tcPr>
-            <w:tcW w:type="dxa" w:w="838"/>
+            <w:tcW w:type="dxa" w:w="1218"/>
           </w:tcPr>
           <w:p>
             <w:r>
@@ -13317,7 +13309,7 @@
         </w:tc>
         <w:tc>
           <w:tcPr>
-            <w:tcW w:type="dxa" w:w="838"/>
+            <w:tcW w:type="dxa" w:w="1218"/>
           </w:tcPr>
           <w:p>
             <w:r>
@@ -13330,7 +13322,7 @@
         </w:tc>
         <w:tc>
           <w:tcPr>
-            <w:tcW w:type="dxa" w:w="838"/>
+            <w:tcW w:type="dxa" w:w="1218"/>
           </w:tcPr>
           <w:p>
             <w:r>
@@ -13343,7 +13335,7 @@
         </w:tc>
         <w:tc>
           <w:tcPr>
-            <w:tcW w:type="dxa" w:w="838"/>
+            <w:tcW w:type="dxa" w:w="1218"/>
           </w:tcPr>
           <w:p>
             <w:r>
@@ -13356,7 +13348,7 @@
         </w:tc>
         <w:tc>
           <w:tcPr>
-            <w:tcW w:type="dxa" w:w="838"/>
+            <w:tcW w:type="dxa" w:w="1218"/>
           </w:tcPr>
           <w:p>
             <w:r>
@@ -13369,7 +13361,7 @@
         </w:tc>
         <w:tc>
           <w:tcPr>
-            <w:tcW w:type="dxa" w:w="838"/>
+            <w:tcW w:type="dxa" w:w="1218"/>
           </w:tcPr>
           <w:p>
             <w:r>
@@ -13382,7 +13374,7 @@
         </w:tc>
         <w:tc>
           <w:tcPr>
-            <w:tcW w:type="dxa" w:w="838"/>
+            <w:tcW w:type="dxa" w:w="1218"/>
           </w:tcPr>
           <w:p>
             <w:r>
@@ -13395,7 +13387,7 @@
         </w:tc>
         <w:tc>
           <w:tcPr>
-            <w:tcW w:type="dxa" w:w="838"/>
+            <w:tcW w:type="dxa" w:w="1218"/>
           </w:tcPr>
           <w:p>
             <w:r>
@@ -13408,7 +13400,7 @@
         </w:tc>
         <w:tc>
           <w:tcPr>
-            <w:tcW w:type="dxa" w:w="838"/>
+            <w:tcW w:type="dxa" w:w="1218"/>
           </w:tcPr>
           <w:p>
             <w:r>
@@ -13421,7 +13413,7 @@
         </w:tc>
         <w:tc>
           <w:tcPr>
-            <w:tcW w:type="dxa" w:w="838"/>
+            <w:tcW w:type="dxa" w:w="1218"/>
           </w:tcPr>
           <w:p>
             <w:r>
@@ -13436,7 +13428,7 @@
       <w:tr>
         <w:tc>
           <w:tcPr>
-            <w:tcW w:type="dxa" w:w="838"/>
+            <w:tcW w:type="dxa" w:w="1218"/>
           </w:tcPr>
           <w:p>
             <w:r>
@@ -13449,7 +13441,7 @@
         </w:tc>
         <w:tc>
           <w:tcPr>
-            <w:tcW w:type="dxa" w:w="838"/>
+            <w:tcW w:type="dxa" w:w="1218"/>
           </w:tcPr>
           <w:p>
             <w:r>
@@ -13462,7 +13454,7 @@
         </w:tc>
         <w:tc>
           <w:tcPr>
-            <w:tcW w:type="dxa" w:w="838"/>
+            <w:tcW w:type="dxa" w:w="1218"/>
           </w:tcPr>
           <w:p>
             <w:r>
@@ -13475,7 +13467,7 @@
         </w:tc>
         <w:tc>
           <w:tcPr>
-            <w:tcW w:type="dxa" w:w="838"/>
+            <w:tcW w:type="dxa" w:w="1218"/>
           </w:tcPr>
           <w:p>
             <w:r>
@@ -13488,7 +13480,7 @@
         </w:tc>
         <w:tc>
           <w:tcPr>
-            <w:tcW w:type="dxa" w:w="838"/>
+            <w:tcW w:type="dxa" w:w="1218"/>
           </w:tcPr>
           <w:p>
             <w:r>
@@ -13501,7 +13493,7 @@
         </w:tc>
         <w:tc>
           <w:tcPr>
-            <w:tcW w:type="dxa" w:w="838"/>
+            <w:tcW w:type="dxa" w:w="1218"/>
           </w:tcPr>
           <w:p>
             <w:r>
@@ -13514,7 +13506,7 @@
         </w:tc>
         <w:tc>
           <w:tcPr>
-            <w:tcW w:type="dxa" w:w="838"/>
+            <w:tcW w:type="dxa" w:w="1218"/>
           </w:tcPr>
           <w:p>
             <w:r>
@@ -13527,7 +13519,7 @@
         </w:tc>
         <w:tc>
           <w:tcPr>
-            <w:tcW w:type="dxa" w:w="838"/>
+            <w:tcW w:type="dxa" w:w="1218"/>
           </w:tcPr>
           <w:p>
             <w:r>
@@ -13540,7 +13532,7 @@
         </w:tc>
         <w:tc>
           <w:tcPr>
-            <w:tcW w:type="dxa" w:w="838"/>
+            <w:tcW w:type="dxa" w:w="1218"/>
           </w:tcPr>
           <w:p>
             <w:r>
@@ -13553,7 +13545,7 @@
         </w:tc>
         <w:tc>
           <w:tcPr>
-            <w:tcW w:type="dxa" w:w="838"/>
+            <w:tcW w:type="dxa" w:w="1218"/>
           </w:tcPr>
           <w:p>
             <w:r>
@@ -13566,7 +13558,7 @@
         </w:tc>
         <w:tc>
           <w:tcPr>
-            <w:tcW w:type="dxa" w:w="838"/>
+            <w:tcW w:type="dxa" w:w="1218"/>
           </w:tcPr>
           <w:p>
             <w:r>
@@ -13579,7 +13571,7 @@
         </w:tc>
         <w:tc>
           <w:tcPr>
-            <w:tcW w:type="dxa" w:w="838"/>
+            <w:tcW w:type="dxa" w:w="1218"/>
           </w:tcPr>
           <w:p>
             <w:r>
@@ -13592,7 +13584,7 @@
         </w:tc>
         <w:tc>
           <w:tcPr>
-            <w:tcW w:type="dxa" w:w="838"/>
+            <w:tcW w:type="dxa" w:w="1218"/>
           </w:tcPr>
           <w:p>
             <w:r>
@@ -13607,7 +13599,7 @@
       <w:tr>
         <w:tc>
           <w:tcPr>
-            <w:tcW w:type="dxa" w:w="838"/>
+            <w:tcW w:type="dxa" w:w="1218"/>
           </w:tcPr>
           <w:p>
             <w:r>
@@ -13620,7 +13612,7 @@
         </w:tc>
         <w:tc>
           <w:tcPr>
-            <w:tcW w:type="dxa" w:w="838"/>
+            <w:tcW w:type="dxa" w:w="1218"/>
           </w:tcPr>
           <w:p>
             <w:r>
@@ -13633,7 +13625,7 @@
         </w:tc>
         <w:tc>
           <w:tcPr>
-            <w:tcW w:type="dxa" w:w="838"/>
+            <w:tcW w:type="dxa" w:w="1218"/>
           </w:tcPr>
           <w:p>
             <w:r>
@@ -13646,7 +13638,7 @@
         </w:tc>
         <w:tc>
           <w:tcPr>
-            <w:tcW w:type="dxa" w:w="838"/>
+            <w:tcW w:type="dxa" w:w="1218"/>
           </w:tcPr>
           <w:p>
             <w:r>
@@ -13659,7 +13651,7 @@
         </w:tc>
         <w:tc>
           <w:tcPr>
-            <w:tcW w:type="dxa" w:w="838"/>
+            <w:tcW w:type="dxa" w:w="1218"/>
           </w:tcPr>
           <w:p>
             <w:r>
@@ -13672,7 +13664,7 @@
         </w:tc>
         <w:tc>
           <w:tcPr>
-            <w:tcW w:type="dxa" w:w="838"/>
+            <w:tcW w:type="dxa" w:w="1218"/>
           </w:tcPr>
           <w:p>
             <w:r>
@@ -13685,7 +13677,7 @@
         </w:tc>
         <w:tc>
           <w:tcPr>
-            <w:tcW w:type="dxa" w:w="838"/>
+            <w:tcW w:type="dxa" w:w="1218"/>
           </w:tcPr>
           <w:p>
             <w:r>
@@ -13698,7 +13690,7 @@
         </w:tc>
         <w:tc>
           <w:tcPr>
-            <w:tcW w:type="dxa" w:w="838"/>
+            <w:tcW w:type="dxa" w:w="1218"/>
           </w:tcPr>
           <w:p>
             <w:r>
@@ -13711,7 +13703,7 @@
         </w:tc>
         <w:tc>
           <w:tcPr>
-            <w:tcW w:type="dxa" w:w="838"/>
+            <w:tcW w:type="dxa" w:w="1218"/>
           </w:tcPr>
           <w:p>
             <w:r>
@@ -13724,7 +13716,7 @@
         </w:tc>
         <w:tc>
           <w:tcPr>
-            <w:tcW w:type="dxa" w:w="838"/>
+            <w:tcW w:type="dxa" w:w="1218"/>
           </w:tcPr>
           <w:p>
             <w:r>
@@ -13737,7 +13729,7 @@
         </w:tc>
         <w:tc>
           <w:tcPr>
-            <w:tcW w:type="dxa" w:w="838"/>
+            <w:tcW w:type="dxa" w:w="1218"/>
           </w:tcPr>
           <w:p>
             <w:r>
@@ -13750,7 +13742,7 @@
         </w:tc>
         <w:tc>
           <w:tcPr>
-            <w:tcW w:type="dxa" w:w="838"/>
+            <w:tcW w:type="dxa" w:w="1218"/>
           </w:tcPr>
           <w:p>
             <w:r>
@@ -13763,7 +13755,7 @@
         </w:tc>
         <w:tc>
           <w:tcPr>
-            <w:tcW w:type="dxa" w:w="838"/>
+            <w:tcW w:type="dxa" w:w="1218"/>
           </w:tcPr>
           <w:p>
             <w:r>
@@ -13778,7 +13770,7 @@
       <w:tr>
         <w:tc>
           <w:tcPr>
-            <w:tcW w:type="dxa" w:w="838"/>
+            <w:tcW w:type="dxa" w:w="1218"/>
           </w:tcPr>
           <w:p>
             <w:r>
@@ -13791,7 +13783,7 @@
         </w:tc>
         <w:tc>
           <w:tcPr>
-            <w:tcW w:type="dxa" w:w="838"/>
+            <w:tcW w:type="dxa" w:w="1218"/>
           </w:tcPr>
           <w:p>
             <w:r>
@@ -13804,7 +13796,7 @@
         </w:tc>
         <w:tc>
           <w:tcPr>
-            <w:tcW w:type="dxa" w:w="838"/>
+            <w:tcW w:type="dxa" w:w="1218"/>
           </w:tcPr>
           <w:p>
             <w:r>
@@ -13817,7 +13809,7 @@
         </w:tc>
         <w:tc>
           <w:tcPr>
-            <w:tcW w:type="dxa" w:w="838"/>
+            <w:tcW w:type="dxa" w:w="1218"/>
           </w:tcPr>
           <w:p>
             <w:r>
@@ -13830,7 +13822,7 @@
         </w:tc>
         <w:tc>
           <w:tcPr>
-            <w:tcW w:type="dxa" w:w="838"/>
+            <w:tcW w:type="dxa" w:w="1218"/>
           </w:tcPr>
           <w:p>
             <w:r>
@@ -13843,7 +13835,7 @@
         </w:tc>
         <w:tc>
           <w:tcPr>
-            <w:tcW w:type="dxa" w:w="838"/>
+            <w:tcW w:type="dxa" w:w="1218"/>
           </w:tcPr>
           <w:p>
             <w:r>
@@ -13856,7 +13848,7 @@
         </w:tc>
         <w:tc>
           <w:tcPr>
-            <w:tcW w:type="dxa" w:w="838"/>
+            <w:tcW w:type="dxa" w:w="1218"/>
           </w:tcPr>
           <w:p>
             <w:r>
@@ -13869,7 +13861,7 @@
         </w:tc>
         <w:tc>
           <w:tcPr>
-            <w:tcW w:type="dxa" w:w="838"/>
+            <w:tcW w:type="dxa" w:w="1218"/>
           </w:tcPr>
           <w:p>
             <w:r>
@@ -13882,7 +13874,7 @@
         </w:tc>
         <w:tc>
           <w:tcPr>
-            <w:tcW w:type="dxa" w:w="838"/>
+            <w:tcW w:type="dxa" w:w="1218"/>
           </w:tcPr>
           <w:p>
             <w:r>
@@ -13895,7 +13887,7 @@
         </w:tc>
         <w:tc>
           <w:tcPr>
-            <w:tcW w:type="dxa" w:w="838"/>
+            <w:tcW w:type="dxa" w:w="1218"/>
           </w:tcPr>
           <w:p>
             <w:r>
@@ -13908,7 +13900,7 @@
         </w:tc>
         <w:tc>
           <w:tcPr>
-            <w:tcW w:type="dxa" w:w="838"/>
+            <w:tcW w:type="dxa" w:w="1218"/>
           </w:tcPr>
           <w:p>
             <w:r>
@@ -13921,7 +13913,7 @@
         </w:tc>
         <w:tc>
           <w:tcPr>
-            <w:tcW w:type="dxa" w:w="838"/>
+            <w:tcW w:type="dxa" w:w="1218"/>
           </w:tcPr>
           <w:p>
             <w:r>
@@ -13934,7 +13926,7 @@
         </w:tc>
         <w:tc>
           <w:tcPr>
-            <w:tcW w:type="dxa" w:w="838"/>
+            <w:tcW w:type="dxa" w:w="1218"/>
           </w:tcPr>
           <w:p>
             <w:r>
@@ -13949,7 +13941,7 @@
       <w:tr>
         <w:tc>
           <w:tcPr>
-            <w:tcW w:type="dxa" w:w="838"/>
+            <w:tcW w:type="dxa" w:w="1218"/>
           </w:tcPr>
           <w:p>
             <w:r>
@@ -13962,7 +13954,7 @@
         </w:tc>
         <w:tc>
           <w:tcPr>
-            <w:tcW w:type="dxa" w:w="838"/>
+            <w:tcW w:type="dxa" w:w="1218"/>
           </w:tcPr>
           <w:p>
             <w:r>
@@ -13975,7 +13967,7 @@
         </w:tc>
         <w:tc>
           <w:tcPr>
-            <w:tcW w:type="dxa" w:w="838"/>
+            <w:tcW w:type="dxa" w:w="1218"/>
           </w:tcPr>
           <w:p>
             <w:r>
@@ -13988,7 +13980,7 @@
         </w:tc>
         <w:tc>
           <w:tcPr>
-            <w:tcW w:type="dxa" w:w="838"/>
+            <w:tcW w:type="dxa" w:w="1218"/>
           </w:tcPr>
           <w:p>
             <w:r>
@@ -14001,7 +13993,7 @@
         </w:tc>
         <w:tc>
           <w:tcPr>
-            <w:tcW w:type="dxa" w:w="838"/>
+            <w:tcW w:type="dxa" w:w="1218"/>
           </w:tcPr>
           <w:p>
             <w:r>
@@ -14014,7 +14006,7 @@
         </w:tc>
         <w:tc>
           <w:tcPr>
-            <w:tcW w:type="dxa" w:w="838"/>
+            <w:tcW w:type="dxa" w:w="1218"/>
           </w:tcPr>
           <w:p>
             <w:r>
@@ -14027,7 +14019,7 @@
         </w:tc>
         <w:tc>
           <w:tcPr>
-            <w:tcW w:type="dxa" w:w="838"/>
+            <w:tcW w:type="dxa" w:w="1218"/>
           </w:tcPr>
           <w:p>
             <w:r>
@@ -14040,7 +14032,7 @@
         </w:tc>
         <w:tc>
           <w:tcPr>
-            <w:tcW w:type="dxa" w:w="838"/>
+            <w:tcW w:type="dxa" w:w="1218"/>
           </w:tcPr>
           <w:p>
             <w:r>
@@ -14053,7 +14045,7 @@
         </w:tc>
         <w:tc>
           <w:tcPr>
-            <w:tcW w:type="dxa" w:w="838"/>
+            <w:tcW w:type="dxa" w:w="1218"/>
           </w:tcPr>
           <w:p>
             <w:r>
@@ -14066,7 +14058,7 @@
         </w:tc>
         <w:tc>
           <w:tcPr>
-            <w:tcW w:type="dxa" w:w="838"/>
+            <w:tcW w:type="dxa" w:w="1218"/>
           </w:tcPr>
           <w:p>
             <w:r>
@@ -14079,7 +14071,7 @@
         </w:tc>
         <w:tc>
           <w:tcPr>
-            <w:tcW w:type="dxa" w:w="838"/>
+            <w:tcW w:type="dxa" w:w="1218"/>
           </w:tcPr>
           <w:p>
             <w:r>
@@ -14092,7 +14084,7 @@
         </w:tc>
         <w:tc>
           <w:tcPr>
-            <w:tcW w:type="dxa" w:w="838"/>
+            <w:tcW w:type="dxa" w:w="1218"/>
           </w:tcPr>
           <w:p>
             <w:r>
@@ -14105,7 +14097,7 @@
         </w:tc>
         <w:tc>
           <w:tcPr>
-            <w:tcW w:type="dxa" w:w="838"/>
+            <w:tcW w:type="dxa" w:w="1218"/>
           </w:tcPr>
           <w:p>
             <w:r>
@@ -14120,7 +14112,7 @@
       <w:tr>
         <w:tc>
           <w:tcPr>
-            <w:tcW w:type="dxa" w:w="838"/>
+            <w:tcW w:type="dxa" w:w="1218"/>
           </w:tcPr>
           <w:p>
             <w:r>
@@ -14133,7 +14125,7 @@
         </w:tc>
         <w:tc>
           <w:tcPr>
-            <w:tcW w:type="dxa" w:w="838"/>
+            <w:tcW w:type="dxa" w:w="1218"/>
           </w:tcPr>
           <w:p>
             <w:r>
@@ -14146,7 +14138,7 @@
         </w:tc>
         <w:tc>
           <w:tcPr>
-            <w:tcW w:type="dxa" w:w="838"/>
+            <w:tcW w:type="dxa" w:w="1218"/>
           </w:tcPr>
           <w:p>
             <w:r>
@@ -14159,7 +14151,7 @@
         </w:tc>
         <w:tc>
           <w:tcPr>
-            <w:tcW w:type="dxa" w:w="838"/>
+            <w:tcW w:type="dxa" w:w="1218"/>
           </w:tcPr>
           <w:p>
             <w:r>
@@ -14172,7 +14164,7 @@
         </w:tc>
         <w:tc>
           <w:tcPr>
-            <w:tcW w:type="dxa" w:w="838"/>
+            <w:tcW w:type="dxa" w:w="1218"/>
           </w:tcPr>
           <w:p>
             <w:r>
@@ -14185,7 +14177,7 @@
         </w:tc>
         <w:tc>
           <w:tcPr>
-            <w:tcW w:type="dxa" w:w="838"/>
+            <w:tcW w:type="dxa" w:w="1218"/>
           </w:tcPr>
           <w:p>
             <w:r>
@@ -14198,7 +14190,7 @@
         </w:tc>
         <w:tc>
           <w:tcPr>
-            <w:tcW w:type="dxa" w:w="838"/>
+            <w:tcW w:type="dxa" w:w="1218"/>
           </w:tcPr>
           <w:p>
             <w:r>
@@ -14211,7 +14203,7 @@
         </w:tc>
         <w:tc>
           <w:tcPr>
-            <w:tcW w:type="dxa" w:w="838"/>
+            <w:tcW w:type="dxa" w:w="1218"/>
           </w:tcPr>
           <w:p>
             <w:r>
@@ -14224,7 +14216,7 @@
         </w:tc>
         <w:tc>
           <w:tcPr>
-            <w:tcW w:type="dxa" w:w="838"/>
+            <w:tcW w:type="dxa" w:w="1218"/>
           </w:tcPr>
           <w:p>
             <w:r>
@@ -14237,7 +14229,7 @@
         </w:tc>
         <w:tc>
           <w:tcPr>
-            <w:tcW w:type="dxa" w:w="838"/>
+            <w:tcW w:type="dxa" w:w="1218"/>
           </w:tcPr>
           <w:p>
             <w:r>
@@ -14250,7 +14242,7 @@
         </w:tc>
         <w:tc>
           <w:tcPr>
-            <w:tcW w:type="dxa" w:w="838"/>
+            <w:tcW w:type="dxa" w:w="1218"/>
           </w:tcPr>
           <w:p>
             <w:r>
@@ -14263,7 +14255,7 @@
         </w:tc>
         <w:tc>
           <w:tcPr>
-            <w:tcW w:type="dxa" w:w="838"/>
+            <w:tcW w:type="dxa" w:w="1218"/>
           </w:tcPr>
           <w:p>
             <w:r>
@@ -14276,7 +14268,7 @@
         </w:tc>
         <w:tc>
           <w:tcPr>
-            <w:tcW w:type="dxa" w:w="838"/>
+            <w:tcW w:type="dxa" w:w="1218"/>
           </w:tcPr>
           <w:p>
             <w:r>
@@ -14291,7 +14283,7 @@
       <w:tr>
         <w:tc>
           <w:tcPr>
-            <w:tcW w:type="dxa" w:w="838"/>
+            <w:tcW w:type="dxa" w:w="1218"/>
           </w:tcPr>
           <w:p>
             <w:r>
@@ -14304,7 +14296,7 @@
         </w:tc>
         <w:tc>
           <w:tcPr>
-            <w:tcW w:type="dxa" w:w="838"/>
+            <w:tcW w:type="dxa" w:w="1218"/>
           </w:tcPr>
           <w:p>
             <w:r>
@@ -14317,7 +14309,7 @@
         </w:tc>
         <w:tc>
           <w:tcPr>
-            <w:tcW w:type="dxa" w:w="838"/>
+            <w:tcW w:type="dxa" w:w="1218"/>
           </w:tcPr>
           <w:p>
             <w:r>
@@ -14330,7 +14322,7 @@
         </w:tc>
         <w:tc>
           <w:tcPr>
-            <w:tcW w:type="dxa" w:w="838"/>
+            <w:tcW w:type="dxa" w:w="1218"/>
           </w:tcPr>
           <w:p>
             <w:r>
@@ -14343,7 +14335,7 @@
         </w:tc>
         <w:tc>
           <w:tcPr>
-            <w:tcW w:type="dxa" w:w="838"/>
+            <w:tcW w:type="dxa" w:w="1218"/>
           </w:tcPr>
           <w:p>
             <w:r>
@@ -14356,7 +14348,7 @@
         </w:tc>
         <w:tc>
           <w:tcPr>
-            <w:tcW w:type="dxa" w:w="838"/>
+            <w:tcW w:type="dxa" w:w="1218"/>
           </w:tcPr>
           <w:p>
             <w:r>
@@ -14369,7 +14361,7 @@
         </w:tc>
         <w:tc>
           <w:tcPr>
-            <w:tcW w:type="dxa" w:w="838"/>
+            <w:tcW w:type="dxa" w:w="1218"/>
           </w:tcPr>
           <w:p>
             <w:r>
@@ -14382,7 +14374,7 @@
         </w:tc>
         <w:tc>
           <w:tcPr>
-            <w:tcW w:type="dxa" w:w="838"/>
+            <w:tcW w:type="dxa" w:w="1218"/>
           </w:tcPr>
           <w:p>
             <w:r>
@@ -14395,7 +14387,7 @@
         </w:tc>
         <w:tc>
           <w:tcPr>
-            <w:tcW w:type="dxa" w:w="838"/>
+            <w:tcW w:type="dxa" w:w="1218"/>
           </w:tcPr>
           <w:p>
             <w:r>
@@ -14408,7 +14400,7 @@
         </w:tc>
         <w:tc>
           <w:tcPr>
-            <w:tcW w:type="dxa" w:w="838"/>
+            <w:tcW w:type="dxa" w:w="1218"/>
           </w:tcPr>
           <w:p>
             <w:r>
@@ -14421,7 +14413,7 @@
         </w:tc>
         <w:tc>
           <w:tcPr>
-            <w:tcW w:type="dxa" w:w="838"/>
+            <w:tcW w:type="dxa" w:w="1218"/>
           </w:tcPr>
           <w:p>
             <w:r>
@@ -14434,7 +14426,7 @@
         </w:tc>
         <w:tc>
           <w:tcPr>
-            <w:tcW w:type="dxa" w:w="838"/>
+            <w:tcW w:type="dxa" w:w="1218"/>
           </w:tcPr>
           <w:p>
             <w:r>
@@ -14447,7 +14439,7 @@
         </w:tc>
         <w:tc>
           <w:tcPr>
-            <w:tcW w:type="dxa" w:w="838"/>
+            <w:tcW w:type="dxa" w:w="1218"/>
           </w:tcPr>
           <w:p>
             <w:r>
@@ -14462,7 +14454,7 @@
       <w:tr>
         <w:tc>
           <w:tcPr>
-            <w:tcW w:type="dxa" w:w="838"/>
+            <w:tcW w:type="dxa" w:w="1218"/>
           </w:tcPr>
           <w:p>
             <w:r>
@@ -14475,7 +14467,7 @@
         </w:tc>
         <w:tc>
           <w:tcPr>
-            <w:tcW w:type="dxa" w:w="838"/>
+            <w:tcW w:type="dxa" w:w="1218"/>
           </w:tcPr>
           <w:p>
             <w:r>
@@ -14488,7 +14480,7 @@
         </w:tc>
         <w:tc>
           <w:tcPr>
-            <w:tcW w:type="dxa" w:w="838"/>
+            <w:tcW w:type="dxa" w:w="1218"/>
           </w:tcPr>
           <w:p>
             <w:r>
@@ -14501,7 +14493,7 @@
         </w:tc>
         <w:tc>
           <w:tcPr>
-            <w:tcW w:type="dxa" w:w="838"/>
+            <w:tcW w:type="dxa" w:w="1218"/>
           </w:tcPr>
           <w:p>
             <w:r>
@@ -14514,7 +14506,7 @@
         </w:tc>
         <w:tc>
           <w:tcPr>
-            <w:tcW w:type="dxa" w:w="838"/>
+            <w:tcW w:type="dxa" w:w="1218"/>
           </w:tcPr>
           <w:p>
             <w:r>
@@ -14527,7 +14519,7 @@
         </w:tc>
         <w:tc>
           <w:tcPr>
-            <w:tcW w:type="dxa" w:w="838"/>
+            <w:tcW w:type="dxa" w:w="1218"/>
           </w:tcPr>
           <w:p>
             <w:r>
@@ -14540,7 +14532,7 @@
         </w:tc>
         <w:tc>
           <w:tcPr>
-            <w:tcW w:type="dxa" w:w="838"/>
+            <w:tcW w:type="dxa" w:w="1218"/>
           </w:tcPr>
           <w:p>
             <w:r>
@@ -14553,7 +14545,7 @@
         </w:tc>
         <w:tc>
           <w:tcPr>
-            <w:tcW w:type="dxa" w:w="838"/>
+            <w:tcW w:type="dxa" w:w="1218"/>
           </w:tcPr>
           <w:p>
             <w:r>
@@ -14566,7 +14558,7 @@
         </w:tc>
         <w:tc>
           <w:tcPr>
-            <w:tcW w:type="dxa" w:w="838"/>
+            <w:tcW w:type="dxa" w:w="1218"/>
           </w:tcPr>
           <w:p>
             <w:r>
@@ -14579,7 +14571,7 @@
         </w:tc>
         <w:tc>
           <w:tcPr>
-            <w:tcW w:type="dxa" w:w="838"/>
+            <w:tcW w:type="dxa" w:w="1218"/>
           </w:tcPr>
           <w:p>
             <w:r>
@@ -14592,7 +14584,7 @@
         </w:tc>
         <w:tc>
           <w:tcPr>
-            <w:tcW w:type="dxa" w:w="838"/>
+            <w:tcW w:type="dxa" w:w="1218"/>
           </w:tcPr>
           <w:p>
             <w:r>
@@ -14605,7 +14597,7 @@
         </w:tc>
         <w:tc>
           <w:tcPr>
-            <w:tcW w:type="dxa" w:w="838"/>
+            <w:tcW w:type="dxa" w:w="1218"/>
           </w:tcPr>
           <w:p>
             <w:r>
@@ -14618,7 +14610,7 @@
         </w:tc>
         <w:tc>
           <w:tcPr>
-            <w:tcW w:type="dxa" w:w="838"/>
+            <w:tcW w:type="dxa" w:w="1218"/>
           </w:tcPr>
           <w:p>
             <w:r>
@@ -14633,7 +14625,7 @@
       <w:tr>
         <w:tc>
           <w:tcPr>
-            <w:tcW w:type="dxa" w:w="838"/>
+            <w:tcW w:type="dxa" w:w="1218"/>
           </w:tcPr>
           <w:p>
             <w:r>
@@ -14646,7 +14638,7 @@
         </w:tc>
         <w:tc>
           <w:tcPr>
-            <w:tcW w:type="dxa" w:w="838"/>
+            <w:tcW w:type="dxa" w:w="1218"/>
           </w:tcPr>
           <w:p>
             <w:r>
@@ -14659,7 +14651,7 @@
         </w:tc>
         <w:tc>
           <w:tcPr>
-            <w:tcW w:type="dxa" w:w="838"/>
+            <w:tcW w:type="dxa" w:w="1218"/>
           </w:tcPr>
           <w:p>
             <w:r>
@@ -14672,7 +14664,7 @@
         </w:tc>
         <w:tc>
           <w:tcPr>
-            <w:tcW w:type="dxa" w:w="838"/>
+            <w:tcW w:type="dxa" w:w="1218"/>
           </w:tcPr>
           <w:p>
             <w:r>
@@ -14685,7 +14677,7 @@
         </w:tc>
         <w:tc>
           <w:tcPr>
-            <w:tcW w:type="dxa" w:w="838"/>
+            <w:tcW w:type="dxa" w:w="1218"/>
           </w:tcPr>
           <w:p>
             <w:r>
@@ -14698,7 +14690,7 @@
         </w:tc>
         <w:tc>
           <w:tcPr>
-            <w:tcW w:type="dxa" w:w="838"/>
+            <w:tcW w:type="dxa" w:w="1218"/>
           </w:tcPr>
           <w:p>
             <w:r>
@@ -14711,7 +14703,7 @@
         </w:tc>
         <w:tc>
           <w:tcPr>
-            <w:tcW w:type="dxa" w:w="838"/>
+            <w:tcW w:type="dxa" w:w="1218"/>
           </w:tcPr>
           <w:p>
             <w:r>
@@ -14724,7 +14716,7 @@
         </w:tc>
         <w:tc>
           <w:tcPr>
-            <w:tcW w:type="dxa" w:w="838"/>
+            <w:tcW w:type="dxa" w:w="1218"/>
           </w:tcPr>
           <w:p>
             <w:r>
@@ -14737,7 +14729,7 @@
         </w:tc>
         <w:tc>
           <w:tcPr>
-            <w:tcW w:type="dxa" w:w="838"/>
+            <w:tcW w:type="dxa" w:w="1218"/>
           </w:tcPr>
           <w:p>
             <w:r>
@@ -14750,7 +14742,7 @@
         </w:tc>
         <w:tc>
           <w:tcPr>
-            <w:tcW w:type="dxa" w:w="838"/>
+            <w:tcW w:type="dxa" w:w="1218"/>
           </w:tcPr>
           <w:p>
             <w:r>
@@ -14763,7 +14755,7 @@
         </w:tc>
         <w:tc>
           <w:tcPr>
-            <w:tcW w:type="dxa" w:w="838"/>
+            <w:tcW w:type="dxa" w:w="1218"/>
           </w:tcPr>
           <w:p>
             <w:r>
@@ -14776,7 +14768,7 @@
         </w:tc>
         <w:tc>
           <w:tcPr>
-            <w:tcW w:type="dxa" w:w="838"/>
+            <w:tcW w:type="dxa" w:w="1218"/>
           </w:tcPr>
           <w:p>
             <w:r>
@@ -14789,7 +14781,7 @@
         </w:tc>
         <w:tc>
           <w:tcPr>
-            <w:tcW w:type="dxa" w:w="838"/>
+            <w:tcW w:type="dxa" w:w="1218"/>
           </w:tcPr>
           <w:p>
             <w:r>
@@ -14804,7 +14796,7 @@
       <w:tr>
         <w:tc>
           <w:tcPr>
-            <w:tcW w:type="dxa" w:w="838"/>
+            <w:tcW w:type="dxa" w:w="1218"/>
           </w:tcPr>
           <w:p>
             <w:r>
@@ -14817,7 +14809,7 @@
         </w:tc>
         <w:tc>
           <w:tcPr>
-            <w:tcW w:type="dxa" w:w="838"/>
+            <w:tcW w:type="dxa" w:w="1218"/>
           </w:tcPr>
           <w:p>
             <w:r>
@@ -14830,7 +14822,7 @@
         </w:tc>
         <w:tc>
           <w:tcPr>
-            <w:tcW w:type="dxa" w:w="838"/>
+            <w:tcW w:type="dxa" w:w="1218"/>
           </w:tcPr>
           <w:p>
             <w:r>
@@ -14843,7 +14835,7 @@
         </w:tc>
         <w:tc>
           <w:tcPr>
-            <w:tcW w:type="dxa" w:w="838"/>
+            <w:tcW w:type="dxa" w:w="1218"/>
           </w:tcPr>
           <w:p>
             <w:r>
@@ -14856,7 +14848,7 @@
         </w:tc>
         <w:tc>
           <w:tcPr>
-            <w:tcW w:type="dxa" w:w="838"/>
+            <w:tcW w:type="dxa" w:w="1218"/>
           </w:tcPr>
           <w:p>
             <w:r>
@@ -14869,7 +14861,7 @@
         </w:tc>
         <w:tc>
           <w:tcPr>
-            <w:tcW w:type="dxa" w:w="838"/>
+            <w:tcW w:type="dxa" w:w="1218"/>
           </w:tcPr>
           <w:p>
             <w:r>
@@ -14882,7 +14874,7 @@
         </w:tc>
         <w:tc>
           <w:tcPr>
-            <w:tcW w:type="dxa" w:w="838"/>
+            <w:tcW w:type="dxa" w:w="1218"/>
           </w:tcPr>
           <w:p>
             <w:r>
@@ -14895,7 +14887,7 @@
         </w:tc>
         <w:tc>
           <w:tcPr>
-            <w:tcW w:type="dxa" w:w="838"/>
+            <w:tcW w:type="dxa" w:w="1218"/>
           </w:tcPr>
           <w:p>
             <w:r>
@@ -14908,7 +14900,7 @@
         </w:tc>
         <w:tc>
           <w:tcPr>
-            <w:tcW w:type="dxa" w:w="838"/>
+            <w:tcW w:type="dxa" w:w="1218"/>
           </w:tcPr>
           <w:p>
             <w:r>
@@ -14921,7 +14913,7 @@
         </w:tc>
         <w:tc>
           <w:tcPr>
-            <w:tcW w:type="dxa" w:w="838"/>
+            <w:tcW w:type="dxa" w:w="1218"/>
           </w:tcPr>
           <w:p>
             <w:r>
@@ -14934,7 +14926,7 @@
         </w:tc>
         <w:tc>
           <w:tcPr>
-            <w:tcW w:type="dxa" w:w="838"/>
+            <w:tcW w:type="dxa" w:w="1218"/>
           </w:tcPr>
           <w:p>
             <w:r>
@@ -14947,7 +14939,7 @@
         </w:tc>
         <w:tc>
           <w:tcPr>
-            <w:tcW w:type="dxa" w:w="838"/>
+            <w:tcW w:type="dxa" w:w="1218"/>
           </w:tcPr>
           <w:p>
             <w:r>
@@ -14960,7 +14952,7 @@
         </w:tc>
         <w:tc>
           <w:tcPr>
-            <w:tcW w:type="dxa" w:w="838"/>
+            <w:tcW w:type="dxa" w:w="1218"/>
           </w:tcPr>
           <w:p>
             <w:r>
@@ -14975,7 +14967,7 @@
       <w:tr>
         <w:tc>
           <w:tcPr>
-            <w:tcW w:type="dxa" w:w="838"/>
+            <w:tcW w:type="dxa" w:w="1218"/>
           </w:tcPr>
           <w:p>
             <w:r>
@@ -14988,7 +14980,7 @@
         </w:tc>
         <w:tc>
           <w:tcPr>
-            <w:tcW w:type="dxa" w:w="838"/>
+            <w:tcW w:type="dxa" w:w="1218"/>
           </w:tcPr>
           <w:p>
             <w:r>
@@ -15001,7 +14993,7 @@
         </w:tc>
         <w:tc>
           <w:tcPr>
-            <w:tcW w:type="dxa" w:w="838"/>
+            <w:tcW w:type="dxa" w:w="1218"/>
           </w:tcPr>
           <w:p>
             <w:r>
@@ -15014,7 +15006,7 @@
         </w:tc>
         <w:tc>
           <w:tcPr>
-            <w:tcW w:type="dxa" w:w="838"/>
+            <w:tcW w:type="dxa" w:w="1218"/>
           </w:tcPr>
           <w:p>
             <w:r>
@@ -15027,7 +15019,7 @@
         </w:tc>
         <w:tc>
           <w:tcPr>
-            <w:tcW w:type="dxa" w:w="838"/>
+            <w:tcW w:type="dxa" w:w="1218"/>
           </w:tcPr>
           <w:p>
             <w:r>
@@ -15040,7 +15032,7 @@
         </w:tc>
         <w:tc>
           <w:tcPr>
-            <w:tcW w:type="dxa" w:w="838"/>
+            <w:tcW w:type="dxa" w:w="1218"/>
           </w:tcPr>
           <w:p>
             <w:r>
@@ -15053,7 +15045,7 @@
         </w:tc>
         <w:tc>
           <w:tcPr>
-            <w:tcW w:type="dxa" w:w="838"/>
+            <w:tcW w:type="dxa" w:w="1218"/>
           </w:tcPr>
           <w:p>
             <w:r>
@@ -15066,7 +15058,7 @@
         </w:tc>
         <w:tc>
           <w:tcPr>
-            <w:tcW w:type="dxa" w:w="838"/>
+            <w:tcW w:type="dxa" w:w="1218"/>
           </w:tcPr>
           <w:p>
             <w:r>
@@ -15079,7 +15071,7 @@
         </w:tc>
         <w:tc>
           <w:tcPr>
-            <w:tcW w:type="dxa" w:w="838"/>
+            <w:tcW w:type="dxa" w:w="1218"/>
           </w:tcPr>
           <w:p>
             <w:r>
@@ -15092,7 +15084,7 @@
         </w:tc>
         <w:tc>
           <w:tcPr>
-            <w:tcW w:type="dxa" w:w="838"/>
+            <w:tcW w:type="dxa" w:w="1218"/>
           </w:tcPr>
           <w:p>
             <w:r>
@@ -15105,7 +15097,7 @@
         </w:tc>
         <w:tc>
           <w:tcPr>
-            <w:tcW w:type="dxa" w:w="838"/>
+            <w:tcW w:type="dxa" w:w="1218"/>
           </w:tcPr>
           <w:p>
             <w:r>
@@ -15118,7 +15110,7 @@
         </w:tc>
         <w:tc>
           <w:tcPr>
-            <w:tcW w:type="dxa" w:w="838"/>
+            <w:tcW w:type="dxa" w:w="1218"/>
           </w:tcPr>
           <w:p>
             <w:r>
@@ -15131,7 +15123,7 @@
         </w:tc>
         <w:tc>
           <w:tcPr>
-            <w:tcW w:type="dxa" w:w="838"/>
+            <w:tcW w:type="dxa" w:w="1218"/>
           </w:tcPr>
           <w:p>
             <w:r>
@@ -15146,7 +15138,7 @@
       <w:tr>
         <w:tc>
           <w:tcPr>
-            <w:tcW w:type="dxa" w:w="838"/>
+            <w:tcW w:type="dxa" w:w="1218"/>
           </w:tcPr>
           <w:p>
             <w:r>
@@ -15159,7 +15151,7 @@
         </w:tc>
         <w:tc>
           <w:tcPr>
-            <w:tcW w:type="dxa" w:w="838"/>
+            <w:tcW w:type="dxa" w:w="1218"/>
           </w:tcPr>
           <w:p>
             <w:r>
@@ -15172,7 +15164,7 @@
         </w:tc>
         <w:tc>
           <w:tcPr>
-            <w:tcW w:type="dxa" w:w="838"/>
+            <w:tcW w:type="dxa" w:w="1218"/>
           </w:tcPr>
           <w:p>
             <w:r>
@@ -15185,7 +15177,7 @@
         </w:tc>
         <w:tc>
           <w:tcPr>
-            <w:tcW w:type="dxa" w:w="838"/>
+            <w:tcW w:type="dxa" w:w="1218"/>
           </w:tcPr>
           <w:p>
             <w:r>
@@ -15198,7 +15190,7 @@
         </w:tc>
         <w:tc>
           <w:tcPr>
-            <w:tcW w:type="dxa" w:w="838"/>
+            <w:tcW w:type="dxa" w:w="1218"/>
           </w:tcPr>
           <w:p>
             <w:r>
@@ -15211,7 +15203,7 @@
         </w:tc>
         <w:tc>
           <w:tcPr>
-            <w:tcW w:type="dxa" w:w="838"/>
+            <w:tcW w:type="dxa" w:w="1218"/>
           </w:tcPr>
           <w:p>
             <w:r>
@@ -15224,7 +15216,7 @@
         </w:tc>
         <w:tc>
           <w:tcPr>
-            <w:tcW w:type="dxa" w:w="838"/>
+            <w:tcW w:type="dxa" w:w="1218"/>
           </w:tcPr>
           <w:p>
             <w:r>
@@ -15237,7 +15229,7 @@
         </w:tc>
         <w:tc>
           <w:tcPr>
-            <w:tcW w:type="dxa" w:w="838"/>
+            <w:tcW w:type="dxa" w:w="1218"/>
           </w:tcPr>
           <w:p>
             <w:r>
@@ -15250,7 +15242,7 @@
         </w:tc>
         <w:tc>
           <w:tcPr>
-            <w:tcW w:type="dxa" w:w="838"/>
+            <w:tcW w:type="dxa" w:w="1218"/>
           </w:tcPr>
           <w:p>
             <w:r>
@@ -15263,7 +15255,7 @@
         </w:tc>
         <w:tc>
           <w:tcPr>
-            <w:tcW w:type="dxa" w:w="838"/>
+            <w:tcW w:type="dxa" w:w="1218"/>
           </w:tcPr>
           <w:p>
             <w:r>
@@ -15276,7 +15268,7 @@
         </w:tc>
         <w:tc>
           <w:tcPr>
-            <w:tcW w:type="dxa" w:w="838"/>
+            <w:tcW w:type="dxa" w:w="1218"/>
           </w:tcPr>
           <w:p>
             <w:r>
@@ -15289,7 +15281,7 @@
         </w:tc>
         <w:tc>
           <w:tcPr>
-            <w:tcW w:type="dxa" w:w="838"/>
+            <w:tcW w:type="dxa" w:w="1218"/>
           </w:tcPr>
           <w:p>
             <w:r>
@@ -15302,7 +15294,7 @@
         </w:tc>
         <w:tc>
           <w:tcPr>
-            <w:tcW w:type="dxa" w:w="838"/>
+            <w:tcW w:type="dxa" w:w="1218"/>
           </w:tcPr>
           <w:p>
             <w:r>
@@ -15317,7 +15309,7 @@
       <w:tr>
         <w:tc>
           <w:tcPr>
-            <w:tcW w:type="dxa" w:w="838"/>
+            <w:tcW w:type="dxa" w:w="1218"/>
           </w:tcPr>
           <w:p>
             <w:r>
@@ -15330,7 +15322,7 @@
         </w:tc>
         <w:tc>
           <w:tcPr>
-            <w:tcW w:type="dxa" w:w="838"/>
+            <w:tcW w:type="dxa" w:w="1218"/>
           </w:tcPr>
           <w:p>
             <w:r>
@@ -15343,7 +15335,7 @@
         </w:tc>
         <w:tc>
           <w:tcPr>
-            <w:tcW w:type="dxa" w:w="838"/>
+            <w:tcW w:type="dxa" w:w="1218"/>
           </w:tcPr>
           <w:p>
             <w:r>
@@ -15356,7 +15348,7 @@
         </w:tc>
         <w:tc>
           <w:tcPr>
-            <w:tcW w:type="dxa" w:w="838"/>
+            <w:tcW w:type="dxa" w:w="1218"/>
           </w:tcPr>
           <w:p>
             <w:r>
@@ -15369,7 +15361,7 @@
         </w:tc>
         <w:tc>
           <w:tcPr>
-            <w:tcW w:type="dxa" w:w="838"/>
+            <w:tcW w:type="dxa" w:w="1218"/>
           </w:tcPr>
           <w:p>
             <w:r>
@@ -15382,7 +15374,7 @@
         </w:tc>
         <w:tc>
           <w:tcPr>
-            <w:tcW w:type="dxa" w:w="838"/>
+            <w:tcW w:type="dxa" w:w="1218"/>
           </w:tcPr>
           <w:p>
             <w:r>
@@ -15395,7 +15387,7 @@
         </w:tc>
         <w:tc>
           <w:tcPr>
-            <w:tcW w:type="dxa" w:w="838"/>
+            <w:tcW w:type="dxa" w:w="1218"/>
           </w:tcPr>
           <w:p>
             <w:r>
@@ -15408,7 +15400,7 @@
         </w:tc>
         <w:tc>
           <w:tcPr>
-            <w:tcW w:type="dxa" w:w="838"/>
+            <w:tcW w:type="dxa" w:w="1218"/>
           </w:tcPr>
           <w:p>
             <w:r>
@@ -15421,7 +15413,7 @@
         </w:tc>
         <w:tc>
           <w:tcPr>
-            <w:tcW w:type="dxa" w:w="838"/>
+            <w:tcW w:type="dxa" w:w="1218"/>
           </w:tcPr>
           <w:p>
             <w:r>
@@ -15434,7 +15426,7 @@
         </w:tc>
         <w:tc>
           <w:tcPr>
-            <w:tcW w:type="dxa" w:w="838"/>
+            <w:tcW w:type="dxa" w:w="1218"/>
           </w:tcPr>
           <w:p>
             <w:r>
@@ -15447,7 +15439,7 @@
         </w:tc>
         <w:tc>
           <w:tcPr>
-            <w:tcW w:type="dxa" w:w="838"/>
+            <w:tcW w:type="dxa" w:w="1218"/>
           </w:tcPr>
           <w:p>
             <w:r>
@@ -15460,7 +15452,7 @@
         </w:tc>
         <w:tc>
           <w:tcPr>
-            <w:tcW w:type="dxa" w:w="838"/>
+            <w:tcW w:type="dxa" w:w="1218"/>
           </w:tcPr>
           <w:p>
             <w:r>
@@ -15473,7 +15465,7 @@
         </w:tc>
         <w:tc>
           <w:tcPr>
-            <w:tcW w:type="dxa" w:w="838"/>
+            <w:tcW w:type="dxa" w:w="1218"/>
           </w:tcPr>
           <w:p>
             <w:r>
@@ -15488,7 +15480,7 @@
       <w:tr>
         <w:tc>
           <w:tcPr>
-            <w:tcW w:type="dxa" w:w="838"/>
+            <w:tcW w:type="dxa" w:w="1218"/>
           </w:tcPr>
           <w:p>
             <w:r>
@@ -15501,7 +15493,7 @@
         </w:tc>
         <w:tc>
           <w:tcPr>
-            <w:tcW w:type="dxa" w:w="838"/>
+            <w:tcW w:type="dxa" w:w="1218"/>
           </w:tcPr>
           <w:p>
             <w:r>
@@ -15514,7 +15506,7 @@
         </w:tc>
         <w:tc>
           <w:tcPr>
-            <w:tcW w:type="dxa" w:w="838"/>
+            <w:tcW w:type="dxa" w:w="1218"/>
           </w:tcPr>
           <w:p>
             <w:r>
@@ -15527,7 +15519,7 @@
         </w:tc>
         <w:tc>
           <w:tcPr>
-            <w:tcW w:type="dxa" w:w="838"/>
+            <w:tcW w:type="dxa" w:w="1218"/>
           </w:tcPr>
           <w:p>
             <w:r>
@@ -15540,7 +15532,7 @@
         </w:tc>
         <w:tc>
           <w:tcPr>
-            <w:tcW w:type="dxa" w:w="838"/>
+            <w:tcW w:type="dxa" w:w="1218"/>
           </w:tcPr>
           <w:p>
             <w:r>
@@ -15553,7 +15545,7 @@
         </w:tc>
         <w:tc>
           <w:tcPr>
-            <w:tcW w:type="dxa" w:w="838"/>
+            <w:tcW w:type="dxa" w:w="1218"/>
           </w:tcPr>
           <w:p>
             <w:r>
@@ -15566,7 +15558,7 @@
         </w:tc>
         <w:tc>
           <w:tcPr>
-            <w:tcW w:type="dxa" w:w="838"/>
+            <w:tcW w:type="dxa" w:w="1218"/>
           </w:tcPr>
           <w:p>
             <w:r>
@@ -15579,7 +15571,7 @@
         </w:tc>
         <w:tc>
           <w:tcPr>
-            <w:tcW w:type="dxa" w:w="838"/>
+            <w:tcW w:type="dxa" w:w="1218"/>
           </w:tcPr>
           <w:p>
             <w:r>
@@ -15592,7 +15584,7 @@
         </w:tc>
         <w:tc>
           <w:tcPr>
-            <w:tcW w:type="dxa" w:w="838"/>
+            <w:tcW w:type="dxa" w:w="1218"/>
           </w:tcPr>
           <w:p>
             <w:r>
@@ -15605,7 +15597,7 @@
         </w:tc>
         <w:tc>
           <w:tcPr>
-            <w:tcW w:type="dxa" w:w="838"/>
+            <w:tcW w:type="dxa" w:w="1218"/>
           </w:tcPr>
           <w:p>
             <w:r>
@@ -15618,7 +15610,7 @@
         </w:tc>
         <w:tc>
           <w:tcPr>
-            <w:tcW w:type="dxa" w:w="838"/>
+            <w:tcW w:type="dxa" w:w="1218"/>
           </w:tcPr>
           <w:p>
             <w:r>
@@ -15631,7 +15623,7 @@
         </w:tc>
         <w:tc>
           <w:tcPr>
-            <w:tcW w:type="dxa" w:w="838"/>
+            <w:tcW w:type="dxa" w:w="1218"/>
           </w:tcPr>
           <w:p>
             <w:r>
@@ -15644,7 +15636,7 @@
         </w:tc>
         <w:tc>
           <w:tcPr>
-            <w:tcW w:type="dxa" w:w="838"/>
+            <w:tcW w:type="dxa" w:w="1218"/>
           </w:tcPr>
           <w:p>
             <w:r>
@@ -15659,7 +15651,7 @@
       <w:tr>
         <w:tc>
           <w:tcPr>
-            <w:tcW w:type="dxa" w:w="838"/>
+            <w:tcW w:type="dxa" w:w="1218"/>
           </w:tcPr>
           <w:p>
             <w:r>
@@ -15672,7 +15664,7 @@
         </w:tc>
         <w:tc>
           <w:tcPr>
-            <w:tcW w:type="dxa" w:w="838"/>
+            <w:tcW w:type="dxa" w:w="1218"/>
           </w:tcPr>
           <w:p>
             <w:r>
@@ -15685,7 +15677,7 @@
         </w:tc>
         <w:tc>
           <w:tcPr>
-            <w:tcW w:type="dxa" w:w="838"/>
+            <w:tcW w:type="dxa" w:w="1218"/>
           </w:tcPr>
           <w:p>
             <w:r>
@@ -15698,7 +15690,7 @@
         </w:tc>
         <w:tc>
           <w:tcPr>
-            <w:tcW w:type="dxa" w:w="838"/>
+            <w:tcW w:type="dxa" w:w="1218"/>
           </w:tcPr>
           <w:p>
             <w:r>
@@ -15711,7 +15703,7 @@
         </w:tc>
         <w:tc>
           <w:tcPr>
-            <w:tcW w:type="dxa" w:w="838"/>
+            <w:tcW w:type="dxa" w:w="1218"/>
           </w:tcPr>
           <w:p>
             <w:r>
@@ -15724,7 +15716,7 @@
         </w:tc>
         <w:tc>
           <w:tcPr>
-            <w:tcW w:type="dxa" w:w="838"/>
+            <w:tcW w:type="dxa" w:w="1218"/>
           </w:tcPr>
           <w:p>
             <w:r>
@@ -15737,7 +15729,7 @@
         </w:tc>
         <w:tc>
           <w:tcPr>
-            <w:tcW w:type="dxa" w:w="838"/>
+            <w:tcW w:type="dxa" w:w="1218"/>
           </w:tcPr>
           <w:p>
             <w:r>
@@ -15750,7 +15742,7 @@
         </w:tc>
         <w:tc>
           <w:tcPr>
-            <w:tcW w:type="dxa" w:w="838"/>
+            <w:tcW w:type="dxa" w:w="1218"/>
           </w:tcPr>
           <w:p>
             <w:r>
@@ -15763,7 +15755,7 @@
         </w:tc>
         <w:tc>
           <w:tcPr>
-            <w:tcW w:type="dxa" w:w="838"/>
+            <w:tcW w:type="dxa" w:w="1218"/>
           </w:tcPr>
           <w:p>
             <w:r>
@@ -15776,7 +15768,7 @@
         </w:tc>
         <w:tc>
           <w:tcPr>
-            <w:tcW w:type="dxa" w:w="838"/>
+            <w:tcW w:type="dxa" w:w="1218"/>
           </w:tcPr>
           <w:p>
             <w:r>
@@ -15789,7 +15781,7 @@
         </w:tc>
         <w:tc>
           <w:tcPr>
-            <w:tcW w:type="dxa" w:w="838"/>
+            <w:tcW w:type="dxa" w:w="1218"/>
           </w:tcPr>
           <w:p>
             <w:r>
@@ -15802,7 +15794,7 @@
         </w:tc>
         <w:tc>
           <w:tcPr>
-            <w:tcW w:type="dxa" w:w="838"/>
+            <w:tcW w:type="dxa" w:w="1218"/>
           </w:tcPr>
           <w:p>
             <w:r>
@@ -15815,7 +15807,7 @@
         </w:tc>
         <w:tc>
           <w:tcPr>
-            <w:tcW w:type="dxa" w:w="838"/>
+            <w:tcW w:type="dxa" w:w="1218"/>
           </w:tcPr>
           <w:p>
             <w:r>
@@ -15830,7 +15822,7 @@
       <w:tr>
         <w:tc>
           <w:tcPr>
-            <w:tcW w:type="dxa" w:w="838"/>
+            <w:tcW w:type="dxa" w:w="1218"/>
           </w:tcPr>
           <w:p>
             <w:r>
@@ -15843,7 +15835,7 @@
         </w:tc>
         <w:tc>
           <w:tcPr>
-            <w:tcW w:type="dxa" w:w="838"/>
+            <w:tcW w:type="dxa" w:w="1218"/>
           </w:tcPr>
           <w:p>
             <w:r>
@@ -15856,7 +15848,7 @@
         </w:tc>
         <w:tc>
           <w:tcPr>
-            <w:tcW w:type="dxa" w:w="838"/>
+            <w:tcW w:type="dxa" w:w="1218"/>
           </w:tcPr>
           <w:p>
             <w:r>
@@ -15869,7 +15861,7 @@
         </w:tc>
         <w:tc>
           <w:tcPr>
-            <w:tcW w:type="dxa" w:w="838"/>
+            <w:tcW w:type="dxa" w:w="1218"/>
           </w:tcPr>
           <w:p>
             <w:r>
@@ -15882,7 +15874,7 @@
         </w:tc>
         <w:tc>
           <w:tcPr>
-            <w:tcW w:type="dxa" w:w="838"/>
+            <w:tcW w:type="dxa" w:w="1218"/>
           </w:tcPr>
           <w:p>
             <w:r>
@@ -15895,7 +15887,7 @@
         </w:tc>
         <w:tc>
           <w:tcPr>
-            <w:tcW w:type="dxa" w:w="838"/>
+            <w:tcW w:type="dxa" w:w="1218"/>
           </w:tcPr>
           <w:p>
             <w:r>
@@ -15908,7 +15900,7 @@
         </w:tc>
         <w:tc>
           <w:tcPr>
-            <w:tcW w:type="dxa" w:w="838"/>
+            <w:tcW w:type="dxa" w:w="1218"/>
           </w:tcPr>
           <w:p>
             <w:r>
@@ -15921,7 +15913,7 @@
         </w:tc>
         <w:tc>
           <w:tcPr>
-            <w:tcW w:type="dxa" w:w="838"/>
+            <w:tcW w:type="dxa" w:w="1218"/>
           </w:tcPr>
           <w:p>
             <w:r>
@@ -15934,7 +15926,7 @@
         </w:tc>
         <w:tc>
           <w:tcPr>
-            <w:tcW w:type="dxa" w:w="838"/>
+            <w:tcW w:type="dxa" w:w="1218"/>
           </w:tcPr>
           <w:p>
             <w:r>
@@ -15947,7 +15939,7 @@
         </w:tc>
         <w:tc>
           <w:tcPr>
-            <w:tcW w:type="dxa" w:w="838"/>
+            <w:tcW w:type="dxa" w:w="1218"/>
           </w:tcPr>
           <w:p>
             <w:r>
@@ -15960,7 +15952,7 @@
         </w:tc>
         <w:tc>
           <w:tcPr>
-            <w:tcW w:type="dxa" w:w="838"/>
+            <w:tcW w:type="dxa" w:w="1218"/>
           </w:tcPr>
           <w:p>
             <w:r>
@@ -15973,7 +15965,7 @@
         </w:tc>
         <w:tc>
           <w:tcPr>
-            <w:tcW w:type="dxa" w:w="838"/>
+            <w:tcW w:type="dxa" w:w="1218"/>
           </w:tcPr>
           <w:p>
             <w:r>
@@ -15986,7 +15978,7 @@
         </w:tc>
         <w:tc>
           <w:tcPr>
-            <w:tcW w:type="dxa" w:w="838"/>
+            <w:tcW w:type="dxa" w:w="1218"/>
           </w:tcPr>
           <w:p>
             <w:r>
@@ -16001,7 +15993,7 @@
       <w:tr>
         <w:tc>
           <w:tcPr>
-            <w:tcW w:type="dxa" w:w="838"/>
+            <w:tcW w:type="dxa" w:w="1218"/>
           </w:tcPr>
           <w:p>
             <w:r>
@@ -16014,7 +16006,7 @@
         </w:tc>
         <w:tc>
           <w:tcPr>
-            <w:tcW w:type="dxa" w:w="838"/>
+            <w:tcW w:type="dxa" w:w="1218"/>
           </w:tcPr>
           <w:p>
             <w:r>
@@ -16027,7 +16019,7 @@
         </w:tc>
         <w:tc>
           <w:tcPr>
-            <w:tcW w:type="dxa" w:w="838"/>
+            <w:tcW w:type="dxa" w:w="1218"/>
           </w:tcPr>
           <w:p>
             <w:r>
@@ -16040,7 +16032,7 @@
         </w:tc>
         <w:tc>
           <w:tcPr>
-            <w:tcW w:type="dxa" w:w="838"/>
+            <w:tcW w:type="dxa" w:w="1218"/>
           </w:tcPr>
           <w:p>
             <w:r>
@@ -16053,7 +16045,7 @@
         </w:tc>
         <w:tc>
           <w:tcPr>
-            <w:tcW w:type="dxa" w:w="838"/>
+            <w:tcW w:type="dxa" w:w="1218"/>
           </w:tcPr>
           <w:p>
             <w:r>
@@ -16066,7 +16058,7 @@
         </w:tc>
         <w:tc>
           <w:tcPr>
-            <w:tcW w:type="dxa" w:w="838"/>
+            <w:tcW w:type="dxa" w:w="1218"/>
           </w:tcPr>
           <w:p>
             <w:r>
@@ -16079,7 +16071,7 @@
         </w:tc>
         <w:tc>
           <w:tcPr>
-            <w:tcW w:type="dxa" w:w="838"/>
+            <w:tcW w:type="dxa" w:w="1218"/>
           </w:tcPr>
           <w:p>
             <w:r>
@@ -16092,7 +16084,7 @@
         </w:tc>
         <w:tc>
           <w:tcPr>
-            <w:tcW w:type="dxa" w:w="838"/>
+            <w:tcW w:type="dxa" w:w="1218"/>
           </w:tcPr>
           <w:p>
             <w:r>
@@ -16105,7 +16097,7 @@
         </w:tc>
         <w:tc>
           <w:tcPr>
-            <w:tcW w:type="dxa" w:w="838"/>
+            <w:tcW w:type="dxa" w:w="1218"/>
           </w:tcPr>
           <w:p>
             <w:r>
@@ -16118,7 +16110,7 @@
         </w:tc>
         <w:tc>
           <w:tcPr>
-            <w:tcW w:type="dxa" w:w="838"/>
+            <w:tcW w:type="dxa" w:w="1218"/>
           </w:tcPr>
           <w:p>
             <w:r>
@@ -16131,7 +16123,7 @@
         </w:tc>
         <w:tc>
           <w:tcPr>
-            <w:tcW w:type="dxa" w:w="838"/>
+            <w:tcW w:type="dxa" w:w="1218"/>
           </w:tcPr>
           <w:p>
             <w:r>
@@ -16144,7 +16136,7 @@
         </w:tc>
         <w:tc>
           <w:tcPr>
-            <w:tcW w:type="dxa" w:w="838"/>
+            <w:tcW w:type="dxa" w:w="1218"/>
           </w:tcPr>
           <w:p>
             <w:r>
@@ -16157,7 +16149,7 @@
         </w:tc>
         <w:tc>
           <w:tcPr>
-            <w:tcW w:type="dxa" w:w="838"/>
+            <w:tcW w:type="dxa" w:w="1218"/>
           </w:tcPr>
           <w:p>
             <w:r>
@@ -16172,7 +16164,7 @@
       <w:tr>
         <w:tc>
           <w:tcPr>
-            <w:tcW w:type="dxa" w:w="838"/>
+            <w:tcW w:type="dxa" w:w="1218"/>
           </w:tcPr>
           <w:p>
             <w:r>
@@ -16185,7 +16177,7 @@
         </w:tc>
         <w:tc>
           <w:tcPr>
-            <w:tcW w:type="dxa" w:w="838"/>
+            <w:tcW w:type="dxa" w:w="1218"/>
           </w:tcPr>
           <w:p>
             <w:r>
@@ -16198,7 +16190,7 @@
         </w:tc>
         <w:tc>
           <w:tcPr>
-            <w:tcW w:type="dxa" w:w="838"/>
+            <w:tcW w:type="dxa" w:w="1218"/>
           </w:tcPr>
           <w:p>
             <w:r>
@@ -16211,7 +16203,7 @@
         </w:tc>
         <w:tc>
           <w:tcPr>
-            <w:tcW w:type="dxa" w:w="838"/>
+            <w:tcW w:type="dxa" w:w="1218"/>
           </w:tcPr>
           <w:p>
             <w:r>
@@ -16224,7 +16216,7 @@
         </w:tc>
         <w:tc>
           <w:tcPr>
-            <w:tcW w:type="dxa" w:w="838"/>
+            <w:tcW w:type="dxa" w:w="1218"/>
           </w:tcPr>
           <w:p>
             <w:r>
@@ -16237,7 +16229,7 @@
         </w:tc>
         <w:tc>
           <w:tcPr>
-            <w:tcW w:type="dxa" w:w="838"/>
+            <w:tcW w:type="dxa" w:w="1218"/>
           </w:tcPr>
           <w:p>
             <w:r>
@@ -16250,7 +16242,7 @@
         </w:tc>
         <w:tc>
           <w:tcPr>
-            <w:tcW w:type="dxa" w:w="838"/>
+            <w:tcW w:type="dxa" w:w="1218"/>
           </w:tcPr>
           <w:p>
             <w:r>
@@ -16263,7 +16255,7 @@
         </w:tc>
         <w:tc>
           <w:tcPr>
-            <w:tcW w:type="dxa" w:w="838"/>
+            <w:tcW w:type="dxa" w:w="1218"/>
           </w:tcPr>
           <w:p>
             <w:r>
@@ -16276,7 +16268,7 @@
         </w:tc>
         <w:tc>
           <w:tcPr>
-            <w:tcW w:type="dxa" w:w="838"/>
+            <w:tcW w:type="dxa" w:w="1218"/>
           </w:tcPr>
           <w:p>
             <w:r>
@@ -16289,7 +16281,7 @@
         </w:tc>
         <w:tc>
           <w:tcPr>
-            <w:tcW w:type="dxa" w:w="838"/>
+            <w:tcW w:type="dxa" w:w="1218"/>
           </w:tcPr>
           <w:p>
             <w:r>
@@ -16302,7 +16294,7 @@
         </w:tc>
         <w:tc>
           <w:tcPr>
-            <w:tcW w:type="dxa" w:w="838"/>
+            <w:tcW w:type="dxa" w:w="1218"/>
           </w:tcPr>
           <w:p>
             <w:r>
@@ -16315,7 +16307,7 @@
         </w:tc>
         <w:tc>
           <w:tcPr>
-            <w:tcW w:type="dxa" w:w="838"/>
+            <w:tcW w:type="dxa" w:w="1218"/>
           </w:tcPr>
           <w:p>
             <w:r>
@@ -16328,7 +16320,7 @@
         </w:tc>
         <w:tc>
           <w:tcPr>
-            <w:tcW w:type="dxa" w:w="838"/>
+            <w:tcW w:type="dxa" w:w="1218"/>
           </w:tcPr>
           <w:p>
             <w:r>
@@ -16343,7 +16335,7 @@
       <w:tr>
         <w:tc>
           <w:tcPr>
-            <w:tcW w:type="dxa" w:w="838"/>
+            <w:tcW w:type="dxa" w:w="1218"/>
           </w:tcPr>
           <w:p>
             <w:r>
@@ -16356,7 +16348,7 @@
         </w:tc>
         <w:tc>
           <w:tcPr>
-            <w:tcW w:type="dxa" w:w="838"/>
+            <w:tcW w:type="dxa" w:w="1218"/>
           </w:tcPr>
           <w:p>
             <w:r>
@@ -16369,7 +16361,7 @@
         </w:tc>
         <w:tc>
           <w:tcPr>
-            <w:tcW w:type="dxa" w:w="838"/>
+            <w:tcW w:type="dxa" w:w="1218"/>
           </w:tcPr>
           <w:p>
             <w:r>
@@ -16382,7 +16374,7 @@
         </w:tc>
         <w:tc>
           <w:tcPr>
-            <w:tcW w:type="dxa" w:w="838"/>
+            <w:tcW w:type="dxa" w:w="1218"/>
           </w:tcPr>
           <w:p>
             <w:r>
@@ -16395,7 +16387,7 @@
         </w:tc>
         <w:tc>
           <w:tcPr>
-            <w:tcW w:type="dxa" w:w="838"/>
+            <w:tcW w:type="dxa" w:w="1218"/>
           </w:tcPr>
           <w:p>
             <w:r>
@@ -16408,7 +16400,7 @@
         </w:tc>
         <w:tc>
           <w:tcPr>
-            <w:tcW w:type="dxa" w:w="838"/>
+            <w:tcW w:type="dxa" w:w="1218"/>
           </w:tcPr>
           <w:p>
             <w:r>
@@ -16421,7 +16413,7 @@
         </w:tc>
         <w:tc>
           <w:tcPr>
-            <w:tcW w:type="dxa" w:w="838"/>
+            <w:tcW w:type="dxa" w:w="1218"/>
           </w:tcPr>
           <w:p>
             <w:r>
@@ -16434,7 +16426,7 @@
         </w:tc>
         <w:tc>
           <w:tcPr>
-            <w:tcW w:type="dxa" w:w="838"/>
+            <w:tcW w:type="dxa" w:w="1218"/>
           </w:tcPr>
           <w:p>
             <w:r>
@@ -16447,7 +16439,7 @@
         </w:tc>
         <w:tc>
           <w:tcPr>
-            <w:tcW w:type="dxa" w:w="838"/>
+            <w:tcW w:type="dxa" w:w="1218"/>
           </w:tcPr>
           <w:p>
             <w:r>
@@ -16460,7 +16452,7 @@
         </w:tc>
         <w:tc>
           <w:tcPr>
-            <w:tcW w:type="dxa" w:w="838"/>
+            <w:tcW w:type="dxa" w:w="1218"/>
           </w:tcPr>
           <w:p>
             <w:r>
@@ -16473,7 +16465,7 @@
         </w:tc>
         <w:tc>
           <w:tcPr>
-            <w:tcW w:type="dxa" w:w="838"/>
+            <w:tcW w:type="dxa" w:w="1218"/>
           </w:tcPr>
           <w:p>
             <w:r>
@@ -16486,7 +16478,7 @@
         </w:tc>
         <w:tc>
           <w:tcPr>
-            <w:tcW w:type="dxa" w:w="838"/>
+            <w:tcW w:type="dxa" w:w="1218"/>
           </w:tcPr>
           <w:p>
             <w:r>
@@ -16499,7 +16491,7 @@
         </w:tc>
         <w:tc>
           <w:tcPr>
-            <w:tcW w:type="dxa" w:w="838"/>
+            <w:tcW w:type="dxa" w:w="1218"/>
           </w:tcPr>
           <w:p>
             <w:r>
@@ -16514,7 +16506,7 @@
       <w:tr>
         <w:tc>
           <w:tcPr>
-            <w:tcW w:type="dxa" w:w="838"/>
+            <w:tcW w:type="dxa" w:w="1218"/>
           </w:tcPr>
           <w:p>
             <w:r>
@@ -16527,7 +16519,7 @@
         </w:tc>
         <w:tc>
           <w:tcPr>
-            <w:tcW w:type="dxa" w:w="838"/>
+            <w:tcW w:type="dxa" w:w="1218"/>
           </w:tcPr>
           <w:p>
             <w:r>
@@ -16540,7 +16532,7 @@
         </w:tc>
         <w:tc>
           <w:tcPr>
-            <w:tcW w:type="dxa" w:w="838"/>
+            <w:tcW w:type="dxa" w:w="1218"/>
           </w:tcPr>
           <w:p>
             <w:r>
@@ -16553,7 +16545,7 @@
         </w:tc>
         <w:tc>
           <w:tcPr>
-            <w:tcW w:type="dxa" w:w="838"/>
+            <w:tcW w:type="dxa" w:w="1218"/>
           </w:tcPr>
           <w:p>
             <w:r>
@@ -16566,7 +16558,7 @@
         </w:tc>
         <w:tc>
           <w:tcPr>
-            <w:tcW w:type="dxa" w:w="838"/>
+            <w:tcW w:type="dxa" w:w="1218"/>
           </w:tcPr>
           <w:p>
             <w:r>
@@ -16579,7 +16571,7 @@
         </w:tc>
         <w:tc>
           <w:tcPr>
-            <w:tcW w:type="dxa" w:w="838"/>
+            <w:tcW w:type="dxa" w:w="1218"/>
           </w:tcPr>
           <w:p>
             <w:r>
@@ -16592,7 +16584,7 @@
         </w:tc>
         <w:tc>
           <w:tcPr>
-            <w:tcW w:type="dxa" w:w="838"/>
+            <w:tcW w:type="dxa" w:w="1218"/>
           </w:tcPr>
           <w:p>
             <w:r>
@@ -16605,7 +16597,7 @@
         </w:tc>
         <w:tc>
           <w:tcPr>
-            <w:tcW w:type="dxa" w:w="838"/>
+            <w:tcW w:type="dxa" w:w="1218"/>
           </w:tcPr>
           <w:p>
             <w:r>
@@ -16618,7 +16610,7 @@
         </w:tc>
         <w:tc>
           <w:tcPr>
-            <w:tcW w:type="dxa" w:w="838"/>
+            <w:tcW w:type="dxa" w:w="1218"/>
           </w:tcPr>
           <w:p>
             <w:r>
@@ -16631,7 +16623,7 @@
         </w:tc>
         <w:tc>
           <w:tcPr>
-            <w:tcW w:type="dxa" w:w="838"/>
+            <w:tcW w:type="dxa" w:w="1218"/>
           </w:tcPr>
           <w:p>
             <w:r>
@@ -16644,7 +16636,7 @@
         </w:tc>
         <w:tc>
           <w:tcPr>
-            <w:tcW w:type="dxa" w:w="838"/>
+            <w:tcW w:type="dxa" w:w="1218"/>
           </w:tcPr>
           <w:p>
             <w:r>
@@ -16657,7 +16649,7 @@
         </w:tc>
         <w:tc>
           <w:tcPr>
-            <w:tcW w:type="dxa" w:w="838"/>
+            <w:tcW w:type="dxa" w:w="1218"/>
           </w:tcPr>
           <w:p>
             <w:r>
@@ -16670,7 +16662,7 @@
         </w:tc>
         <w:tc>
           <w:tcPr>
-            <w:tcW w:type="dxa" w:w="838"/>
+            <w:tcW w:type="dxa" w:w="1218"/>
           </w:tcPr>
           <w:p>
             <w:r>
@@ -16685,7 +16677,7 @@
       <w:tr>
         <w:tc>
           <w:tcPr>
-            <w:tcW w:type="dxa" w:w="838"/>
+            <w:tcW w:type="dxa" w:w="1218"/>
           </w:tcPr>
           <w:p>
             <w:r>
@@ -16698,7 +16690,7 @@
         </w:tc>
         <w:tc>
           <w:tcPr>
-            <w:tcW w:type="dxa" w:w="838"/>
+            <w:tcW w:type="dxa" w:w="1218"/>
           </w:tcPr>
           <w:p>
             <w:r>
@@ -16711,7 +16703,7 @@
         </w:tc>
         <w:tc>
           <w:tcPr>
-            <w:tcW w:type="dxa" w:w="838"/>
+            <w:tcW w:type="dxa" w:w="1218"/>
           </w:tcPr>
           <w:p>
             <w:r>
@@ -16724,7 +16716,7 @@
         </w:tc>
         <w:tc>
           <w:tcPr>
-            <w:tcW w:type="dxa" w:w="838"/>
+            <w:tcW w:type="dxa" w:w="1218"/>
           </w:tcPr>
           <w:p>
             <w:r>
@@ -16737,7 +16729,7 @@
         </w:tc>
         <w:tc>
           <w:tcPr>
-            <w:tcW w:type="dxa" w:w="838"/>
+            <w:tcW w:type="dxa" w:w="1218"/>
           </w:tcPr>
           <w:p>
             <w:r>
@@ -16750,7 +16742,7 @@
         </w:tc>
         <w:tc>
           <w:tcPr>
-            <w:tcW w:type="dxa" w:w="838"/>
+            <w:tcW w:type="dxa" w:w="1218"/>
           </w:tcPr>
           <w:p>
             <w:r>
@@ -16763,7 +16755,7 @@
         </w:tc>
         <w:tc>
           <w:tcPr>
-            <w:tcW w:type="dxa" w:w="838"/>
+            <w:tcW w:type="dxa" w:w="1218"/>
           </w:tcPr>
           <w:p>
             <w:r>
@@ -16776,7 +16768,7 @@
         </w:tc>
         <w:tc>
           <w:tcPr>
-            <w:tcW w:type="dxa" w:w="838"/>
+            <w:tcW w:type="dxa" w:w="1218"/>
           </w:tcPr>
           <w:p>
             <w:r>
@@ -16789,7 +16781,7 @@
         </w:tc>
         <w:tc>
           <w:tcPr>
-            <w:tcW w:type="dxa" w:w="838"/>
+            <w:tcW w:type="dxa" w:w="1218"/>
           </w:tcPr>
           <w:p>
             <w:r>
@@ -16802,7 +16794,7 @@
         </w:tc>
         <w:tc>
           <w:tcPr>
-            <w:tcW w:type="dxa" w:w="838"/>
+            <w:tcW w:type="dxa" w:w="1218"/>
           </w:tcPr>
           <w:p>
             <w:r>
@@ -16815,7 +16807,7 @@
         </w:tc>
         <w:tc>
           <w:tcPr>
-            <w:tcW w:type="dxa" w:w="838"/>
+            <w:tcW w:type="dxa" w:w="1218"/>
           </w:tcPr>
           <w:p>
             <w:r>
@@ -16828,7 +16820,7 @@
         </w:tc>
         <w:tc>
           <w:tcPr>
-            <w:tcW w:type="dxa" w:w="838"/>
+            <w:tcW w:type="dxa" w:w="1218"/>
           </w:tcPr>
           <w:p>
             <w:r>
@@ -16841,7 +16833,7 @@
         </w:tc>
         <w:tc>
           <w:tcPr>
-            <w:tcW w:type="dxa" w:w="838"/>
+            <w:tcW w:type="dxa" w:w="1218"/>
           </w:tcPr>
           <w:p>
             <w:r>
@@ -16856,7 +16848,7 @@
       <w:tr>
         <w:tc>
           <w:tcPr>
-            <w:tcW w:type="dxa" w:w="838"/>
+            <w:tcW w:type="dxa" w:w="1218"/>
           </w:tcPr>
           <w:p>
             <w:r>
@@ -16869,7 +16861,7 @@
         </w:tc>
         <w:tc>
           <w:tcPr>
-            <w:tcW w:type="dxa" w:w="838"/>
+            <w:tcW w:type="dxa" w:w="1218"/>
           </w:tcPr>
           <w:p>
             <w:r>
@@ -16882,7 +16874,7 @@
         </w:tc>
         <w:tc>
           <w:tcPr>
-            <w:tcW w:type="dxa" w:w="838"/>
+            <w:tcW w:type="dxa" w:w="1218"/>
           </w:tcPr>
           <w:p>
             <w:r>
@@ -16895,7 +16887,7 @@
         </w:tc>
         <w:tc>
           <w:tcPr>
-            <w:tcW w:type="dxa" w:w="838"/>
+            <w:tcW w:type="dxa" w:w="1218"/>
           </w:tcPr>
           <w:p>
             <w:r>
@@ -16908,7 +16900,7 @@
         </w:tc>
         <w:tc>
           <w:tcPr>
-            <w:tcW w:type="dxa" w:w="838"/>
+            <w:tcW w:type="dxa" w:w="1218"/>
           </w:tcPr>
           <w:p>
             <w:r>
@@ -16921,7 +16913,7 @@
         </w:tc>
         <w:tc>
           <w:tcPr>
-            <w:tcW w:type="dxa" w:w="838"/>
+            <w:tcW w:type="dxa" w:w="1218"/>
           </w:tcPr>
           <w:p>
             <w:r>
@@ -16934,7 +16926,7 @@
         </w:tc>
         <w:tc>
           <w:tcPr>
-            <w:tcW w:type="dxa" w:w="838"/>
+            <w:tcW w:type="dxa" w:w="1218"/>
           </w:tcPr>
           <w:p>
             <w:r>
@@ -16947,7 +16939,7 @@
         </w:tc>
         <w:tc>
           <w:tcPr>
-            <w:tcW w:type="dxa" w:w="838"/>
+            <w:tcW w:type="dxa" w:w="1218"/>
           </w:tcPr>
           <w:p>
             <w:r>
@@ -16960,7 +16952,7 @@
         </w:tc>
         <w:tc>
           <w:tcPr>
-            <w:tcW w:type="dxa" w:w="838"/>
+            <w:tcW w:type="dxa" w:w="1218"/>
           </w:tcPr>
           <w:p>
             <w:r>
@@ -16973,7 +16965,7 @@
         </w:tc>
         <w:tc>
           <w:tcPr>
-            <w:tcW w:type="dxa" w:w="838"/>
+            <w:tcW w:type="dxa" w:w="1218"/>
           </w:tcPr>
           <w:p>
             <w:r>
@@ -16986,7 +16978,7 @@
         </w:tc>
         <w:tc>
           <w:tcPr>
-            <w:tcW w:type="dxa" w:w="838"/>
+            <w:tcW w:type="dxa" w:w="1218"/>
           </w:tcPr>
           <w:p>
             <w:r>
@@ -16999,7 +16991,7 @@
         </w:tc>
         <w:tc>
           <w:tcPr>
-            <w:tcW w:type="dxa" w:w="838"/>
+            <w:tcW w:type="dxa" w:w="1218"/>
           </w:tcPr>
           <w:p>
             <w:r>
@@ -17012,7 +17004,7 @@
         </w:tc>
         <w:tc>
           <w:tcPr>
-            <w:tcW w:type="dxa" w:w="838"/>
+            <w:tcW w:type="dxa" w:w="1218"/>
           </w:tcPr>
           <w:p>
             <w:r>
@@ -17027,7 +17019,7 @@
       <w:tr>
         <w:tc>
           <w:tcPr>
-            <w:tcW w:type="dxa" w:w="838"/>
+            <w:tcW w:type="dxa" w:w="1218"/>
           </w:tcPr>
           <w:p>
             <w:r>
@@ -17040,7 +17032,7 @@
         </w:tc>
         <w:tc>
           <w:tcPr>
-            <w:tcW w:type="dxa" w:w="838"/>
+            <w:tcW w:type="dxa" w:w="1218"/>
           </w:tcPr>
           <w:p>
             <w:r>
@@ -17053,7 +17045,7 @@
         </w:tc>
         <w:tc>
           <w:tcPr>
-            <w:tcW w:type="dxa" w:w="838"/>
+            <w:tcW w:type="dxa" w:w="1218"/>
           </w:tcPr>
           <w:p>
             <w:r>
@@ -17066,7 +17058,7 @@
         </w:tc>
         <w:tc>
           <w:tcPr>
-            <w:tcW w:type="dxa" w:w="838"/>
+            <w:tcW w:type="dxa" w:w="1218"/>
           </w:tcPr>
           <w:p>
             <w:r>
@@ -17079,7 +17071,7 @@
         </w:tc>
         <w:tc>
           <w:tcPr>
-            <w:tcW w:type="dxa" w:w="838"/>
+            <w:tcW w:type="dxa" w:w="1218"/>
           </w:tcPr>
           <w:p>
             <w:r>
@@ -17092,7 +17084,7 @@
         </w:tc>
         <w:tc>
           <w:tcPr>
-            <w:tcW w:type="dxa" w:w="838"/>
+            <w:tcW w:type="dxa" w:w="1218"/>
           </w:tcPr>
           <w:p>
             <w:r>
@@ -17105,7 +17097,7 @@
         </w:tc>
         <w:tc>
           <w:tcPr>
-            <w:tcW w:type="dxa" w:w="838"/>
+            <w:tcW w:type="dxa" w:w="1218"/>
           </w:tcPr>
           <w:p>
             <w:r>
@@ -17118,7 +17110,7 @@
         </w:tc>
         <w:tc>
           <w:tcPr>
-            <w:tcW w:type="dxa" w:w="838"/>
+            <w:tcW w:type="dxa" w:w="1218"/>
           </w:tcPr>
           <w:p>
             <w:r>
@@ -17131,7 +17123,7 @@
         </w:tc>
         <w:tc>
           <w:tcPr>
-            <w:tcW w:type="dxa" w:w="838"/>
+            <w:tcW w:type="dxa" w:w="1218"/>
           </w:tcPr>
           <w:p>
             <w:r>
@@ -17144,7 +17136,7 @@
         </w:tc>
         <w:tc>
           <w:tcPr>
-            <w:tcW w:type="dxa" w:w="838"/>
+            <w:tcW w:type="dxa" w:w="1218"/>
           </w:tcPr>
           <w:p>
             <w:r>
@@ -17157,7 +17149,7 @@
         </w:tc>
         <w:tc>
           <w:tcPr>
-            <w:tcW w:type="dxa" w:w="838"/>
+            <w:tcW w:type="dxa" w:w="1218"/>
           </w:tcPr>
           <w:p>
             <w:r>
@@ -17170,7 +17162,7 @@
         </w:tc>
         <w:tc>
           <w:tcPr>
-            <w:tcW w:type="dxa" w:w="838"/>
+            <w:tcW w:type="dxa" w:w="1218"/>
           </w:tcPr>
           <w:p>
             <w:r>
@@ -17183,7 +17175,7 @@
         </w:tc>
         <w:tc>
           <w:tcPr>
-            <w:tcW w:type="dxa" w:w="838"/>
+            <w:tcW w:type="dxa" w:w="1218"/>
           </w:tcPr>
           <w:p>
             <w:r>
@@ -17198,7 +17190,7 @@
       <w:tr>
         <w:tc>
           <w:tcPr>
-            <w:tcW w:type="dxa" w:w="838"/>
+            <w:tcW w:type="dxa" w:w="1218"/>
           </w:tcPr>
           <w:p>
             <w:r>
@@ -17211,7 +17203,7 @@
         </w:tc>
         <w:tc>
           <w:tcPr>
-            <w:tcW w:type="dxa" w:w="838"/>
+            <w:tcW w:type="dxa" w:w="1218"/>
           </w:tcPr>
           <w:p>
             <w:r>
@@ -17224,7 +17216,7 @@
         </w:tc>
         <w:tc>
           <w:tcPr>
-            <w:tcW w:type="dxa" w:w="838"/>
+            <w:tcW w:type="dxa" w:w="1218"/>
           </w:tcPr>
           <w:p>
             <w:r>
@@ -17237,7 +17229,7 @@
         </w:tc>
         <w:tc>
           <w:tcPr>
-            <w:tcW w:type="dxa" w:w="838"/>
+            <w:tcW w:type="dxa" w:w="1218"/>
           </w:tcPr>
           <w:p>
             <w:r>
@@ -17250,7 +17242,7 @@
         </w:tc>
         <w:tc>
           <w:tcPr>
-            <w:tcW w:type="dxa" w:w="838"/>
+            <w:tcW w:type="dxa" w:w="1218"/>
           </w:tcPr>
           <w:p>
             <w:r>
@@ -17263,7 +17255,7 @@
         </w:tc>
         <w:tc>
           <w:tcPr>
-            <w:tcW w:type="dxa" w:w="838"/>
+            <w:tcW w:type="dxa" w:w="1218"/>
           </w:tcPr>
           <w:p>
             <w:r>
@@ -17276,7 +17268,7 @@
         </w:tc>
         <w:tc>
           <w:tcPr>
-            <w:tcW w:type="dxa" w:w="838"/>
+            <w:tcW w:type="dxa" w:w="1218"/>
           </w:tcPr>
           <w:p>
             <w:r>
@@ -17289,7 +17281,7 @@
         </w:tc>
         <w:tc>
           <w:tcPr>
-            <w:tcW w:type="dxa" w:w="838"/>
+            <w:tcW w:type="dxa" w:w="1218"/>
           </w:tcPr>
           <w:p>
             <w:r>
@@ -17302,7 +17294,7 @@
         </w:tc>
         <w:tc>
           <w:tcPr>
-            <w:tcW w:type="dxa" w:w="838"/>
+            <w:tcW w:type="dxa" w:w="1218"/>
           </w:tcPr>
           <w:p>
             <w:r>
@@ -17315,7 +17307,7 @@
         </w:tc>
         <w:tc>
           <w:tcPr>
-            <w:tcW w:type="dxa" w:w="838"/>
+            <w:tcW w:type="dxa" w:w="1218"/>
           </w:tcPr>
           <w:p>
             <w:r>
@@ -17328,7 +17320,7 @@
         </w:tc>
         <w:tc>
           <w:tcPr>
-            <w:tcW w:type="dxa" w:w="838"/>
+            <w:tcW w:type="dxa" w:w="1218"/>
           </w:tcPr>
           <w:p>
             <w:r>
@@ -17341,7 +17333,7 @@
         </w:tc>
         <w:tc>
           <w:tcPr>
-            <w:tcW w:type="dxa" w:w="838"/>
+            <w:tcW w:type="dxa" w:w="1218"/>
           </w:tcPr>
           <w:p>
             <w:r>
@@ -17354,7 +17346,7 @@
         </w:tc>
         <w:tc>
           <w:tcPr>
-            <w:tcW w:type="dxa" w:w="838"/>
+            <w:tcW w:type="dxa" w:w="1218"/>
           </w:tcPr>
           <w:p>
             <w:r>
@@ -17369,7 +17361,7 @@
       <w:tr>
         <w:tc>
           <w:tcPr>
-            <w:tcW w:type="dxa" w:w="838"/>
+            <w:tcW w:type="dxa" w:w="1218"/>
           </w:tcPr>
           <w:p>
             <w:r>
@@ -17382,7 +17374,7 @@
         </w:tc>
         <w:tc>
           <w:tcPr>
-            <w:tcW w:type="dxa" w:w="838"/>
+            <w:tcW w:type="dxa" w:w="1218"/>
           </w:tcPr>
           <w:p>
             <w:r>
@@ -17395,7 +17387,7 @@
         </w:tc>
         <w:tc>
           <w:tcPr>
-            <w:tcW w:type="dxa" w:w="838"/>
+            <w:tcW w:type="dxa" w:w="1218"/>
           </w:tcPr>
           <w:p>
             <w:r>
@@ -17408,7 +17400,7 @@
         </w:tc>
         <w:tc>
           <w:tcPr>
-            <w:tcW w:type="dxa" w:w="838"/>
+            <w:tcW w:type="dxa" w:w="1218"/>
           </w:tcPr>
           <w:p>
             <w:r>
@@ -17421,7 +17413,7 @@
         </w:tc>
         <w:tc>
           <w:tcPr>
-            <w:tcW w:type="dxa" w:w="838"/>
+            <w:tcW w:type="dxa" w:w="1218"/>
           </w:tcPr>
           <w:p>
             <w:r>
@@ -17434,7 +17426,7 @@
         </w:tc>
         <w:tc>
           <w:tcPr>
-            <w:tcW w:type="dxa" w:w="838"/>
+            <w:tcW w:type="dxa" w:w="1218"/>
           </w:tcPr>
           <w:p>
             <w:r>
@@ -17447,7 +17439,7 @@
         </w:tc>
         <w:tc>
           <w:tcPr>
-            <w:tcW w:type="dxa" w:w="838"/>
+            <w:tcW w:type="dxa" w:w="1218"/>
           </w:tcPr>
           <w:p>
             <w:r>
@@ -17460,7 +17452,7 @@
         </w:tc>
         <w:tc>
           <w:tcPr>
-            <w:tcW w:type="dxa" w:w="838"/>
+            <w:tcW w:type="dxa" w:w="1218"/>
           </w:tcPr>
           <w:p>
             <w:r>
@@ -17473,7 +17465,7 @@
         </w:tc>
         <w:tc>
           <w:tcPr>
-            <w:tcW w:type="dxa" w:w="838"/>
+            <w:tcW w:type="dxa" w:w="1218"/>
           </w:tcPr>
           <w:p>
             <w:r>
@@ -17486,7 +17478,7 @@
         </w:tc>
         <w:tc>
           <w:tcPr>
-            <w:tcW w:type="dxa" w:w="838"/>
+            <w:tcW w:type="dxa" w:w="1218"/>
           </w:tcPr>
           <w:p>
             <w:r>
@@ -17499,7 +17491,7 @@
         </w:tc>
         <w:tc>
           <w:tcPr>
-            <w:tcW w:type="dxa" w:w="838"/>
+            <w:tcW w:type="dxa" w:w="1218"/>
           </w:tcPr>
           <w:p>
             <w:r>
@@ -17512,7 +17504,7 @@
         </w:tc>
         <w:tc>
           <w:tcPr>
-            <w:tcW w:type="dxa" w:w="838"/>
+            <w:tcW w:type="dxa" w:w="1218"/>
           </w:tcPr>
           <w:p>
             <w:r>
@@ -17525,7 +17517,7 @@
         </w:tc>
         <w:tc>
           <w:tcPr>
-            <w:tcW w:type="dxa" w:w="838"/>
+            <w:tcW w:type="dxa" w:w="1218"/>
           </w:tcPr>
           <w:p>
             <w:r>
@@ -17540,7 +17532,7 @@
       <w:tr>
         <w:tc>
           <w:tcPr>
-            <w:tcW w:type="dxa" w:w="838"/>
+            <w:tcW w:type="dxa" w:w="1218"/>
           </w:tcPr>
           <w:p>
             <w:r>
@@ -17553,7 +17545,7 @@
         </w:tc>
         <w:tc>
           <w:tcPr>
-            <w:tcW w:type="dxa" w:w="838"/>
+            <w:tcW w:type="dxa" w:w="1218"/>
           </w:tcPr>
           <w:p>
             <w:r>
@@ -17566,7 +17558,7 @@
         </w:tc>
         <w:tc>
           <w:tcPr>
-            <w:tcW w:type="dxa" w:w="838"/>
+            <w:tcW w:type="dxa" w:w="1218"/>
           </w:tcPr>
           <w:p>
             <w:r>
@@ -17579,7 +17571,7 @@
         </w:tc>
         <w:tc>
           <w:tcPr>
-            <w:tcW w:type="dxa" w:w="838"/>
+            <w:tcW w:type="dxa" w:w="1218"/>
           </w:tcPr>
           <w:p>
             <w:r>
@@ -17592,7 +17584,7 @@
         </w:tc>
         <w:tc>
           <w:tcPr>
-            <w:tcW w:type="dxa" w:w="838"/>
+            <w:tcW w:type="dxa" w:w="1218"/>
           </w:tcPr>
           <w:p>
             <w:r>
@@ -17605,7 +17597,7 @@
         </w:tc>
         <w:tc>
           <w:tcPr>
-            <w:tcW w:type="dxa" w:w="838"/>
+            <w:tcW w:type="dxa" w:w="1218"/>
           </w:tcPr>
           <w:p>
             <w:r>
@@ -17618,7 +17610,7 @@
         </w:tc>
         <w:tc>
           <w:tcPr>
-            <w:tcW w:type="dxa" w:w="838"/>
+            <w:tcW w:type="dxa" w:w="1218"/>
           </w:tcPr>
           <w:p>
             <w:r>
@@ -17631,7 +17623,7 @@
         </w:tc>
         <w:tc>
           <w:tcPr>
-            <w:tcW w:type="dxa" w:w="838"/>
+            <w:tcW w:type="dxa" w:w="1218"/>
           </w:tcPr>
           <w:p>
             <w:r>
@@ -17644,7 +17636,7 @@
         </w:tc>
         <w:tc>
           <w:tcPr>
-            <w:tcW w:type="dxa" w:w="838"/>
+            <w:tcW w:type="dxa" w:w="1218"/>
           </w:tcPr>
           <w:p>
             <w:r>
@@ -17657,7 +17649,7 @@
         </w:tc>
         <w:tc>
           <w:tcPr>
-            <w:tcW w:type="dxa" w:w="838"/>
+            <w:tcW w:type="dxa" w:w="1218"/>
           </w:tcPr>
           <w:p>
             <w:r>
@@ -17670,7 +17662,7 @@
         </w:tc>
         <w:tc>
           <w:tcPr>
-            <w:tcW w:type="dxa" w:w="838"/>
+            <w:tcW w:type="dxa" w:w="1218"/>
           </w:tcPr>
           <w:p>
             <w:r>
@@ -17683,7 +17675,7 @@
         </w:tc>
         <w:tc>
           <w:tcPr>
-            <w:tcW w:type="dxa" w:w="838"/>
+            <w:tcW w:type="dxa" w:w="1218"/>
           </w:tcPr>
           <w:p>
             <w:r>
@@ -17696,7 +17688,7 @@
         </w:tc>
         <w:tc>
           <w:tcPr>
-            <w:tcW w:type="dxa" w:w="838"/>
+            <w:tcW w:type="dxa" w:w="1218"/>
           </w:tcPr>
           <w:p>
             <w:r>
@@ -17711,7 +17703,7 @@
       <w:tr>
         <w:tc>
           <w:tcPr>
-            <w:tcW w:type="dxa" w:w="838"/>
+            <w:tcW w:type="dxa" w:w="1218"/>
           </w:tcPr>
           <w:p>
             <w:r>
@@ -17724,7 +17716,7 @@
         </w:tc>
         <w:tc>
           <w:tcPr>
-            <w:tcW w:type="dxa" w:w="838"/>
+            <w:tcW w:type="dxa" w:w="1218"/>
           </w:tcPr>
           <w:p>
             <w:r>
@@ -17737,7 +17729,7 @@
         </w:tc>
         <w:tc>
           <w:tcPr>
-            <w:tcW w:type="dxa" w:w="838"/>
+            <w:tcW w:type="dxa" w:w="1218"/>
           </w:tcPr>
           <w:p>
             <w:r>
@@ -17750,7 +17742,7 @@
         </w:tc>
         <w:tc>
           <w:tcPr>
-            <w:tcW w:type="dxa" w:w="838"/>
+            <w:tcW w:type="dxa" w:w="1218"/>
           </w:tcPr>
           <w:p>
             <w:r>
@@ -17763,7 +17755,7 @@
         </w:tc>
         <w:tc>
           <w:tcPr>
-            <w:tcW w:type="dxa" w:w="838"/>
+            <w:tcW w:type="dxa" w:w="1218"/>
           </w:tcPr>
           <w:p>
             <w:r>
@@ -17776,7 +17768,7 @@
         </w:tc>
         <w:tc>
           <w:tcPr>
-            <w:tcW w:type="dxa" w:w="838"/>
+            <w:tcW w:type="dxa" w:w="1218"/>
           </w:tcPr>
           <w:p>
             <w:r>
@@ -17789,7 +17781,7 @@
         </w:tc>
         <w:tc>
           <w:tcPr>
-            <w:tcW w:type="dxa" w:w="838"/>
+            <w:tcW w:type="dxa" w:w="1218"/>
           </w:tcPr>
           <w:p>
             <w:r>
@@ -17802,7 +17794,7 @@
         </w:tc>
         <w:tc>
           <w:tcPr>
-            <w:tcW w:type="dxa" w:w="838"/>
+            <w:tcW w:type="dxa" w:w="1218"/>
           </w:tcPr>
           <w:p>
             <w:r>
@@ -17815,7 +17807,7 @@
         </w:tc>
         <w:tc>
           <w:tcPr>
-            <w:tcW w:type="dxa" w:w="838"/>
+            <w:tcW w:type="dxa" w:w="1218"/>
           </w:tcPr>
           <w:p>
             <w:r>
@@ -17828,7 +17820,7 @@
         </w:tc>
         <w:tc>
           <w:tcPr>
-            <w:tcW w:type="dxa" w:w="838"/>
+            <w:tcW w:type="dxa" w:w="1218"/>
           </w:tcPr>
           <w:p>
             <w:r>
@@ -17841,7 +17833,7 @@
         </w:tc>
         <w:tc>
           <w:tcPr>
-            <w:tcW w:type="dxa" w:w="838"/>
+            <w:tcW w:type="dxa" w:w="1218"/>
           </w:tcPr>
           <w:p>
             <w:r>
@@ -17854,7 +17846,7 @@
         </w:tc>
         <w:tc>
           <w:tcPr>
-            <w:tcW w:type="dxa" w:w="838"/>
+            <w:tcW w:type="dxa" w:w="1218"/>
           </w:tcPr>
           <w:p>
             <w:r>
@@ -17867,7 +17859,7 @@
         </w:tc>
         <w:tc>
           <w:tcPr>
-            <w:tcW w:type="dxa" w:w="838"/>
+            <w:tcW w:type="dxa" w:w="1218"/>
           </w:tcPr>
           <w:p>
             <w:r>
@@ -17882,7 +17874,7 @@
       <w:tr>
         <w:tc>
           <w:tcPr>
-            <w:tcW w:type="dxa" w:w="838"/>
+            <w:tcW w:type="dxa" w:w="1218"/>
           </w:tcPr>
           <w:p>
             <w:r>
@@ -17895,7 +17887,7 @@
         </w:tc>
         <w:tc>
           <w:tcPr>
-            <w:tcW w:type="dxa" w:w="838"/>
+            <w:tcW w:type="dxa" w:w="1218"/>
           </w:tcPr>
           <w:p>
             <w:r>
@@ -17908,7 +17900,7 @@
         </w:tc>
         <w:tc>
           <w:tcPr>
-            <w:tcW w:type="dxa" w:w="838"/>
+            <w:tcW w:type="dxa" w:w="1218"/>
           </w:tcPr>
           <w:p>
             <w:r>
@@ -17921,7 +17913,7 @@
         </w:tc>
         <w:tc>
           <w:tcPr>
-            <w:tcW w:type="dxa" w:w="838"/>
+            <w:tcW w:type="dxa" w:w="1218"/>
           </w:tcPr>
           <w:p>
             <w:r>
@@ -17934,7 +17926,7 @@
         </w:tc>
         <w:tc>
           <w:tcPr>
-            <w:tcW w:type="dxa" w:w="838"/>
+            <w:tcW w:type="dxa" w:w="1218"/>
           </w:tcPr>
           <w:p>
             <w:r>
@@ -17947,7 +17939,7 @@
         </w:tc>
         <w:tc>
           <w:tcPr>
-            <w:tcW w:type="dxa" w:w="838"/>
+            <w:tcW w:type="dxa" w:w="1218"/>
           </w:tcPr>
           <w:p>
             <w:r>
@@ -17960,7 +17952,7 @@
         </w:tc>
         <w:tc>
           <w:tcPr>
-            <w:tcW w:type="dxa" w:w="838"/>
+            <w:tcW w:type="dxa" w:w="1218"/>
           </w:tcPr>
           <w:p>
             <w:r>
@@ -17973,7 +17965,7 @@
         </w:tc>
         <w:tc>
           <w:tcPr>
-            <w:tcW w:type="dxa" w:w="838"/>
+            <w:tcW w:type="dxa" w:w="1218"/>
           </w:tcPr>
           <w:p>
             <w:r>
@@ -17986,7 +17978,7 @@
         </w:tc>
         <w:tc>
           <w:tcPr>
-            <w:tcW w:type="dxa" w:w="838"/>
+            <w:tcW w:type="dxa" w:w="1218"/>
           </w:tcPr>
           <w:p>
             <w:r>
@@ -17999,7 +17991,7 @@
         </w:tc>
         <w:tc>
           <w:tcPr>
-            <w:tcW w:type="dxa" w:w="838"/>
+            <w:tcW w:type="dxa" w:w="1218"/>
           </w:tcPr>
           <w:p>
             <w:r>
@@ -18012,7 +18004,7 @@
         </w:tc>
         <w:tc>
           <w:tcPr>
-            <w:tcW w:type="dxa" w:w="838"/>
+            <w:tcW w:type="dxa" w:w="1218"/>
           </w:tcPr>
           <w:p>
             <w:r>
@@ -18025,7 +18017,7 @@
         </w:tc>
         <w:tc>
           <w:tcPr>
-            <w:tcW w:type="dxa" w:w="838"/>
+            <w:tcW w:type="dxa" w:w="1218"/>
           </w:tcPr>
           <w:p>
             <w:r>
@@ -18038,7 +18030,7 @@
         </w:tc>
         <w:tc>
           <w:tcPr>
-            <w:tcW w:type="dxa" w:w="838"/>
+            <w:tcW w:type="dxa" w:w="1218"/>
           </w:tcPr>
           <w:p>
             <w:r>
@@ -18053,7 +18045,7 @@
       <w:tr>
         <w:tc>
           <w:tcPr>
-            <w:tcW w:type="dxa" w:w="838"/>
+            <w:tcW w:type="dxa" w:w="1218"/>
           </w:tcPr>
           <w:p>
             <w:r>
@@ -18066,7 +18058,7 @@
         </w:tc>
         <w:tc>
           <w:tcPr>
-            <w:tcW w:type="dxa" w:w="838"/>
+            <w:tcW w:type="dxa" w:w="1218"/>
           </w:tcPr>
           <w:p>
             <w:r>
@@ -18079,7 +18071,7 @@
         </w:tc>
         <w:tc>
           <w:tcPr>
-            <w:tcW w:type="dxa" w:w="838"/>
+            <w:tcW w:type="dxa" w:w="1218"/>
           </w:tcPr>
           <w:p>
             <w:r>
@@ -18092,7 +18084,7 @@
         </w:tc>
         <w:tc>
           <w:tcPr>
-            <w:tcW w:type="dxa" w:w="838"/>
+            <w:tcW w:type="dxa" w:w="1218"/>
           </w:tcPr>
           <w:p>
             <w:r>
@@ -18105,7 +18097,7 @@
         </w:tc>
         <w:tc>
           <w:tcPr>
-            <w:tcW w:type="dxa" w:w="838"/>
+            <w:tcW w:type="dxa" w:w="1218"/>
           </w:tcPr>
           <w:p>
             <w:r>
@@ -18118,7 +18110,7 @@
         </w:tc>
         <w:tc>
           <w:tcPr>
-            <w:tcW w:type="dxa" w:w="838"/>
+            <w:tcW w:type="dxa" w:w="1218"/>
           </w:tcPr>
           <w:p>
             <w:r>
@@ -18131,7 +18123,7 @@
         </w:tc>
         <w:tc>
           <w:tcPr>
-            <w:tcW w:type="dxa" w:w="838"/>
+            <w:tcW w:type="dxa" w:w="1218"/>
           </w:tcPr>
           <w:p>
             <w:r>
@@ -18144,7 +18136,7 @@
         </w:tc>
         <w:tc>
           <w:tcPr>
-            <w:tcW w:type="dxa" w:w="838"/>
+            <w:tcW w:type="dxa" w:w="1218"/>
           </w:tcPr>
           <w:p>
             <w:r>
@@ -18157,7 +18149,7 @@
         </w:tc>
         <w:tc>
           <w:tcPr>
-            <w:tcW w:type="dxa" w:w="838"/>
+            <w:tcW w:type="dxa" w:w="1218"/>
           </w:tcPr>
           <w:p>
             <w:r>
@@ -18170,7 +18162,7 @@
         </w:tc>
         <w:tc>
           <w:tcPr>
-            <w:tcW w:type="dxa" w:w="838"/>
+            <w:tcW w:type="dxa" w:w="1218"/>
           </w:tcPr>
           <w:p>
             <w:r>
@@ -18183,7 +18175,7 @@
         </w:tc>
         <w:tc>
           <w:tcPr>
-            <w:tcW w:type="dxa" w:w="838"/>
+            <w:tcW w:type="dxa" w:w="1218"/>
           </w:tcPr>
           <w:p>
             <w:r>
@@ -18196,7 +18188,7 @@
         </w:tc>
         <w:tc>
           <w:tcPr>
-            <w:tcW w:type="dxa" w:w="838"/>
+            <w:tcW w:type="dxa" w:w="1218"/>
           </w:tcPr>
           <w:p>
             <w:r>
@@ -18209,7 +18201,7 @@
         </w:tc>
         <w:tc>
           <w:tcPr>
-            <w:tcW w:type="dxa" w:w="838"/>
+            <w:tcW w:type="dxa" w:w="1218"/>
           </w:tcPr>
           <w:p>
             <w:r>
@@ -18224,7 +18216,7 @@
       <w:tr>
         <w:tc>
           <w:tcPr>
-            <w:tcW w:type="dxa" w:w="838"/>
+            <w:tcW w:type="dxa" w:w="1218"/>
           </w:tcPr>
           <w:p>
             <w:r>
@@ -18237,7 +18229,7 @@
         </w:tc>
         <w:tc>
           <w:tcPr>
-            <w:tcW w:type="dxa" w:w="838"/>
+            <w:tcW w:type="dxa" w:w="1218"/>
           </w:tcPr>
           <w:p>
             <w:r>
@@ -18250,7 +18242,7 @@
         </w:tc>
         <w:tc>
           <w:tcPr>
-            <w:tcW w:type="dxa" w:w="838"/>
+            <w:tcW w:type="dxa" w:w="1218"/>
           </w:tcPr>
           <w:p>
             <w:r>
@@ -18263,7 +18255,7 @@
         </w:tc>
         <w:tc>
           <w:tcPr>
-            <w:tcW w:type="dxa" w:w="838"/>
+            <w:tcW w:type="dxa" w:w="1218"/>
           </w:tcPr>
           <w:p>
             <w:r>
@@ -18276,7 +18268,7 @@
         </w:tc>
         <w:tc>
           <w:tcPr>
-            <w:tcW w:type="dxa" w:w="838"/>
+            <w:tcW w:type="dxa" w:w="1218"/>
           </w:tcPr>
           <w:p>
             <w:r>
@@ -18289,7 +18281,7 @@
         </w:tc>
         <w:tc>
           <w:tcPr>
-            <w:tcW w:type="dxa" w:w="838"/>
+            <w:tcW w:type="dxa" w:w="1218"/>
           </w:tcPr>
           <w:p>
             <w:r>
@@ -18302,7 +18294,7 @@
         </w:tc>
         <w:tc>
           <w:tcPr>
-            <w:tcW w:type="dxa" w:w="838"/>
+            <w:tcW w:type="dxa" w:w="1218"/>
           </w:tcPr>
           <w:p>
             <w:r>
@@ -18315,7 +18307,7 @@
         </w:tc>
         <w:tc>
           <w:tcPr>
-            <w:tcW w:type="dxa" w:w="838"/>
+            <w:tcW w:type="dxa" w:w="1218"/>
           </w:tcPr>
           <w:p>
             <w:r>
@@ -18328,7 +18320,7 @@
         </w:tc>
         <w:tc>
           <w:tcPr>
-            <w:tcW w:type="dxa" w:w="838"/>
+            <w:tcW w:type="dxa" w:w="1218"/>
           </w:tcPr>
           <w:p>
             <w:r>
@@ -18341,7 +18333,7 @@
         </w:tc>
         <w:tc>
           <w:tcPr>
-            <w:tcW w:type="dxa" w:w="838"/>
+            <w:tcW w:type="dxa" w:w="1218"/>
           </w:tcPr>
           <w:p>
             <w:r>
@@ -18354,7 +18346,7 @@
         </w:tc>
         <w:tc>
           <w:tcPr>
-            <w:tcW w:type="dxa" w:w="838"/>
+            <w:tcW w:type="dxa" w:w="1218"/>
           </w:tcPr>
           <w:p>
             <w:r>
@@ -18367,7 +18359,7 @@
         </w:tc>
         <w:tc>
           <w:tcPr>
-            <w:tcW w:type="dxa" w:w="838"/>
+            <w:tcW w:type="dxa" w:w="1218"/>
           </w:tcPr>
           <w:p>
             <w:r>
@@ -18380,7 +18372,7 @@
         </w:tc>
         <w:tc>
           <w:tcPr>
-            <w:tcW w:type="dxa" w:w="838"/>
+            <w:tcW w:type="dxa" w:w="1218"/>
           </w:tcPr>
           <w:p>
             <w:r>
@@ -18395,7 +18387,7 @@
       <w:tr>
         <w:tc>
           <w:tcPr>
-            <w:tcW w:type="dxa" w:w="838"/>
+            <w:tcW w:type="dxa" w:w="1218"/>
           </w:tcPr>
           <w:p>
             <w:r>
@@ -18408,7 +18400,7 @@
         </w:tc>
         <w:tc>
           <w:tcPr>
-            <w:tcW w:type="dxa" w:w="838"/>
+            <w:tcW w:type="dxa" w:w="1218"/>
           </w:tcPr>
           <w:p>
             <w:r>
@@ -18421,7 +18413,7 @@
         </w:tc>
         <w:tc>
           <w:tcPr>
-            <w:tcW w:type="dxa" w:w="838"/>
+            <w:tcW w:type="dxa" w:w="1218"/>
           </w:tcPr>
           <w:p>
             <w:r>
@@ -18434,7 +18426,7 @@
         </w:tc>
         <w:tc>
           <w:tcPr>
-            <w:tcW w:type="dxa" w:w="838"/>
+            <w:tcW w:type="dxa" w:w="1218"/>
           </w:tcPr>
           <w:p>
             <w:r>
@@ -18447,7 +18439,7 @@
         </w:tc>
         <w:tc>
           <w:tcPr>
-            <w:tcW w:type="dxa" w:w="838"/>
+            <w:tcW w:type="dxa" w:w="1218"/>
           </w:tcPr>
           <w:p>
             <w:r>
@@ -18460,7 +18452,7 @@
         </w:tc>
         <w:tc>
           <w:tcPr>
-            <w:tcW w:type="dxa" w:w="838"/>
+            <w:tcW w:type="dxa" w:w="1218"/>
           </w:tcPr>
           <w:p>
             <w:r>
@@ -18473,7 +18465,7 @@
         </w:tc>
         <w:tc>
           <w:tcPr>
-            <w:tcW w:type="dxa" w:w="838"/>
+            <w:tcW w:type="dxa" w:w="1218"/>
           </w:tcPr>
           <w:p>
             <w:r>
@@ -18486,7 +18478,7 @@
         </w:tc>
         <w:tc>
           <w:tcPr>
-            <w:tcW w:type="dxa" w:w="838"/>
+            <w:tcW w:type="dxa" w:w="1218"/>
           </w:tcPr>
           <w:p>
             <w:r>
@@ -18499,7 +18491,7 @@
         </w:tc>
         <w:tc>
           <w:tcPr>
-            <w:tcW w:type="dxa" w:w="838"/>
+            <w:tcW w:type="dxa" w:w="1218"/>
           </w:tcPr>
           <w:p>
             <w:r>
@@ -18512,7 +18504,7 @@
         </w:tc>
         <w:tc>
           <w:tcPr>
-            <w:tcW w:type="dxa" w:w="838"/>
+            <w:tcW w:type="dxa" w:w="1218"/>
           </w:tcPr>
           <w:p>
             <w:r>
@@ -18525,7 +18517,7 @@
         </w:tc>
         <w:tc>
           <w:tcPr>
-            <w:tcW w:type="dxa" w:w="838"/>
+            <w:tcW w:type="dxa" w:w="1218"/>
           </w:tcPr>
           <w:p>
             <w:r>
@@ -18538,7 +18530,7 @@
         </w:tc>
         <w:tc>
           <w:tcPr>
-            <w:tcW w:type="dxa" w:w="838"/>
+            <w:tcW w:type="dxa" w:w="1218"/>
           </w:tcPr>
           <w:p>
             <w:r>
@@ -18551,7 +18543,7 @@
         </w:tc>
         <w:tc>
           <w:tcPr>
-            <w:tcW w:type="dxa" w:w="838"/>
+            <w:tcW w:type="dxa" w:w="1218"/>
           </w:tcPr>
           <w:p>
             <w:r>
@@ -18566,7 +18558,7 @@
       <w:tr>
         <w:tc>
           <w:tcPr>
-            <w:tcW w:type="dxa" w:w="838"/>
+            <w:tcW w:type="dxa" w:w="1218"/>
           </w:tcPr>
           <w:p>
             <w:r>
@@ -18579,7 +18571,7 @@
         </w:tc>
         <w:tc>
           <w:tcPr>
-            <w:tcW w:type="dxa" w:w="838"/>
+            <w:tcW w:type="dxa" w:w="1218"/>
           </w:tcPr>
           <w:p>
             <w:r>
@@ -18592,7 +18584,7 @@
         </w:tc>
         <w:tc>
           <w:tcPr>
-            <w:tcW w:type="dxa" w:w="838"/>
+            <w:tcW w:type="dxa" w:w="1218"/>
           </w:tcPr>
           <w:p>
             <w:r>
@@ -18605,7 +18597,7 @@
         </w:tc>
         <w:tc>
           <w:tcPr>
-            <w:tcW w:type="dxa" w:w="838"/>
+            <w:tcW w:type="dxa" w:w="1218"/>
           </w:tcPr>
           <w:p>
             <w:r>
@@ -18618,7 +18610,7 @@
         </w:tc>
         <w:tc>
           <w:tcPr>
-            <w:tcW w:type="dxa" w:w="838"/>
+            <w:tcW w:type="dxa" w:w="1218"/>
           </w:tcPr>
           <w:p>
             <w:r>
@@ -18631,7 +18623,7 @@
         </w:tc>
         <w:tc>
           <w:tcPr>
-            <w:tcW w:type="dxa" w:w="838"/>
+            <w:tcW w:type="dxa" w:w="1218"/>
           </w:tcPr>
           <w:p>
             <w:r>
@@ -18644,7 +18636,7 @@
         </w:tc>
         <w:tc>
           <w:tcPr>
-            <w:tcW w:type="dxa" w:w="838"/>
+            <w:tcW w:type="dxa" w:w="1218"/>
           </w:tcPr>
           <w:p>
             <w:r>
@@ -18657,7 +18649,7 @@
         </w:tc>
         <w:tc>
           <w:tcPr>
-            <w:tcW w:type="dxa" w:w="838"/>
+            <w:tcW w:type="dxa" w:w="1218"/>
           </w:tcPr>
           <w:p>
             <w:r>
@@ -18670,7 +18662,7 @@
         </w:tc>
         <w:tc>
           <w:tcPr>
-            <w:tcW w:type="dxa" w:w="838"/>
+            <w:tcW w:type="dxa" w:w="1218"/>
           </w:tcPr>
           <w:p>
             <w:r>
@@ -18683,7 +18675,7 @@
         </w:tc>
         <w:tc>
           <w:tcPr>
-            <w:tcW w:type="dxa" w:w="838"/>
+            <w:tcW w:type="dxa" w:w="1218"/>
           </w:tcPr>
           <w:p>
             <w:r>
@@ -18696,7 +18688,7 @@
         </w:tc>
         <w:tc>
           <w:tcPr>
-            <w:tcW w:type="dxa" w:w="838"/>
+            <w:tcW w:type="dxa" w:w="1218"/>
           </w:tcPr>
           <w:p>
             <w:r>
@@ -18709,7 +18701,7 @@
         </w:tc>
         <w:tc>
           <w:tcPr>
-            <w:tcW w:type="dxa" w:w="838"/>
+            <w:tcW w:type="dxa" w:w="1218"/>
           </w:tcPr>
           <w:p>
             <w:r>
@@ -18722,7 +18714,7 @@
         </w:tc>
         <w:tc>
           <w:tcPr>
-            <w:tcW w:type="dxa" w:w="838"/>
+            <w:tcW w:type="dxa" w:w="1218"/>
           </w:tcPr>
           <w:p>
             <w:r>
@@ -18737,7 +18729,7 @@
       <w:tr>
         <w:tc>
           <w:tcPr>
-            <w:tcW w:type="dxa" w:w="838"/>
+            <w:tcW w:type="dxa" w:w="1218"/>
           </w:tcPr>
           <w:p>
             <w:r>
@@ -18750,7 +18742,7 @@
         </w:tc>
         <w:tc>
           <w:tcPr>
-            <w:tcW w:type="dxa" w:w="838"/>
+            <w:tcW w:type="dxa" w:w="1218"/>
           </w:tcPr>
           <w:p>
             <w:r>
@@ -18763,7 +18755,7 @@
         </w:tc>
         <w:tc>
           <w:tcPr>
-            <w:tcW w:type="dxa" w:w="838"/>
+            <w:tcW w:type="dxa" w:w="1218"/>
           </w:tcPr>
           <w:p>
             <w:r>
@@ -18776,7 +18768,7 @@
         </w:tc>
         <w:tc>
           <w:tcPr>
-            <w:tcW w:type="dxa" w:w="838"/>
+            <w:tcW w:type="dxa" w:w="1218"/>
           </w:tcPr>
           <w:p>
             <w:r>
@@ -18789,7 +18781,7 @@
         </w:tc>
         <w:tc>
           <w:tcPr>
-            <w:tcW w:type="dxa" w:w="838"/>
+            <w:tcW w:type="dxa" w:w="1218"/>
           </w:tcPr>
           <w:p>
             <w:r>
@@ -18802,7 +18794,7 @@
         </w:tc>
         <w:tc>
           <w:tcPr>
-            <w:tcW w:type="dxa" w:w="838"/>
+            <w:tcW w:type="dxa" w:w="1218"/>
           </w:tcPr>
           <w:p>
             <w:r>
@@ -18815,7 +18807,7 @@
         </w:tc>
         <w:tc>
           <w:tcPr>
-            <w:tcW w:type="dxa" w:w="838"/>
+            <w:tcW w:type="dxa" w:w="1218"/>
           </w:tcPr>
           <w:p>
             <w:r>
@@ -18828,7 +18820,7 @@
         </w:tc>
         <w:tc>
           <w:tcPr>
-            <w:tcW w:type="dxa" w:w="838"/>
+            <w:tcW w:type="dxa" w:w="1218"/>
           </w:tcPr>
           <w:p>
             <w:r>
@@ -18841,7 +18833,7 @@
         </w:tc>
         <w:tc>
           <w:tcPr>
-            <w:tcW w:type="dxa" w:w="838"/>
+            <w:tcW w:type="dxa" w:w="1218"/>
           </w:tcPr>
           <w:p>
             <w:r>
@@ -18854,7 +18846,7 @@
         </w:tc>
         <w:tc>
           <w:tcPr>
-            <w:tcW w:type="dxa" w:w="838"/>
+            <w:tcW w:type="dxa" w:w="1218"/>
           </w:tcPr>
           <w:p>
             <w:r>
@@ -18867,7 +18859,7 @@
         </w:tc>
         <w:tc>
           <w:tcPr>
-            <w:tcW w:type="dxa" w:w="838"/>
+            <w:tcW w:type="dxa" w:w="1218"/>
           </w:tcPr>
           <w:p>
             <w:r>
@@ -18880,7 +18872,7 @@
         </w:tc>
         <w:tc>
           <w:tcPr>
-            <w:tcW w:type="dxa" w:w="838"/>
+            <w:tcW w:type="dxa" w:w="1218"/>
           </w:tcPr>
           <w:p>
             <w:r>
@@ -18893,7 +18885,7 @@
         </w:tc>
         <w:tc>
           <w:tcPr>
-            <w:tcW w:type="dxa" w:w="838"/>
+            <w:tcW w:type="dxa" w:w="1218"/>
           </w:tcPr>
           <w:p>
             <w:r>
@@ -18908,7 +18900,7 @@
       <w:tr>
         <w:tc>
           <w:tcPr>
-            <w:tcW w:type="dxa" w:w="838"/>
+            <w:tcW w:type="dxa" w:w="1218"/>
           </w:tcPr>
           <w:p>
             <w:r>
@@ -18921,7 +18913,7 @@
         </w:tc>
         <w:tc>
           <w:tcPr>
-            <w:tcW w:type="dxa" w:w="838"/>
+            <w:tcW w:type="dxa" w:w="1218"/>
           </w:tcPr>
           <w:p>
             <w:r>
@@ -18934,7 +18926,7 @@
         </w:tc>
         <w:tc>
           <w:tcPr>
-            <w:tcW w:type="dxa" w:w="838"/>
+            <w:tcW w:type="dxa" w:w="1218"/>
           </w:tcPr>
           <w:p>
             <w:r>
@@ -18947,7 +18939,7 @@
         </w:tc>
         <w:tc>
           <w:tcPr>
-            <w:tcW w:type="dxa" w:w="838"/>
+            <w:tcW w:type="dxa" w:w="1218"/>
           </w:tcPr>
           <w:p>
             <w:r>
@@ -18960,7 +18952,7 @@
         </w:tc>
         <w:tc>
           <w:tcPr>
-            <w:tcW w:type="dxa" w:w="838"/>
+            <w:tcW w:type="dxa" w:w="1218"/>
           </w:tcPr>
           <w:p>
             <w:r>
@@ -18973,7 +18965,7 @@
         </w:tc>
         <w:tc>
           <w:tcPr>
-            <w:tcW w:type="dxa" w:w="838"/>
+            <w:tcW w:type="dxa" w:w="1218"/>
           </w:tcPr>
           <w:p>
             <w:r>
@@ -18986,7 +18978,7 @@
         </w:tc>
         <w:tc>
           <w:tcPr>
-            <w:tcW w:type="dxa" w:w="838"/>
+            <w:tcW w:type="dxa" w:w="1218"/>
           </w:tcPr>
           <w:p>
             <w:r>
@@ -18999,7 +18991,7 @@
         </w:tc>
         <w:tc>
           <w:tcPr>
-            <w:tcW w:type="dxa" w:w="838"/>
+            <w:tcW w:type="dxa" w:w="1218"/>
           </w:tcPr>
           <w:p>
             <w:r>
@@ -19012,7 +19004,7 @@
         </w:tc>
         <w:tc>
           <w:tcPr>
-            <w:tcW w:type="dxa" w:w="838"/>
+            <w:tcW w:type="dxa" w:w="1218"/>
           </w:tcPr>
           <w:p>
             <w:r>
@@ -19025,7 +19017,7 @@
         </w:tc>
         <w:tc>
           <w:tcPr>
-            <w:tcW w:type="dxa" w:w="838"/>
+            <w:tcW w:type="dxa" w:w="1218"/>
           </w:tcPr>
           <w:p>
             <w:r>
@@ -19038,7 +19030,7 @@
         </w:tc>
         <w:tc>
           <w:tcPr>
-            <w:tcW w:type="dxa" w:w="838"/>
+            <w:tcW w:type="dxa" w:w="1218"/>
           </w:tcPr>
           <w:p>
             <w:r>
@@ -19051,7 +19043,7 @@
         </w:tc>
         <w:tc>
           <w:tcPr>
-            <w:tcW w:type="dxa" w:w="838"/>
+            <w:tcW w:type="dxa" w:w="1218"/>
           </w:tcPr>
           <w:p>
             <w:r>
@@ -19064,7 +19056,7 @@
         </w:tc>
         <w:tc>
           <w:tcPr>
-            <w:tcW w:type="dxa" w:w="838"/>
+            <w:tcW w:type="dxa" w:w="1218"/>
           </w:tcPr>
           <w:p>
             <w:r>
@@ -19079,7 +19071,7 @@
       <w:tr>
         <w:tc>
           <w:tcPr>
-            <w:tcW w:type="dxa" w:w="838"/>
+            <w:tcW w:type="dxa" w:w="1218"/>
           </w:tcPr>
           <w:p>
             <w:r>
@@ -19092,7 +19084,7 @@
         </w:tc>
         <w:tc>
           <w:tcPr>
-            <w:tcW w:type="dxa" w:w="838"/>
+            <w:tcW w:type="dxa" w:w="1218"/>
           </w:tcPr>
           <w:p>
             <w:r>
@@ -19105,7 +19097,7 @@
         </w:tc>
         <w:tc>
           <w:tcPr>
-            <w:tcW w:type="dxa" w:w="838"/>
+            <w:tcW w:type="dxa" w:w="1218"/>
           </w:tcPr>
           <w:p>
             <w:r>
@@ -19118,7 +19110,7 @@
         </w:tc>
         <w:tc>
           <w:tcPr>
-            <w:tcW w:type="dxa" w:w="838"/>
+            <w:tcW w:type="dxa" w:w="1218"/>
           </w:tcPr>
           <w:p>
             <w:r>
@@ -19131,7 +19123,7 @@
         </w:tc>
         <w:tc>
           <w:tcPr>
-            <w:tcW w:type="dxa" w:w="838"/>
+            <w:tcW w:type="dxa" w:w="1218"/>
           </w:tcPr>
           <w:p>
             <w:r>
@@ -19144,7 +19136,7 @@
         </w:tc>
         <w:tc>
           <w:tcPr>
-            <w:tcW w:type="dxa" w:w="838"/>
+            <w:tcW w:type="dxa" w:w="1218"/>
           </w:tcPr>
           <w:p>
             <w:r>
@@ -19157,7 +19149,7 @@
         </w:tc>
         <w:tc>
           <w:tcPr>
-            <w:tcW w:type="dxa" w:w="838"/>
+            <w:tcW w:type="dxa" w:w="1218"/>
           </w:tcPr>
           <w:p>
             <w:r>
@@ -19170,7 +19162,7 @@
         </w:tc>
         <w:tc>
           <w:tcPr>
-            <w:tcW w:type="dxa" w:w="838"/>
+            <w:tcW w:type="dxa" w:w="1218"/>
           </w:tcPr>
           <w:p>
             <w:r>
@@ -19183,7 +19175,7 @@
         </w:tc>
         <w:tc>
           <w:tcPr>
-            <w:tcW w:type="dxa" w:w="838"/>
+            <w:tcW w:type="dxa" w:w="1218"/>
           </w:tcPr>
           <w:p>
             <w:r>
@@ -19196,7 +19188,7 @@
         </w:tc>
         <w:tc>
           <w:tcPr>
-            <w:tcW w:type="dxa" w:w="838"/>
+            <w:tcW w:type="dxa" w:w="1218"/>
           </w:tcPr>
           <w:p>
             <w:r>
@@ -19209,7 +19201,7 @@
         </w:tc>
         <w:tc>
           <w:tcPr>
-            <w:tcW w:type="dxa" w:w="838"/>
+            <w:tcW w:type="dxa" w:w="1218"/>
           </w:tcPr>
           <w:p>
             <w:r>
@@ -19222,7 +19214,7 @@
         </w:tc>
         <w:tc>
           <w:tcPr>
-            <w:tcW w:type="dxa" w:w="838"/>
+            <w:tcW w:type="dxa" w:w="1218"/>
           </w:tcPr>
           <w:p>
             <w:r>
@@ -19235,7 +19227,7 @@
         </w:tc>
         <w:tc>
           <w:tcPr>
-            <w:tcW w:type="dxa" w:w="838"/>
+            <w:tcW w:type="dxa" w:w="1218"/>
           </w:tcPr>
           <w:p>
             <w:r>
@@ -19250,7 +19242,7 @@
       <w:tr>
         <w:tc>
           <w:tcPr>
-            <w:tcW w:type="dxa" w:w="838"/>
+            <w:tcW w:type="dxa" w:w="1218"/>
           </w:tcPr>
           <w:p>
             <w:r>
@@ -19263,7 +19255,7 @@
         </w:tc>
         <w:tc>
           <w:tcPr>
-            <w:tcW w:type="dxa" w:w="838"/>
+            <w:tcW w:type="dxa" w:w="1218"/>
           </w:tcPr>
           <w:p>
             <w:r>
@@ -19276,7 +19268,7 @@
         </w:tc>
         <w:tc>
           <w:tcPr>
-            <w:tcW w:type="dxa" w:w="838"/>
+            <w:tcW w:type="dxa" w:w="1218"/>
           </w:tcPr>
           <w:p>
             <w:r>
@@ -19289,7 +19281,7 @@
         </w:tc>
         <w:tc>
           <w:tcPr>
-            <w:tcW w:type="dxa" w:w="838"/>
+            <w:tcW w:type="dxa" w:w="1218"/>
           </w:tcPr>
           <w:p>
             <w:r>
@@ -19302,7 +19294,7 @@
         </w:tc>
         <w:tc>
           <w:tcPr>
-            <w:tcW w:type="dxa" w:w="838"/>
+            <w:tcW w:type="dxa" w:w="1218"/>
           </w:tcPr>
           <w:p>
             <w:r>
@@ -19315,7 +19307,7 @@
         </w:tc>
         <w:tc>
           <w:tcPr>
-            <w:tcW w:type="dxa" w:w="838"/>
+            <w:tcW w:type="dxa" w:w="1218"/>
           </w:tcPr>
           <w:p>
             <w:r>
@@ -19328,7 +19320,7 @@
         </w:tc>
         <w:tc>
           <w:tcPr>
-            <w:tcW w:type="dxa" w:w="838"/>
+            <w:tcW w:type="dxa" w:w="1218"/>
           </w:tcPr>
           <w:p>
             <w:r>
@@ -19341,7 +19333,7 @@
         </w:tc>
         <w:tc>
           <w:tcPr>
-            <w:tcW w:type="dxa" w:w="838"/>
+            <w:tcW w:type="dxa" w:w="1218"/>
           </w:tcPr>
           <w:p>
             <w:r>
@@ -19354,7 +19346,7 @@
         </w:tc>
         <w:tc>
           <w:tcPr>
-            <w:tcW w:type="dxa" w:w="838"/>
+            <w:tcW w:type="dxa" w:w="1218"/>
           </w:tcPr>
           <w:p>
             <w:r>
@@ -19367,7 +19359,7 @@
         </w:tc>
         <w:tc>
           <w:tcPr>
-            <w:tcW w:type="dxa" w:w="838"/>
+            <w:tcW w:type="dxa" w:w="1218"/>
           </w:tcPr>
           <w:p>
             <w:r>
@@ -19380,7 +19372,7 @@
         </w:tc>
         <w:tc>
           <w:tcPr>
-            <w:tcW w:type="dxa" w:w="838"/>
+            <w:tcW w:type="dxa" w:w="1218"/>
           </w:tcPr>
           <w:p>
             <w:r>
@@ -19393,7 +19385,7 @@
         </w:tc>
         <w:tc>
           <w:tcPr>
-            <w:tcW w:type="dxa" w:w="838"/>
+            <w:tcW w:type="dxa" w:w="1218"/>
           </w:tcPr>
           <w:p>
             <w:r>
@@ -19406,7 +19398,7 @@
         </w:tc>
         <w:tc>
           <w:tcPr>
-            <w:tcW w:type="dxa" w:w="838"/>
+            <w:tcW w:type="dxa" w:w="1218"/>
           </w:tcPr>
           <w:p>
             <w:r>
@@ -19421,7 +19413,7 @@
       <w:tr>
         <w:tc>
           <w:tcPr>
-            <w:tcW w:type="dxa" w:w="838"/>
+            <w:tcW w:type="dxa" w:w="1218"/>
           </w:tcPr>
           <w:p>
             <w:r>
@@ -19434,7 +19426,7 @@
         </w:tc>
         <w:tc>
           <w:tcPr>
-            <w:tcW w:type="dxa" w:w="838"/>
+            <w:tcW w:type="dxa" w:w="1218"/>
           </w:tcPr>
           <w:p>
             <w:r>
@@ -19447,7 +19439,7 @@
         </w:tc>
         <w:tc>
           <w:tcPr>
-            <w:tcW w:type="dxa" w:w="838"/>
+            <w:tcW w:type="dxa" w:w="1218"/>
           </w:tcPr>
           <w:p>
             <w:r>
@@ -19460,7 +19452,7 @@
         </w:tc>
         <w:tc>
           <w:tcPr>
-            <w:tcW w:type="dxa" w:w="838"/>
+            <w:tcW w:type="dxa" w:w="1218"/>
           </w:tcPr>
           <w:p>
             <w:r>
@@ -19473,7 +19465,7 @@
         </w:tc>
         <w:tc>
           <w:tcPr>
-            <w:tcW w:type="dxa" w:w="838"/>
+            <w:tcW w:type="dxa" w:w="1218"/>
           </w:tcPr>
           <w:p>
             <w:r>
@@ -19486,7 +19478,7 @@
         </w:tc>
         <w:tc>
           <w:tcPr>
-            <w:tcW w:type="dxa" w:w="838"/>
+            <w:tcW w:type="dxa" w:w="1218"/>
           </w:tcPr>
           <w:p>
             <w:r>
@@ -19499,7 +19491,7 @@
         </w:tc>
         <w:tc>
           <w:tcPr>
-            <w:tcW w:type="dxa" w:w="838"/>
+            <w:tcW w:type="dxa" w:w="1218"/>
           </w:tcPr>
           <w:p>
             <w:r>
@@ -19512,7 +19504,7 @@
         </w:tc>
         <w:tc>
           <w:tcPr>
-            <w:tcW w:type="dxa" w:w="838"/>
+            <w:tcW w:type="dxa" w:w="1218"/>
           </w:tcPr>
           <w:p>
             <w:r>
@@ -19525,7 +19517,7 @@
         </w:tc>
         <w:tc>
           <w:tcPr>
-            <w:tcW w:type="dxa" w:w="838"/>
+            <w:tcW w:type="dxa" w:w="1218"/>
           </w:tcPr>
           <w:p>
             <w:r>
@@ -19538,7 +19530,7 @@
         </w:tc>
         <w:tc>
           <w:tcPr>
-            <w:tcW w:type="dxa" w:w="838"/>
+            <w:tcW w:type="dxa" w:w="1218"/>
           </w:tcPr>
           <w:p>
             <w:r>
@@ -19551,7 +19543,7 @@
         </w:tc>
         <w:tc>
           <w:tcPr>
-            <w:tcW w:type="dxa" w:w="838"/>
+            <w:tcW w:type="dxa" w:w="1218"/>
           </w:tcPr>
           <w:p>
             <w:r>
@@ -19564,7 +19556,7 @@
         </w:tc>
         <w:tc>
           <w:tcPr>
-            <w:tcW w:type="dxa" w:w="838"/>
+            <w:tcW w:type="dxa" w:w="1218"/>
           </w:tcPr>
           <w:p>
             <w:r>
@@ -19577,7 +19569,7 @@
         </w:tc>
         <w:tc>
           <w:tcPr>
-            <w:tcW w:type="dxa" w:w="838"/>
+            <w:tcW w:type="dxa" w:w="1218"/>
           </w:tcPr>
           <w:p>
             <w:r>
@@ -19592,7 +19584,7 @@
       <w:tr>
         <w:tc>
           <w:tcPr>
-            <w:tcW w:type="dxa" w:w="838"/>
+            <w:tcW w:type="dxa" w:w="1218"/>
           </w:tcPr>
           <w:p>
             <w:r>
@@ -19605,7 +19597,7 @@
         </w:tc>
         <w:tc>
           <w:tcPr>
-            <w:tcW w:type="dxa" w:w="838"/>
+            <w:tcW w:type="dxa" w:w="1218"/>
           </w:tcPr>
           <w:p>
             <w:r>
@@ -19618,7 +19610,7 @@
         </w:tc>
         <w:tc>
           <w:tcPr>
-            <w:tcW w:type="dxa" w:w="838"/>
+            <w:tcW w:type="dxa" w:w="1218"/>
           </w:tcPr>
           <w:p>
             <w:r>
@@ -19631,7 +19623,7 @@
         </w:tc>
         <w:tc>
           <w:tcPr>
-            <w:tcW w:type="dxa" w:w="838"/>
+            <w:tcW w:type="dxa" w:w="1218"/>
           </w:tcPr>
           <w:p>
             <w:r>
@@ -19644,7 +19636,7 @@
         </w:tc>
         <w:tc>
           <w:tcPr>
-            <w:tcW w:type="dxa" w:w="838"/>
+            <w:tcW w:type="dxa" w:w="1218"/>
           </w:tcPr>
           <w:p>
             <w:r>
@@ -19657,7 +19649,7 @@
         </w:tc>
         <w:tc>
           <w:tcPr>
-            <w:tcW w:type="dxa" w:w="838"/>
+            <w:tcW w:type="dxa" w:w="1218"/>
           </w:tcPr>
           <w:p>
             <w:r>
@@ -19670,7 +19662,7 @@
         </w:tc>
         <w:tc>
           <w:tcPr>
-            <w:tcW w:type="dxa" w:w="838"/>
+            <w:tcW w:type="dxa" w:w="1218"/>
           </w:tcPr>
           <w:p>
             <w:r>
@@ -19683,7 +19675,7 @@
         </w:tc>
         <w:tc>
           <w:tcPr>
-            <w:tcW w:type="dxa" w:w="838"/>
+            <w:tcW w:type="dxa" w:w="1218"/>
           </w:tcPr>
           <w:p>
             <w:r>
@@ -19696,7 +19688,7 @@
         </w:tc>
         <w:tc>
           <w:tcPr>
-            <w:tcW w:type="dxa" w:w="838"/>
+            <w:tcW w:type="dxa" w:w="1218"/>
           </w:tcPr>
           <w:p>
             <w:r>
@@ -19709,7 +19701,7 @@
         </w:tc>
         <w:tc>
           <w:tcPr>
-            <w:tcW w:type="dxa" w:w="838"/>
+            <w:tcW w:type="dxa" w:w="1218"/>
           </w:tcPr>
           <w:p>
             <w:r>
@@ -19722,7 +19714,7 @@
         </w:tc>
         <w:tc>
           <w:tcPr>
-            <w:tcW w:type="dxa" w:w="838"/>
+            <w:tcW w:type="dxa" w:w="1218"/>
           </w:tcPr>
           <w:p>
             <w:r>
@@ -19735,7 +19727,7 @@
         </w:tc>
         <w:tc>
           <w:tcPr>
-            <w:tcW w:type="dxa" w:w="838"/>
+            <w:tcW w:type="dxa" w:w="1218"/>
           </w:tcPr>
           <w:p>
             <w:r>
@@ -19748,7 +19740,7 @@
         </w:tc>
         <w:tc>
           <w:tcPr>
-            <w:tcW w:type="dxa" w:w="838"/>
+            <w:tcW w:type="dxa" w:w="1218"/>
           </w:tcPr>
           <w:p>
             <w:r>
@@ -19763,7 +19755,7 @@
       <w:tr>
         <w:tc>
           <w:tcPr>
-            <w:tcW w:type="dxa" w:w="838"/>
+            <w:tcW w:type="dxa" w:w="1218"/>
           </w:tcPr>
           <w:p>
             <w:r>
@@ -19776,7 +19768,7 @@
         </w:tc>
         <w:tc>
           <w:tcPr>
-            <w:tcW w:type="dxa" w:w="838"/>
+            <w:tcW w:type="dxa" w:w="1218"/>
           </w:tcPr>
           <w:p>
             <w:r>
@@ -19789,7 +19781,7 @@
         </w:tc>
         <w:tc>
           <w:tcPr>
-            <w:tcW w:type="dxa" w:w="838"/>
+            <w:tcW w:type="dxa" w:w="1218"/>
           </w:tcPr>
           <w:p>
             <w:r>
@@ -19802,7 +19794,7 @@
         </w:tc>
         <w:tc>
           <w:tcPr>
-            <w:tcW w:type="dxa" w:w="838"/>
+            <w:tcW w:type="dxa" w:w="1218"/>
           </w:tcPr>
           <w:p>
             <w:r>
@@ -19815,7 +19807,7 @@
         </w:tc>
         <w:tc>
           <w:tcPr>
-            <w:tcW w:type="dxa" w:w="838"/>
+            <w:tcW w:type="dxa" w:w="1218"/>
           </w:tcPr>
           <w:p>
             <w:r>
@@ -19828,7 +19820,7 @@
         </w:tc>
         <w:tc>
           <w:tcPr>
-            <w:tcW w:type="dxa" w:w="838"/>
+            <w:tcW w:type="dxa" w:w="1218"/>
           </w:tcPr>
           <w:p>
             <w:r>
@@ -19841,7 +19833,7 @@
         </w:tc>
         <w:tc>
           <w:tcPr>
-            <w:tcW w:type="dxa" w:w="838"/>
+            <w:tcW w:type="dxa" w:w="1218"/>
           </w:tcPr>
           <w:p>
             <w:r>
@@ -19854,7 +19846,7 @@
         </w:tc>
         <w:tc>
           <w:tcPr>
-            <w:tcW w:type="dxa" w:w="838"/>
+            <w:tcW w:type="dxa" w:w="1218"/>
           </w:tcPr>
           <w:p>
             <w:r>
@@ -19867,7 +19859,7 @@
         </w:tc>
         <w:tc>
           <w:tcPr>
-            <w:tcW w:type="dxa" w:w="838"/>
+            <w:tcW w:type="dxa" w:w="1218"/>
           </w:tcPr>
           <w:p>
             <w:r>
@@ -19880,7 +19872,7 @@
         </w:tc>
         <w:tc>
           <w:tcPr>
-            <w:tcW w:type="dxa" w:w="838"/>
+            <w:tcW w:type="dxa" w:w="1218"/>
           </w:tcPr>
           <w:p>
             <w:r>
@@ -19893,7 +19885,7 @@
         </w:tc>
         <w:tc>
           <w:tcPr>
-            <w:tcW w:type="dxa" w:w="838"/>
+            <w:tcW w:type="dxa" w:w="1218"/>
           </w:tcPr>
           <w:p>
             <w:r>
@@ -19906,7 +19898,7 @@
         </w:tc>
         <w:tc>
           <w:tcPr>
-            <w:tcW w:type="dxa" w:w="838"/>
+            <w:tcW w:type="dxa" w:w="1218"/>
           </w:tcPr>
           <w:p>
             <w:r>
@@ -19919,7 +19911,7 @@
         </w:tc>
         <w:tc>
           <w:tcPr>
-            <w:tcW w:type="dxa" w:w="838"/>
+            <w:tcW w:type="dxa" w:w="1218"/>
           </w:tcPr>
           <w:p>
             <w:r>
@@ -19934,7 +19926,7 @@
       <w:tr>
         <w:tc>
           <w:tcPr>
-            <w:tcW w:type="dxa" w:w="838"/>
+            <w:tcW w:type="dxa" w:w="1218"/>
           </w:tcPr>
           <w:p>
             <w:r>
@@ -19947,7 +19939,7 @@
         </w:tc>
         <w:tc>
           <w:tcPr>
-            <w:tcW w:type="dxa" w:w="838"/>
+            <w:tcW w:type="dxa" w:w="1218"/>
           </w:tcPr>
           <w:p>
             <w:r>
@@ -19960,7 +19952,7 @@
         </w:tc>
         <w:tc>
           <w:tcPr>
-            <w:tcW w:type="dxa" w:w="838"/>
+            <w:tcW w:type="dxa" w:w="1218"/>
           </w:tcPr>
           <w:p>
             <w:r>
@@ -19973,7 +19965,7 @@
         </w:tc>
         <w:tc>
           <w:tcPr>
-            <w:tcW w:type="dxa" w:w="838"/>
+            <w:tcW w:type="dxa" w:w="1218"/>
           </w:tcPr>
           <w:p>
             <w:r>
@@ -19986,7 +19978,7 @@
         </w:tc>
         <w:tc>
           <w:tcPr>
-            <w:tcW w:type="dxa" w:w="838"/>
+            <w:tcW w:type="dxa" w:w="1218"/>
           </w:tcPr>
           <w:p>
             <w:r>
@@ -19999,7 +19991,7 @@
         </w:tc>
         <w:tc>
           <w:tcPr>
-            <w:tcW w:type="dxa" w:w="838"/>
+            <w:tcW w:type="dxa" w:w="1218"/>
           </w:tcPr>
           <w:p>
             <w:r>
@@ -20012,7 +20004,7 @@
         </w:tc>
         <w:tc>
           <w:tcPr>
-            <w:tcW w:type="dxa" w:w="838"/>
+            <w:tcW w:type="dxa" w:w="1218"/>
           </w:tcPr>
           <w:p>
             <w:r>
@@ -20025,7 +20017,7 @@
         </w:tc>
         <w:tc>
           <w:tcPr>
-            <w:tcW w:type="dxa" w:w="838"/>
+            <w:tcW w:type="dxa" w:w="1218"/>
           </w:tcPr>
           <w:p>
             <w:r>
@@ -20038,7 +20030,7 @@
         </w:tc>
         <w:tc>
           <w:tcPr>
-            <w:tcW w:type="dxa" w:w="838"/>
+            <w:tcW w:type="dxa" w:w="1218"/>
           </w:tcPr>
           <w:p>
             <w:r>
@@ -20051,7 +20043,7 @@
         </w:tc>
         <w:tc>
           <w:tcPr>
-            <w:tcW w:type="dxa" w:w="838"/>
+            <w:tcW w:type="dxa" w:w="1218"/>
           </w:tcPr>
           <w:p>
             <w:r>
@@ -20064,7 +20056,7 @@
         </w:tc>
         <w:tc>
           <w:tcPr>
-            <w:tcW w:type="dxa" w:w="838"/>
+            <w:tcW w:type="dxa" w:w="1218"/>
           </w:tcPr>
           <w:p>
             <w:r>
@@ -20077,7 +20069,7 @@
         </w:tc>
         <w:tc>
           <w:tcPr>
-            <w:tcW w:type="dxa" w:w="838"/>
+            <w:tcW w:type="dxa" w:w="1218"/>
           </w:tcPr>
           <w:p>
             <w:r>
@@ -20090,7 +20082,7 @@
         </w:tc>
         <w:tc>
           <w:tcPr>
-            <w:tcW w:type="dxa" w:w="838"/>
+            <w:tcW w:type="dxa" w:w="1218"/>
           </w:tcPr>
           <w:p>
             <w:r>
@@ -20105,7 +20097,7 @@
       <w:tr>
         <w:tc>
           <w:tcPr>
-            <w:tcW w:type="dxa" w:w="838"/>
+            <w:tcW w:type="dxa" w:w="1218"/>
           </w:tcPr>
           <w:p>
             <w:r>
@@ -20118,7 +20110,7 @@
         </w:tc>
         <w:tc>
           <w:tcPr>
-            <w:tcW w:type="dxa" w:w="838"/>
+            <w:tcW w:type="dxa" w:w="1218"/>
           </w:tcPr>
           <w:p>
             <w:r>
@@ -20131,7 +20123,7 @@
         </w:tc>
         <w:tc>
           <w:tcPr>
-            <w:tcW w:type="dxa" w:w="838"/>
+            <w:tcW w:type="dxa" w:w="1218"/>
           </w:tcPr>
           <w:p>
             <w:r>
@@ -20144,7 +20136,7 @@
         </w:tc>
         <w:tc>
           <w:tcPr>
-            <w:tcW w:type="dxa" w:w="838"/>
+            <w:tcW w:type="dxa" w:w="1218"/>
           </w:tcPr>
           <w:p>
             <w:r>
@@ -20157,7 +20149,7 @@
         </w:tc>
         <w:tc>
           <w:tcPr>
-            <w:tcW w:type="dxa" w:w="838"/>
+            <w:tcW w:type="dxa" w:w="1218"/>
           </w:tcPr>
           <w:p>
             <w:r>
@@ -20170,7 +20162,7 @@
         </w:tc>
         <w:tc>
           <w:tcPr>
-            <w:tcW w:type="dxa" w:w="838"/>
+            <w:tcW w:type="dxa" w:w="1218"/>
           </w:tcPr>
           <w:p>
             <w:r>
@@ -20183,7 +20175,7 @@
         </w:tc>
         <w:tc>
           <w:tcPr>
-            <w:tcW w:type="dxa" w:w="838"/>
+            <w:tcW w:type="dxa" w:w="1218"/>
           </w:tcPr>
           <w:p>
             <w:r>
@@ -20196,7 +20188,7 @@
         </w:tc>
         <w:tc>
           <w:tcPr>
-            <w:tcW w:type="dxa" w:w="838"/>
+            <w:tcW w:type="dxa" w:w="1218"/>
           </w:tcPr>
           <w:p>
             <w:r>
@@ -20209,7 +20201,7 @@
         </w:tc>
         <w:tc>
           <w:tcPr>
-            <w:tcW w:type="dxa" w:w="838"/>
+            <w:tcW w:type="dxa" w:w="1218"/>
           </w:tcPr>
           <w:p>
             <w:r>
@@ -20222,7 +20214,7 @@
         </w:tc>
         <w:tc>
           <w:tcPr>
-            <w:tcW w:type="dxa" w:w="838"/>
+            <w:tcW w:type="dxa" w:w="1218"/>
           </w:tcPr>
           <w:p>
             <w:r>
@@ -20235,7 +20227,7 @@
         </w:tc>
         <w:tc>
           <w:tcPr>
-            <w:tcW w:type="dxa" w:w="838"/>
+            <w:tcW w:type="dxa" w:w="1218"/>
           </w:tcPr>
           <w:p>
             <w:r>
@@ -20248,7 +20240,7 @@
         </w:tc>
         <w:tc>
           <w:tcPr>
-            <w:tcW w:type="dxa" w:w="838"/>
+            <w:tcW w:type="dxa" w:w="1218"/>
           </w:tcPr>
           <w:p>
             <w:r>
@@ -20261,7 +20253,7 @@
         </w:tc>
         <w:tc>
           <w:tcPr>
-            <w:tcW w:type="dxa" w:w="838"/>
+            <w:tcW w:type="dxa" w:w="1218"/>
           </w:tcPr>
           <w:p>
             <w:r>
@@ -20276,7 +20268,7 @@
       <w:tr>
         <w:tc>
           <w:tcPr>
-            <w:tcW w:type="dxa" w:w="838"/>
+            <w:tcW w:type="dxa" w:w="1218"/>
           </w:tcPr>
           <w:p>
             <w:r>
@@ -20289,7 +20281,7 @@
         </w:tc>
         <w:tc>
           <w:tcPr>
-            <w:tcW w:type="dxa" w:w="838"/>
+            <w:tcW w:type="dxa" w:w="1218"/>
           </w:tcPr>
           <w:p>
             <w:r>
@@ -20302,7 +20294,7 @@
         </w:tc>
         <w:tc>
           <w:tcPr>
-            <w:tcW w:type="dxa" w:w="838"/>
+            <w:tcW w:type="dxa" w:w="1218"/>
           </w:tcPr>
           <w:p>
             <w:r>
@@ -20315,7 +20307,7 @@
         </w:tc>
         <w:tc>
           <w:tcPr>
-            <w:tcW w:type="dxa" w:w="838"/>
+            <w:tcW w:type="dxa" w:w="1218"/>
           </w:tcPr>
           <w:p>
             <w:r>
@@ -20328,7 +20320,7 @@
         </w:tc>
         <w:tc>
           <w:tcPr>
-            <w:tcW w:type="dxa" w:w="838"/>
+            <w:tcW w:type="dxa" w:w="1218"/>
           </w:tcPr>
           <w:p>
             <w:r>
@@ -20341,7 +20333,7 @@
         </w:tc>
         <w:tc>
           <w:tcPr>
-            <w:tcW w:type="dxa" w:w="838"/>
+            <w:tcW w:type="dxa" w:w="1218"/>
           </w:tcPr>
           <w:p>
             <w:r>
@@ -20354,7 +20346,7 @@
         </w:tc>
         <w:tc>
           <w:tcPr>
-            <w:tcW w:type="dxa" w:w="838"/>
+            <w:tcW w:type="dxa" w:w="1218"/>
           </w:tcPr>
           <w:p>
             <w:r>
@@ -20367,7 +20359,7 @@
         </w:tc>
         <w:tc>
           <w:tcPr>
-            <w:tcW w:type="dxa" w:w="838"/>
+            <w:tcW w:type="dxa" w:w="1218"/>
           </w:tcPr>
           <w:p>
             <w:r>
@@ -20380,7 +20372,7 @@
         </w:tc>
         <w:tc>
           <w:tcPr>
-            <w:tcW w:type="dxa" w:w="838"/>
+            <w:tcW w:type="dxa" w:w="1218"/>
           </w:tcPr>
           <w:p>
             <w:r>
@@ -20393,7 +20385,7 @@
         </w:tc>
         <w:tc>
           <w:tcPr>
-            <w:tcW w:type="dxa" w:w="838"/>
+            <w:tcW w:type="dxa" w:w="1218"/>
           </w:tcPr>
           <w:p>
             <w:r>
@@ -20406,7 +20398,7 @@
         </w:tc>
         <w:tc>
           <w:tcPr>
-            <w:tcW w:type="dxa" w:w="838"/>
+            <w:tcW w:type="dxa" w:w="1218"/>
           </w:tcPr>
           <w:p>
             <w:r>
@@ -20419,7 +20411,7 @@
         </w:tc>
         <w:tc>
           <w:tcPr>
-            <w:tcW w:type="dxa" w:w="838"/>
+            <w:tcW w:type="dxa" w:w="1218"/>
           </w:tcPr>
           <w:p>
             <w:r>
@@ -20432,7 +20424,7 @@
         </w:tc>
         <w:tc>
           <w:tcPr>
-            <w:tcW w:type="dxa" w:w="838"/>
+            <w:tcW w:type="dxa" w:w="1218"/>
           </w:tcPr>
           <w:p>
             <w:r>
@@ -20447,7 +20439,7 @@
       <w:tr>
         <w:tc>
           <w:tcPr>
-            <w:tcW w:type="dxa" w:w="838"/>
+            <w:tcW w:type="dxa" w:w="1218"/>
           </w:tcPr>
           <w:p>
             <w:r>
@@ -20460,7 +20452,7 @@
         </w:tc>
         <w:tc>
           <w:tcPr>
-            <w:tcW w:type="dxa" w:w="838"/>
+            <w:tcW w:type="dxa" w:w="1218"/>
           </w:tcPr>
           <w:p>
             <w:r>
@@ -20473,7 +20465,7 @@
         </w:tc>
         <w:tc>
           <w:tcPr>
-            <w:tcW w:type="dxa" w:w="838"/>
+            <w:tcW w:type="dxa" w:w="1218"/>
           </w:tcPr>
           <w:p>
             <w:r>
@@ -20486,7 +20478,7 @@
         </w:tc>
         <w:tc>
           <w:tcPr>
-            <w:tcW w:type="dxa" w:w="838"/>
+            <w:tcW w:type="dxa" w:w="1218"/>
           </w:tcPr>
           <w:p>
             <w:r>
@@ -20499,7 +20491,7 @@
         </w:tc>
         <w:tc>
           <w:tcPr>
-            <w:tcW w:type="dxa" w:w="838"/>
+            <w:tcW w:type="dxa" w:w="1218"/>
           </w:tcPr>
           <w:p>
             <w:r>
@@ -20512,7 +20504,7 @@
         </w:tc>
         <w:tc>
           <w:tcPr>
-            <w:tcW w:type="dxa" w:w="838"/>
+            <w:tcW w:type="dxa" w:w="1218"/>
           </w:tcPr>
           <w:p>
             <w:r>
@@ -20525,7 +20517,7 @@
         </w:tc>
         <w:tc>
           <w:tcPr>
-            <w:tcW w:type="dxa" w:w="838"/>
+            <w:tcW w:type="dxa" w:w="1218"/>
           </w:tcPr>
           <w:p>
             <w:r>
@@ -20538,7 +20530,7 @@
         </w:tc>
         <w:tc>
           <w:tcPr>
-            <w:tcW w:type="dxa" w:w="838"/>
+            <w:tcW w:type="dxa" w:w="1218"/>
           </w:tcPr>
           <w:p>
             <w:r>
@@ -20551,7 +20543,7 @@
         </w:tc>
         <w:tc>
           <w:tcPr>
-            <w:tcW w:type="dxa" w:w="838"/>
+            <w:tcW w:type="dxa" w:w="1218"/>
           </w:tcPr>
           <w:p>
             <w:r>
@@ -20564,7 +20556,7 @@
         </w:tc>
         <w:tc>
           <w:tcPr>
-            <w:tcW w:type="dxa" w:w="838"/>
+            <w:tcW w:type="dxa" w:w="1218"/>
           </w:tcPr>
           <w:p>
             <w:r>
@@ -20577,7 +20569,7 @@
         </w:tc>
         <w:tc>
           <w:tcPr>
-            <w:tcW w:type="dxa" w:w="838"/>
+            <w:tcW w:type="dxa" w:w="1218"/>
           </w:tcPr>
           <w:p>
             <w:r>
@@ -20590,7 +20582,7 @@
         </w:tc>
         <w:tc>
           <w:tcPr>
-            <w:tcW w:type="dxa" w:w="838"/>
+            <w:tcW w:type="dxa" w:w="1218"/>
           </w:tcPr>
           <w:p>
             <w:r>
@@ -20603,7 +20595,7 @@
         </w:tc>
         <w:tc>
           <w:tcPr>
-            <w:tcW w:type="dxa" w:w="838"/>
+            <w:tcW w:type="dxa" w:w="1218"/>
           </w:tcPr>
           <w:p>
             <w:r>
@@ -20618,7 +20610,7 @@
       <w:tr>
         <w:tc>
           <w:tcPr>
-            <w:tcW w:type="dxa" w:w="838"/>
+            <w:tcW w:type="dxa" w:w="1218"/>
           </w:tcPr>
           <w:p>
             <w:r>
@@ -20631,7 +20623,7 @@
         </w:tc>
         <w:tc>
           <w:tcPr>
-            <w:tcW w:type="dxa" w:w="838"/>
+            <w:tcW w:type="dxa" w:w="1218"/>
           </w:tcPr>
           <w:p>
             <w:r>
@@ -20644,7 +20636,7 @@
         </w:tc>
         <w:tc>
           <w:tcPr>
-            <w:tcW w:type="dxa" w:w="838"/>
+            <w:tcW w:type="dxa" w:w="1218"/>
           </w:tcPr>
           <w:p>
             <w:r>
@@ -20657,7 +20649,7 @@
         </w:tc>
         <w:tc>
           <w:tcPr>
-            <w:tcW w:type="dxa" w:w="838"/>
+            <w:tcW w:type="dxa" w:w="1218"/>
           </w:tcPr>
           <w:p>
             <w:r>
@@ -20670,7 +20662,7 @@
         </w:tc>
         <w:tc>
           <w:tcPr>
-            <w:tcW w:type="dxa" w:w="838"/>
+            <w:tcW w:type="dxa" w:w="1218"/>
           </w:tcPr>
           <w:p>
             <w:r>
@@ -20683,7 +20675,7 @@
         </w:tc>
         <w:tc>
           <w:tcPr>
-            <w:tcW w:type="dxa" w:w="838"/>
+            <w:tcW w:type="dxa" w:w="1218"/>
           </w:tcPr>
           <w:p>
             <w:r>
@@ -20696,7 +20688,7 @@
         </w:tc>
         <w:tc>
           <w:tcPr>
-            <w:tcW w:type="dxa" w:w="838"/>
+            <w:tcW w:type="dxa" w:w="1218"/>
           </w:tcPr>
           <w:p>
             <w:r>
@@ -20709,7 +20701,7 @@
         </w:tc>
         <w:tc>
           <w:tcPr>
-            <w:tcW w:type="dxa" w:w="838"/>
+            <w:tcW w:type="dxa" w:w="1218"/>
           </w:tcPr>
           <w:p>
             <w:r>
@@ -20722,7 +20714,7 @@
         </w:tc>
         <w:tc>
           <w:tcPr>
-            <w:tcW w:type="dxa" w:w="838"/>
+            <w:tcW w:type="dxa" w:w="1218"/>
           </w:tcPr>
           <w:p>
             <w:r>
@@ -20735,7 +20727,7 @@
         </w:tc>
         <w:tc>
           <w:tcPr>
-            <w:tcW w:type="dxa" w:w="838"/>
+            <w:tcW w:type="dxa" w:w="1218"/>
           </w:tcPr>
           <w:p>
             <w:r>
@@ -20748,7 +20740,7 @@
         </w:tc>
         <w:tc>
           <w:tcPr>
-            <w:tcW w:type="dxa" w:w="838"/>
+            <w:tcW w:type="dxa" w:w="1218"/>
           </w:tcPr>
           <w:p>
             <w:r>
@@ -20761,7 +20753,7 @@
         </w:tc>
         <w:tc>
           <w:tcPr>
-            <w:tcW w:type="dxa" w:w="838"/>
+            <w:tcW w:type="dxa" w:w="1218"/>
           </w:tcPr>
           <w:p>
             <w:r>
@@ -20774,7 +20766,7 @@
         </w:tc>
         <w:tc>
           <w:tcPr>
-            <w:tcW w:type="dxa" w:w="838"/>
+            <w:tcW w:type="dxa" w:w="1218"/>
           </w:tcPr>
           <w:p>
             <w:r>
@@ -20789,7 +20781,7 @@
       <w:tr>
         <w:tc>
           <w:tcPr>
-            <w:tcW w:type="dxa" w:w="838"/>
+            <w:tcW w:type="dxa" w:w="1218"/>
           </w:tcPr>
           <w:p>
             <w:r>
@@ -20802,7 +20794,7 @@
         </w:tc>
         <w:tc>
           <w:tcPr>
-            <w:tcW w:type="dxa" w:w="838"/>
+            <w:tcW w:type="dxa" w:w="1218"/>
           </w:tcPr>
           <w:p>
             <w:r>
@@ -20815,7 +20807,7 @@
         </w:tc>
         <w:tc>
           <w:tcPr>
-            <w:tcW w:type="dxa" w:w="838"/>
+            <w:tcW w:type="dxa" w:w="1218"/>
           </w:tcPr>
           <w:p>
             <w:r>
@@ -20828,7 +20820,7 @@
         </w:tc>
         <w:tc>
           <w:tcPr>
-            <w:tcW w:type="dxa" w:w="838"/>
+            <w:tcW w:type="dxa" w:w="1218"/>
           </w:tcPr>
           <w:p>
             <w:r>
@@ -20841,7 +20833,7 @@
         </w:tc>
         <w:tc>
           <w:tcPr>
-            <w:tcW w:type="dxa" w:w="838"/>
+            <w:tcW w:type="dxa" w:w="1218"/>
           </w:tcPr>
           <w:p>
             <w:r>
@@ -20854,7 +20846,7 @@
         </w:tc>
         <w:tc>
           <w:tcPr>
-            <w:tcW w:type="dxa" w:w="838"/>
+            <w:tcW w:type="dxa" w:w="1218"/>
           </w:tcPr>
           <w:p>
             <w:r>
@@ -20867,7 +20859,7 @@
         </w:tc>
         <w:tc>
           <w:tcPr>
-            <w:tcW w:type="dxa" w:w="838"/>
+            <w:tcW w:type="dxa" w:w="1218"/>
           </w:tcPr>
           <w:p>
             <w:r>
@@ -20880,7 +20872,7 @@
         </w:tc>
         <w:tc>
           <w:tcPr>
-            <w:tcW w:type="dxa" w:w="838"/>
+            <w:tcW w:type="dxa" w:w="1218"/>
           </w:tcPr>
           <w:p>
             <w:r>
@@ -20893,7 +20885,7 @@
         </w:tc>
         <w:tc>
           <w:tcPr>
-            <w:tcW w:type="dxa" w:w="838"/>
+            <w:tcW w:type="dxa" w:w="1218"/>
           </w:tcPr>
           <w:p>
             <w:r>
@@ -20906,7 +20898,7 @@
         </w:tc>
         <w:tc>
           <w:tcPr>
-            <w:tcW w:type="dxa" w:w="838"/>
+            <w:tcW w:type="dxa" w:w="1218"/>
           </w:tcPr>
           <w:p>
             <w:r>
@@ -20919,7 +20911,7 @@
         </w:tc>
         <w:tc>
           <w:tcPr>
-            <w:tcW w:type="dxa" w:w="838"/>
+            <w:tcW w:type="dxa" w:w="1218"/>
           </w:tcPr>
           <w:p>
             <w:r>
@@ -20932,7 +20924,7 @@
         </w:tc>
         <w:tc>
           <w:tcPr>
-            <w:tcW w:type="dxa" w:w="838"/>
+            <w:tcW w:type="dxa" w:w="1218"/>
           </w:tcPr>
           <w:p>
             <w:r>
@@ -20945,7 +20937,7 @@
         </w:tc>
         <w:tc>
           <w:tcPr>
-            <w:tcW w:type="dxa" w:w="838"/>
+            <w:tcW w:type="dxa" w:w="1218"/>
           </w:tcPr>
           <w:p>
             <w:r>
@@ -20960,7 +20952,7 @@
       <w:tr>
         <w:tc>
           <w:tcPr>
-            <w:tcW w:type="dxa" w:w="838"/>
+            <w:tcW w:type="dxa" w:w="1218"/>
           </w:tcPr>
           <w:p>
             <w:r>
@@ -20973,7 +20965,7 @@
         </w:tc>
         <w:tc>
           <w:tcPr>
-            <w:tcW w:type="dxa" w:w="838"/>
+            <w:tcW w:type="dxa" w:w="1218"/>
           </w:tcPr>
           <w:p>
             <w:r>
@@ -20986,7 +20978,7 @@
         </w:tc>
         <w:tc>
           <w:tcPr>
-            <w:tcW w:type="dxa" w:w="838"/>
+            <w:tcW w:type="dxa" w:w="1218"/>
           </w:tcPr>
           <w:p>
             <w:r>
@@ -20999,7 +20991,7 @@
         </w:tc>
         <w:tc>
           <w:tcPr>
-            <w:tcW w:type="dxa" w:w="838"/>
+            <w:tcW w:type="dxa" w:w="1218"/>
           </w:tcPr>
           <w:p>
             <w:r>
@@ -21012,7 +21004,7 @@
         </w:tc>
         <w:tc>
           <w:tcPr>
-            <w:tcW w:type="dxa" w:w="838"/>
+            <w:tcW w:type="dxa" w:w="1218"/>
           </w:tcPr>
           <w:p>
             <w:r>
@@ -21025,7 +21017,7 @@
         </w:tc>
         <w:tc>
           <w:tcPr>
-            <w:tcW w:type="dxa" w:w="838"/>
+            <w:tcW w:type="dxa" w:w="1218"/>
           </w:tcPr>
           <w:p>
             <w:r>
@@ -21038,7 +21030,7 @@
         </w:tc>
         <w:tc>
           <w:tcPr>
-            <w:tcW w:type="dxa" w:w="838"/>
+            <w:tcW w:type="dxa" w:w="1218"/>
           </w:tcPr>
           <w:p>
             <w:r>
@@ -21051,7 +21043,7 @@
         </w:tc>
         <w:tc>
           <w:tcPr>
-            <w:tcW w:type="dxa" w:w="838"/>
+            <w:tcW w:type="dxa" w:w="1218"/>
           </w:tcPr>
           <w:p>
             <w:r>
@@ -21064,7 +21056,7 @@
         </w:tc>
         <w:tc>
           <w:tcPr>
-            <w:tcW w:type="dxa" w:w="838"/>
+            <w:tcW w:type="dxa" w:w="1218"/>
           </w:tcPr>
           <w:p>
             <w:r>
@@ -21077,7 +21069,7 @@
         </w:tc>
         <w:tc>
           <w:tcPr>
-            <w:tcW w:type="dxa" w:w="838"/>
+            <w:tcW w:type="dxa" w:w="1218"/>
           </w:tcPr>
           <w:p>
             <w:r>
@@ -21090,7 +21082,7 @@
         </w:tc>
         <w:tc>
           <w:tcPr>
-            <w:tcW w:type="dxa" w:w="838"/>
+            <w:tcW w:type="dxa" w:w="1218"/>
           </w:tcPr>
           <w:p>
             <w:r>
@@ -21103,7 +21095,7 @@
         </w:tc>
         <w:tc>
           <w:tcPr>
-            <w:tcW w:type="dxa" w:w="838"/>
+            <w:tcW w:type="dxa" w:w="1218"/>
           </w:tcPr>
           <w:p>
             <w:r>
@@ -21116,7 +21108,7 @@
         </w:tc>
         <w:tc>
           <w:tcPr>
-            <w:tcW w:type="dxa" w:w="838"/>
+            <w:tcW w:type="dxa" w:w="1218"/>
           </w:tcPr>
           <w:p>
             <w:r>
@@ -21131,7 +21123,7 @@
       <w:tr>
         <w:tc>
           <w:tcPr>
-            <w:tcW w:type="dxa" w:w="838"/>
+            <w:tcW w:type="dxa" w:w="1218"/>
           </w:tcPr>
           <w:p>
             <w:r>
@@ -21144,7 +21136,7 @@
         </w:tc>
         <w:tc>
           <w:tcPr>
-            <w:tcW w:type="dxa" w:w="838"/>
+            <w:tcW w:type="dxa" w:w="1218"/>
           </w:tcPr>
           <w:p>
             <w:r>
@@ -21157,7 +21149,7 @@
         </w:tc>
         <w:tc>
           <w:tcPr>
-            <w:tcW w:type="dxa" w:w="838"/>
+            <w:tcW w:type="dxa" w:w="1218"/>
           </w:tcPr>
           <w:p>
             <w:r>
@@ -21170,7 +21162,7 @@
         </w:tc>
         <w:tc>
           <w:tcPr>
-            <w:tcW w:type="dxa" w:w="838"/>
+            <w:tcW w:type="dxa" w:w="1218"/>
           </w:tcPr>
           <w:p>
             <w:r>
@@ -21183,7 +21175,7 @@
         </w:tc>
         <w:tc>
           <w:tcPr>
-            <w:tcW w:type="dxa" w:w="838"/>
+            <w:tcW w:type="dxa" w:w="1218"/>
           </w:tcPr>
           <w:p>
             <w:r>
@@ -21196,7 +21188,7 @@
         </w:tc>
         <w:tc>
           <w:tcPr>
-            <w:tcW w:type="dxa" w:w="838"/>
+            <w:tcW w:type="dxa" w:w="1218"/>
           </w:tcPr>
           <w:p>
             <w:r>
@@ -21209,7 +21201,7 @@
         </w:tc>
         <w:tc>
           <w:tcPr>
-            <w:tcW w:type="dxa" w:w="838"/>
+            <w:tcW w:type="dxa" w:w="1218"/>
           </w:tcPr>
           <w:p>
             <w:r>
@@ -21222,7 +21214,7 @@
         </w:tc>
         <w:tc>
           <w:tcPr>
-            <w:tcW w:type="dxa" w:w="838"/>
+            <w:tcW w:type="dxa" w:w="1218"/>
           </w:tcPr>
           <w:p>
             <w:r>
@@ -21235,7 +21227,7 @@
         </w:tc>
         <w:tc>
           <w:tcPr>
-            <w:tcW w:type="dxa" w:w="838"/>
+            <w:tcW w:type="dxa" w:w="1218"/>
           </w:tcPr>
           <w:p>
             <w:r>
@@ -21248,7 +21240,7 @@
         </w:tc>
         <w:tc>
           <w:tcPr>
-            <w:tcW w:type="dxa" w:w="838"/>
+            <w:tcW w:type="dxa" w:w="1218"/>
           </w:tcPr>
           <w:p>
             <w:r>
@@ -21261,7 +21253,7 @@
         </w:tc>
         <w:tc>
           <w:tcPr>
-            <w:tcW w:type="dxa" w:w="838"/>
+            <w:tcW w:type="dxa" w:w="1218"/>
           </w:tcPr>
           <w:p>
             <w:r>
@@ -21274,7 +21266,7 @@
         </w:tc>
         <w:tc>
           <w:tcPr>
-            <w:tcW w:type="dxa" w:w="838"/>
+            <w:tcW w:type="dxa" w:w="1218"/>
           </w:tcPr>
           <w:p>
             <w:r>
@@ -21287,7 +21279,7 @@
         </w:tc>
         <w:tc>
           <w:tcPr>
-            <w:tcW w:type="dxa" w:w="838"/>
+            <w:tcW w:type="dxa" w:w="1218"/>
           </w:tcPr>
           <w:p>
             <w:r>
@@ -21302,7 +21294,7 @@
       <w:tr>
         <w:tc>
           <w:tcPr>
-            <w:tcW w:type="dxa" w:w="838"/>
+            <w:tcW w:type="dxa" w:w="1218"/>
           </w:tcPr>
           <w:p>
             <w:r>
@@ -21315,7 +21307,7 @@
         </w:tc>
         <w:tc>
           <w:tcPr>
-            <w:tcW w:type="dxa" w:w="838"/>
+            <w:tcW w:type="dxa" w:w="1218"/>
           </w:tcPr>
           <w:p>
             <w:r>
@@ -21328,7 +21320,7 @@
         </w:tc>
         <w:tc>
           <w:tcPr>
-            <w:tcW w:type="dxa" w:w="838"/>
+            <w:tcW w:type="dxa" w:w="1218"/>
           </w:tcPr>
           <w:p>
             <w:r>
@@ -21341,7 +21333,7 @@
         </w:tc>
         <w:tc>
           <w:tcPr>
-            <w:tcW w:type="dxa" w:w="838"/>
+            <w:tcW w:type="dxa" w:w="1218"/>
           </w:tcPr>
           <w:p>
             <w:r>
@@ -21354,7 +21346,7 @@
         </w:tc>
         <w:tc>
           <w:tcPr>
-            <w:tcW w:type="dxa" w:w="838"/>
+            <w:tcW w:type="dxa" w:w="1218"/>
           </w:tcPr>
           <w:p>
             <w:r>
@@ -21367,7 +21359,7 @@
         </w:tc>
         <w:tc>
           <w:tcPr>
-            <w:tcW w:type="dxa" w:w="838"/>
+            <w:tcW w:type="dxa" w:w="1218"/>
           </w:tcPr>
           <w:p>
             <w:r>
@@ -21380,7 +21372,7 @@
         </w:tc>
         <w:tc>
           <w:tcPr>
-            <w:tcW w:type="dxa" w:w="838"/>
+            <w:tcW w:type="dxa" w:w="1218"/>
           </w:tcPr>
           <w:p>
             <w:r>
@@ -21393,7 +21385,7 @@
         </w:tc>
         <w:tc>
           <w:tcPr>
-            <w:tcW w:type="dxa" w:w="838"/>
+            <w:tcW w:type="dxa" w:w="1218"/>
           </w:tcPr>
           <w:p>
             <w:r>
@@ -21406,7 +21398,7 @@
         </w:tc>
         <w:tc>
           <w:tcPr>
-            <w:tcW w:type="dxa" w:w="838"/>
+            <w:tcW w:type="dxa" w:w="1218"/>
           </w:tcPr>
           <w:p>
             <w:r>
@@ -21419,7 +21411,7 @@
         </w:tc>
         <w:tc>
           <w:tcPr>
-            <w:tcW w:type="dxa" w:w="838"/>
+            <w:tcW w:type="dxa" w:w="1218"/>
           </w:tcPr>
           <w:p>
             <w:r>
@@ -21432,7 +21424,7 @@
         </w:tc>
         <w:tc>
           <w:tcPr>
-            <w:tcW w:type="dxa" w:w="838"/>
+            <w:tcW w:type="dxa" w:w="1218"/>
           </w:tcPr>
           <w:p>
             <w:r>
@@ -21445,7 +21437,7 @@
         </w:tc>
         <w:tc>
           <w:tcPr>
-            <w:tcW w:type="dxa" w:w="838"/>
+            <w:tcW w:type="dxa" w:w="1218"/>
           </w:tcPr>
           <w:p>
             <w:r>
@@ -21458,7 +21450,7 @@
         </w:tc>
         <w:tc>
           <w:tcPr>
-            <w:tcW w:type="dxa" w:w="838"/>
+            <w:tcW w:type="dxa" w:w="1218"/>
           </w:tcPr>
           <w:p>
             <w:r>
@@ -21473,7 +21465,7 @@
       <w:tr>
         <w:tc>
           <w:tcPr>
-            <w:tcW w:type="dxa" w:w="838"/>
+            <w:tcW w:type="dxa" w:w="1218"/>
           </w:tcPr>
           <w:p>
             <w:r>
@@ -21486,7 +21478,7 @@
         </w:tc>
         <w:tc>
           <w:tcPr>
-            <w:tcW w:type="dxa" w:w="838"/>
+            <w:tcW w:type="dxa" w:w="1218"/>
           </w:tcPr>
           <w:p>
             <w:r>
@@ -21499,7 +21491,7 @@
         </w:tc>
         <w:tc>
           <w:tcPr>
-            <w:tcW w:type="dxa" w:w="838"/>
+            <w:tcW w:type="dxa" w:w="1218"/>
           </w:tcPr>
           <w:p>
             <w:r>
@@ -21512,7 +21504,7 @@
         </w:tc>
         <w:tc>
           <w:tcPr>
-            <w:tcW w:type="dxa" w:w="838"/>
+            <w:tcW w:type="dxa" w:w="1218"/>
           </w:tcPr>
           <w:p>
             <w:r>
@@ -21525,7 +21517,7 @@
         </w:tc>
         <w:tc>
           <w:tcPr>
-            <w:tcW w:type="dxa" w:w="838"/>
+            <w:tcW w:type="dxa" w:w="1218"/>
           </w:tcPr>
           <w:p>
             <w:r>
@@ -21538,7 +21530,7 @@
         </w:tc>
         <w:tc>
           <w:tcPr>
-            <w:tcW w:type="dxa" w:w="838"/>
+            <w:tcW w:type="dxa" w:w="1218"/>
           </w:tcPr>
           <w:p>
             <w:r>
@@ -21551,7 +21543,7 @@
         </w:tc>
         <w:tc>
           <w:tcPr>
-            <w:tcW w:type="dxa" w:w="838"/>
+            <w:tcW w:type="dxa" w:w="1218"/>
           </w:tcPr>
           <w:p>
             <w:r>
@@ -21564,7 +21556,7 @@
         </w:tc>
         <w:tc>
           <w:tcPr>
-            <w:tcW w:type="dxa" w:w="838"/>
+            <w:tcW w:type="dxa" w:w="1218"/>
           </w:tcPr>
           <w:p>
             <w:r>
@@ -21577,7 +21569,7 @@
         </w:tc>
         <w:tc>
           <w:tcPr>
-            <w:tcW w:type="dxa" w:w="838"/>
+            <w:tcW w:type="dxa" w:w="1218"/>
           </w:tcPr>
           <w:p>
             <w:r>
@@ -21590,7 +21582,7 @@
         </w:tc>
         <w:tc>
           <w:tcPr>
-            <w:tcW w:type="dxa" w:w="838"/>
+            <w:tcW w:type="dxa" w:w="1218"/>
           </w:tcPr>
           <w:p>
             <w:r>
@@ -21603,7 +21595,7 @@
         </w:tc>
         <w:tc>
           <w:tcPr>
-            <w:tcW w:type="dxa" w:w="838"/>
+            <w:tcW w:type="dxa" w:w="1218"/>
           </w:tcPr>
           <w:p>
             <w:r>
@@ -21616,7 +21608,7 @@
         </w:tc>
         <w:tc>
           <w:tcPr>
-            <w:tcW w:type="dxa" w:w="838"/>
+            <w:tcW w:type="dxa" w:w="1218"/>
           </w:tcPr>
           <w:p>
             <w:r>
@@ -21629,7 +21621,7 @@
         </w:tc>
         <w:tc>
           <w:tcPr>
-            <w:tcW w:type="dxa" w:w="838"/>
+            <w:tcW w:type="dxa" w:w="1218"/>
           </w:tcPr>
           <w:p>
             <w:r>
@@ -21644,7 +21636,7 @@
       <w:tr>
         <w:tc>
           <w:tcPr>
-            <w:tcW w:type="dxa" w:w="838"/>
+            <w:tcW w:type="dxa" w:w="1218"/>
           </w:tcPr>
           <w:p>
             <w:r>
@@ -21657,7 +21649,7 @@
         </w:tc>
         <w:tc>
           <w:tcPr>
-            <w:tcW w:type="dxa" w:w="838"/>
+            <w:tcW w:type="dxa" w:w="1218"/>
           </w:tcPr>
           <w:p>
             <w:r>
@@ -21670,7 +21662,7 @@
         </w:tc>
         <w:tc>
           <w:tcPr>
-            <w:tcW w:type="dxa" w:w="838"/>
+            <w:tcW w:type="dxa" w:w="1218"/>
           </w:tcPr>
           <w:p>
             <w:r>
@@ -21683,7 +21675,7 @@
         </w:tc>
         <w:tc>
           <w:tcPr>
-            <w:tcW w:type="dxa" w:w="838"/>
+            <w:tcW w:type="dxa" w:w="1218"/>
           </w:tcPr>
           <w:p>
             <w:r>
@@ -21696,7 +21688,7 @@
         </w:tc>
         <w:tc>
           <w:tcPr>
-            <w:tcW w:type="dxa" w:w="838"/>
+            <w:tcW w:type="dxa" w:w="1218"/>
           </w:tcPr>
           <w:p>
             <w:r>
@@ -21709,7 +21701,7 @@
         </w:tc>
         <w:tc>
           <w:tcPr>
-            <w:tcW w:type="dxa" w:w="838"/>
+            <w:tcW w:type="dxa" w:w="1218"/>
           </w:tcPr>
           <w:p>
             <w:r>
@@ -21722,7 +21714,7 @@
         </w:tc>
         <w:tc>
           <w:tcPr>
-            <w:tcW w:type="dxa" w:w="838"/>
+            <w:tcW w:type="dxa" w:w="1218"/>
           </w:tcPr>
           <w:p>
             <w:r>
@@ -21735,7 +21727,7 @@
         </w:tc>
         <w:tc>
           <w:tcPr>
-            <w:tcW w:type="dxa" w:w="838"/>
+            <w:tcW w:type="dxa" w:w="1218"/>
           </w:tcPr>
           <w:p>
             <w:r>
@@ -21748,7 +21740,7 @@
         </w:tc>
         <w:tc>
           <w:tcPr>
-            <w:tcW w:type="dxa" w:w="838"/>
+            <w:tcW w:type="dxa" w:w="1218"/>
           </w:tcPr>
           <w:p>
             <w:r>
@@ -21761,7 +21753,7 @@
         </w:tc>
         <w:tc>
           <w:tcPr>
-            <w:tcW w:type="dxa" w:w="838"/>
+            <w:tcW w:type="dxa" w:w="1218"/>
           </w:tcPr>
           <w:p>
             <w:r>
@@ -21774,7 +21766,7 @@
         </w:tc>
         <w:tc>
           <w:tcPr>
-            <w:tcW w:type="dxa" w:w="838"/>
+            <w:tcW w:type="dxa" w:w="1218"/>
           </w:tcPr>
           <w:p>
             <w:r>
@@ -21787,7 +21779,7 @@
         </w:tc>
         <w:tc>
           <w:tcPr>
-            <w:tcW w:type="dxa" w:w="838"/>
+            <w:tcW w:type="dxa" w:w="1218"/>
           </w:tcPr>
           <w:p>
             <w:r>
@@ -21800,7 +21792,7 @@
         </w:tc>
         <w:tc>
           <w:tcPr>
-            <w:tcW w:type="dxa" w:w="838"/>
+            <w:tcW w:type="dxa" w:w="1218"/>
           </w:tcPr>
           <w:p>
             <w:r>
@@ -21815,7 +21807,7 @@
       <w:tr>
         <w:tc>
           <w:tcPr>
-            <w:tcW w:type="dxa" w:w="838"/>
+            <w:tcW w:type="dxa" w:w="1218"/>
           </w:tcPr>
           <w:p>
             <w:r>
@@ -21828,7 +21820,7 @@
         </w:tc>
         <w:tc>
           <w:tcPr>
-            <w:tcW w:type="dxa" w:w="838"/>
+            <w:tcW w:type="dxa" w:w="1218"/>
           </w:tcPr>
           <w:p>
             <w:r>
@@ -21841,7 +21833,7 @@
         </w:tc>
         <w:tc>
           <w:tcPr>
-            <w:tcW w:type="dxa" w:w="838"/>
+            <w:tcW w:type="dxa" w:w="1218"/>
           </w:tcPr>
           <w:p>
             <w:r>
@@ -21854,7 +21846,7 @@
         </w:tc>
         <w:tc>
           <w:tcPr>
-            <w:tcW w:type="dxa" w:w="838"/>
+            <w:tcW w:type="dxa" w:w="1218"/>
           </w:tcPr>
           <w:p>
             <w:r>
@@ -21867,7 +21859,7 @@
         </w:tc>
         <w:tc>
           <w:tcPr>
-            <w:tcW w:type="dxa" w:w="838"/>
+            <w:tcW w:type="dxa" w:w="1218"/>
           </w:tcPr>
           <w:p>
             <w:r>
@@ -21880,7 +21872,7 @@
         </w:tc>
         <w:tc>
           <w:tcPr>
-            <w:tcW w:type="dxa" w:w="838"/>
+            <w:tcW w:type="dxa" w:w="1218"/>
           </w:tcPr>
           <w:p>
             <w:r>
@@ -21893,7 +21885,7 @@
         </w:tc>
         <w:tc>
           <w:tcPr>
-            <w:tcW w:type="dxa" w:w="838"/>
+            <w:tcW w:type="dxa" w:w="1218"/>
           </w:tcPr>
           <w:p>
             <w:r>
@@ -21906,7 +21898,7 @@
         </w:tc>
         <w:tc>
           <w:tcPr>
-            <w:tcW w:type="dxa" w:w="838"/>
+            <w:tcW w:type="dxa" w:w="1218"/>
           </w:tcPr>
           <w:p>
             <w:r>
@@ -21919,7 +21911,7 @@
         </w:tc>
         <w:tc>
           <w:tcPr>
-            <w:tcW w:type="dxa" w:w="838"/>
+            <w:tcW w:type="dxa" w:w="1218"/>
           </w:tcPr>
           <w:p>
             <w:r>
@@ -21932,7 +21924,7 @@
         </w:tc>
         <w:tc>
           <w:tcPr>
-            <w:tcW w:type="dxa" w:w="838"/>
+            <w:tcW w:type="dxa" w:w="1218"/>
           </w:tcPr>
           <w:p>
             <w:r>
@@ -21945,7 +21937,7 @@
         </w:tc>
         <w:tc>
           <w:tcPr>
-            <w:tcW w:type="dxa" w:w="838"/>
+            <w:tcW w:type="dxa" w:w="1218"/>
           </w:tcPr>
           <w:p>
             <w:r>
@@ -21958,7 +21950,7 @@
         </w:tc>
         <w:tc>
           <w:tcPr>
-            <w:tcW w:type="dxa" w:w="838"/>
+            <w:tcW w:type="dxa" w:w="1218"/>
           </w:tcPr>
           <w:p>
             <w:r>
@@ -21971,7 +21963,7 @@
         </w:tc>
         <w:tc>
           <w:tcPr>
-            <w:tcW w:type="dxa" w:w="838"/>
+            <w:tcW w:type="dxa" w:w="1218"/>
           </w:tcPr>
           <w:p>
             <w:r>
@@ -21986,7 +21978,7 @@
       <w:tr>
         <w:tc>
           <w:tcPr>
-            <w:tcW w:type="dxa" w:w="838"/>
+            <w:tcW w:type="dxa" w:w="1218"/>
           </w:tcPr>
           <w:p>
             <w:r>
@@ -21999,7 +21991,7 @@
         </w:tc>
         <w:tc>
           <w:tcPr>
-            <w:tcW w:type="dxa" w:w="838"/>
+            <w:tcW w:type="dxa" w:w="1218"/>
           </w:tcPr>
           <w:p>
             <w:r>
@@ -22012,7 +22004,7 @@
         </w:tc>
         <w:tc>
           <w:tcPr>
-            <w:tcW w:type="dxa" w:w="838"/>
+            <w:tcW w:type="dxa" w:w="1218"/>
           </w:tcPr>
           <w:p>
             <w:r>
@@ -22025,7 +22017,7 @@
         </w:tc>
         <w:tc>
           <w:tcPr>
-            <w:tcW w:type="dxa" w:w="838"/>
+            <w:tcW w:type="dxa" w:w="1218"/>
           </w:tcPr>
           <w:p>
             <w:r>
@@ -22038,7 +22030,7 @@
         </w:tc>
         <w:tc>
           <w:tcPr>
-            <w:tcW w:type="dxa" w:w="838"/>
+            <w:tcW w:type="dxa" w:w="1218"/>
           </w:tcPr>
           <w:p>
             <w:r>
@@ -22051,7 +22043,7 @@
         </w:tc>
         <w:tc>
           <w:tcPr>
-            <w:tcW w:type="dxa" w:w="838"/>
+            <w:tcW w:type="dxa" w:w="1218"/>
           </w:tcPr>
           <w:p>
             <w:r>
@@ -22064,7 +22056,7 @@
         </w:tc>
         <w:tc>
           <w:tcPr>
-            <w:tcW w:type="dxa" w:w="838"/>
+            <w:tcW w:type="dxa" w:w="1218"/>
           </w:tcPr>
           <w:p>
             <w:r>
@@ -22077,7 +22069,7 @@
         </w:tc>
         <w:tc>
           <w:tcPr>
-            <w:tcW w:type="dxa" w:w="838"/>
+            <w:tcW w:type="dxa" w:w="1218"/>
           </w:tcPr>
           <w:p>
             <w:r>
@@ -22090,7 +22082,7 @@
         </w:tc>
         <w:tc>
           <w:tcPr>
-            <w:tcW w:type="dxa" w:w="838"/>
+            <w:tcW w:type="dxa" w:w="1218"/>
           </w:tcPr>
           <w:p>
             <w:r>
@@ -22103,7 +22095,7 @@
         </w:tc>
         <w:tc>
           <w:tcPr>
-            <w:tcW w:type="dxa" w:w="838"/>
+            <w:tcW w:type="dxa" w:w="1218"/>
           </w:tcPr>
           <w:p>
             <w:r>
@@ -22116,7 +22108,7 @@
         </w:tc>
         <w:tc>
           <w:tcPr>
-            <w:tcW w:type="dxa" w:w="838"/>
+            <w:tcW w:type="dxa" w:w="1218"/>
           </w:tcPr>
           <w:p>
             <w:r>
@@ -22129,7 +22121,7 @@
         </w:tc>
         <w:tc>
           <w:tcPr>
-            <w:tcW w:type="dxa" w:w="838"/>
+            <w:tcW w:type="dxa" w:w="1218"/>
           </w:tcPr>
           <w:p>
             <w:r>
@@ -22142,7 +22134,7 @@
         </w:tc>
         <w:tc>
           <w:tcPr>
-            <w:tcW w:type="dxa" w:w="838"/>
+            <w:tcW w:type="dxa" w:w="1218"/>
           </w:tcPr>
           <w:p>
             <w:r>
@@ -22157,7 +22149,7 @@
       <w:tr>
         <w:tc>
           <w:tcPr>
-            <w:tcW w:type="dxa" w:w="838"/>
+            <w:tcW w:type="dxa" w:w="1218"/>
           </w:tcPr>
           <w:p>
             <w:r>
@@ -22170,7 +22162,7 @@
         </w:tc>
         <w:tc>
           <w:tcPr>
-            <w:tcW w:type="dxa" w:w="838"/>
+            <w:tcW w:type="dxa" w:w="1218"/>
           </w:tcPr>
           <w:p>
             <w:r>
@@ -22183,7 +22175,7 @@
         </w:tc>
         <w:tc>
           <w:tcPr>
-            <w:tcW w:type="dxa" w:w="838"/>
+            <w:tcW w:type="dxa" w:w="1218"/>
           </w:tcPr>
           <w:p>
             <w:r>
@@ -22196,7 +22188,7 @@
         </w:tc>
         <w:tc>
           <w:tcPr>
-            <w:tcW w:type="dxa" w:w="838"/>
+            <w:tcW w:type="dxa" w:w="1218"/>
           </w:tcPr>
           <w:p>
             <w:r>
@@ -22209,7 +22201,7 @@
         </w:tc>
         <w:tc>
           <w:tcPr>
-            <w:tcW w:type="dxa" w:w="838"/>
+            <w:tcW w:type="dxa" w:w="1218"/>
           </w:tcPr>
           <w:p>
             <w:r>
@@ -22222,7 +22214,7 @@
         </w:tc>
         <w:tc>
           <w:tcPr>
-            <w:tcW w:type="dxa" w:w="838"/>
+            <w:tcW w:type="dxa" w:w="1218"/>
           </w:tcPr>
           <w:p>
             <w:r>
@@ -22235,7 +22227,7 @@
         </w:tc>
         <w:tc>
           <w:tcPr>
-            <w:tcW w:type="dxa" w:w="838"/>
+            <w:tcW w:type="dxa" w:w="1218"/>
           </w:tcPr>
           <w:p>
             <w:r>
@@ -22248,7 +22240,7 @@
         </w:tc>
         <w:tc>
           <w:tcPr>
-            <w:tcW w:type="dxa" w:w="838"/>
+            <w:tcW w:type="dxa" w:w="1218"/>
           </w:tcPr>
           <w:p>
             <w:r>
@@ -22261,7 +22253,7 @@
         </w:tc>
         <w:tc>
           <w:tcPr>
-            <w:tcW w:type="dxa" w:w="838"/>
+            <w:tcW w:type="dxa" w:w="1218"/>
           </w:tcPr>
           <w:p>
             <w:r>
@@ -22274,7 +22266,7 @@
         </w:tc>
         <w:tc>
           <w:tcPr>
-            <w:tcW w:type="dxa" w:w="838"/>
+            <w:tcW w:type="dxa" w:w="1218"/>
           </w:tcPr>
           <w:p>
             <w:r>
@@ -22287,7 +22279,7 @@
         </w:tc>
         <w:tc>
           <w:tcPr>
-            <w:tcW w:type="dxa" w:w="838"/>
+            <w:tcW w:type="dxa" w:w="1218"/>
           </w:tcPr>
           <w:p>
             <w:r>
@@ -22300,7 +22292,7 @@
         </w:tc>
         <w:tc>
           <w:tcPr>
-            <w:tcW w:type="dxa" w:w="838"/>
+            <w:tcW w:type="dxa" w:w="1218"/>
           </w:tcPr>
           <w:p>
             <w:r>
@@ -22313,7 +22305,7 @@
         </w:tc>
         <w:tc>
           <w:tcPr>
-            <w:tcW w:type="dxa" w:w="838"/>
+            <w:tcW w:type="dxa" w:w="1218"/>
           </w:tcPr>
           <w:p>
             <w:r>
@@ -22328,7 +22320,7 @@
       <w:tr>
         <w:tc>
           <w:tcPr>
-            <w:tcW w:type="dxa" w:w="838"/>
+            <w:tcW w:type="dxa" w:w="1218"/>
           </w:tcPr>
           <w:p>
             <w:r>
@@ -22341,7 +22333,7 @@
         </w:tc>
         <w:tc>
           <w:tcPr>
-            <w:tcW w:type="dxa" w:w="838"/>
+            <w:tcW w:type="dxa" w:w="1218"/>
           </w:tcPr>
           <w:p>
             <w:r>
@@ -22354,7 +22346,7 @@
         </w:tc>
         <w:tc>
           <w:tcPr>
-            <w:tcW w:type="dxa" w:w="838"/>
+            <w:tcW w:type="dxa" w:w="1218"/>
           </w:tcPr>
           <w:p>
             <w:r>
@@ -22367,7 +22359,7 @@
         </w:tc>
         <w:tc>
           <w:tcPr>
-            <w:tcW w:type="dxa" w:w="838"/>
+            <w:tcW w:type="dxa" w:w="1218"/>
           </w:tcPr>
           <w:p>
             <w:r>
@@ -22380,7 +22372,7 @@
         </w:tc>
         <w:tc>
           <w:tcPr>
-            <w:tcW w:type="dxa" w:w="838"/>
+            <w:tcW w:type="dxa" w:w="1218"/>
           </w:tcPr>
           <w:p>
             <w:r>
@@ -22393,7 +22385,7 @@
         </w:tc>
         <w:tc>
           <w:tcPr>
-            <w:tcW w:type="dxa" w:w="838"/>
+            <w:tcW w:type="dxa" w:w="1218"/>
           </w:tcPr>
           <w:p>
             <w:r>
@@ -22406,7 +22398,7 @@
         </w:tc>
         <w:tc>
           <w:tcPr>
-            <w:tcW w:type="dxa" w:w="838"/>
+            <w:tcW w:type="dxa" w:w="1218"/>
           </w:tcPr>
           <w:p>
             <w:r>
@@ -22419,7 +22411,7 @@
         </w:tc>
         <w:tc>
           <w:tcPr>
-            <w:tcW w:type="dxa" w:w="838"/>
+            <w:tcW w:type="dxa" w:w="1218"/>
           </w:tcPr>
           <w:p>
             <w:r>
@@ -22432,7 +22424,7 @@
         </w:tc>
         <w:tc>
           <w:tcPr>
-            <w:tcW w:type="dxa" w:w="838"/>
+            <w:tcW w:type="dxa" w:w="1218"/>
           </w:tcPr>
           <w:p>
             <w:r>
@@ -22445,7 +22437,7 @@
         </w:tc>
         <w:tc>
           <w:tcPr>
-            <w:tcW w:type="dxa" w:w="838"/>
+            <w:tcW w:type="dxa" w:w="1218"/>
           </w:tcPr>
           <w:p>
             <w:r>
@@ -22458,7 +22450,7 @@
         </w:tc>
         <w:tc>
           <w:tcPr>
-            <w:tcW w:type="dxa" w:w="838"/>
+            <w:tcW w:type="dxa" w:w="1218"/>
           </w:tcPr>
           <w:p>
             <w:r>
@@ -22471,7 +22463,7 @@
         </w:tc>
         <w:tc>
           <w:tcPr>
-            <w:tcW w:type="dxa" w:w="838"/>
+            <w:tcW w:type="dxa" w:w="1218"/>
           </w:tcPr>
           <w:p>
             <w:r>
@@ -22484,7 +22476,7 @@
         </w:tc>
         <w:tc>
           <w:tcPr>
-            <w:tcW w:type="dxa" w:w="838"/>
+            <w:tcW w:type="dxa" w:w="1218"/>
           </w:tcPr>
           <w:p>
             <w:r>
@@ -22499,7 +22491,7 @@
       <w:tr>
         <w:tc>
           <w:tcPr>
-            <w:tcW w:type="dxa" w:w="838"/>
+            <w:tcW w:type="dxa" w:w="1218"/>
           </w:tcPr>
           <w:p>
             <w:r>
@@ -22512,7 +22504,7 @@
         </w:tc>
         <w:tc>
           <w:tcPr>
-            <w:tcW w:type="dxa" w:w="838"/>
+            <w:tcW w:type="dxa" w:w="1218"/>
           </w:tcPr>
           <w:p>
             <w:r>
@@ -22525,7 +22517,7 @@
         </w:tc>
         <w:tc>
           <w:tcPr>
-            <w:tcW w:type="dxa" w:w="838"/>
+            <w:tcW w:type="dxa" w:w="1218"/>
           </w:tcPr>
           <w:p>
             <w:r>
@@ -22538,7 +22530,7 @@
         </w:tc>
         <w:tc>
           <w:tcPr>
-            <w:tcW w:type="dxa" w:w="838"/>
+            <w:tcW w:type="dxa" w:w="1218"/>
           </w:tcPr>
           <w:p>
             <w:r>
@@ -22551,7 +22543,7 @@
         </w:tc>
         <w:tc>
           <w:tcPr>
-            <w:tcW w:type="dxa" w:w="838"/>
+            <w:tcW w:type="dxa" w:w="1218"/>
           </w:tcPr>
           <w:p>
             <w:r>
@@ -22564,7 +22556,7 @@
         </w:tc>
         <w:tc>
           <w:tcPr>
-            <w:tcW w:type="dxa" w:w="838"/>
+            <w:tcW w:type="dxa" w:w="1218"/>
           </w:tcPr>
           <w:p>
             <w:r>
@@ -22577,7 +22569,7 @@
         </w:tc>
         <w:tc>
           <w:tcPr>
-            <w:tcW w:type="dxa" w:w="838"/>
+            <w:tcW w:type="dxa" w:w="1218"/>
           </w:tcPr>
           <w:p>
             <w:r>
@@ -22590,7 +22582,7 @@
         </w:tc>
         <w:tc>
           <w:tcPr>
-            <w:tcW w:type="dxa" w:w="838"/>
+            <w:tcW w:type="dxa" w:w="1218"/>
           </w:tcPr>
           <w:p>
             <w:r>
@@ -22603,7 +22595,7 @@
         </w:tc>
         <w:tc>
           <w:tcPr>
-            <w:tcW w:type="dxa" w:w="838"/>
+            <w:tcW w:type="dxa" w:w="1218"/>
           </w:tcPr>
           <w:p>
             <w:r>
@@ -22616,7 +22608,7 @@
         </w:tc>
         <w:tc>
           <w:tcPr>
-            <w:tcW w:type="dxa" w:w="838"/>
+            <w:tcW w:type="dxa" w:w="1218"/>
           </w:tcPr>
           <w:p>
             <w:r>
@@ -22629,7 +22621,7 @@
         </w:tc>
         <w:tc>
           <w:tcPr>
-            <w:tcW w:type="dxa" w:w="838"/>
+            <w:tcW w:type="dxa" w:w="1218"/>
           </w:tcPr>
           <w:p>
             <w:r>
@@ -22642,7 +22634,7 @@
         </w:tc>
         <w:tc>
           <w:tcPr>
-            <w:tcW w:type="dxa" w:w="838"/>
+            <w:tcW w:type="dxa" w:w="1218"/>
           </w:tcPr>
           <w:p>
             <w:r>
@@ -22655,7 +22647,7 @@
         </w:tc>
         <w:tc>
           <w:tcPr>
-            <w:tcW w:type="dxa" w:w="838"/>
+            <w:tcW w:type="dxa" w:w="1218"/>
           </w:tcPr>
           <w:p>
             <w:r>
@@ -22670,7 +22662,7 @@
       <w:tr>
         <w:tc>
           <w:tcPr>
-            <w:tcW w:type="dxa" w:w="838"/>
+            <w:tcW w:type="dxa" w:w="1218"/>
           </w:tcPr>
           <w:p>
             <w:r>
@@ -22683,7 +22675,7 @@
         </w:tc>
         <w:tc>
           <w:tcPr>
-            <w:tcW w:type="dxa" w:w="838"/>
+            <w:tcW w:type="dxa" w:w="1218"/>
           </w:tcPr>
           <w:p>
             <w:r>
@@ -22696,7 +22688,7 @@
         </w:tc>
         <w:tc>
           <w:tcPr>
-            <w:tcW w:type="dxa" w:w="838"/>
+            <w:tcW w:type="dxa" w:w="1218"/>
           </w:tcPr>
           <w:p>
             <w:r>
@@ -22709,7 +22701,7 @@
         </w:tc>
         <w:tc>
           <w:tcPr>
-            <w:tcW w:type="dxa" w:w="838"/>
+            <w:tcW w:type="dxa" w:w="1218"/>
           </w:tcPr>
           <w:p>
             <w:r>
@@ -22722,7 +22714,7 @@
         </w:tc>
         <w:tc>
           <w:tcPr>
-            <w:tcW w:type="dxa" w:w="838"/>
+            <w:tcW w:type="dxa" w:w="1218"/>
           </w:tcPr>
           <w:p>
             <w:r>
@@ -22735,7 +22727,7 @@
         </w:tc>
         <w:tc>
           <w:tcPr>
-            <w:tcW w:type="dxa" w:w="838"/>
+            <w:tcW w:type="dxa" w:w="1218"/>
           </w:tcPr>
           <w:p>
             <w:r>
@@ -22748,7 +22740,7 @@
         </w:tc>
         <w:tc>
           <w:tcPr>
-            <w:tcW w:type="dxa" w:w="838"/>
+            <w:tcW w:type="dxa" w:w="1218"/>
           </w:tcPr>
           <w:p>
             <w:r>
@@ -22761,7 +22753,7 @@
         </w:tc>
         <w:tc>
           <w:tcPr>
-            <w:tcW w:type="dxa" w:w="838"/>
+            <w:tcW w:type="dxa" w:w="1218"/>
           </w:tcPr>
           <w:p>
             <w:r>
@@ -22774,7 +22766,7 @@
         </w:tc>
         <w:tc>
           <w:tcPr>
-            <w:tcW w:type="dxa" w:w="838"/>
+            <w:tcW w:type="dxa" w:w="1218"/>
           </w:tcPr>
           <w:p>
             <w:r>
@@ -22787,7 +22779,7 @@
         </w:tc>
         <w:tc>
           <w:tcPr>
-            <w:tcW w:type="dxa" w:w="838"/>
+            <w:tcW w:type="dxa" w:w="1218"/>
           </w:tcPr>
           <w:p>
             <w:r>
@@ -22800,7 +22792,7 @@
         </w:tc>
         <w:tc>
           <w:tcPr>
-            <w:tcW w:type="dxa" w:w="838"/>
+            <w:tcW w:type="dxa" w:w="1218"/>
           </w:tcPr>
           <w:p>
             <w:r>
@@ -22813,7 +22805,7 @@
         </w:tc>
         <w:tc>
           <w:tcPr>
-            <w:tcW w:type="dxa" w:w="838"/>
+            <w:tcW w:type="dxa" w:w="1218"/>
           </w:tcPr>
           <w:p>
             <w:r>
@@ -22826,7 +22818,7 @@
         </w:tc>
         <w:tc>
           <w:tcPr>
-            <w:tcW w:type="dxa" w:w="838"/>
+            <w:tcW w:type="dxa" w:w="1218"/>
           </w:tcPr>
           <w:p>
             <w:r>
@@ -22841,7 +22833,7 @@
       <w:tr>
         <w:tc>
           <w:tcPr>
-            <w:tcW w:type="dxa" w:w="838"/>
+            <w:tcW w:type="dxa" w:w="1218"/>
           </w:tcPr>
           <w:p>
             <w:r>
@@ -22854,7 +22846,7 @@
         </w:tc>
         <w:tc>
           <w:tcPr>
-            <w:tcW w:type="dxa" w:w="838"/>
+            <w:tcW w:type="dxa" w:w="1218"/>
           </w:tcPr>
           <w:p>
             <w:r>
@@ -22867,7 +22859,7 @@
         </w:tc>
         <w:tc>
           <w:tcPr>
-            <w:tcW w:type="dxa" w:w="838"/>
+            <w:tcW w:type="dxa" w:w="1218"/>
           </w:tcPr>
           <w:p>
             <w:r>
@@ -22880,7 +22872,7 @@
         </w:tc>
         <w:tc>
           <w:tcPr>
-            <w:tcW w:type="dxa" w:w="838"/>
+            <w:tcW w:type="dxa" w:w="1218"/>
           </w:tcPr>
           <w:p>
             <w:r>
@@ -22893,7 +22885,7 @@
         </w:tc>
         <w:tc>
           <w:tcPr>
-            <w:tcW w:type="dxa" w:w="838"/>
+            <w:tcW w:type="dxa" w:w="1218"/>
           </w:tcPr>
           <w:p>
             <w:r>
@@ -22906,7 +22898,7 @@
         </w:tc>
         <w:tc>
           <w:tcPr>
-            <w:tcW w:type="dxa" w:w="838"/>
+            <w:tcW w:type="dxa" w:w="1218"/>
           </w:tcPr>
           <w:p>
             <w:r>
@@ -22919,7 +22911,7 @@
         </w:tc>
         <w:tc>
           <w:tcPr>
-            <w:tcW w:type="dxa" w:w="838"/>
+            <w:tcW w:type="dxa" w:w="1218"/>
           </w:tcPr>
           <w:p>
             <w:r>
@@ -22932,7 +22924,7 @@
         </w:tc>
         <w:tc>
           <w:tcPr>
-            <w:tcW w:type="dxa" w:w="838"/>
+            <w:tcW w:type="dxa" w:w="1218"/>
           </w:tcPr>
           <w:p>
             <w:r>
@@ -22945,7 +22937,7 @@
         </w:tc>
         <w:tc>
           <w:tcPr>
-            <w:tcW w:type="dxa" w:w="838"/>
+            <w:tcW w:type="dxa" w:w="1218"/>
           </w:tcPr>
           <w:p>
             <w:r>
@@ -22958,7 +22950,7 @@
         </w:tc>
         <w:tc>
           <w:tcPr>
-            <w:tcW w:type="dxa" w:w="838"/>
+            <w:tcW w:type="dxa" w:w="1218"/>
           </w:tcPr>
           <w:p>
             <w:r>
@@ -22971,7 +22963,7 @@
         </w:tc>
         <w:tc>
           <w:tcPr>
-            <w:tcW w:type="dxa" w:w="838"/>
+            <w:tcW w:type="dxa" w:w="1218"/>
           </w:tcPr>
           <w:p>
             <w:r>
@@ -22984,7 +22976,7 @@
         </w:tc>
         <w:tc>
           <w:tcPr>
-            <w:tcW w:type="dxa" w:w="838"/>
+            <w:tcW w:type="dxa" w:w="1218"/>
           </w:tcPr>
           <w:p>
             <w:r>
@@ -22997,7 +22989,7 @@
         </w:tc>
         <w:tc>
           <w:tcPr>
-            <w:tcW w:type="dxa" w:w="838"/>
+            <w:tcW w:type="dxa" w:w="1218"/>
           </w:tcPr>
           <w:p>
             <w:r>
@@ -23012,7 +23004,7 @@
       <w:tr>
         <w:tc>
           <w:tcPr>
-            <w:tcW w:type="dxa" w:w="838"/>
+            <w:tcW w:type="dxa" w:w="1218"/>
           </w:tcPr>
           <w:p>
             <w:r>
@@ -23025,7 +23017,7 @@
         </w:tc>
         <w:tc>
           <w:tcPr>
-            <w:tcW w:type="dxa" w:w="838"/>
+            <w:tcW w:type="dxa" w:w="1218"/>
           </w:tcPr>
           <w:p>
             <w:r>
@@ -23038,7 +23030,7 @@
         </w:tc>
         <w:tc>
           <w:tcPr>
-            <w:tcW w:type="dxa" w:w="838"/>
+            <w:tcW w:type="dxa" w:w="1218"/>
           </w:tcPr>
           <w:p>
             <w:r>
@@ -23051,7 +23043,7 @@
         </w:tc>
         <w:tc>
           <w:tcPr>
-            <w:tcW w:type="dxa" w:w="838"/>
+            <w:tcW w:type="dxa" w:w="1218"/>
           </w:tcPr>
           <w:p>
             <w:r>
@@ -23064,7 +23056,7 @@
         </w:tc>
         <w:tc>
           <w:tcPr>
-            <w:tcW w:type="dxa" w:w="838"/>
+            <w:tcW w:type="dxa" w:w="1218"/>
           </w:tcPr>
           <w:p>
             <w:r>
@@ -23077,7 +23069,7 @@
         </w:tc>
         <w:tc>
           <w:tcPr>
-            <w:tcW w:type="dxa" w:w="838"/>
+            <w:tcW w:type="dxa" w:w="1218"/>
           </w:tcPr>
           <w:p>
             <w:r>
@@ -23090,7 +23082,7 @@
         </w:tc>
         <w:tc>
           <w:tcPr>
-            <w:tcW w:type="dxa" w:w="838"/>
+            <w:tcW w:type="dxa" w:w="1218"/>
           </w:tcPr>
           <w:p>
             <w:r>
@@ -23103,7 +23095,7 @@
         </w:tc>
         <w:tc>
           <w:tcPr>
-            <w:tcW w:type="dxa" w:w="838"/>
+            <w:tcW w:type="dxa" w:w="1218"/>
           </w:tcPr>
           <w:p>
             <w:r>
@@ -23116,7 +23108,7 @@
         </w:tc>
         <w:tc>
           <w:tcPr>
-            <w:tcW w:type="dxa" w:w="838"/>
+            <w:tcW w:type="dxa" w:w="1218"/>
           </w:tcPr>
           <w:p>
             <w:r>
@@ -23129,7 +23121,7 @@
         </w:tc>
         <w:tc>
           <w:tcPr>
-            <w:tcW w:type="dxa" w:w="838"/>
+            <w:tcW w:type="dxa" w:w="1218"/>
           </w:tcPr>
           <w:p>
             <w:r>
@@ -23142,7 +23134,7 @@
         </w:tc>
         <w:tc>
           <w:tcPr>
-            <w:tcW w:type="dxa" w:w="838"/>
+            <w:tcW w:type="dxa" w:w="1218"/>
           </w:tcPr>
           <w:p>
             <w:r>
@@ -23155,7 +23147,7 @@
         </w:tc>
         <w:tc>
           <w:tcPr>
-            <w:tcW w:type="dxa" w:w="838"/>
+            <w:tcW w:type="dxa" w:w="1218"/>
           </w:tcPr>
           <w:p>
             <w:r>
@@ -23168,7 +23160,7 @@
         </w:tc>
         <w:tc>
           <w:tcPr>
-            <w:tcW w:type="dxa" w:w="838"/>
+            <w:tcW w:type="dxa" w:w="1218"/>
           </w:tcPr>
           <w:p>
             <w:r>
@@ -23183,7 +23175,7 @@
       <w:tr>
         <w:tc>
           <w:tcPr>
-            <w:tcW w:type="dxa" w:w="838"/>
+            <w:tcW w:type="dxa" w:w="1218"/>
           </w:tcPr>
           <w:p>
             <w:r>
@@ -23196,7 +23188,7 @@
         </w:tc>
         <w:tc>
           <w:tcPr>
-            <w:tcW w:type="dxa" w:w="838"/>
+            <w:tcW w:type="dxa" w:w="1218"/>
           </w:tcPr>
           <w:p>
             <w:r>
@@ -23209,7 +23201,7 @@
         </w:tc>
         <w:tc>
           <w:tcPr>
-            <w:tcW w:type="dxa" w:w="838"/>
+            <w:tcW w:type="dxa" w:w="1218"/>
           </w:tcPr>
           <w:p>
             <w:r>
@@ -23222,7 +23214,7 @@
         </w:tc>
         <w:tc>
           <w:tcPr>
-            <w:tcW w:type="dxa" w:w="838"/>
+            <w:tcW w:type="dxa" w:w="1218"/>
           </w:tcPr>
           <w:p>
             <w:r>
@@ -23235,7 +23227,7 @@
         </w:tc>
         <w:tc>
           <w:tcPr>
-            <w:tcW w:type="dxa" w:w="838"/>
+            <w:tcW w:type="dxa" w:w="1218"/>
           </w:tcPr>
           <w:p>
             <w:r>
@@ -23248,7 +23240,7 @@
         </w:tc>
         <w:tc>
           <w:tcPr>
-            <w:tcW w:type="dxa" w:w="838"/>
+            <w:tcW w:type="dxa" w:w="1218"/>
           </w:tcPr>
           <w:p>
             <w:r>
@@ -23261,7 +23253,7 @@
         </w:tc>
         <w:tc>
           <w:tcPr>
-            <w:tcW w:type="dxa" w:w="838"/>
+            <w:tcW w:type="dxa" w:w="1218"/>
           </w:tcPr>
           <w:p>
             <w:r>
@@ -23274,7 +23266,7 @@
         </w:tc>
         <w:tc>
           <w:tcPr>
-            <w:tcW w:type="dxa" w:w="838"/>
+            <w:tcW w:type="dxa" w:w="1218"/>
           </w:tcPr>
           <w:p>
             <w:r>
@@ -23287,7 +23279,7 @@
         </w:tc>
         <w:tc>
           <w:tcPr>
-            <w:tcW w:type="dxa" w:w="838"/>
+            <w:tcW w:type="dxa" w:w="1218"/>
           </w:tcPr>
           <w:p>
             <w:r>
@@ -23300,7 +23292,7 @@
         </w:tc>
         <w:tc>
           <w:tcPr>
-            <w:tcW w:type="dxa" w:w="838"/>
+            <w:tcW w:type="dxa" w:w="1218"/>
           </w:tcPr>
           <w:p>
             <w:r>
@@ -23313,7 +23305,7 @@
         </w:tc>
         <w:tc>
           <w:tcPr>
-            <w:tcW w:type="dxa" w:w="838"/>
+            <w:tcW w:type="dxa" w:w="1218"/>
           </w:tcPr>
           <w:p>
             <w:r>
@@ -23326,7 +23318,7 @@
         </w:tc>
         <w:tc>
           <w:tcPr>
-            <w:tcW w:type="dxa" w:w="838"/>
+            <w:tcW w:type="dxa" w:w="1218"/>
           </w:tcPr>
           <w:p>
             <w:r>
@@ -23339,7 +23331,7 @@
         </w:tc>
         <w:tc>
           <w:tcPr>
-            <w:tcW w:type="dxa" w:w="838"/>
+            <w:tcW w:type="dxa" w:w="1218"/>
           </w:tcPr>
           <w:p>
             <w:r>
@@ -23354,7 +23346,7 @@
       <w:tr>
         <w:tc>
           <w:tcPr>
-            <w:tcW w:type="dxa" w:w="838"/>
+            <w:tcW w:type="dxa" w:w="1218"/>
           </w:tcPr>
           <w:p>
             <w:r>
@@ -23367,7 +23359,7 @@
         </w:tc>
         <w:tc>
           <w:tcPr>
-            <w:tcW w:type="dxa" w:w="838"/>
+            <w:tcW w:type="dxa" w:w="1218"/>
           </w:tcPr>
           <w:p>
             <w:r>
@@ -23380,7 +23372,7 @@
         </w:tc>
         <w:tc>
           <w:tcPr>
-            <w:tcW w:type="dxa" w:w="838"/>
+            <w:tcW w:type="dxa" w:w="1218"/>
           </w:tcPr>
           <w:p>
             <w:r>
@@ -23393,7 +23385,7 @@
         </w:tc>
         <w:tc>
           <w:tcPr>
-            <w:tcW w:type="dxa" w:w="838"/>
+            <w:tcW w:type="dxa" w:w="1218"/>
           </w:tcPr>
           <w:p>
             <w:r>
@@ -23406,7 +23398,7 @@
         </w:tc>
         <w:tc>
           <w:tcPr>
-            <w:tcW w:type="dxa" w:w="838"/>
+            <w:tcW w:type="dxa" w:w="1218"/>
           </w:tcPr>
           <w:p>
             <w:r>
@@ -23419,7 +23411,7 @@
         </w:tc>
         <w:tc>
           <w:tcPr>
-            <w:tcW w:type="dxa" w:w="838"/>
+            <w:tcW w:type="dxa" w:w="1218"/>
           </w:tcPr>
           <w:p>
             <w:r>
@@ -23432,7 +23424,7 @@
         </w:tc>
         <w:tc>
           <w:tcPr>
-            <w:tcW w:type="dxa" w:w="838"/>
+            <w:tcW w:type="dxa" w:w="1218"/>
           </w:tcPr>
           <w:p>
             <w:r>
@@ -23445,7 +23437,7 @@
         </w:tc>
         <w:tc>
           <w:tcPr>
-            <w:tcW w:type="dxa" w:w="838"/>
+            <w:tcW w:type="dxa" w:w="1218"/>
           </w:tcPr>
           <w:p>
             <w:r>
@@ -23458,7 +23450,7 @@
         </w:tc>
         <w:tc>
           <w:tcPr>
-            <w:tcW w:type="dxa" w:w="838"/>
+            <w:tcW w:type="dxa" w:w="1218"/>
           </w:tcPr>
           <w:p>
             <w:r>
@@ -23471,7 +23463,7 @@
         </w:tc>
         <w:tc>
           <w:tcPr>
-            <w:tcW w:type="dxa" w:w="838"/>
+            <w:tcW w:type="dxa" w:w="1218"/>
           </w:tcPr>
           <w:p>
             <w:r>
@@ -23484,7 +23476,7 @@
         </w:tc>
         <w:tc>
           <w:tcPr>
-            <w:tcW w:type="dxa" w:w="838"/>
+            <w:tcW w:type="dxa" w:w="1218"/>
           </w:tcPr>
           <w:p>
             <w:r>
@@ -23497,7 +23489,7 @@
         </w:tc>
         <w:tc>
           <w:tcPr>
-            <w:tcW w:type="dxa" w:w="838"/>
+            <w:tcW w:type="dxa" w:w="1218"/>
           </w:tcPr>
           <w:p>
             <w:r>
@@ -23510,7 +23502,7 @@
         </w:tc>
         <w:tc>
           <w:tcPr>
-            <w:tcW w:type="dxa" w:w="838"/>
+            <w:tcW w:type="dxa" w:w="1218"/>
           </w:tcPr>
           <w:p>
             <w:r>
@@ -23525,7 +23517,7 @@
       <w:tr>
         <w:tc>
           <w:tcPr>
-            <w:tcW w:type="dxa" w:w="838"/>
+            <w:tcW w:type="dxa" w:w="1218"/>
           </w:tcPr>
           <w:p>
             <w:r>
@@ -23538,7 +23530,7 @@
         </w:tc>
         <w:tc>
           <w:tcPr>
-            <w:tcW w:type="dxa" w:w="838"/>
+            <w:tcW w:type="dxa" w:w="1218"/>
           </w:tcPr>
           <w:p>
             <w:r>
@@ -23551,7 +23543,7 @@
         </w:tc>
         <w:tc>
           <w:tcPr>
-            <w:tcW w:type="dxa" w:w="838"/>
+            <w:tcW w:type="dxa" w:w="1218"/>
           </w:tcPr>
           <w:p>
             <w:r>
@@ -23564,7 +23556,7 @@
         </w:tc>
         <w:tc>
           <w:tcPr>
-            <w:tcW w:type="dxa" w:w="838"/>
+            <w:tcW w:type="dxa" w:w="1218"/>
           </w:tcPr>
           <w:p>
             <w:r>
@@ -23577,7 +23569,7 @@
         </w:tc>
         <w:tc>
           <w:tcPr>
-            <w:tcW w:type="dxa" w:w="838"/>
+            <w:tcW w:type="dxa" w:w="1218"/>
           </w:tcPr>
           <w:p>
             <w:r>
@@ -23590,7 +23582,7 @@
         </w:tc>
         <w:tc>
           <w:tcPr>
-            <w:tcW w:type="dxa" w:w="838"/>
+            <w:tcW w:type="dxa" w:w="1218"/>
           </w:tcPr>
           <w:p>
             <w:r>
@@ -23603,7 +23595,7 @@
         </w:tc>
         <w:tc>
           <w:tcPr>
-            <w:tcW w:type="dxa" w:w="838"/>
+            <w:tcW w:type="dxa" w:w="1218"/>
           </w:tcPr>
           <w:p>
             <w:r>
@@ -23616,7 +23608,7 @@
         </w:tc>
         <w:tc>
           <w:tcPr>
-            <w:tcW w:type="dxa" w:w="838"/>
+            <w:tcW w:type="dxa" w:w="1218"/>
           </w:tcPr>
           <w:p>
             <w:r>
@@ -23629,7 +23621,7 @@
         </w:tc>
         <w:tc>
           <w:tcPr>
-            <w:tcW w:type="dxa" w:w="838"/>
+            <w:tcW w:type="dxa" w:w="1218"/>
           </w:tcPr>
           <w:p>
             <w:r>
@@ -23642,7 +23634,7 @@
         </w:tc>
         <w:tc>
           <w:tcPr>
-            <w:tcW w:type="dxa" w:w="838"/>
+            <w:tcW w:type="dxa" w:w="1218"/>
           </w:tcPr>
           <w:p>
             <w:r>
@@ -23655,7 +23647,7 @@
         </w:tc>
         <w:tc>
           <w:tcPr>
-            <w:tcW w:type="dxa" w:w="838"/>
+            <w:tcW w:type="dxa" w:w="1218"/>
           </w:tcPr>
           <w:p>
             <w:r>
@@ -23668,7 +23660,7 @@
         </w:tc>
         <w:tc>
           <w:tcPr>
-            <w:tcW w:type="dxa" w:w="838"/>
+            <w:tcW w:type="dxa" w:w="1218"/>
           </w:tcPr>
           <w:p>
             <w:r>
@@ -23681,7 +23673,7 @@
         </w:tc>
         <w:tc>
           <w:tcPr>
-            <w:tcW w:type="dxa" w:w="838"/>
+            <w:tcW w:type="dxa" w:w="1218"/>
           </w:tcPr>
           <w:p>
             <w:r>
@@ -23696,7 +23688,7 @@
       <w:tr>
         <w:tc>
           <w:tcPr>
-            <w:tcW w:type="dxa" w:w="838"/>
+            <w:tcW w:type="dxa" w:w="1218"/>
           </w:tcPr>
           <w:p>
             <w:r>
@@ -23709,7 +23701,7 @@
         </w:tc>
         <w:tc>
           <w:tcPr>
-            <w:tcW w:type="dxa" w:w="838"/>
+            <w:tcW w:type="dxa" w:w="1218"/>
           </w:tcPr>
           <w:p>
             <w:r>
@@ -23722,7 +23714,7 @@
         </w:tc>
         <w:tc>
           <w:tcPr>
-            <w:tcW w:type="dxa" w:w="838"/>
+            <w:tcW w:type="dxa" w:w="1218"/>
           </w:tcPr>
           <w:p>
             <w:r>
@@ -23735,7 +23727,7 @@
         </w:tc>
         <w:tc>
           <w:tcPr>
-            <w:tcW w:type="dxa" w:w="838"/>
+            <w:tcW w:type="dxa" w:w="1218"/>
           </w:tcPr>
           <w:p>
             <w:r>
@@ -23748,7 +23740,7 @@
         </w:tc>
         <w:tc>
           <w:tcPr>
-            <w:tcW w:type="dxa" w:w="838"/>
+            <w:tcW w:type="dxa" w:w="1218"/>
           </w:tcPr>
           <w:p>
             <w:r>
@@ -23761,7 +23753,7 @@
         </w:tc>
         <w:tc>
           <w:tcPr>
-            <w:tcW w:type="dxa" w:w="838"/>
+            <w:tcW w:type="dxa" w:w="1218"/>
           </w:tcPr>
           <w:p>
             <w:r>
@@ -23774,7 +23766,7 @@
         </w:tc>
         <w:tc>
           <w:tcPr>
-            <w:tcW w:type="dxa" w:w="838"/>
+            <w:tcW w:type="dxa" w:w="1218"/>
           </w:tcPr>
           <w:p>
             <w:r>
@@ -23787,7 +23779,7 @@
         </w:tc>
         <w:tc>
           <w:tcPr>
-            <w:tcW w:type="dxa" w:w="838"/>
+            <w:tcW w:type="dxa" w:w="1218"/>
           </w:tcPr>
           <w:p>
             <w:r>
@@ -23800,7 +23792,7 @@
         </w:tc>
         <w:tc>
           <w:tcPr>
-            <w:tcW w:type="dxa" w:w="838"/>
+            <w:tcW w:type="dxa" w:w="1218"/>
           </w:tcPr>
           <w:p>
             <w:r>
@@ -23813,7 +23805,7 @@
         </w:tc>
         <w:tc>
           <w:tcPr>
-            <w:tcW w:type="dxa" w:w="838"/>
+            <w:tcW w:type="dxa" w:w="1218"/>
           </w:tcPr>
           <w:p>
             <w:r>
@@ -23826,7 +23818,7 @@
         </w:tc>
         <w:tc>
           <w:tcPr>
-            <w:tcW w:type="dxa" w:w="838"/>
+            <w:tcW w:type="dxa" w:w="1218"/>
           </w:tcPr>
           <w:p>
             <w:r>
@@ -23839,7 +23831,7 @@
         </w:tc>
         <w:tc>
           <w:tcPr>
-            <w:tcW w:type="dxa" w:w="838"/>
+            <w:tcW w:type="dxa" w:w="1218"/>
           </w:tcPr>
           <w:p>
             <w:r>
@@ -23852,7 +23844,7 @@
         </w:tc>
         <w:tc>
           <w:tcPr>
-            <w:tcW w:type="dxa" w:w="838"/>
+            <w:tcW w:type="dxa" w:w="1218"/>
           </w:tcPr>
           <w:p>
             <w:r>
@@ -23867,7 +23859,7 @@
       <w:tr>
         <w:tc>
           <w:tcPr>
-            <w:tcW w:type="dxa" w:w="838"/>
+            <w:tcW w:type="dxa" w:w="1218"/>
           </w:tcPr>
           <w:p>
             <w:r>
@@ -23880,7 +23872,7 @@
         </w:tc>
         <w:tc>
           <w:tcPr>
-            <w:tcW w:type="dxa" w:w="838"/>
+            <w:tcW w:type="dxa" w:w="1218"/>
           </w:tcPr>
           <w:p>
             <w:r>
@@ -23893,7 +23885,7 @@
         </w:tc>
         <w:tc>
           <w:tcPr>
-            <w:tcW w:type="dxa" w:w="838"/>
+            <w:tcW w:type="dxa" w:w="1218"/>
           </w:tcPr>
           <w:p>
             <w:r>
@@ -23906,7 +23898,7 @@
         </w:tc>
         <w:tc>
           <w:tcPr>
-            <w:tcW w:type="dxa" w:w="838"/>
+            <w:tcW w:type="dxa" w:w="1218"/>
           </w:tcPr>
           <w:p>
             <w:r>
@@ -23919,7 +23911,7 @@
         </w:tc>
         <w:tc>
           <w:tcPr>
-            <w:tcW w:type="dxa" w:w="838"/>
+            <w:tcW w:type="dxa" w:w="1218"/>
           </w:tcPr>
           <w:p>
             <w:r>
@@ -23932,7 +23924,7 @@
         </w:tc>
         <w:tc>
           <w:tcPr>
-            <w:tcW w:type="dxa" w:w="838"/>
+            <w:tcW w:type="dxa" w:w="1218"/>
           </w:tcPr>
           <w:p>
             <w:r>
@@ -23945,7 +23937,7 @@
         </w:tc>
         <w:tc>
           <w:tcPr>
-            <w:tcW w:type="dxa" w:w="838"/>
+            <w:tcW w:type="dxa" w:w="1218"/>
           </w:tcPr>
           <w:p>
             <w:r>
@@ -23958,7 +23950,7 @@
         </w:tc>
         <w:tc>
           <w:tcPr>
-            <w:tcW w:type="dxa" w:w="838"/>
+            <w:tcW w:type="dxa" w:w="1218"/>
           </w:tcPr>
           <w:p>
             <w:r>
@@ -23971,7 +23963,7 @@
         </w:tc>
         <w:tc>
           <w:tcPr>
-            <w:tcW w:type="dxa" w:w="838"/>
+            <w:tcW w:type="dxa" w:w="1218"/>
           </w:tcPr>
           <w:p>
             <w:r>
@@ -23984,7 +23976,7 @@
         </w:tc>
         <w:tc>
           <w:tcPr>
-            <w:tcW w:type="dxa" w:w="838"/>
+            <w:tcW w:type="dxa" w:w="1218"/>
           </w:tcPr>
           <w:p>
             <w:r>
@@ -23997,7 +23989,7 @@
         </w:tc>
         <w:tc>
           <w:tcPr>
-            <w:tcW w:type="dxa" w:w="838"/>
+            <w:tcW w:type="dxa" w:w="1218"/>
           </w:tcPr>
           <w:p>
             <w:r>
@@ -24010,7 +24002,7 @@
         </w:tc>
         <w:tc>
           <w:tcPr>
-            <w:tcW w:type="dxa" w:w="838"/>
+            <w:tcW w:type="dxa" w:w="1218"/>
           </w:tcPr>
           <w:p>
             <w:r>
@@ -24023,7 +24015,7 @@
         </w:tc>
         <w:tc>
           <w:tcPr>
-            <w:tcW w:type="dxa" w:w="838"/>
+            <w:tcW w:type="dxa" w:w="1218"/>
           </w:tcPr>
           <w:p>
             <w:r>
@@ -24038,7 +24030,7 @@
       <w:tr>
         <w:tc>
           <w:tcPr>
-            <w:tcW w:type="dxa" w:w="838"/>
+            <w:tcW w:type="dxa" w:w="1218"/>
           </w:tcPr>
           <w:p>
             <w:r>
@@ -24051,7 +24043,7 @@
         </w:tc>
         <w:tc>
           <w:tcPr>
-            <w:tcW w:type="dxa" w:w="838"/>
+            <w:tcW w:type="dxa" w:w="1218"/>
           </w:tcPr>
           <w:p>
             <w:r>
@@ -24064,7 +24056,7 @@
         </w:tc>
         <w:tc>
           <w:tcPr>
-            <w:tcW w:type="dxa" w:w="838"/>
+            <w:tcW w:type="dxa" w:w="1218"/>
           </w:tcPr>
           <w:p>
             <w:r>
@@ -24077,7 +24069,7 @@
         </w:tc>
         <w:tc>
           <w:tcPr>
-            <w:tcW w:type="dxa" w:w="838"/>
+            <w:tcW w:type="dxa" w:w="1218"/>
           </w:tcPr>
           <w:p>
             <w:r>
@@ -24090,7 +24082,7 @@
         </w:tc>
         <w:tc>
           <w:tcPr>
-            <w:tcW w:type="dxa" w:w="838"/>
+            <w:tcW w:type="dxa" w:w="1218"/>
           </w:tcPr>
           <w:p>
             <w:r>
@@ -24103,7 +24095,7 @@
         </w:tc>
         <w:tc>
           <w:tcPr>
-            <w:tcW w:type="dxa" w:w="838"/>
+            <w:tcW w:type="dxa" w:w="1218"/>
           </w:tcPr>
           <w:p>
             <w:r>
@@ -24116,7 +24108,7 @@
         </w:tc>
         <w:tc>
           <w:tcPr>
-            <w:tcW w:type="dxa" w:w="838"/>
+            <w:tcW w:type="dxa" w:w="1218"/>
           </w:tcPr>
           <w:p>
             <w:r>
@@ -24129,7 +24121,7 @@
         </w:tc>
         <w:tc>
           <w:tcPr>
-            <w:tcW w:type="dxa" w:w="838"/>
+            <w:tcW w:type="dxa" w:w="1218"/>
           </w:tcPr>
           <w:p>
             <w:r>
@@ -24142,7 +24134,7 @@
         </w:tc>
         <w:tc>
           <w:tcPr>
-            <w:tcW w:type="dxa" w:w="838"/>
+            <w:tcW w:type="dxa" w:w="1218"/>
           </w:tcPr>
           <w:p>
             <w:r>
@@ -24155,7 +24147,7 @@
         </w:tc>
         <w:tc>
           <w:tcPr>
-            <w:tcW w:type="dxa" w:w="838"/>
+            <w:tcW w:type="dxa" w:w="1218"/>
           </w:tcPr>
           <w:p>
             <w:r>
@@ -24168,7 +24160,7 @@
         </w:tc>
         <w:tc>
           <w:tcPr>
-            <w:tcW w:type="dxa" w:w="838"/>
+            <w:tcW w:type="dxa" w:w="1218"/>
           </w:tcPr>
           <w:p>
             <w:r>
@@ -24181,7 +24173,7 @@
         </w:tc>
         <w:tc>
           <w:tcPr>
-            <w:tcW w:type="dxa" w:w="838"/>
+            <w:tcW w:type="dxa" w:w="1218"/>
           </w:tcPr>
           <w:p>
             <w:r>
@@ -24194,7 +24186,7 @@
         </w:tc>
         <w:tc>
           <w:tcPr>
-            <w:tcW w:type="dxa" w:w="838"/>
+            <w:tcW w:type="dxa" w:w="1218"/>
           </w:tcPr>
           <w:p>
             <w:r>
@@ -24209,7 +24201,7 @@
       <w:tr>
         <w:tc>
           <w:tcPr>
-            <w:tcW w:type="dxa" w:w="838"/>
+            <w:tcW w:type="dxa" w:w="1218"/>
           </w:tcPr>
           <w:p>
             <w:r>
@@ -24222,7 +24214,7 @@
         </w:tc>
         <w:tc>
           <w:tcPr>
-            <w:tcW w:type="dxa" w:w="838"/>
+            <w:tcW w:type="dxa" w:w="1218"/>
           </w:tcPr>
           <w:p>
             <w:r>
@@ -24235,7 +24227,7 @@
         </w:tc>
         <w:tc>
           <w:tcPr>
-            <w:tcW w:type="dxa" w:w="838"/>
+            <w:tcW w:type="dxa" w:w="1218"/>
           </w:tcPr>
           <w:p>
             <w:r>
@@ -24248,7 +24240,7 @@
         </w:tc>
         <w:tc>
           <w:tcPr>
-            <w:tcW w:type="dxa" w:w="838"/>
+            <w:tcW w:type="dxa" w:w="1218"/>
           </w:tcPr>
           <w:p>
             <w:r>
@@ -24261,7 +24253,7 @@
         </w:tc>
         <w:tc>
           <w:tcPr>
-            <w:tcW w:type="dxa" w:w="838"/>
+            <w:tcW w:type="dxa" w:w="1218"/>
           </w:tcPr>
           <w:p>
             <w:r>
@@ -24274,7 +24266,7 @@
         </w:tc>
         <w:tc>
           <w:tcPr>
-            <w:tcW w:type="dxa" w:w="838"/>
+            <w:tcW w:type="dxa" w:w="1218"/>
           </w:tcPr>
           <w:p>
             <w:r>
@@ -24287,7 +24279,7 @@
         </w:tc>
         <w:tc>
           <w:tcPr>
-            <w:tcW w:type="dxa" w:w="838"/>
+            <w:tcW w:type="dxa" w:w="1218"/>
           </w:tcPr>
           <w:p>
             <w:r>
@@ -24300,7 +24292,7 @@
         </w:tc>
         <w:tc>
           <w:tcPr>
-            <w:tcW w:type="dxa" w:w="838"/>
+            <w:tcW w:type="dxa" w:w="1218"/>
           </w:tcPr>
           <w:p>
             <w:r>
@@ -24313,7 +24305,7 @@
         </w:tc>
         <w:tc>
           <w:tcPr>
-            <w:tcW w:type="dxa" w:w="838"/>
+            <w:tcW w:type="dxa" w:w="1218"/>
           </w:tcPr>
           <w:p>
             <w:r>
@@ -24326,7 +24318,7 @@
         </w:tc>
         <w:tc>
           <w:tcPr>
-            <w:tcW w:type="dxa" w:w="838"/>
+            <w:tcW w:type="dxa" w:w="1218"/>
           </w:tcPr>
           <w:p>
             <w:r>
@@ -24339,7 +24331,7 @@
         </w:tc>
         <w:tc>
           <w:tcPr>
-            <w:tcW w:type="dxa" w:w="838"/>
+            <w:tcW w:type="dxa" w:w="1218"/>
           </w:tcPr>
           <w:p>
             <w:r>
@@ -24352,7 +24344,7 @@
         </w:tc>
         <w:tc>
           <w:tcPr>
-            <w:tcW w:type="dxa" w:w="838"/>
+            <w:tcW w:type="dxa" w:w="1218"/>
           </w:tcPr>
           <w:p>
             <w:r>
@@ -24365,7 +24357,7 @@
         </w:tc>
         <w:tc>
           <w:tcPr>
-            <w:tcW w:type="dxa" w:w="838"/>
+            <w:tcW w:type="dxa" w:w="1218"/>
           </w:tcPr>
           <w:p>
             <w:r>
@@ -24380,7 +24372,7 @@
       <w:tr>
         <w:tc>
           <w:tcPr>
-            <w:tcW w:type="dxa" w:w="838"/>
+            <w:tcW w:type="dxa" w:w="1218"/>
           </w:tcPr>
           <w:p>
             <w:r>
@@ -24393,7 +24385,7 @@
         </w:tc>
         <w:tc>
           <w:tcPr>
-            <w:tcW w:type="dxa" w:w="838"/>
+            <w:tcW w:type="dxa" w:w="1218"/>
           </w:tcPr>
           <w:p>
             <w:r>
@@ -24406,7 +24398,7 @@
         </w:tc>
         <w:tc>
           <w:tcPr>
-            <w:tcW w:type="dxa" w:w="838"/>
+            <w:tcW w:type="dxa" w:w="1218"/>
           </w:tcPr>
           <w:p>
             <w:r>
@@ -24419,7 +24411,7 @@
         </w:tc>
         <w:tc>
           <w:tcPr>
-            <w:tcW w:type="dxa" w:w="838"/>
+            <w:tcW w:type="dxa" w:w="1218"/>
           </w:tcPr>
           <w:p>
             <w:r>
@@ -24432,7 +24424,7 @@
         </w:tc>
         <w:tc>
           <w:tcPr>
-            <w:tcW w:type="dxa" w:w="838"/>
+            <w:tcW w:type="dxa" w:w="1218"/>
           </w:tcPr>
           <w:p>
             <w:r>
@@ -24445,7 +24437,7 @@
         </w:tc>
         <w:tc>
           <w:tcPr>
-            <w:tcW w:type="dxa" w:w="838"/>
+            <w:tcW w:type="dxa" w:w="1218"/>
           </w:tcPr>
           <w:p>
             <w:r>
@@ -24458,7 +24450,7 @@
         </w:tc>
         <w:tc>
           <w:tcPr>
-            <w:tcW w:type="dxa" w:w="838"/>
+            <w:tcW w:type="dxa" w:w="1218"/>
           </w:tcPr>
           <w:p>
             <w:r>
@@ -24471,7 +24463,7 @@
         </w:tc>
         <w:tc>
           <w:tcPr>
-            <w:tcW w:type="dxa" w:w="838"/>
+            <w:tcW w:type="dxa" w:w="1218"/>
           </w:tcPr>
           <w:p>
             <w:r>
@@ -24484,7 +24476,7 @@
         </w:tc>
         <w:tc>
           <w:tcPr>
-            <w:tcW w:type="dxa" w:w="838"/>
+            <w:tcW w:type="dxa" w:w="1218"/>
           </w:tcPr>
           <w:p>
             <w:r>
@@ -24497,7 +24489,7 @@
         </w:tc>
         <w:tc>
           <w:tcPr>
-            <w:tcW w:type="dxa" w:w="838"/>
+            <w:tcW w:type="dxa" w:w="1218"/>
           </w:tcPr>
           <w:p>
             <w:r>
@@ -24510,7 +24502,7 @@
         </w:tc>
         <w:tc>
           <w:tcPr>
-            <w:tcW w:type="dxa" w:w="838"/>
+            <w:tcW w:type="dxa" w:w="1218"/>
           </w:tcPr>
           <w:p>
             <w:r>
@@ -24523,7 +24515,7 @@
         </w:tc>
         <w:tc>
           <w:tcPr>
-            <w:tcW w:type="dxa" w:w="838"/>
+            <w:tcW w:type="dxa" w:w="1218"/>
           </w:tcPr>
           <w:p>
             <w:r>
@@ -24536,7 +24528,7 @@
         </w:tc>
         <w:tc>
           <w:tcPr>
-            <w:tcW w:type="dxa" w:w="838"/>
+            <w:tcW w:type="dxa" w:w="1218"/>
           </w:tcPr>
           <w:p>
             <w:r>
@@ -24563,7 +24555,7 @@
       </w:r>
     </w:p>
     <w:sectPr>
-      <w:pgSz w:w="11906" w:h="16838" w:orient="landscape"/>
+      <w:pgSz w:w="16838" w:h="11906" w:orient="landscape"/>
       <w:pgMar w:top="576" w:right="504" w:bottom="576" w:left="504" w:header="283" w:footer="283" w:gutter="0"/>
       <w:cols w:space="720"/>
       <w:docGrid w:linePitch="360"/>

--- a/ACPOS_SOC-01_社群發布_Mother_Basic_Design_OPTIMIZED.docx
+++ b/ACPOS_SOC-01_社群發布_Mother_Basic_Design_OPTIMIZED.docx
@@ -24554,8 +24554,634 @@
         <w:t>The exact control denominator above is the only construction denominator for this page. Components/fields/visual IDs are not counted as additional controls. Existing source UIDs are preserved. A control classified UI_LOCAL_EXACT MUST NOT create a server write. A control classified SPEC_EXACT_RUNTIME_BLOCKED / NOT_EXECUTED MUST remain disabled or fail-closed until its runtime evidence exists.</w:t>
       </w:r>
     </w:p>
+    <w:p>
+      <w:pPr>
+        <w:sectPr>
+          <w:pgSz w:w="16838" w:h="11906" w:orient="landscape"/>
+          <w:pgMar w:top="576" w:right="504" w:bottom="576" w:left="504" w:header="283" w:footer="283" w:gutter="0"/>
+          <w:cols w:space="720"/>
+          <w:docGrid w:linePitch="360"/>
+        </w:sectPr>
+      </w:pPr>
+    </w:p>
+    <w:p>
+      <w:pPr>
+        <w:pStyle w:val="Heading1"/>
+      </w:pPr>
+      <w:r>
+        <w:t>SOC-01 Publish QA Eligibility Consumer Contract</w:t>
+      </w:r>
+    </w:p>
+    <w:p>
+      <w:r>
+        <w:rPr>
+          <w:b/>
+        </w:rPr>
+        <w:t xml:space="preserve">[ACPOS-20260921-BATCH-02-CONSUMER-CONTRACT-CLOSURE-V1] </w:t>
+      </w:r>
+      <w:r>
+        <w:t>本節只補齊既有 Current source 已可證明的設計契約。既有 Control / Action / Gate / Permission / Owner / Operation / Route 優先；SOURCE_NOT_DEFINED、NO_PUBLIC_API_ID_IN_CURRENT_AUTHORITY、SPEC_EXACT_RUNTIME_BLOCKED 不得由 Word 自行發明或升格為 Runtime 完成。</w:t>
+      </w:r>
+    </w:p>
+    <w:p>
+      <w:r>
+        <w:t>Existing publish authority remains unchanged: SOC-01-BTN-PUBLISH → SOC-01-ACT-PUBLISH-REQUEST → SOC-01-GATE-PUBLISH → SOC-01-PERM-PUBLISH → requestSocialTargetPublish → POST /v1/social/targets/{targetId}/publish → PublishingService. This batch adds the missing governed QA eligibility bindings to that SAME publish gate; it does not create a second publish API.</w:t>
+      </w:r>
+    </w:p>
+    <w:tbl>
+      <w:tblPr>
+        <w:tblStyle w:val="TableGrid"/>
+        <w:tblW w:type="auto" w:w="0"/>
+        <w:tblLook w:firstColumn="1" w:firstRow="1" w:lastColumn="0" w:lastRow="0" w:noHBand="0" w:noVBand="1" w:val="04A0"/>
+      </w:tblPr>
+      <w:tblGrid>
+        <w:gridCol w:w="5449"/>
+        <w:gridCol w:w="5449"/>
+      </w:tblGrid>
+      <w:tr>
+        <w:trPr>
+          <w:tblHeader w:val="true"/>
+        </w:trPr>
+        <w:tc>
+          <w:tcPr>
+            <w:tcW w:type="dxa" w:w="5449"/>
+            <w:shd w:fill="EDE9FE"/>
+          </w:tcPr>
+          <w:p>
+            <w:r>
+              <w:rPr>
+                <w:sz w:val="11"/>
+              </w:rPr>
+              <w:t>QA eligibility binding</w:t>
+            </w:r>
+          </w:p>
+        </w:tc>
+        <w:tc>
+          <w:tcPr>
+            <w:tcW w:type="dxa" w:w="5449"/>
+            <w:shd w:fill="EDE9FE"/>
+          </w:tcPr>
+          <w:p>
+            <w:r>
+              <w:rPr>
+                <w:sz w:val="11"/>
+              </w:rPr>
+              <w:t>Required contract</w:t>
+            </w:r>
+          </w:p>
+        </w:tc>
+      </w:tr>
+      <w:tr>
+        <w:tc>
+          <w:tcPr>
+            <w:tcW w:type="dxa" w:w="5449"/>
+          </w:tcPr>
+          <w:p>
+            <w:r>
+              <w:rPr>
+                <w:sz w:val="11"/>
+              </w:rPr>
+              <w:t>exact_content_ref</w:t>
+            </w:r>
+          </w:p>
+        </w:tc>
+        <w:tc>
+          <w:tcPr>
+            <w:tcW w:type="dxa" w:w="5449"/>
+          </w:tcPr>
+          <w:p>
+            <w:r>
+              <w:rPr>
+                <w:sz w:val="11"/>
+              </w:rPr>
+              <w:t>Exact reviewed content/release candidate ref; alias/latest-only forbidden.</w:t>
+            </w:r>
+          </w:p>
+        </w:tc>
+      </w:tr>
+      <w:tr>
+        <w:tc>
+          <w:tcPr>
+            <w:tcW w:type="dxa" w:w="5449"/>
+          </w:tcPr>
+          <w:p>
+            <w:r>
+              <w:rPr>
+                <w:sz w:val="11"/>
+              </w:rPr>
+              <w:t>output_version_ref</w:t>
+            </w:r>
+          </w:p>
+        </w:tc>
+        <w:tc>
+          <w:tcPr>
+            <w:tcW w:type="dxa" w:w="5449"/>
+          </w:tcPr>
+          <w:p>
+            <w:r>
+              <w:rPr>
+                <w:sz w:val="11"/>
+              </w:rPr>
+              <w:t>Exact reviewed content/output version.</w:t>
+            </w:r>
+          </w:p>
+        </w:tc>
+      </w:tr>
+      <w:tr>
+        <w:tc>
+          <w:tcPr>
+            <w:tcW w:type="dxa" w:w="5449"/>
+          </w:tcPr>
+          <w:p>
+            <w:r>
+              <w:rPr>
+                <w:sz w:val="11"/>
+              </w:rPr>
+              <w:t>artifact_checksum</w:t>
+            </w:r>
+          </w:p>
+        </w:tc>
+        <w:tc>
+          <w:tcPr>
+            <w:tcW w:type="dxa" w:w="5449"/>
+          </w:tcPr>
+          <w:p>
+            <w:r>
+              <w:rPr>
+                <w:sz w:val="11"/>
+              </w:rPr>
+              <w:t>Must match the QA-reviewed artifact/content manifest.</w:t>
+            </w:r>
+          </w:p>
+        </w:tc>
+      </w:tr>
+      <w:tr>
+        <w:tc>
+          <w:tcPr>
+            <w:tcW w:type="dxa" w:w="5449"/>
+          </w:tcPr>
+          <w:p>
+            <w:r>
+              <w:rPr>
+                <w:sz w:val="11"/>
+              </w:rPr>
+              <w:t>criteria_profile_uid</w:t>
+            </w:r>
+          </w:p>
+        </w:tc>
+        <w:tc>
+          <w:tcPr>
+            <w:tcW w:type="dxa" w:w="5449"/>
+          </w:tcPr>
+          <w:p>
+            <w:r>
+              <w:rPr>
+                <w:sz w:val="11"/>
+              </w:rPr>
+              <w:t>Applicable governed QA profile.</w:t>
+            </w:r>
+          </w:p>
+        </w:tc>
+      </w:tr>
+      <w:tr>
+        <w:tc>
+          <w:tcPr>
+            <w:tcW w:type="dxa" w:w="5449"/>
+          </w:tcPr>
+          <w:p>
+            <w:r>
+              <w:rPr>
+                <w:sz w:val="11"/>
+              </w:rPr>
+              <w:t>criteria_version_id</w:t>
+            </w:r>
+          </w:p>
+        </w:tc>
+        <w:tc>
+          <w:tcPr>
+            <w:tcW w:type="dxa" w:w="5449"/>
+          </w:tcPr>
+          <w:p>
+            <w:r>
+              <w:rPr>
+                <w:sz w:val="11"/>
+              </w:rPr>
+              <w:t>Exact APPROVED criteria version.</w:t>
+            </w:r>
+          </w:p>
+        </w:tc>
+      </w:tr>
+      <w:tr>
+        <w:tc>
+          <w:tcPr>
+            <w:tcW w:type="dxa" w:w="5449"/>
+          </w:tcPr>
+          <w:p>
+            <w:r>
+              <w:rPr>
+                <w:sz w:val="11"/>
+              </w:rPr>
+              <w:t>quality_gate_policy_version</w:t>
+            </w:r>
+          </w:p>
+        </w:tc>
+        <w:tc>
+          <w:tcPr>
+            <w:tcW w:type="dxa" w:w="5449"/>
+          </w:tcPr>
+          <w:p>
+            <w:r>
+              <w:rPr>
+                <w:sz w:val="11"/>
+              </w:rPr>
+              <w:t>Exact gate policy version paired with the scorecard.</w:t>
+            </w:r>
+          </w:p>
+        </w:tc>
+      </w:tr>
+      <w:tr>
+        <w:tc>
+          <w:tcPr>
+            <w:tcW w:type="dxa" w:w="5449"/>
+          </w:tcPr>
+          <w:p>
+            <w:r>
+              <w:rPr>
+                <w:sz w:val="11"/>
+              </w:rPr>
+              <w:t>scorecard_id</w:t>
+            </w:r>
+          </w:p>
+        </w:tc>
+        <w:tc>
+          <w:tcPr>
+            <w:tcW w:type="dxa" w:w="5449"/>
+          </w:tcPr>
+          <w:p>
+            <w:r>
+              <w:rPr>
+                <w:sz w:val="11"/>
+              </w:rPr>
+              <w:t>Fresh scorecard for the exact version.</w:t>
+            </w:r>
+          </w:p>
+        </w:tc>
+      </w:tr>
+      <w:tr>
+        <w:tc>
+          <w:tcPr>
+            <w:tcW w:type="dxa" w:w="5449"/>
+          </w:tcPr>
+          <w:p>
+            <w:r>
+              <w:rPr>
+                <w:sz w:val="11"/>
+              </w:rPr>
+              <w:t>qa_gate_status</w:t>
+            </w:r>
+          </w:p>
+        </w:tc>
+        <w:tc>
+          <w:tcPr>
+            <w:tcW w:type="dxa" w:w="5449"/>
+          </w:tcPr>
+          <w:p>
+            <w:r>
+              <w:rPr>
+                <w:sz w:val="11"/>
+              </w:rPr>
+              <w:t>Must equal PASS for governed publish eligibility.</w:t>
+            </w:r>
+          </w:p>
+        </w:tc>
+      </w:tr>
+      <w:tr>
+        <w:tc>
+          <w:tcPr>
+            <w:tcW w:type="dxa" w:w="5449"/>
+          </w:tcPr>
+          <w:p>
+            <w:r>
+              <w:rPr>
+                <w:sz w:val="11"/>
+              </w:rPr>
+              <w:t>required_checks</w:t>
+            </w:r>
+          </w:p>
+        </w:tc>
+        <w:tc>
+          <w:tcPr>
+            <w:tcW w:type="dxa" w:w="5449"/>
+          </w:tcPr>
+          <w:p>
+            <w:r>
+              <w:rPr>
+                <w:sz w:val="11"/>
+              </w:rPr>
+              <w:t>All applicable hard checks PASS, including Rights/Policy/Provenance/Checksum where required.</w:t>
+            </w:r>
+          </w:p>
+        </w:tc>
+      </w:tr>
+      <w:tr>
+        <w:tc>
+          <w:tcPr>
+            <w:tcW w:type="dxa" w:w="5449"/>
+          </w:tcPr>
+          <w:p>
+            <w:r>
+              <w:rPr>
+                <w:sz w:val="11"/>
+              </w:rPr>
+              <w:t>open_blocking_findings</w:t>
+            </w:r>
+          </w:p>
+        </w:tc>
+        <w:tc>
+          <w:tcPr>
+            <w:tcW w:type="dxa" w:w="5449"/>
+          </w:tcPr>
+          <w:p>
+            <w:r>
+              <w:rPr>
+                <w:sz w:val="11"/>
+              </w:rPr>
+              <w:t>Must equal 0.</w:t>
+            </w:r>
+          </w:p>
+        </w:tc>
+      </w:tr>
+      <w:tr>
+        <w:tc>
+          <w:tcPr>
+            <w:tcW w:type="dxa" w:w="5449"/>
+          </w:tcPr>
+          <w:p>
+            <w:r>
+              <w:rPr>
+                <w:sz w:val="11"/>
+              </w:rPr>
+              <w:t>evidence_refs</w:t>
+            </w:r>
+          </w:p>
+        </w:tc>
+        <w:tc>
+          <w:tcPr>
+            <w:tcW w:type="dxa" w:w="5449"/>
+          </w:tcPr>
+          <w:p>
+            <w:r>
+              <w:rPr>
+                <w:sz w:val="11"/>
+              </w:rPr>
+              <w:t>Required-check / review / recheck / manual-case evidence lineage.</w:t>
+            </w:r>
+          </w:p>
+        </w:tc>
+      </w:tr>
+    </w:tbl>
+    <w:tbl>
+      <w:tblPr>
+        <w:tblStyle w:val="TableGrid"/>
+        <w:tblW w:type="auto" w:w="0"/>
+        <w:tblLook w:firstColumn="1" w:firstRow="1" w:lastColumn="0" w:lastRow="0" w:noHBand="0" w:noVBand="1" w:val="04A0"/>
+      </w:tblPr>
+      <w:tblGrid>
+        <w:gridCol w:w="5449"/>
+        <w:gridCol w:w="5449"/>
+      </w:tblGrid>
+      <w:tr>
+        <w:trPr>
+          <w:tblHeader w:val="true"/>
+        </w:trPr>
+        <w:tc>
+          <w:tcPr>
+            <w:tcW w:type="dxa" w:w="5449"/>
+            <w:shd w:fill="EDE9FE"/>
+          </w:tcPr>
+          <w:p>
+            <w:r>
+              <w:rPr>
+                <w:sz w:val="11"/>
+              </w:rPr>
+              <w:t>Gate condition</w:t>
+            </w:r>
+          </w:p>
+        </w:tc>
+        <w:tc>
+          <w:tcPr>
+            <w:tcW w:type="dxa" w:w="5449"/>
+            <w:shd w:fill="EDE9FE"/>
+          </w:tcPr>
+          <w:p>
+            <w:r>
+              <w:rPr>
+                <w:sz w:val="11"/>
+              </w:rPr>
+              <w:t>Required behavior</w:t>
+            </w:r>
+          </w:p>
+        </w:tc>
+      </w:tr>
+      <w:tr>
+        <w:tc>
+          <w:tcPr>
+            <w:tcW w:type="dxa" w:w="5449"/>
+          </w:tcPr>
+          <w:p>
+            <w:r>
+              <w:rPr>
+                <w:sz w:val="11"/>
+              </w:rPr>
+              <w:t>Exact target/content/account/policy valid</w:t>
+            </w:r>
+          </w:p>
+        </w:tc>
+        <w:tc>
+          <w:tcPr>
+            <w:tcW w:type="dxa" w:w="5449"/>
+          </w:tcPr>
+          <w:p>
+            <w:r>
+              <w:rPr>
+                <w:sz w:val="11"/>
+              </w:rPr>
+              <w:t>Continue to QA eligibility validation.</w:t>
+            </w:r>
+          </w:p>
+        </w:tc>
+      </w:tr>
+      <w:tr>
+        <w:tc>
+          <w:tcPr>
+            <w:tcW w:type="dxa" w:w="5449"/>
+          </w:tcPr>
+          <w:p>
+            <w:r>
+              <w:rPr>
+                <w:sz w:val="11"/>
+              </w:rPr>
+              <w:t>Missing exact version/checksum/criteria/scorecard/evidence</w:t>
+            </w:r>
+          </w:p>
+        </w:tc>
+        <w:tc>
+          <w:tcPr>
+            <w:tcW w:type="dxa" w:w="5449"/>
+          </w:tcPr>
+          <w:p>
+            <w:r>
+              <w:rPr>
+                <w:sz w:val="11"/>
+              </w:rPr>
+              <w:t>BLOCK before requestSocialTargetPublish.</w:t>
+            </w:r>
+          </w:p>
+        </w:tc>
+      </w:tr>
+      <w:tr>
+        <w:tc>
+          <w:tcPr>
+            <w:tcW w:type="dxa" w:w="5449"/>
+          </w:tcPr>
+          <w:p>
+            <w:r>
+              <w:rPr>
+                <w:sz w:val="11"/>
+              </w:rPr>
+              <w:t>Artifact/content changed after QA</w:t>
+            </w:r>
+          </w:p>
+        </w:tc>
+        <w:tc>
+          <w:tcPr>
+            <w:tcW w:type="dxa" w:w="5449"/>
+          </w:tcPr>
+          <w:p>
+            <w:r>
+              <w:rPr>
+                <w:sz w:val="11"/>
+              </w:rPr>
+              <w:t>Previous scorecard becomes stale; BLOCK until fresh recheck.</w:t>
+            </w:r>
+          </w:p>
+        </w:tc>
+      </w:tr>
+      <w:tr>
+        <w:tc>
+          <w:tcPr>
+            <w:tcW w:type="dxa" w:w="5449"/>
+          </w:tcPr>
+          <w:p>
+            <w:r>
+              <w:rPr>
+                <w:sz w:val="11"/>
+              </w:rPr>
+              <w:t>qa_gate_status != PASS</w:t>
+            </w:r>
+          </w:p>
+        </w:tc>
+        <w:tc>
+          <w:tcPr>
+            <w:tcW w:type="dxa" w:w="5449"/>
+          </w:tcPr>
+          <w:p>
+            <w:r>
+              <w:rPr>
+                <w:sz w:val="11"/>
+              </w:rPr>
+              <w:t>BLOCK.</w:t>
+            </w:r>
+          </w:p>
+        </w:tc>
+      </w:tr>
+      <w:tr>
+        <w:tc>
+          <w:tcPr>
+            <w:tcW w:type="dxa" w:w="5449"/>
+          </w:tcPr>
+          <w:p>
+            <w:r>
+              <w:rPr>
+                <w:sz w:val="11"/>
+              </w:rPr>
+              <w:t>required hard check FAIL or open_blocking_findings &gt; 0</w:t>
+            </w:r>
+          </w:p>
+        </w:tc>
+        <w:tc>
+          <w:tcPr>
+            <w:tcW w:type="dxa" w:w="5449"/>
+          </w:tcPr>
+          <w:p>
+            <w:r>
+              <w:rPr>
+                <w:sz w:val="11"/>
+              </w:rPr>
+              <w:t>BLOCK regardless of aggregate score or business approval.</w:t>
+            </w:r>
+          </w:p>
+        </w:tc>
+      </w:tr>
+      <w:tr>
+        <w:tc>
+          <w:tcPr>
+            <w:tcW w:type="dxa" w:w="5449"/>
+          </w:tcPr>
+          <w:p>
+            <w:r>
+              <w:rPr>
+                <w:sz w:val="11"/>
+              </w:rPr>
+              <w:t>Eligibility PASS</w:t>
+            </w:r>
+          </w:p>
+        </w:tc>
+        <w:tc>
+          <w:tcPr>
+            <w:tcW w:type="dxa" w:w="5449"/>
+          </w:tcPr>
+          <w:p>
+            <w:r>
+              <w:rPr>
+                <w:sz w:val="11"/>
+              </w:rPr>
+              <w:t>May invoke existing requestSocialTargetPublish only; local request acceptance becomes PENDING_EXTERNAL, not POSTED.</w:t>
+            </w:r>
+          </w:p>
+        </w:tc>
+      </w:tr>
+      <w:tr>
+        <w:tc>
+          <w:tcPr>
+            <w:tcW w:type="dxa" w:w="5449"/>
+          </w:tcPr>
+          <w:p>
+            <w:r>
+              <w:rPr>
+                <w:sz w:val="11"/>
+              </w:rPr>
+              <w:t>External result</w:t>
+            </w:r>
+          </w:p>
+        </w:tc>
+        <w:tc>
+          <w:tcPr>
+            <w:tcW w:type="dxa" w:w="5449"/>
+          </w:tcPr>
+          <w:p>
+            <w:r>
+              <w:rPr>
+                <w:sz w:val="11"/>
+              </w:rPr>
+              <w:t>Only real adapter callback/result can transition external publish truth to POSTED/failed/other recorded state.</w:t>
+            </w:r>
+          </w:p>
+        </w:tc>
+      </w:tr>
+    </w:tbl>
     <w:sectPr>
-      <w:pgSz w:w="16838" w:h="11906" w:orient="landscape"/>
+      <w:pgSz w:w="11906" w:h="16838" w:orient="landscape"/>
       <w:pgMar w:top="576" w:right="504" w:bottom="576" w:left="504" w:header="283" w:footer="283" w:gutter="0"/>
       <w:cols w:space="720"/>
       <w:docGrid w:linePitch="360"/>

--- a/ACPOS_SOC-01_社群發布_Mother_Basic_Design_OPTIMIZED.docx
+++ b/ACPOS_SOC-01_社群發布_Mother_Basic_Design_OPTIMIZED.docx
@@ -13181,10 +13181,7 @@
           </w:tcPr>
           <w:p>
             <w:r>
-              <w:rPr>
-                <w:sz w:val="10"/>
-              </w:rPr>
-              <w:t>—</w:t>
+              <w:t>BindSocialAccountRequest</w:t>
             </w:r>
           </w:p>
         </w:tc>
@@ -13233,10 +13230,7 @@
           </w:tcPr>
           <w:p>
             <w:r>
-              <w:rPr>
-                <w:sz w:val="10"/>
-              </w:rPr>
-              <w:t>—</w:t>
+              <w:t>System 07 / SocialAccountBinding + Audit</w:t>
             </w:r>
           </w:p>
         </w:tc>
@@ -13352,10 +13346,7 @@
           </w:tcPr>
           <w:p>
             <w:r>
-              <w:rPr>
-                <w:sz w:val="10"/>
-              </w:rPr>
-              <w:t>—</w:t>
+              <w:t>UnbindSocialAccountRequest</w:t>
             </w:r>
           </w:p>
         </w:tc>
@@ -13404,10 +13395,7 @@
           </w:tcPr>
           <w:p>
             <w:r>
-              <w:rPr>
-                <w:sz w:val="10"/>
-              </w:rPr>
-              <w:t>—</w:t>
+              <w:t>System 07 / SocialAccountBinding State + Audit</w:t>
             </w:r>
           </w:p>
         </w:tc>
@@ -13523,10 +13511,7 @@
           </w:tcPr>
           <w:p>
             <w:r>
-              <w:rPr>
-                <w:sz w:val="10"/>
-              </w:rPr>
-              <w:t>—</w:t>
+              <w:t>DecideSocialContentCandidateRequest</w:t>
             </w:r>
           </w:p>
         </w:tc>
@@ -13694,10 +13679,7 @@
           </w:tcPr>
           <w:p>
             <w:r>
-              <w:rPr>
-                <w:sz w:val="10"/>
-              </w:rPr>
-              <w:t>—</w:t>
+              <w:t>SaveSocialContentDraftRequest</w:t>
             </w:r>
           </w:p>
         </w:tc>
@@ -13746,10 +13728,7 @@
           </w:tcPr>
           <w:p>
             <w:r>
-              <w:rPr>
-                <w:sz w:val="10"/>
-              </w:rPr>
-              <w:t>—</w:t>
+              <w:t>Existing Draft/Candidate Owner / Social Content Draft + Audit</w:t>
             </w:r>
           </w:p>
         </w:tc>
@@ -13865,10 +13844,7 @@
           </w:tcPr>
           <w:p>
             <w:r>
-              <w:rPr>
-                <w:sz w:val="10"/>
-              </w:rPr>
-              <w:t>—</w:t>
+              <w:t>RevealSocialCredentialRequest</w:t>
             </w:r>
           </w:p>
         </w:tc>
@@ -13917,10 +13893,7 @@
           </w:tcPr>
           <w:p>
             <w:r>
-              <w:rPr>
-                <w:sz w:val="10"/>
-              </w:rPr>
-              <w:t>—</w:t>
+              <w:t>Secret/Vault Owner + Credential Reveal Audit</w:t>
             </w:r>
           </w:p>
         </w:tc>
@@ -14207,10 +14180,7 @@
           </w:tcPr>
           <w:p>
             <w:r>
-              <w:rPr>
-                <w:sz w:val="10"/>
-              </w:rPr>
-              <w:t>—</w:t>
+              <w:t>SetKillSwitchRequest</w:t>
             </w:r>
           </w:p>
         </w:tc>
@@ -14259,10 +14229,7 @@
           </w:tcPr>
           <w:p>
             <w:r>
-              <w:rPr>
-                <w:sz w:val="10"/>
-              </w:rPr>
-              <w:t>—</w:t>
+              <w:t>Existing Operations Governance / Kill Switch State + Audit</w:t>
             </w:r>
           </w:p>
         </w:tc>
@@ -14378,10 +14345,7 @@
           </w:tcPr>
           <w:p>
             <w:r>
-              <w:rPr>
-                <w:sz w:val="10"/>
-              </w:rPr>
-              <w:t>—</w:t>
+              <w:t>CompleteSocialManualActionRequest</w:t>
             </w:r>
           </w:p>
         </w:tc>
@@ -14430,10 +14394,7 @@
           </w:tcPr>
           <w:p>
             <w:r>
-              <w:rPr>
-                <w:sz w:val="10"/>
-              </w:rPr>
-              <w:t>—</w:t>
+              <w:t>System 07 / Social Manual Action + Audit</w:t>
             </w:r>
           </w:p>
         </w:tc>
@@ -14549,10 +14510,7 @@
           </w:tcPr>
           <w:p>
             <w:r>
-              <w:rPr>
-                <w:sz w:val="10"/>
-              </w:rPr>
-              <w:t>—</w:t>
+              <w:t>ConfigureGovernedResourceRequest</w:t>
             </w:r>
           </w:p>
         </w:tc>
@@ -14601,10 +14559,7 @@
           </w:tcPr>
           <w:p>
             <w:r>
-              <w:rPr>
-                <w:sz w:val="10"/>
-              </w:rPr>
-              <w:t>—</w:t>
+              <w:t>Resolved Governed Resource Canonical Owner + Governance Audit</w:t>
             </w:r>
           </w:p>
         </w:tc>
@@ -14720,10 +14675,7 @@
           </w:tcPr>
           <w:p>
             <w:r>
-              <w:rPr>
-                <w:sz w:val="10"/>
-              </w:rPr>
-              <w:t>—</w:t>
+              <w:t>ConfigureSocialTargetPolicyRequest</w:t>
             </w:r>
           </w:p>
         </w:tc>
@@ -14772,10 +14724,7 @@
           </w:tcPr>
           <w:p>
             <w:r>
-              <w:rPr>
-                <w:sz w:val="10"/>
-              </w:rPr>
-              <w:t>—</w:t>
+              <w:t>System 07 / Social Target Posting Policy + Audit</w:t>
             </w:r>
           </w:p>
         </w:tc>
@@ -14891,10 +14840,7 @@
           </w:tcPr>
           <w:p>
             <w:r>
-              <w:rPr>
-                <w:sz w:val="10"/>
-              </w:rPr>
-              <w:t>—</w:t>
+              <w:t>SocialTargetPublishRequest</w:t>
             </w:r>
           </w:p>
         </w:tc>
@@ -14943,10 +14889,7 @@
           </w:tcPr>
           <w:p>
             <w:r>
-              <w:rPr>
-                <w:sz w:val="10"/>
-              </w:rPr>
-              <w:t>—</w:t>
+              <w:t>System 07 / PublishRequest + Target Publish State + Audit</w:t>
             </w:r>
           </w:p>
         </w:tc>
@@ -15062,10 +15005,7 @@
           </w:tcPr>
           <w:p>
             <w:r>
-              <w:rPr>
-                <w:sz w:val="10"/>
-              </w:rPr>
-              <w:t>—</w:t>
+              <w:t>RefreshSocialProjectionRequest</w:t>
             </w:r>
           </w:p>
         </w:tc>
@@ -15114,10 +15054,7 @@
           </w:tcPr>
           <w:p>
             <w:r>
-              <w:rPr>
-                <w:sz w:val="10"/>
-              </w:rPr>
-              <w:t>—</w:t>
+              <w:t>System 07 / Social Projection + Projection Audit</w:t>
             </w:r>
           </w:p>
         </w:tc>
@@ -15233,10 +15170,7 @@
           </w:tcPr>
           <w:p>
             <w:r>
-              <w:rPr>
-                <w:sz w:val="10"/>
-              </w:rPr>
-              <w:t>—</w:t>
+              <w:t>CreateSocialTargetDiscoveryRequest</w:t>
             </w:r>
           </w:p>
         </w:tc>
@@ -15285,10 +15219,7 @@
           </w:tcPr>
           <w:p>
             <w:r>
-              <w:rPr>
-                <w:sz w:val="10"/>
-              </w:rPr>
-              <w:t>—</w:t>
+              <w:t>System 07 / SocialTargetDiscoveryJob + Discovery Evidence</w:t>
             </w:r>
           </w:p>
         </w:tc>
@@ -15404,10 +15335,7 @@
           </w:tcPr>
           <w:p>
             <w:r>
-              <w:rPr>
-                <w:sz w:val="10"/>
-              </w:rPr>
-              <w:t>—</w:t>
+              <w:t>SocialTargetJoinRequest</w:t>
             </w:r>
           </w:p>
         </w:tc>
@@ -15456,10 +15384,7 @@
           </w:tcPr>
           <w:p>
             <w:r>
-              <w:rPr>
-                <w:sz w:val="10"/>
-              </w:rPr>
-              <w:t>—</w:t>
+              <w:t>System 07 / Social Target Join Request + Audit</w:t>
             </w:r>
           </w:p>
         </w:tc>
@@ -23441,10 +23366,7 @@
           </w:tcPr>
           <w:p>
             <w:r>
-              <w:rPr>
-                <w:sz w:val="10"/>
-              </w:rPr>
-              <w:t>—</w:t>
+              <w:t>SearchSocialProjectionRequest</w:t>
             </w:r>
           </w:p>
         </w:tc>
@@ -23493,10 +23415,7 @@
           </w:tcPr>
           <w:p>
             <w:r>
-              <w:rPr>
-                <w:sz w:val="10"/>
-              </w:rPr>
-              <w:t>—</w:t>
+              <w:t>System 07 / Search Projection Result + Search Audit</w:t>
             </w:r>
           </w:p>
         </w:tc>
@@ -23612,10 +23531,7 @@
           </w:tcPr>
           <w:p>
             <w:r>
-              <w:rPr>
-                <w:sz w:val="10"/>
-              </w:rPr>
-              <w:t>—</w:t>
+              <w:t>SearchSocialProjectionRequest</w:t>
             </w:r>
           </w:p>
         </w:tc>
@@ -23664,10 +23580,7 @@
           </w:tcPr>
           <w:p>
             <w:r>
-              <w:rPr>
-                <w:sz w:val="10"/>
-              </w:rPr>
-              <w:t>—</w:t>
+              <w:t>System 07 / Search Projection Result + Search Audit</w:t>
             </w:r>
           </w:p>
         </w:tc>
@@ -25180,9 +25093,1104 @@
         </w:tc>
       </w:tr>
     </w:tbl>
+    <w:p>
+      <w:pPr>
+        <w:sectPr>
+          <w:pgSz w:w="11906" w:h="16838" w:orient="landscape"/>
+          <w:pgMar w:top="576" w:right="504" w:bottom="576" w:left="504" w:header="283" w:footer="283" w:gutter="0"/>
+          <w:cols w:space="720"/>
+          <w:docGrid w:linePitch="360"/>
+        </w:sectPr>
+      </w:pPr>
+    </w:p>
+    <w:p>
+      <w:pPr>
+        <w:pStyle w:val="Heading1"/>
+      </w:pPr>
+      <w:r>
+        <w:t>Batch 47 · SOC-01 Social Contract Binding Ledger</w:t>
+      </w:r>
+    </w:p>
+    <w:p>
+      <w:r>
+        <w:t>[ACPOS-20260922-BATCH-47-SYSTEM07-SOCIAL-CONTRACT-REMEDIATION-V1] Social effectful contracts preserve external-provider truth, secret isolation, candidate governance and derived-projection boundaries. Credential reveal never persists plaintext secret; local publish request acceptance never equals external publish success.</w:t>
+      </w:r>
+    </w:p>
+    <w:tbl>
+      <w:tblPr>
+        <w:tblStyle w:val="TableGrid"/>
+        <w:tblW w:type="auto" w:w="0"/>
+        <w:tblLook w:firstColumn="1" w:firstRow="1" w:lastColumn="0" w:lastRow="0" w:noHBand="0" w:noVBand="1" w:val="04A0"/>
+      </w:tblPr>
+      <w:tblGrid>
+        <w:gridCol w:w="4008"/>
+        <w:gridCol w:w="4008"/>
+        <w:gridCol w:w="4008"/>
+        <w:gridCol w:w="4008"/>
+      </w:tblGrid>
+      <w:tr>
+        <w:trPr>
+          <w:tblHeader w:val="true"/>
+        </w:trPr>
+        <w:tc>
+          <w:tcPr>
+            <w:tcW w:type="dxa" w:w="4008"/>
+          </w:tcPr>
+          <w:p>
+            <w:pPr>
+              <w:spacing w:after="0"/>
+            </w:pPr>
+            <w:r>
+              <w:rPr>
+                <w:sz w:val="7"/>
+              </w:rPr>
+              <w:t>Control UID</w:t>
+            </w:r>
+          </w:p>
+        </w:tc>
+        <w:tc>
+          <w:tcPr>
+            <w:tcW w:type="dxa" w:w="4008"/>
+          </w:tcPr>
+          <w:p>
+            <w:pPr>
+              <w:spacing w:after="0"/>
+            </w:pPr>
+            <w:r>
+              <w:rPr>
+                <w:sz w:val="7"/>
+              </w:rPr>
+              <w:t>Operation</w:t>
+            </w:r>
+          </w:p>
+        </w:tc>
+        <w:tc>
+          <w:tcPr>
+            <w:tcW w:type="dxa" w:w="4008"/>
+          </w:tcPr>
+          <w:p>
+            <w:pPr>
+              <w:spacing w:after="0"/>
+            </w:pPr>
+            <w:r>
+              <w:rPr>
+                <w:sz w:val="7"/>
+              </w:rPr>
+              <w:t>Payload / Schema</w:t>
+            </w:r>
+          </w:p>
+        </w:tc>
+        <w:tc>
+          <w:tcPr>
+            <w:tcW w:type="dxa" w:w="4008"/>
+          </w:tcPr>
+          <w:p>
+            <w:pPr>
+              <w:spacing w:after="0"/>
+            </w:pPr>
+            <w:r>
+              <w:rPr>
+                <w:sz w:val="7"/>
+              </w:rPr>
+              <w:t>Persistence Owner</w:t>
+            </w:r>
+          </w:p>
+        </w:tc>
+      </w:tr>
+      <w:tr>
+        <w:tc>
+          <w:tcPr>
+            <w:tcW w:type="dxa" w:w="4008"/>
+          </w:tcPr>
+          <w:p>
+            <w:pPr>
+              <w:spacing w:after="0"/>
+            </w:pPr>
+            <w:r>
+              <w:rPr>
+                <w:sz w:val="7"/>
+              </w:rPr>
+              <w:t>SOC-01-BTN-ACCOUNT-BIND</w:t>
+            </w:r>
+          </w:p>
+        </w:tc>
+        <w:tc>
+          <w:tcPr>
+            <w:tcW w:type="dxa" w:w="4008"/>
+          </w:tcPr>
+          <w:p>
+            <w:pPr>
+              <w:spacing w:after="0"/>
+            </w:pPr>
+            <w:r>
+              <w:rPr>
+                <w:sz w:val="7"/>
+              </w:rPr>
+              <w:t>bindSocialAccount</w:t>
+            </w:r>
+          </w:p>
+        </w:tc>
+        <w:tc>
+          <w:tcPr>
+            <w:tcW w:type="dxa" w:w="4008"/>
+          </w:tcPr>
+          <w:p>
+            <w:pPr>
+              <w:spacing w:after="0"/>
+            </w:pPr>
+            <w:r>
+              <w:rPr>
+                <w:sz w:val="7"/>
+              </w:rPr>
+              <w:t>BindSocialAccountRequest</w:t>
+            </w:r>
+          </w:p>
+        </w:tc>
+        <w:tc>
+          <w:tcPr>
+            <w:tcW w:type="dxa" w:w="4008"/>
+          </w:tcPr>
+          <w:p>
+            <w:pPr>
+              <w:spacing w:after="0"/>
+            </w:pPr>
+            <w:r>
+              <w:rPr>
+                <w:sz w:val="7"/>
+              </w:rPr>
+              <w:t>System 07 / SocialAccountBinding + Audit</w:t>
+            </w:r>
+          </w:p>
+        </w:tc>
+      </w:tr>
+      <w:tr>
+        <w:tc>
+          <w:tcPr>
+            <w:tcW w:type="dxa" w:w="4008"/>
+          </w:tcPr>
+          <w:p>
+            <w:pPr>
+              <w:spacing w:after="0"/>
+            </w:pPr>
+            <w:r>
+              <w:rPr>
+                <w:sz w:val="7"/>
+              </w:rPr>
+              <w:t>SOC-01-BTN-ACCOUNT-UNBIND</w:t>
+            </w:r>
+          </w:p>
+        </w:tc>
+        <w:tc>
+          <w:tcPr>
+            <w:tcW w:type="dxa" w:w="4008"/>
+          </w:tcPr>
+          <w:p>
+            <w:pPr>
+              <w:spacing w:after="0"/>
+            </w:pPr>
+            <w:r>
+              <w:rPr>
+                <w:sz w:val="7"/>
+              </w:rPr>
+              <w:t>unbindSocialAccount</w:t>
+            </w:r>
+          </w:p>
+        </w:tc>
+        <w:tc>
+          <w:tcPr>
+            <w:tcW w:type="dxa" w:w="4008"/>
+          </w:tcPr>
+          <w:p>
+            <w:pPr>
+              <w:spacing w:after="0"/>
+            </w:pPr>
+            <w:r>
+              <w:rPr>
+                <w:sz w:val="7"/>
+              </w:rPr>
+              <w:t>UnbindSocialAccountRequest</w:t>
+            </w:r>
+          </w:p>
+        </w:tc>
+        <w:tc>
+          <w:tcPr>
+            <w:tcW w:type="dxa" w:w="4008"/>
+          </w:tcPr>
+          <w:p>
+            <w:pPr>
+              <w:spacing w:after="0"/>
+            </w:pPr>
+            <w:r>
+              <w:rPr>
+                <w:sz w:val="7"/>
+              </w:rPr>
+              <w:t>System 07 / SocialAccountBinding State + Audit</w:t>
+            </w:r>
+          </w:p>
+        </w:tc>
+      </w:tr>
+      <w:tr>
+        <w:tc>
+          <w:tcPr>
+            <w:tcW w:type="dxa" w:w="4008"/>
+          </w:tcPr>
+          <w:p>
+            <w:pPr>
+              <w:spacing w:after="0"/>
+            </w:pPr>
+            <w:r>
+              <w:rPr>
+                <w:sz w:val="7"/>
+              </w:rPr>
+              <w:t>SOC-01-BTN-CANDIDATE-DECIDE</w:t>
+            </w:r>
+          </w:p>
+        </w:tc>
+        <w:tc>
+          <w:tcPr>
+            <w:tcW w:type="dxa" w:w="4008"/>
+          </w:tcPr>
+          <w:p>
+            <w:pPr>
+              <w:spacing w:after="0"/>
+            </w:pPr>
+            <w:r>
+              <w:rPr>
+                <w:sz w:val="7"/>
+              </w:rPr>
+              <w:t>decideCandidate</w:t>
+            </w:r>
+          </w:p>
+        </w:tc>
+        <w:tc>
+          <w:tcPr>
+            <w:tcW w:type="dxa" w:w="4008"/>
+          </w:tcPr>
+          <w:p>
+            <w:pPr>
+              <w:spacing w:after="0"/>
+            </w:pPr>
+            <w:r>
+              <w:rPr>
+                <w:sz w:val="7"/>
+              </w:rPr>
+              <w:t>DecideSocialContentCandidateRequest</w:t>
+            </w:r>
+          </w:p>
+        </w:tc>
+        <w:tc>
+          <w:tcPr>
+            <w:tcW w:type="dxa" w:w="4008"/>
+          </w:tcPr>
+          <w:p>
+            <w:pPr>
+              <w:spacing w:after="0"/>
+            </w:pPr>
+            <w:r>
+              <w:rPr>
+                <w:sz w:val="7"/>
+              </w:rPr>
+              <w:t>UNCHANGED</w:t>
+            </w:r>
+          </w:p>
+        </w:tc>
+      </w:tr>
+      <w:tr>
+        <w:tc>
+          <w:tcPr>
+            <w:tcW w:type="dxa" w:w="4008"/>
+          </w:tcPr>
+          <w:p>
+            <w:pPr>
+              <w:spacing w:after="0"/>
+            </w:pPr>
+            <w:r>
+              <w:rPr>
+                <w:sz w:val="7"/>
+              </w:rPr>
+              <w:t>SOC-01-BTN-CONTENT-SAVE</w:t>
+            </w:r>
+          </w:p>
+        </w:tc>
+        <w:tc>
+          <w:tcPr>
+            <w:tcW w:type="dxa" w:w="4008"/>
+          </w:tcPr>
+          <w:p>
+            <w:pPr>
+              <w:spacing w:after="0"/>
+            </w:pPr>
+            <w:r>
+              <w:rPr>
+                <w:sz w:val="7"/>
+              </w:rPr>
+              <w:t>saveDraft</w:t>
+            </w:r>
+          </w:p>
+        </w:tc>
+        <w:tc>
+          <w:tcPr>
+            <w:tcW w:type="dxa" w:w="4008"/>
+          </w:tcPr>
+          <w:p>
+            <w:pPr>
+              <w:spacing w:after="0"/>
+            </w:pPr>
+            <w:r>
+              <w:rPr>
+                <w:sz w:val="7"/>
+              </w:rPr>
+              <w:t>SaveSocialContentDraftRequest</w:t>
+            </w:r>
+          </w:p>
+        </w:tc>
+        <w:tc>
+          <w:tcPr>
+            <w:tcW w:type="dxa" w:w="4008"/>
+          </w:tcPr>
+          <w:p>
+            <w:pPr>
+              <w:spacing w:after="0"/>
+            </w:pPr>
+            <w:r>
+              <w:rPr>
+                <w:sz w:val="7"/>
+              </w:rPr>
+              <w:t>Existing Draft/Candidate Owner / Social Content Draft + Audit</w:t>
+            </w:r>
+          </w:p>
+        </w:tc>
+      </w:tr>
+      <w:tr>
+        <w:tc>
+          <w:tcPr>
+            <w:tcW w:type="dxa" w:w="4008"/>
+          </w:tcPr>
+          <w:p>
+            <w:pPr>
+              <w:spacing w:after="0"/>
+            </w:pPr>
+            <w:r>
+              <w:rPr>
+                <w:sz w:val="7"/>
+              </w:rPr>
+              <w:t>SOC-01-BTN-CREDENTIAL-REVEAL</w:t>
+            </w:r>
+          </w:p>
+        </w:tc>
+        <w:tc>
+          <w:tcPr>
+            <w:tcW w:type="dxa" w:w="4008"/>
+          </w:tcPr>
+          <w:p>
+            <w:pPr>
+              <w:spacing w:after="0"/>
+            </w:pPr>
+            <w:r>
+              <w:rPr>
+                <w:sz w:val="7"/>
+              </w:rPr>
+              <w:t>revealSocialCredential</w:t>
+            </w:r>
+          </w:p>
+        </w:tc>
+        <w:tc>
+          <w:tcPr>
+            <w:tcW w:type="dxa" w:w="4008"/>
+          </w:tcPr>
+          <w:p>
+            <w:pPr>
+              <w:spacing w:after="0"/>
+            </w:pPr>
+            <w:r>
+              <w:rPr>
+                <w:sz w:val="7"/>
+              </w:rPr>
+              <w:t>RevealSocialCredentialRequest</w:t>
+            </w:r>
+          </w:p>
+        </w:tc>
+        <w:tc>
+          <w:tcPr>
+            <w:tcW w:type="dxa" w:w="4008"/>
+          </w:tcPr>
+          <w:p>
+            <w:pPr>
+              <w:spacing w:after="0"/>
+            </w:pPr>
+            <w:r>
+              <w:rPr>
+                <w:sz w:val="7"/>
+              </w:rPr>
+              <w:t>Secret/Vault Owner + Credential Reveal Audit</w:t>
+            </w:r>
+          </w:p>
+        </w:tc>
+      </w:tr>
+      <w:tr>
+        <w:tc>
+          <w:tcPr>
+            <w:tcW w:type="dxa" w:w="4008"/>
+          </w:tcPr>
+          <w:p>
+            <w:pPr>
+              <w:spacing w:after="0"/>
+            </w:pPr>
+            <w:r>
+              <w:rPr>
+                <w:sz w:val="7"/>
+              </w:rPr>
+              <w:t>SOC-01-BTN-KILL</w:t>
+            </w:r>
+          </w:p>
+        </w:tc>
+        <w:tc>
+          <w:tcPr>
+            <w:tcW w:type="dxa" w:w="4008"/>
+          </w:tcPr>
+          <w:p>
+            <w:pPr>
+              <w:spacing w:after="0"/>
+            </w:pPr>
+            <w:r>
+              <w:rPr>
+                <w:sz w:val="7"/>
+              </w:rPr>
+              <w:t>setKillSwitch</w:t>
+            </w:r>
+          </w:p>
+        </w:tc>
+        <w:tc>
+          <w:tcPr>
+            <w:tcW w:type="dxa" w:w="4008"/>
+          </w:tcPr>
+          <w:p>
+            <w:pPr>
+              <w:spacing w:after="0"/>
+            </w:pPr>
+            <w:r>
+              <w:rPr>
+                <w:sz w:val="7"/>
+              </w:rPr>
+              <w:t>SetKillSwitchRequest</w:t>
+            </w:r>
+          </w:p>
+        </w:tc>
+        <w:tc>
+          <w:tcPr>
+            <w:tcW w:type="dxa" w:w="4008"/>
+          </w:tcPr>
+          <w:p>
+            <w:pPr>
+              <w:spacing w:after="0"/>
+            </w:pPr>
+            <w:r>
+              <w:rPr>
+                <w:sz w:val="7"/>
+              </w:rPr>
+              <w:t>Existing Operations Governance / Kill Switch State + Audit</w:t>
+            </w:r>
+          </w:p>
+        </w:tc>
+      </w:tr>
+      <w:tr>
+        <w:tc>
+          <w:tcPr>
+            <w:tcW w:type="dxa" w:w="4008"/>
+          </w:tcPr>
+          <w:p>
+            <w:pPr>
+              <w:spacing w:after="0"/>
+            </w:pPr>
+            <w:r>
+              <w:rPr>
+                <w:sz w:val="7"/>
+              </w:rPr>
+              <w:t>SOC-01-BTN-MANUAL-COMPLETE</w:t>
+            </w:r>
+          </w:p>
+        </w:tc>
+        <w:tc>
+          <w:tcPr>
+            <w:tcW w:type="dxa" w:w="4008"/>
+          </w:tcPr>
+          <w:p>
+            <w:pPr>
+              <w:spacing w:after="0"/>
+            </w:pPr>
+            <w:r>
+              <w:rPr>
+                <w:sz w:val="7"/>
+              </w:rPr>
+              <w:t>completeSocialManualAction</w:t>
+            </w:r>
+          </w:p>
+        </w:tc>
+        <w:tc>
+          <w:tcPr>
+            <w:tcW w:type="dxa" w:w="4008"/>
+          </w:tcPr>
+          <w:p>
+            <w:pPr>
+              <w:spacing w:after="0"/>
+            </w:pPr>
+            <w:r>
+              <w:rPr>
+                <w:sz w:val="7"/>
+              </w:rPr>
+              <w:t>CompleteSocialManualActionRequest</w:t>
+            </w:r>
+          </w:p>
+        </w:tc>
+        <w:tc>
+          <w:tcPr>
+            <w:tcW w:type="dxa" w:w="4008"/>
+          </w:tcPr>
+          <w:p>
+            <w:pPr>
+              <w:spacing w:after="0"/>
+            </w:pPr>
+            <w:r>
+              <w:rPr>
+                <w:sz w:val="7"/>
+              </w:rPr>
+              <w:t>System 07 / Social Manual Action + Audit</w:t>
+            </w:r>
+          </w:p>
+        </w:tc>
+      </w:tr>
+      <w:tr>
+        <w:tc>
+          <w:tcPr>
+            <w:tcW w:type="dxa" w:w="4008"/>
+          </w:tcPr>
+          <w:p>
+            <w:pPr>
+              <w:spacing w:after="0"/>
+            </w:pPr>
+            <w:r>
+              <w:rPr>
+                <w:sz w:val="7"/>
+              </w:rPr>
+              <w:t>SOC-01-BTN-PLATFORM-CONFIG</w:t>
+            </w:r>
+          </w:p>
+        </w:tc>
+        <w:tc>
+          <w:tcPr>
+            <w:tcW w:type="dxa" w:w="4008"/>
+          </w:tcPr>
+          <w:p>
+            <w:pPr>
+              <w:spacing w:after="0"/>
+            </w:pPr>
+            <w:r>
+              <w:rPr>
+                <w:sz w:val="7"/>
+              </w:rPr>
+              <w:t>configureGovernedResource</w:t>
+            </w:r>
+          </w:p>
+        </w:tc>
+        <w:tc>
+          <w:tcPr>
+            <w:tcW w:type="dxa" w:w="4008"/>
+          </w:tcPr>
+          <w:p>
+            <w:pPr>
+              <w:spacing w:after="0"/>
+            </w:pPr>
+            <w:r>
+              <w:rPr>
+                <w:sz w:val="7"/>
+              </w:rPr>
+              <w:t>ConfigureGovernedResourceRequest</w:t>
+            </w:r>
+          </w:p>
+        </w:tc>
+        <w:tc>
+          <w:tcPr>
+            <w:tcW w:type="dxa" w:w="4008"/>
+          </w:tcPr>
+          <w:p>
+            <w:pPr>
+              <w:spacing w:after="0"/>
+            </w:pPr>
+            <w:r>
+              <w:rPr>
+                <w:sz w:val="7"/>
+              </w:rPr>
+              <w:t>Resolved Governed Resource Canonical Owner + Governance Audit</w:t>
+            </w:r>
+          </w:p>
+        </w:tc>
+      </w:tr>
+      <w:tr>
+        <w:tc>
+          <w:tcPr>
+            <w:tcW w:type="dxa" w:w="4008"/>
+          </w:tcPr>
+          <w:p>
+            <w:pPr>
+              <w:spacing w:after="0"/>
+            </w:pPr>
+            <w:r>
+              <w:rPr>
+                <w:sz w:val="7"/>
+              </w:rPr>
+              <w:t>SOC-01-BTN-POLICY-CONFIG</w:t>
+            </w:r>
+          </w:p>
+        </w:tc>
+        <w:tc>
+          <w:tcPr>
+            <w:tcW w:type="dxa" w:w="4008"/>
+          </w:tcPr>
+          <w:p>
+            <w:pPr>
+              <w:spacing w:after="0"/>
+            </w:pPr>
+            <w:r>
+              <w:rPr>
+                <w:sz w:val="7"/>
+              </w:rPr>
+              <w:t>configureSocialTargetPolicy</w:t>
+            </w:r>
+          </w:p>
+        </w:tc>
+        <w:tc>
+          <w:tcPr>
+            <w:tcW w:type="dxa" w:w="4008"/>
+          </w:tcPr>
+          <w:p>
+            <w:pPr>
+              <w:spacing w:after="0"/>
+            </w:pPr>
+            <w:r>
+              <w:rPr>
+                <w:sz w:val="7"/>
+              </w:rPr>
+              <w:t>ConfigureSocialTargetPolicyRequest</w:t>
+            </w:r>
+          </w:p>
+        </w:tc>
+        <w:tc>
+          <w:tcPr>
+            <w:tcW w:type="dxa" w:w="4008"/>
+          </w:tcPr>
+          <w:p>
+            <w:pPr>
+              <w:spacing w:after="0"/>
+            </w:pPr>
+            <w:r>
+              <w:rPr>
+                <w:sz w:val="7"/>
+              </w:rPr>
+              <w:t>System 07 / Social Target Posting Policy + Audit</w:t>
+            </w:r>
+          </w:p>
+        </w:tc>
+      </w:tr>
+      <w:tr>
+        <w:tc>
+          <w:tcPr>
+            <w:tcW w:type="dxa" w:w="4008"/>
+          </w:tcPr>
+          <w:p>
+            <w:pPr>
+              <w:spacing w:after="0"/>
+            </w:pPr>
+            <w:r>
+              <w:rPr>
+                <w:sz w:val="7"/>
+              </w:rPr>
+              <w:t>SOC-01-BTN-PUBLISH</w:t>
+            </w:r>
+          </w:p>
+        </w:tc>
+        <w:tc>
+          <w:tcPr>
+            <w:tcW w:type="dxa" w:w="4008"/>
+          </w:tcPr>
+          <w:p>
+            <w:pPr>
+              <w:spacing w:after="0"/>
+            </w:pPr>
+            <w:r>
+              <w:rPr>
+                <w:sz w:val="7"/>
+              </w:rPr>
+              <w:t>requestSocialTargetPublish</w:t>
+            </w:r>
+          </w:p>
+        </w:tc>
+        <w:tc>
+          <w:tcPr>
+            <w:tcW w:type="dxa" w:w="4008"/>
+          </w:tcPr>
+          <w:p>
+            <w:pPr>
+              <w:spacing w:after="0"/>
+            </w:pPr>
+            <w:r>
+              <w:rPr>
+                <w:sz w:val="7"/>
+              </w:rPr>
+              <w:t>SocialTargetPublishRequest</w:t>
+            </w:r>
+          </w:p>
+        </w:tc>
+        <w:tc>
+          <w:tcPr>
+            <w:tcW w:type="dxa" w:w="4008"/>
+          </w:tcPr>
+          <w:p>
+            <w:pPr>
+              <w:spacing w:after="0"/>
+            </w:pPr>
+            <w:r>
+              <w:rPr>
+                <w:sz w:val="7"/>
+              </w:rPr>
+              <w:t>System 07 / PublishRequest + Target Publish State + Audit</w:t>
+            </w:r>
+          </w:p>
+        </w:tc>
+      </w:tr>
+      <w:tr>
+        <w:tc>
+          <w:tcPr>
+            <w:tcW w:type="dxa" w:w="4008"/>
+          </w:tcPr>
+          <w:p>
+            <w:pPr>
+              <w:spacing w:after="0"/>
+            </w:pPr>
+            <w:r>
+              <w:rPr>
+                <w:sz w:val="7"/>
+              </w:rPr>
+              <w:t>SOC-01-BTN-REFRESH</w:t>
+            </w:r>
+          </w:p>
+        </w:tc>
+        <w:tc>
+          <w:tcPr>
+            <w:tcW w:type="dxa" w:w="4008"/>
+          </w:tcPr>
+          <w:p>
+            <w:pPr>
+              <w:spacing w:after="0"/>
+            </w:pPr>
+            <w:r>
+              <w:rPr>
+                <w:sz w:val="7"/>
+              </w:rPr>
+              <w:t>refreshProjection</w:t>
+            </w:r>
+          </w:p>
+        </w:tc>
+        <w:tc>
+          <w:tcPr>
+            <w:tcW w:type="dxa" w:w="4008"/>
+          </w:tcPr>
+          <w:p>
+            <w:pPr>
+              <w:spacing w:after="0"/>
+            </w:pPr>
+            <w:r>
+              <w:rPr>
+                <w:sz w:val="7"/>
+              </w:rPr>
+              <w:t>RefreshSocialProjectionRequest</w:t>
+            </w:r>
+          </w:p>
+        </w:tc>
+        <w:tc>
+          <w:tcPr>
+            <w:tcW w:type="dxa" w:w="4008"/>
+          </w:tcPr>
+          <w:p>
+            <w:pPr>
+              <w:spacing w:after="0"/>
+            </w:pPr>
+            <w:r>
+              <w:rPr>
+                <w:sz w:val="7"/>
+              </w:rPr>
+              <w:t>System 07 / Social Projection + Projection Audit</w:t>
+            </w:r>
+          </w:p>
+        </w:tc>
+      </w:tr>
+      <w:tr>
+        <w:tc>
+          <w:tcPr>
+            <w:tcW w:type="dxa" w:w="4008"/>
+          </w:tcPr>
+          <w:p>
+            <w:pPr>
+              <w:spacing w:after="0"/>
+            </w:pPr>
+            <w:r>
+              <w:rPr>
+                <w:sz w:val="7"/>
+              </w:rPr>
+              <w:t>SOC-01-BTN-TARGET-DISCOVERY</w:t>
+            </w:r>
+          </w:p>
+        </w:tc>
+        <w:tc>
+          <w:tcPr>
+            <w:tcW w:type="dxa" w:w="4008"/>
+          </w:tcPr>
+          <w:p>
+            <w:pPr>
+              <w:spacing w:after="0"/>
+            </w:pPr>
+            <w:r>
+              <w:rPr>
+                <w:sz w:val="7"/>
+              </w:rPr>
+              <w:t>createSocialTargetDiscovery</w:t>
+            </w:r>
+          </w:p>
+        </w:tc>
+        <w:tc>
+          <w:tcPr>
+            <w:tcW w:type="dxa" w:w="4008"/>
+          </w:tcPr>
+          <w:p>
+            <w:pPr>
+              <w:spacing w:after="0"/>
+            </w:pPr>
+            <w:r>
+              <w:rPr>
+                <w:sz w:val="7"/>
+              </w:rPr>
+              <w:t>CreateSocialTargetDiscoveryRequest</w:t>
+            </w:r>
+          </w:p>
+        </w:tc>
+        <w:tc>
+          <w:tcPr>
+            <w:tcW w:type="dxa" w:w="4008"/>
+          </w:tcPr>
+          <w:p>
+            <w:pPr>
+              <w:spacing w:after="0"/>
+            </w:pPr>
+            <w:r>
+              <w:rPr>
+                <w:sz w:val="7"/>
+              </w:rPr>
+              <w:t>System 07 / SocialTargetDiscoveryJob + Discovery Evidence</w:t>
+            </w:r>
+          </w:p>
+        </w:tc>
+      </w:tr>
+      <w:tr>
+        <w:tc>
+          <w:tcPr>
+            <w:tcW w:type="dxa" w:w="4008"/>
+          </w:tcPr>
+          <w:p>
+            <w:pPr>
+              <w:spacing w:after="0"/>
+            </w:pPr>
+            <w:r>
+              <w:rPr>
+                <w:sz w:val="7"/>
+              </w:rPr>
+              <w:t>SOC-01-BTN-TARGET-JOIN</w:t>
+            </w:r>
+          </w:p>
+        </w:tc>
+        <w:tc>
+          <w:tcPr>
+            <w:tcW w:type="dxa" w:w="4008"/>
+          </w:tcPr>
+          <w:p>
+            <w:pPr>
+              <w:spacing w:after="0"/>
+            </w:pPr>
+            <w:r>
+              <w:rPr>
+                <w:sz w:val="7"/>
+              </w:rPr>
+              <w:t>requestSocialTargetJoin</w:t>
+            </w:r>
+          </w:p>
+        </w:tc>
+        <w:tc>
+          <w:tcPr>
+            <w:tcW w:type="dxa" w:w="4008"/>
+          </w:tcPr>
+          <w:p>
+            <w:pPr>
+              <w:spacing w:after="0"/>
+            </w:pPr>
+            <w:r>
+              <w:rPr>
+                <w:sz w:val="7"/>
+              </w:rPr>
+              <w:t>SocialTargetJoinRequest</w:t>
+            </w:r>
+          </w:p>
+        </w:tc>
+        <w:tc>
+          <w:tcPr>
+            <w:tcW w:type="dxa" w:w="4008"/>
+          </w:tcPr>
+          <w:p>
+            <w:pPr>
+              <w:spacing w:after="0"/>
+            </w:pPr>
+            <w:r>
+              <w:rPr>
+                <w:sz w:val="7"/>
+              </w:rPr>
+              <w:t>System 07 / Social Target Join Request + Audit</w:t>
+            </w:r>
+          </w:p>
+        </w:tc>
+      </w:tr>
+      <w:tr>
+        <w:tc>
+          <w:tcPr>
+            <w:tcW w:type="dxa" w:w="4008"/>
+          </w:tcPr>
+          <w:p>
+            <w:pPr>
+              <w:spacing w:after="0"/>
+            </w:pPr>
+            <w:r>
+              <w:rPr>
+                <w:sz w:val="7"/>
+              </w:rPr>
+              <w:t>SOC-01-INP-RECORD-SEARCH</w:t>
+            </w:r>
+          </w:p>
+        </w:tc>
+        <w:tc>
+          <w:tcPr>
+            <w:tcW w:type="dxa" w:w="4008"/>
+          </w:tcPr>
+          <w:p>
+            <w:pPr>
+              <w:spacing w:after="0"/>
+            </w:pPr>
+            <w:r>
+              <w:rPr>
+                <w:sz w:val="7"/>
+              </w:rPr>
+              <w:t>searchProjection</w:t>
+            </w:r>
+          </w:p>
+        </w:tc>
+        <w:tc>
+          <w:tcPr>
+            <w:tcW w:type="dxa" w:w="4008"/>
+          </w:tcPr>
+          <w:p>
+            <w:pPr>
+              <w:spacing w:after="0"/>
+            </w:pPr>
+            <w:r>
+              <w:rPr>
+                <w:sz w:val="7"/>
+              </w:rPr>
+              <w:t>SearchSocialProjectionRequest</w:t>
+            </w:r>
+          </w:p>
+        </w:tc>
+        <w:tc>
+          <w:tcPr>
+            <w:tcW w:type="dxa" w:w="4008"/>
+          </w:tcPr>
+          <w:p>
+            <w:pPr>
+              <w:spacing w:after="0"/>
+            </w:pPr>
+            <w:r>
+              <w:rPr>
+                <w:sz w:val="7"/>
+              </w:rPr>
+              <w:t>System 07 / Search Projection Result + Search Audit</w:t>
+            </w:r>
+          </w:p>
+        </w:tc>
+      </w:tr>
+      <w:tr>
+        <w:tc>
+          <w:tcPr>
+            <w:tcW w:type="dxa" w:w="4008"/>
+          </w:tcPr>
+          <w:p>
+            <w:pPr>
+              <w:spacing w:after="0"/>
+            </w:pPr>
+            <w:r>
+              <w:rPr>
+                <w:sz w:val="7"/>
+              </w:rPr>
+              <w:t>SOC-01-INP-TARGET-SEARCH</w:t>
+            </w:r>
+          </w:p>
+        </w:tc>
+        <w:tc>
+          <w:tcPr>
+            <w:tcW w:type="dxa" w:w="4008"/>
+          </w:tcPr>
+          <w:p>
+            <w:pPr>
+              <w:spacing w:after="0"/>
+            </w:pPr>
+            <w:r>
+              <w:rPr>
+                <w:sz w:val="7"/>
+              </w:rPr>
+              <w:t>searchProjection</w:t>
+            </w:r>
+          </w:p>
+        </w:tc>
+        <w:tc>
+          <w:tcPr>
+            <w:tcW w:type="dxa" w:w="4008"/>
+          </w:tcPr>
+          <w:p>
+            <w:pPr>
+              <w:spacing w:after="0"/>
+            </w:pPr>
+            <w:r>
+              <w:rPr>
+                <w:sz w:val="7"/>
+              </w:rPr>
+              <w:t>SearchSocialProjectionRequest</w:t>
+            </w:r>
+          </w:p>
+        </w:tc>
+        <w:tc>
+          <w:tcPr>
+            <w:tcW w:type="dxa" w:w="4008"/>
+          </w:tcPr>
+          <w:p>
+            <w:pPr>
+              <w:spacing w:after="0"/>
+            </w:pPr>
+            <w:r>
+              <w:rPr>
+                <w:sz w:val="7"/>
+              </w:rPr>
+              <w:t>System 07 / Search Projection Result + Search Audit</w:t>
+            </w:r>
+          </w:p>
+        </w:tc>
+      </w:tr>
+    </w:tbl>
     <w:sectPr>
-      <w:pgSz w:w="11906" w:h="16838" w:orient="landscape"/>
-      <w:pgMar w:top="576" w:right="504" w:bottom="576" w:left="504" w:header="283" w:footer="283" w:gutter="0"/>
+      <w:pgSz w:w="16838" w:h="11906" w:orient="landscape"/>
+      <w:pgMar w:top="475" w:right="403" w:bottom="475" w:left="403" w:header="283" w:footer="283" w:gutter="0"/>
       <w:cols w:space="720"/>
       <w:docGrid w:linePitch="360"/>
     </w:sectPr>

--- a/ACPOS_SOC-01_社群發布_Mother_Basic_Design_OPTIMIZED.docx
+++ b/ACPOS_SOC-01_社群發布_Mother_Basic_Design_OPTIMIZED.docx
@@ -37687,6 +37687,249 @@
                 <w:sz w:val="14"/>
               </w:rPr>
               <w:t>Current exact tree b2f81b20322dd9e9268001126b07931b437e27df: zero entity-bound operation evidence for this entity/operation. Mother §71 forbids speculative CRUD/sibling-feature expansion; current revision authorizes no new behavior.</w:t>
+            </w:r>
+          </w:p>
+        </w:tc>
+      </w:tr>
+    </w:tbl>
+    <w:p>
+      <w:r>
+        <w:br w:type="page"/>
+      </w:r>
+    </w:p>
+    <w:p>
+      <w:pPr>
+        <w:pStyle w:val="Heading1"/>
+      </w:pPr>
+      <w:r>
+        <w:t>Mother Planning / Basic Design Closure Annex｜規劃設計規範閉環補充</w:t>
+      </w:r>
+    </w:p>
+    <w:p>
+      <w:r>
+        <w:t>[ACPOS-20260922-PLANNING-DESIGN-CLOSURE-ANNEX-V1]</w:t>
+      </w:r>
+      <w:r>
+        <w:t xml:space="preserve"> 本附錄只補規劃／基本設計規範缺口；原頁面既有功能、Owner、Operation、Permission、Entity、Visual 與跨頁 Authority 仍為同一 Canonical Owner。不得由本附錄發明 Runtime/API/DB/Provider 行為，也不得建立第二套平行規範。</w:t>
+      </w:r>
+    </w:p>
+    <w:p>
+      <w:pPr>
+        <w:pStyle w:val="Heading2"/>
+      </w:pPr>
+      <w:r>
+        <w:t>Design System / Layout Closure｜設計系統與版面補齊</w:t>
+      </w:r>
+    </w:p>
+    <w:p>
+      <w:r>
+        <w:t>[ACPOS-DESIGN-CLOSURE:SOC-01:DESIGN-SYSTEM]</w:t>
+      </w:r>
+    </w:p>
+    <w:tbl>
+      <w:tblPr>
+        <w:tblStyle w:val="TableGrid"/>
+        <w:tblW w:type="auto" w:w="0"/>
+        <w:tblLook w:firstColumn="1" w:firstRow="1" w:lastColumn="0" w:lastRow="0" w:noHBand="0" w:noVBand="1" w:val="04A0"/>
+      </w:tblPr>
+      <w:tblGrid>
+        <w:gridCol w:w="8016"/>
+        <w:gridCol w:w="8016"/>
+      </w:tblGrid>
+      <w:tr>
+        <w:tc>
+          <w:tcPr>
+            <w:tcW w:type="dxa" w:w="8016"/>
+          </w:tcPr>
+          <w:p>
+            <w:r>
+              <w:t>Design Item / 設計項目</w:t>
+            </w:r>
+          </w:p>
+        </w:tc>
+        <w:tc>
+          <w:tcPr>
+            <w:tcW w:type="dxa" w:w="8016"/>
+          </w:tcPr>
+          <w:p>
+            <w:r>
+              <w:t>Canonical Planning Design Contract / 正式規劃設計契約</w:t>
+            </w:r>
+          </w:p>
+        </w:tc>
+      </w:tr>
+      <w:tr>
+        <w:tc>
+          <w:tcPr>
+            <w:tcW w:type="dxa" w:w="8016"/>
+          </w:tcPr>
+          <w:p>
+            <w:r>
+              <w:t>Color Tokens</w:t>
+            </w:r>
+          </w:p>
+        </w:tc>
+        <w:tc>
+          <w:tcPr>
+            <w:tcW w:type="dxa" w:w="8016"/>
+          </w:tcPr>
+          <w:p>
+            <w:r>
+              <w:t>SHARED_OWNER_REFERENCE → current Global Home / Shell Design System tech-purple token set; existing page-local approved override, if any, remains authoritative.</w:t>
+            </w:r>
+          </w:p>
+        </w:tc>
+      </w:tr>
+      <w:tr>
+        <w:tc>
+          <w:tcPr>
+            <w:tcW w:type="dxa" w:w="8016"/>
+          </w:tcPr>
+          <w:p>
+            <w:r>
+              <w:t>Typography Tokens</w:t>
+            </w:r>
+          </w:p>
+        </w:tc>
+        <w:tc>
+          <w:tcPr>
+            <w:tcW w:type="dxa" w:w="8016"/>
+          </w:tcPr>
+          <w:p>
+            <w:r>
+              <w:t>SHARED_OWNER_REFERENCE → current Global Design System typography; page-local text hierarchy may only use registered heading/body/label/technical text roles.</w:t>
+            </w:r>
+          </w:p>
+        </w:tc>
+      </w:tr>
+      <w:tr>
+        <w:tc>
+          <w:tcPr>
+            <w:tcW w:type="dxa" w:w="8016"/>
+          </w:tcPr>
+          <w:p>
+            <w:r>
+              <w:t>Spacing Tokens</w:t>
+            </w:r>
+          </w:p>
+        </w:tc>
+        <w:tc>
+          <w:tcPr>
+            <w:tcW w:type="dxa" w:w="8016"/>
+          </w:tcPr>
+          <w:p>
+            <w:r>
+              <w:t>Use registered gap/padding/spacing tokens; existing exact page gaps remain authoritative; no ad-hoc pixel drift.</w:t>
+            </w:r>
+          </w:p>
+        </w:tc>
+      </w:tr>
+      <w:tr>
+        <w:tc>
+          <w:tcPr>
+            <w:tcW w:type="dxa" w:w="8016"/>
+          </w:tcPr>
+          <w:p>
+            <w:r>
+              <w:t>Component States</w:t>
+            </w:r>
+          </w:p>
+        </w:tc>
+        <w:tc>
+          <w:tcPr>
+            <w:tcW w:type="dxa" w:w="8016"/>
+          </w:tcPr>
+          <w:p>
+            <w:r>
+              <w:t>Default / Hover / Focus / Active / Loading / Disabled / Success / Error MUST NOT change the approved component footprint unless the current component contract explicitly allows it.</w:t>
+            </w:r>
+          </w:p>
+        </w:tc>
+      </w:tr>
+      <w:tr>
+        <w:tc>
+          <w:tcPr>
+            <w:tcW w:type="dxa" w:w="8016"/>
+          </w:tcPr>
+          <w:p>
+            <w:r>
+              <w:t>Primary Layout</w:t>
+            </w:r>
+          </w:p>
+        </w:tc>
+        <w:tc>
+          <w:tcPr>
+            <w:tcW w:type="dxa" w:w="8016"/>
+          </w:tcPr>
+          <w:p>
+            <w:r>
+              <w:t>Use this Word's existing Primary Grid / Section / Workspace layout as the page-local authority; this annex introduces no second grid.</w:t>
+            </w:r>
+          </w:p>
+        </w:tc>
+      </w:tr>
+      <w:tr>
+        <w:tc>
+          <w:tcPr>
+            <w:tcW w:type="dxa" w:w="8016"/>
+          </w:tcPr>
+          <w:p>
+            <w:r>
+              <w:t>Navigation Region</w:t>
+            </w:r>
+          </w:p>
+        </w:tc>
+        <w:tc>
+          <w:tcPr>
+            <w:tcW w:type="dxa" w:w="8016"/>
+          </w:tcPr>
+          <w:p>
+            <w:r>
+              <w:t>Global Header and collapsible/overlay Sidebar remain shared shell regions; page Workspace starts in the registered content region.</w:t>
+            </w:r>
+          </w:p>
+        </w:tc>
+      </w:tr>
+      <w:tr>
+        <w:tc>
+          <w:tcPr>
+            <w:tcW w:type="dxa" w:w="8016"/>
+          </w:tcPr>
+          <w:p>
+            <w:r>
+              <w:t>Responsive Behavior</w:t>
+            </w:r>
+          </w:p>
+        </w:tc>
+        <w:tc>
+          <w:tcPr>
+            <w:tcW w:type="dxa" w:w="8016"/>
+          </w:tcPr>
+          <w:p>
+            <w:r>
+              <w:t>Use the current page responsive rule and shared shell breakpoint owner; semantic order and functional topology MUST remain stable across reflow.</w:t>
+            </w:r>
+          </w:p>
+        </w:tc>
+      </w:tr>
+      <w:tr>
+        <w:tc>
+          <w:tcPr>
+            <w:tcW w:type="dxa" w:w="8016"/>
+          </w:tcPr>
+          <w:p>
+            <w:r>
+              <w:t>Design Ownership</w:t>
+            </w:r>
+          </w:p>
+        </w:tc>
+        <w:tc>
+          <w:tcPr>
+            <w:tcW w:type="dxa" w:w="8016"/>
+          </w:tcPr>
+          <w:p>
+            <w:r>
+              <w:t>Page owns page-local layout/components; Global Shell owns shared header/sidebar/tokens; references only, no duplicated shared payload.</w:t>
             </w:r>
           </w:p>
         </w:tc>

--- a/ACPOS_SOC-01_社群發布_Mother_Basic_Design_OPTIMIZED.docx
+++ b/ACPOS_SOC-01_社群發布_Mother_Basic_Design_OPTIMIZED.docx
@@ -37930,6 +37930,404 @@
           <w:p>
             <w:r>
               <w:t>Page owns page-local layout/components; Global Shell owns shared header/sidebar/tokens; references only, no duplicated shared payload.</w:t>
+            </w:r>
+          </w:p>
+        </w:tc>
+      </w:tr>
+    </w:tbl>
+    <w:p>
+      <w:pPr>
+        <w:pStyle w:val="Heading2"/>
+      </w:pPr>
+      <w:r>
+        <w:t>Visual Geometry Contract Closure｜視覺幾何補齊</w:t>
+      </w:r>
+    </w:p>
+    <w:p>
+      <w:r>
+        <w:t>[ACPOS-DESIGN-CLOSURE:SOC-01:GEOMETRY]</w:t>
+      </w:r>
+    </w:p>
+    <w:tbl>
+      <w:tblPr>
+        <w:tblStyle w:val="TableGrid"/>
+        <w:tblW w:type="auto" w:w="0"/>
+        <w:tblLook w:firstColumn="1" w:firstRow="1" w:lastColumn="0" w:lastRow="0" w:noHBand="0" w:noVBand="1" w:val="04A0"/>
+      </w:tblPr>
+      <w:tblGrid>
+        <w:gridCol w:w="8016"/>
+        <w:gridCol w:w="8016"/>
+      </w:tblGrid>
+      <w:tr>
+        <w:tc>
+          <w:tcPr>
+            <w:tcW w:type="dxa" w:w="8016"/>
+          </w:tcPr>
+          <w:p>
+            <w:r>
+              <w:t>Design Item / 設計項目</w:t>
+            </w:r>
+          </w:p>
+        </w:tc>
+        <w:tc>
+          <w:tcPr>
+            <w:tcW w:type="dxa" w:w="8016"/>
+          </w:tcPr>
+          <w:p>
+            <w:r>
+              <w:t>Canonical Planning Design Contract / 正式規劃設計契約</w:t>
+            </w:r>
+          </w:p>
+        </w:tc>
+      </w:tr>
+      <w:tr>
+        <w:tc>
+          <w:tcPr>
+            <w:tcW w:type="dxa" w:w="8016"/>
+          </w:tcPr>
+          <w:p>
+            <w:r>
+              <w:t>Viewport / Breakpoint UID</w:t>
+            </w:r>
+          </w:p>
+        </w:tc>
+        <w:tc>
+          <w:tcPr>
+            <w:tcW w:type="dxa" w:w="8016"/>
+          </w:tcPr>
+          <w:p>
+            <w:r>
+              <w:t>SHARED_OWNER_REFERENCE → current Global Home breakpoint contract; page-specific breakpoint/reflow rules in this Word override only where explicitly registered.</w:t>
+            </w:r>
+          </w:p>
+        </w:tc>
+      </w:tr>
+      <w:tr>
+        <w:tc>
+          <w:tcPr>
+            <w:tcW w:type="dxa" w:w="8016"/>
+          </w:tcPr>
+          <w:p>
+            <w:r>
+              <w:t>Container Width / Min / Max</w:t>
+            </w:r>
+          </w:p>
+        </w:tc>
+        <w:tc>
+          <w:tcPr>
+            <w:tcW w:type="dxa" w:w="8016"/>
+          </w:tcPr>
+          <w:p>
+            <w:r>
+              <w:t>Retain current Global Shell + page Primary Grid width contract. No page-local implicit width may override an existing exact dimension.</w:t>
+            </w:r>
+          </w:p>
+        </w:tc>
+      </w:tr>
+      <w:tr>
+        <w:tc>
+          <w:tcPr>
+            <w:tcW w:type="dxa" w:w="8016"/>
+          </w:tcPr>
+          <w:p>
+            <w:r>
+              <w:t>Grid Columns / Span / Gutter / Outer Margin</w:t>
+            </w:r>
+          </w:p>
+        </w:tc>
+        <w:tc>
+          <w:tcPr>
+            <w:tcW w:type="dxa" w:w="8016"/>
+          </w:tcPr>
+          <w:p>
+            <w:r>
+              <w:t>Use the existing page Primary Grid / section mapping and current gap/margin values; any structural grid change requires Change Set.</w:t>
+            </w:r>
+          </w:p>
+        </w:tc>
+      </w:tr>
+      <w:tr>
+        <w:tc>
+          <w:tcPr>
+            <w:tcW w:type="dxa" w:w="8016"/>
+          </w:tcPr>
+          <w:p>
+            <w:r>
+              <w:t>Section Bounding Rules</w:t>
+            </w:r>
+          </w:p>
+        </w:tc>
+        <w:tc>
+          <w:tcPr>
+            <w:tcW w:type="dxa" w:w="8016"/>
+          </w:tcPr>
+          <w:p>
+            <w:r>
+              <w:t>Every registered Section remains within its current Workspace region; sticky/fixed/overlay areas MUST NOT occlude required controls.</w:t>
+            </w:r>
+          </w:p>
+        </w:tc>
+      </w:tr>
+      <w:tr>
+        <w:tc>
+          <w:tcPr>
+            <w:tcW w:type="dxa" w:w="8016"/>
+          </w:tcPr>
+          <w:p>
+            <w:r>
+              <w:t>Component / Control / Field Width / Height Rules</w:t>
+            </w:r>
+          </w:p>
+        </w:tc>
+        <w:tc>
+          <w:tcPr>
+            <w:tcW w:type="dxa" w:w="8016"/>
+          </w:tcPr>
+          <w:p>
+            <w:r>
+              <w:t>Use current Control/Field Dimensions or shared component token. State transitions MUST NOT cause layout jump.</w:t>
+            </w:r>
+          </w:p>
+        </w:tc>
+      </w:tr>
+      <w:tr>
+        <w:tc>
+          <w:tcPr>
+            <w:tcW w:type="dxa" w:w="8016"/>
+          </w:tcPr>
+          <w:p>
+            <w:r>
+              <w:t>Min / Max Width / Height</w:t>
+            </w:r>
+          </w:p>
+        </w:tc>
+        <w:tc>
+          <w:tcPr>
+            <w:tcW w:type="dxa" w:w="8016"/>
+          </w:tcPr>
+          <w:p>
+            <w:r>
+              <w:t>Inherit current exact values where present; otherwise shared component minimums apply. Required input/button content may not compress below its registered usable size.</w:t>
+            </w:r>
+          </w:p>
+        </w:tc>
+      </w:tr>
+      <w:tr>
+        <w:tc>
+          <w:tcPr>
+            <w:tcW w:type="dxa" w:w="8016"/>
+          </w:tcPr>
+          <w:p>
+            <w:r>
+              <w:t>Gap / Padding / Alignment</w:t>
+            </w:r>
+          </w:p>
+        </w:tc>
+        <w:tc>
+          <w:tcPr>
+            <w:tcW w:type="dxa" w:w="8016"/>
+          </w:tcPr>
+          <w:p>
+            <w:r>
+              <w:t>Use current page spacing/grid tokens; alignment changes outside token tolerance require Visual Review.</w:t>
+            </w:r>
+          </w:p>
+        </w:tc>
+      </w:tr>
+      <w:tr>
+        <w:tc>
+          <w:tcPr>
+            <w:tcW w:type="dxa" w:w="8016"/>
+          </w:tcPr>
+          <w:p>
+            <w:r>
+              <w:t>Aspect Ratio</w:t>
+            </w:r>
+          </w:p>
+        </w:tc>
+        <w:tc>
+          <w:tcPr>
+            <w:tcW w:type="dxa" w:w="8016"/>
+          </w:tcPr>
+          <w:p>
+            <w:r>
+              <w:t>NOT_APPLICABLE unless the current page declares an image/video/preview ratio; when declared, the exact current ratio remains authoritative.</w:t>
+            </w:r>
+          </w:p>
+        </w:tc>
+      </w:tr>
+      <w:tr>
+        <w:tc>
+          <w:tcPr>
+            <w:tcW w:type="dxa" w:w="8016"/>
+          </w:tcPr>
+          <w:p>
+            <w:r>
+              <w:t>Overflow / Scroll Rule</w:t>
+            </w:r>
+          </w:p>
+        </w:tc>
+        <w:tc>
+          <w:tcPr>
+            <w:tcW w:type="dxa" w:w="8016"/>
+          </w:tcPr>
+          <w:p>
+            <w:r>
+              <w:t>No hidden overflow for actionable content. Long technical values use existing ellipsis + tooltip/drawer rule; large tables may use the current controlled horizontal-scroll rule.</w:t>
+            </w:r>
+          </w:p>
+        </w:tc>
+      </w:tr>
+      <w:tr>
+        <w:tc>
+          <w:tcPr>
+            <w:tcW w:type="dxa" w:w="8016"/>
+          </w:tcPr>
+          <w:p>
+            <w:r>
+              <w:t>Collapse / Stack / Wrap Rule</w:t>
+            </w:r>
+          </w:p>
+        </w:tc>
+        <w:tc>
+          <w:tcPr>
+            <w:tcW w:type="dxa" w:w="8016"/>
+          </w:tcPr>
+          <w:p>
+            <w:r>
+              <w:t>Reflow may stack/collapse only within the current responsive contract; semantic order, required adjacency and operation order MUST NOT change.</w:t>
+            </w:r>
+          </w:p>
+        </w:tc>
+      </w:tr>
+      <w:tr>
+        <w:tc>
+          <w:tcPr>
+            <w:tcW w:type="dxa" w:w="8016"/>
+          </w:tcPr>
+          <w:p>
+            <w:r>
+              <w:t>Z-order / Overlay Rule</w:t>
+            </w:r>
+          </w:p>
+        </w:tc>
+        <w:tc>
+          <w:tcPr>
+            <w:tcW w:type="dxa" w:w="8016"/>
+          </w:tcPr>
+          <w:p>
+            <w:r>
+              <w:t>Global Header / Sidebar overlay / Dialog / Drawer layers remain above Workspace without blocking required content; overlay expansion MUST NOT reflow the primary Workspace unless explicitly specified.</w:t>
+            </w:r>
+          </w:p>
+        </w:tc>
+      </w:tr>
+      <w:tr>
+        <w:tc>
+          <w:tcPr>
+            <w:tcW w:type="dxa" w:w="8016"/>
+          </w:tcPr>
+          <w:p>
+            <w:r>
+              <w:t>Text Capacity / Truncation / Wrap Rule</w:t>
+            </w:r>
+          </w:p>
+        </w:tc>
+        <w:tc>
+          <w:tcPr>
+            <w:tcW w:type="dxa" w:w="8016"/>
+          </w:tcPr>
+          <w:p>
+            <w:r>
+              <w:t>Required labels/status/error text may not be clipped. Long IDs/technical values use controlled ellipsis with recoverable full value; no silent semantic truncation.</w:t>
+            </w:r>
+          </w:p>
+        </w:tc>
+      </w:tr>
+      <w:tr>
+        <w:tc>
+          <w:tcPr>
+            <w:tcW w:type="dxa" w:w="8016"/>
+          </w:tcPr>
+          <w:p>
+            <w:r>
+              <w:t>Asset Object-fit / Object-position</w:t>
+            </w:r>
+          </w:p>
+        </w:tc>
+        <w:tc>
+          <w:tcPr>
+            <w:tcW w:type="dxa" w:w="8016"/>
+          </w:tcPr>
+          <w:p>
+            <w:r>
+              <w:t>REFERENCE_ONLY → current Asset Binding owner when a formal visual asset exists; otherwise NOT_APPLICABLE.</w:t>
+            </w:r>
+          </w:p>
+        </w:tc>
+      </w:tr>
+      <w:tr>
+        <w:tc>
+          <w:tcPr>
+            <w:tcW w:type="dxa" w:w="8016"/>
+          </w:tcPr>
+          <w:p>
+            <w:r>
+              <w:t>Locked Visual Anchors</w:t>
+            </w:r>
+          </w:p>
+        </w:tc>
+        <w:tc>
+          <w:tcPr>
+            <w:tcW w:type="dxa" w:w="8016"/>
+          </w:tcPr>
+          <w:p>
+            <w:r>
+              <w:t>Bound to the Visual Anchor Registry in this annex; unlisted regions are not implicitly editable.</w:t>
+            </w:r>
+          </w:p>
+        </w:tc>
+      </w:tr>
+      <w:tr>
+        <w:tc>
+          <w:tcPr>
+            <w:tcW w:type="dxa" w:w="8016"/>
+          </w:tcPr>
+          <w:p>
+            <w:r>
+              <w:t>Allowed Tolerance / Diff Threshold</w:t>
+            </w:r>
+          </w:p>
+        </w:tc>
+        <w:tc>
+          <w:tcPr>
+            <w:tcW w:type="dxa" w:w="8016"/>
+          </w:tcPr>
+          <w:p>
+            <w:r>
+              <w:t>Locked anchors and structural grid: zero unapproved drift. Token-level micro adjustment is allowed only inside current Design Token/Layout rules; structural changes require Change Set + re-review.</w:t>
+            </w:r>
+          </w:p>
+        </w:tc>
+      </w:tr>
+      <w:tr>
+        <w:tc>
+          <w:tcPr>
+            <w:tcW w:type="dxa" w:w="8016"/>
+          </w:tcPr>
+          <w:p>
+            <w:r>
+              <w:t>Geometry Failure Set</w:t>
+            </w:r>
+          </w:p>
+        </w:tc>
+        <w:tc>
+          <w:tcPr>
+            <w:tcW w:type="dxa" w:w="8016"/>
+          </w:tcPr>
+          <w:p>
+            <w:r>
+              <w:t>Detect overlap, clipping, horizontal overflow, unapproved scroll, control compression, unexpected wrap/stack, aspect drift, misalignment, sticky/fixed occlusion and header/sidebar/workspace collision.</w:t>
             </w:r>
           </w:p>
         </w:tc>

--- a/ACPOS_SOC-01_社群發布_Mother_Basic_Design_OPTIMIZED.docx
+++ b/ACPOS_SOC-01_社群發布_Mother_Basic_Design_OPTIMIZED.docx
@@ -38328,6 +38328,441 @@
           <w:p>
             <w:r>
               <w:t>Detect overlap, clipping, horizontal overflow, unapproved scroll, control compression, unexpected wrap/stack, aspect drift, misalignment, sticky/fixed occlusion and header/sidebar/workspace collision.</w:t>
+            </w:r>
+          </w:p>
+        </w:tc>
+      </w:tr>
+    </w:tbl>
+    <w:p>
+      <w:pPr>
+        <w:pStyle w:val="Heading2"/>
+      </w:pPr>
+      <w:r>
+        <w:t>Visual Anchor / Preview / Review Contract｜視覺錨點與預覽審查補齊</w:t>
+      </w:r>
+    </w:p>
+    <w:p>
+      <w:r>
+        <w:t>[ACPOS-DESIGN-CLOSURE:SOC-01:VISUAL]</w:t>
+      </w:r>
+    </w:p>
+    <w:tbl>
+      <w:tblPr>
+        <w:tblStyle w:val="TableGrid"/>
+        <w:tblW w:type="auto" w:w="0"/>
+        <w:tblLook w:firstColumn="1" w:firstRow="1" w:lastColumn="0" w:lastRow="0" w:noHBand="0" w:noVBand="1" w:val="04A0"/>
+      </w:tblPr>
+      <w:tblGrid>
+        <w:gridCol w:w="3206"/>
+        <w:gridCol w:w="3206"/>
+        <w:gridCol w:w="3206"/>
+        <w:gridCol w:w="3206"/>
+        <w:gridCol w:w="3206"/>
+      </w:tblGrid>
+      <w:tr>
+        <w:tc>
+          <w:tcPr>
+            <w:tcW w:type="dxa" w:w="3206"/>
+          </w:tcPr>
+          <w:p>
+            <w:r>
+              <w:t>Anchor UID</w:t>
+            </w:r>
+          </w:p>
+        </w:tc>
+        <w:tc>
+          <w:tcPr>
+            <w:tcW w:type="dxa" w:w="3206"/>
+          </w:tcPr>
+          <w:p>
+            <w:r>
+              <w:t>Position Rule</w:t>
+            </w:r>
+          </w:p>
+        </w:tc>
+        <w:tc>
+          <w:tcPr>
+            <w:tcW w:type="dxa" w:w="3206"/>
+          </w:tcPr>
+          <w:p>
+            <w:r>
+              <w:t>Dimension Rule</w:t>
+            </w:r>
+          </w:p>
+        </w:tc>
+        <w:tc>
+          <w:tcPr>
+            <w:tcW w:type="dxa" w:w="3206"/>
+          </w:tcPr>
+          <w:p>
+            <w:r>
+              <w:t>Relationship Rule</w:t>
+            </w:r>
+          </w:p>
+        </w:tc>
+        <w:tc>
+          <w:tcPr>
+            <w:tcW w:type="dxa" w:w="3206"/>
+          </w:tcPr>
+          <w:p>
+            <w:r>
+              <w:t>Lock Status</w:t>
+            </w:r>
+          </w:p>
+        </w:tc>
+      </w:tr>
+      <w:tr>
+        <w:tc>
+          <w:tcPr>
+            <w:tcW w:type="dxa" w:w="3206"/>
+          </w:tcPr>
+          <w:p>
+            <w:r>
+              <w:t>SOC-01-VA-HEADER</w:t>
+            </w:r>
+          </w:p>
+        </w:tc>
+        <w:tc>
+          <w:tcPr>
+            <w:tcW w:type="dxa" w:w="3206"/>
+          </w:tcPr>
+          <w:p>
+            <w:r>
+              <w:t>Fixed at top of shared shell</w:t>
+            </w:r>
+          </w:p>
+        </w:tc>
+        <w:tc>
+          <w:tcPr>
+            <w:tcW w:type="dxa" w:w="3206"/>
+          </w:tcPr>
+          <w:p>
+            <w:r>
+              <w:t>58px full-width according to current shell authority</w:t>
+            </w:r>
+          </w:p>
+        </w:tc>
+        <w:tc>
+          <w:tcPr>
+            <w:tcW w:type="dxa" w:w="3206"/>
+          </w:tcPr>
+          <w:p>
+            <w:r>
+              <w:t>Above Sidebar/Workspace; must not be covered by page content</w:t>
+            </w:r>
+          </w:p>
+        </w:tc>
+        <w:tc>
+          <w:tcPr>
+            <w:tcW w:type="dxa" w:w="3206"/>
+          </w:tcPr>
+          <w:p>
+            <w:r>
+              <w:t>LOCKED</w:t>
+            </w:r>
+          </w:p>
+        </w:tc>
+      </w:tr>
+      <w:tr>
+        <w:tc>
+          <w:tcPr>
+            <w:tcW w:type="dxa" w:w="3206"/>
+          </w:tcPr>
+          <w:p>
+            <w:r>
+              <w:t>SOC-01-VA-SIDEBAR</w:t>
+            </w:r>
+          </w:p>
+        </w:tc>
+        <w:tc>
+          <w:tcPr>
+            <w:tcW w:type="dxa" w:w="3206"/>
+          </w:tcPr>
+          <w:p>
+            <w:r>
+              <w:t>Fixed left rail under shared shell header</w:t>
+            </w:r>
+          </w:p>
+        </w:tc>
+        <w:tc>
+          <w:tcPr>
+            <w:tcW w:type="dxa" w:w="3206"/>
+          </w:tcPr>
+          <w:p>
+            <w:r>
+              <w:t>64px resting; 221px overlay expansion where current shell defines it</w:t>
+            </w:r>
+          </w:p>
+        </w:tc>
+        <w:tc>
+          <w:tcPr>
+            <w:tcW w:type="dxa" w:w="3206"/>
+          </w:tcPr>
+          <w:p>
+            <w:r>
+              <w:t>Overlay expansion must not silently change the approved page Primary Grid</w:t>
+            </w:r>
+          </w:p>
+        </w:tc>
+        <w:tc>
+          <w:tcPr>
+            <w:tcW w:type="dxa" w:w="3206"/>
+          </w:tcPr>
+          <w:p>
+            <w:r>
+              <w:t>LOCKED</w:t>
+            </w:r>
+          </w:p>
+        </w:tc>
+      </w:tr>
+      <w:tr>
+        <w:tc>
+          <w:tcPr>
+            <w:tcW w:type="dxa" w:w="3206"/>
+          </w:tcPr>
+          <w:p>
+            <w:r>
+              <w:t>SOC-01-VA-WORKSPACE</w:t>
+            </w:r>
+          </w:p>
+        </w:tc>
+        <w:tc>
+          <w:tcPr>
+            <w:tcW w:type="dxa" w:w="3206"/>
+          </w:tcPr>
+          <w:p>
+            <w:r>
+              <w:t>Current page primary content region below Header / beside resting rail</w:t>
+            </w:r>
+          </w:p>
+        </w:tc>
+        <w:tc>
+          <w:tcPr>
+            <w:tcW w:type="dxa" w:w="3206"/>
+          </w:tcPr>
+          <w:p>
+            <w:r>
+              <w:t>Use this Word's existing Primary Grid / section dimensions</w:t>
+            </w:r>
+          </w:p>
+        </w:tc>
+        <w:tc>
+          <w:tcPr>
+            <w:tcW w:type="dxa" w:w="3206"/>
+          </w:tcPr>
+          <w:p>
+            <w:r>
+              <w:t>Owns page-local section geometry; dialogs/drawers are overlays, not replacement layout</w:t>
+            </w:r>
+          </w:p>
+        </w:tc>
+        <w:tc>
+          <w:tcPr>
+            <w:tcW w:type="dxa" w:w="3206"/>
+          </w:tcPr>
+          <w:p>
+            <w:r>
+              <w:t>LOCKED_EXCEPT_AUTHORIZED_CHANGE_SET</w:t>
+            </w:r>
+          </w:p>
+        </w:tc>
+      </w:tr>
+    </w:tbl>
+    <w:p>
+      <w:pPr>
+        <w:pStyle w:val="Heading2"/>
+      </w:pPr>
+      <w:r>
+        <w:t>Visual Generation / Review Planning Contract</w:t>
+      </w:r>
+    </w:p>
+    <w:p>
+      <w:r>
+        <w:t>[ACPOS-DESIGN-CLOSURE:SOC-01:VISUAL-CONTRACT]</w:t>
+      </w:r>
+    </w:p>
+    <w:tbl>
+      <w:tblPr>
+        <w:tblStyle w:val="TableGrid"/>
+        <w:tblW w:type="auto" w:w="0"/>
+        <w:tblLook w:firstColumn="1" w:firstRow="1" w:lastColumn="0" w:lastRow="0" w:noHBand="0" w:noVBand="1" w:val="04A0"/>
+      </w:tblPr>
+      <w:tblGrid>
+        <w:gridCol w:w="8016"/>
+        <w:gridCol w:w="8016"/>
+      </w:tblGrid>
+      <w:tr>
+        <w:tc>
+          <w:tcPr>
+            <w:tcW w:type="dxa" w:w="8016"/>
+          </w:tcPr>
+          <w:p>
+            <w:r>
+              <w:t>Design Item / 設計項目</w:t>
+            </w:r>
+          </w:p>
+        </w:tc>
+        <w:tc>
+          <w:tcPr>
+            <w:tcW w:type="dxa" w:w="8016"/>
+          </w:tcPr>
+          <w:p>
+            <w:r>
+              <w:t>Canonical Planning Design Contract / 正式規劃設計契約</w:t>
+            </w:r>
+          </w:p>
+        </w:tc>
+      </w:tr>
+      <w:tr>
+        <w:tc>
+          <w:tcPr>
+            <w:tcW w:type="dxa" w:w="8016"/>
+          </w:tcPr>
+          <w:p>
+            <w:r>
+              <w:t>Current Canonical Visual</w:t>
+            </w:r>
+          </w:p>
+        </w:tc>
+        <w:tc>
+          <w:tcPr>
+            <w:tcW w:type="dxa" w:w="8016"/>
+          </w:tcPr>
+          <w:p>
+            <w:r>
+              <w:t>REFERENCE_ONLY → current visual/baseline already named in this Word or shared current visual owner. This annex does not replace it.</w:t>
+            </w:r>
+          </w:p>
+        </w:tc>
+      </w:tr>
+      <w:tr>
+        <w:tc>
+          <w:tcPr>
+            <w:tcW w:type="dxa" w:w="8016"/>
+          </w:tcPr>
+          <w:p>
+            <w:r>
+              <w:t>Visual Candidate UID</w:t>
+            </w:r>
+          </w:p>
+        </w:tc>
+        <w:tc>
+          <w:tcPr>
+            <w:tcW w:type="dxa" w:w="8016"/>
+          </w:tcPr>
+          <w:p>
+            <w:r>
+              <w:t>Generated candidate MUST receive a unique Visual UID and Parent Visual UID; no candidate is deemed approved merely by this annex.</w:t>
+            </w:r>
+          </w:p>
+        </w:tc>
+      </w:tr>
+      <w:tr>
+        <w:tc>
+          <w:tcPr>
+            <w:tcW w:type="dxa" w:w="8016"/>
+          </w:tcPr>
+          <w:p>
+            <w:r>
+              <w:t>Generation Manifest</w:t>
+            </w:r>
+          </w:p>
+        </w:tc>
+        <w:tc>
+          <w:tcPr>
+            <w:tcW w:type="dxa" w:w="8016"/>
+          </w:tcPr>
+          <w:p>
+            <w:r>
+              <w:t>Required before generation; MUST bind Page UID, Design Version, Reference Visual UID, Design System Version, Layout UID, Component Versions, Asset refs, Viewport, Language, Theme, Change Level/Set and locked/editable areas.</w:t>
+            </w:r>
+          </w:p>
+        </w:tc>
+      </w:tr>
+      <w:tr>
+        <w:tc>
+          <w:tcPr>
+            <w:tcW w:type="dxa" w:w="8016"/>
+          </w:tcPr>
+          <w:p>
+            <w:r>
+              <w:t>Visual Preview</w:t>
+            </w:r>
+          </w:p>
+        </w:tc>
+        <w:tc>
+          <w:tcPr>
+            <w:tcW w:type="dxa" w:w="8016"/>
+          </w:tcPr>
+          <w:p>
+            <w:r>
+              <w:t>MUST represent the actual website structure, not a moodboard. Preview occurs after page/design specification and before Design Freeze.</w:t>
+            </w:r>
+          </w:p>
+        </w:tc>
+      </w:tr>
+      <w:tr>
+        <w:tc>
+          <w:tcPr>
+            <w:tcW w:type="dxa" w:w="8016"/>
+          </w:tcPr>
+          <w:p>
+            <w:r>
+              <w:t>Visual Review</w:t>
+            </w:r>
+          </w:p>
+        </w:tc>
+        <w:tc>
+          <w:tcPr>
+            <w:tcW w:type="dxa" w:w="8016"/>
+          </w:tcPr>
+          <w:p>
+            <w:r>
+              <w:t>Authorized reviewer checks function-to-visual mapping, geometry, anchors, responsive order, A11y/i18n and visual drift.</w:t>
+            </w:r>
+          </w:p>
+        </w:tc>
+      </w:tr>
+      <w:tr>
+        <w:tc>
+          <w:tcPr>
+            <w:tcW w:type="dxa" w:w="8016"/>
+          </w:tcPr>
+          <w:p>
+            <w:r>
+              <w:t>Approval Status</w:t>
+            </w:r>
+          </w:p>
+        </w:tc>
+        <w:tc>
+          <w:tcPr>
+            <w:tcW w:type="dxa" w:w="8016"/>
+          </w:tcPr>
+          <w:p>
+            <w:r>
+              <w:t>VISUAL_APPROVED is required before DESIGN_FROZEN. This planning annex does NOT self-approve the page.</w:t>
+            </w:r>
+          </w:p>
+        </w:tc>
+      </w:tr>
+      <w:tr>
+        <w:tc>
+          <w:tcPr>
+            <w:tcW w:type="dxa" w:w="8016"/>
+          </w:tcPr>
+          <w:p>
+            <w:r>
+              <w:t>Change Set / Drift</w:t>
+            </w:r>
+          </w:p>
+        </w:tc>
+        <w:tc>
+          <w:tcPr>
+            <w:tcW w:type="dxa" w:w="8016"/>
+          </w:tcPr>
+          <w:p>
+            <w:r>
+              <w:t>Any layout/asset/typography/color/component/navigation/dimension/information-hierarchy change outside the approved Change Set is VISUAL_DRIFT_FAIL.</w:t>
             </w:r>
           </w:p>
         </w:tc>
